--- a/keidy/reportes/Informe_Pasantia_IUTECP_BORRADOR1.docx
+++ b/keidy/reportes/Informe_Pasantia_IUTECP_BORRADOR1.docx
@@ -603,7 +603,7 @@
           <w:b/>
           <w:sz w:val="24"/>
         </w:rPr>
-        <w:t>I REALIDAD ORGANIZACIONAL</w:t>
+        <w:t>CAPÍTULO I: REALIDAD ORGANIZACIONAL</w:t>
         <w:tab/>
       </w:r>
       <w:r>

--- a/keidy/reportes/Informe_Pasantia_IUTECP_BORRADOR1.docx
+++ b/keidy/reportes/Informe_Pasantia_IUTECP_BORRADOR1.docx
@@ -390,6 +390,328 @@
     </w:p>
     <w:p>
       <w:pPr>
+        <w:spacing w:line="276" w:lineRule="auto" w:before="0" w:after="0"/>
+        <w:jc w:val="center"/>
+      </w:pPr>
+      <w:r>
+        <w:rPr>
+          <w:rFonts w:ascii="Times New Roman" w:hAnsi="Times New Roman"/>
+          <w:b/>
+          <w:sz w:val="24"/>
+        </w:rPr>
+        <w:t>REPÚBLICA BOLIVARIANA DE VENEZUELA</w:t>
+      </w:r>
+    </w:p>
+    <w:p>
+      <w:pPr>
+        <w:spacing w:line="276" w:lineRule="auto" w:before="0" w:after="0"/>
+        <w:jc w:val="center"/>
+      </w:pPr>
+      <w:r>
+        <w:rPr>
+          <w:rFonts w:ascii="Times New Roman" w:hAnsi="Times New Roman"/>
+          <w:b/>
+          <w:sz w:val="24"/>
+        </w:rPr>
+        <w:t>MINISTERIO DEL PODER POPULAR PARA LA EDUCACIÓN</w:t>
+      </w:r>
+    </w:p>
+    <w:p>
+      <w:pPr>
+        <w:spacing w:line="276" w:lineRule="auto" w:before="0" w:after="0"/>
+        <w:jc w:val="center"/>
+      </w:pPr>
+      <w:r>
+        <w:rPr>
+          <w:rFonts w:ascii="Times New Roman" w:hAnsi="Times New Roman"/>
+          <w:b/>
+          <w:sz w:val="24"/>
+        </w:rPr>
+        <w:t>INSTITUTO UNIVERSITARIO DE TECNOLOGÍA</w:t>
+      </w:r>
+    </w:p>
+    <w:p>
+      <w:pPr>
+        <w:spacing w:line="276" w:lineRule="auto" w:before="0" w:after="0"/>
+        <w:jc w:val="center"/>
+      </w:pPr>
+      <w:r>
+        <w:rPr>
+          <w:rFonts w:ascii="Times New Roman" w:hAnsi="Times New Roman"/>
+          <w:b/>
+          <w:sz w:val="24"/>
+        </w:rPr>
+        <w:t>"ELÍAS CALIXTO POMPA"</w:t>
+      </w:r>
+    </w:p>
+    <w:p>
+      <w:pPr>
+        <w:spacing w:line="276" w:lineRule="auto" w:before="0" w:after="0"/>
+        <w:jc w:val="center"/>
+      </w:pPr>
+      <w:r>
+        <w:rPr>
+          <w:rFonts w:ascii="Times New Roman" w:hAnsi="Times New Roman"/>
+          <w:b/>
+          <w:sz w:val="24"/>
+        </w:rPr>
+        <w:t>EL TIGRE, ESTADO ANZOÁTEGUI</w:t>
+      </w:r>
+    </w:p>
+    <w:p/>
+    <w:p>
+      <w:pPr>
+        <w:spacing w:before="480" w:after="480"/>
+        <w:jc w:val="center"/>
+      </w:pPr>
+      <w:r>
+        <w:rPr>
+          <w:rFonts w:ascii="Times New Roman" w:hAnsi="Times New Roman"/>
+          <w:b/>
+          <w:sz w:val="24"/>
+        </w:rPr>
+        <w:t>APROBACIÓN DEL TUTOR INDUSTRIAL</w:t>
+      </w:r>
+    </w:p>
+    <w:p>
+      <w:pPr>
+        <w:spacing w:line="360" w:lineRule="auto"/>
+        <w:ind w:firstLine="0"/>
+        <w:jc w:val="both"/>
+      </w:pPr>
+      <w:r>
+        <w:rPr>
+          <w:rFonts w:ascii="Times New Roman" w:hAnsi="Times New Roman"/>
+          <w:sz w:val="24"/>
+        </w:rPr>
+        <w:t>En mi carácter de tutor industrial del informe de pasantías presentado por: Keidy Guzmán, de Cédula de Identidad V-28.706.352; para optar al grado de Técnico Superior Universitario en la especialidad de: Administración, cuyo título es; “PROPUESTA DE SIMPLIFICACIÓN ADMINISTRATIVA DE LA PROCURA EN LUBRICANTES Y EQUIPOS VARYNA, C.A.”, manifiesto que cumple con los requisitos exigidos por el Instituto Universitario de Tecnología “Elías Calixto Pompa” (IUTECP); y que, por lo tanto, considero que reúne los méritos suficientes para ser evaluado por el jurado que se decida designar a tal fin.</w:t>
+      </w:r>
+    </w:p>
+    <w:p/>
+    <w:p/>
+    <w:p>
+      <w:pPr>
+        <w:spacing w:line="360" w:lineRule="auto"/>
+        <w:jc w:val="left"/>
+      </w:pPr>
+      <w:r>
+        <w:rPr>
+          <w:rFonts w:ascii="Times New Roman" w:hAnsi="Times New Roman"/>
+          <w:sz w:val="24"/>
+        </w:rPr>
+        <w:t>En la Ciudad de El Tigre, a los ___ días del mes de _______ de 2026</w:t>
+      </w:r>
+    </w:p>
+    <w:p/>
+    <w:p/>
+    <w:p/>
+    <w:p/>
+    <w:p/>
+    <w:p/>
+    <w:p>
+      <w:pPr>
+        <w:tabs>
+          <w:tab w:pos="10205" w:val="left"/>
+        </w:tabs>
+        <w:jc w:val="left"/>
+      </w:pPr>
+      <w:r>
+        <w:rPr>
+          <w:rFonts w:ascii="Times New Roman" w:hAnsi="Times New Roman"/>
+          <w:sz w:val="24"/>
+        </w:rPr>
+        <w:t>Apellidos y Nombres</w:t>
+      </w:r>
+      <w:r>
+        <w:rPr>
+          <w:rFonts w:ascii="Times New Roman" w:hAnsi="Times New Roman"/>
+          <w:sz w:val="24"/>
+        </w:rPr>
+        <w:tab/>
+      </w:r>
+      <w:r>
+        <w:rPr>
+          <w:rFonts w:ascii="Times New Roman" w:hAnsi="Times New Roman"/>
+          <w:sz w:val="24"/>
+        </w:rPr>
+        <w:t>C.I.: _______________</w:t>
+      </w:r>
+    </w:p>
+    <w:p>
+      <w:pPr>
+        <w:sectPr>
+          <w:footerReference w:type="default" r:id="rId14"/>
+          <w:pgSz w:w="12240" w:h="15840"/>
+          <w:pgMar w:top="1701" w:right="1701" w:bottom="1701" w:left="2268" w:header="720" w:footer="720" w:gutter="0"/>
+          <w:cols w:space="720"/>
+          <w:titlePg/>
+          <w:docGrid w:linePitch="360"/>
+        </w:sectPr>
+      </w:pPr>
+    </w:p>
+    <w:p>
+      <w:pPr>
+        <w:spacing w:line="276" w:lineRule="auto" w:before="0" w:after="0"/>
+        <w:jc w:val="center"/>
+      </w:pPr>
+      <w:r>
+        <w:rPr>
+          <w:rFonts w:ascii="Times New Roman" w:hAnsi="Times New Roman"/>
+          <w:b/>
+          <w:sz w:val="24"/>
+        </w:rPr>
+        <w:t>REPÚBLICA BOLIVARIANA DE VENEZUELA</w:t>
+      </w:r>
+    </w:p>
+    <w:p>
+      <w:pPr>
+        <w:spacing w:line="276" w:lineRule="auto" w:before="0" w:after="0"/>
+        <w:jc w:val="center"/>
+      </w:pPr>
+      <w:r>
+        <w:rPr>
+          <w:rFonts w:ascii="Times New Roman" w:hAnsi="Times New Roman"/>
+          <w:b/>
+          <w:sz w:val="24"/>
+        </w:rPr>
+        <w:t>MINISTERIO DEL PODER POPULAR PARA LA EDUCACIÓN</w:t>
+      </w:r>
+    </w:p>
+    <w:p>
+      <w:pPr>
+        <w:spacing w:line="276" w:lineRule="auto" w:before="0" w:after="0"/>
+        <w:jc w:val="center"/>
+      </w:pPr>
+      <w:r>
+        <w:rPr>
+          <w:rFonts w:ascii="Times New Roman" w:hAnsi="Times New Roman"/>
+          <w:b/>
+          <w:sz w:val="24"/>
+        </w:rPr>
+        <w:t>INSTITUTO UNIVERSITARIO DE TECNOLOGÍA</w:t>
+      </w:r>
+    </w:p>
+    <w:p>
+      <w:pPr>
+        <w:spacing w:line="276" w:lineRule="auto" w:before="0" w:after="0"/>
+        <w:jc w:val="center"/>
+      </w:pPr>
+      <w:r>
+        <w:rPr>
+          <w:rFonts w:ascii="Times New Roman" w:hAnsi="Times New Roman"/>
+          <w:b/>
+          <w:sz w:val="24"/>
+        </w:rPr>
+        <w:t>"ELÍAS CALIXTO POMPA"</w:t>
+      </w:r>
+    </w:p>
+    <w:p>
+      <w:pPr>
+        <w:spacing w:line="276" w:lineRule="auto" w:before="0" w:after="0"/>
+        <w:jc w:val="center"/>
+      </w:pPr>
+      <w:r>
+        <w:rPr>
+          <w:rFonts w:ascii="Times New Roman" w:hAnsi="Times New Roman"/>
+          <w:b/>
+          <w:sz w:val="24"/>
+        </w:rPr>
+        <w:t>EL TIGRE, ESTADO ANZOÁTEGUI</w:t>
+      </w:r>
+    </w:p>
+    <w:p/>
+    <w:p>
+      <w:pPr>
+        <w:spacing w:before="480" w:after="480"/>
+        <w:jc w:val="center"/>
+      </w:pPr>
+      <w:r>
+        <w:rPr>
+          <w:rFonts w:ascii="Times New Roman" w:hAnsi="Times New Roman"/>
+          <w:b/>
+          <w:sz w:val="24"/>
+        </w:rPr>
+        <w:t>APROBACIÓN DEL TUTOR ACADÉMICO</w:t>
+      </w:r>
+    </w:p>
+    <w:p>
+      <w:pPr>
+        <w:spacing w:line="360" w:lineRule="auto"/>
+        <w:ind w:firstLine="0"/>
+        <w:jc w:val="both"/>
+      </w:pPr>
+      <w:r>
+        <w:rPr>
+          <w:rFonts w:ascii="Times New Roman" w:hAnsi="Times New Roman"/>
+          <w:sz w:val="24"/>
+        </w:rPr>
+        <w:t>En mi carácter de tutor académico del informe de pasantías presentado por: Keidy Guzmán, de Cédula de Identidad V-28.706.352; para optar al grado de Técnico Superior Universitario en la especialidad de: Administración, cuyo título es; “PROPUESTA DE SIMPLIFICACIÓN ADMINISTRATIVA DE LA PROCURA EN LUBRICANTES Y EQUIPOS VARYNA, C.A.”, manifiesto que cumple con los requisitos exigidos por el Instituto Universitario de Tecnología “Elías Calixto Pompa” (IUTECP); y que, por lo tanto, considero que reúne los méritos suficientes para ser evaluado por el jurado que se decida designar a tal fin.</w:t>
+      </w:r>
+    </w:p>
+    <w:p/>
+    <w:p/>
+    <w:p>
+      <w:pPr>
+        <w:spacing w:line="360" w:lineRule="auto"/>
+        <w:jc w:val="left"/>
+      </w:pPr>
+      <w:r>
+        <w:rPr>
+          <w:rFonts w:ascii="Times New Roman" w:hAnsi="Times New Roman"/>
+          <w:sz w:val="24"/>
+        </w:rPr>
+        <w:t>En la Ciudad de El Tigre, a los ___ días del mes de _______ de 2026</w:t>
+      </w:r>
+    </w:p>
+    <w:p/>
+    <w:p/>
+    <w:p/>
+    <w:p/>
+    <w:p/>
+    <w:p/>
+    <w:p>
+      <w:pPr>
+        <w:tabs>
+          <w:tab w:pos="10205" w:val="left"/>
+        </w:tabs>
+        <w:jc w:val="left"/>
+      </w:pPr>
+      <w:r>
+        <w:rPr>
+          <w:rFonts w:ascii="Times New Roman" w:hAnsi="Times New Roman"/>
+          <w:sz w:val="24"/>
+        </w:rPr>
+        <w:t>Apellidos y Nombres</w:t>
+      </w:r>
+      <w:r>
+        <w:rPr>
+          <w:rFonts w:ascii="Times New Roman" w:hAnsi="Times New Roman"/>
+          <w:sz w:val="24"/>
+        </w:rPr>
+        <w:tab/>
+      </w:r>
+      <w:r>
+        <w:rPr>
+          <w:rFonts w:ascii="Times New Roman" w:hAnsi="Times New Roman"/>
+          <w:sz w:val="24"/>
+        </w:rPr>
+        <w:t>C.I.: _______________</w:t>
+      </w:r>
+    </w:p>
+    <w:p>
+      <w:pPr>
+        <w:sectPr>
+          <w:footerReference w:type="default" r:id="rId15"/>
+          <w:pgSz w:w="12240" w:h="15840"/>
+          <w:pgMar w:top="1701" w:right="1701" w:bottom="1701" w:left="2268" w:header="720" w:footer="720" w:gutter="0"/>
+          <w:cols w:space="720"/>
+          <w:titlePg/>
+          <w:docGrid w:linePitch="360"/>
+        </w:sectPr>
+      </w:pPr>
+    </w:p>
+    <w:p>
+      <w:pPr>
         <w:spacing w:before="1140" w:after="480"/>
         <w:jc w:val="center"/>
       </w:pPr>
@@ -405,7 +727,7 @@
     <w:p>
       <w:pPr>
         <w:sectPr>
-          <w:footerReference w:type="default" r:id="rId14"/>
+          <w:footerReference w:type="default" r:id="rId16"/>
           <w:pgSz w:w="12240" w:h="15840"/>
           <w:pgMar w:top="1701" w:right="1701" w:bottom="1701" w:left="2268" w:header="720" w:footer="720" w:gutter="0"/>
           <w:cols w:space="720"/>
@@ -426,6 +748,66 @@
           <w:sz w:val="24"/>
         </w:rPr>
         <w:t>pp.</w:t>
+      </w:r>
+    </w:p>
+    <w:p>
+      <w:pPr>
+        <w:tabs>
+          <w:tab w:pos="8271" w:val="right" w:leader="dot"/>
+        </w:tabs>
+        <w:spacing w:line="360" w:lineRule="auto" w:before="0" w:after="80"/>
+        <w:ind w:left="0"/>
+      </w:pPr>
+      <w:r>
+        <w:rPr>
+          <w:rFonts w:ascii="Times New Roman" w:hAnsi="Times New Roman"/>
+          <w:b w:val="0"/>
+          <w:sz w:val="24"/>
+        </w:rPr>
+        <w:t>APROBACIÓN DEL TUTOR INDUSTRIAL</w:t>
+        <w:tab/>
+      </w:r>
+      <w:r>
+        <w:rPr>
+          <w:rFonts w:ascii="Times New Roman" w:hAnsi="Times New Roman"/>
+          <w:b w:val="0"/>
+          <w:sz w:val="24"/>
+        </w:rPr>
+        <w:fldChar w:fldCharType="begin"/>
+        <w:instrText xml:space="preserve"> PAGEREF bm_aprob_ind \h </w:instrText>
+        <w:fldChar w:fldCharType="separate"/>
+        <w:t>?</w:t>
+        <w:fldChar w:fldCharType="end"/>
+      </w:r>
+    </w:p>
+    <w:p>
+      <w:pPr>
+        <w:tabs>
+          <w:tab w:pos="8271" w:val="right" w:leader="dot"/>
+        </w:tabs>
+        <w:spacing w:line="360" w:lineRule="auto" w:before="0" w:after="80"/>
+        <w:ind w:left="0"/>
+      </w:pPr>
+      <w:r>
+        <w:rPr>
+          <w:rFonts w:ascii="Times New Roman" w:hAnsi="Times New Roman"/>
+          <w:b w:val="0"/>
+          <w:sz w:val="24"/>
+        </w:rPr>
+        <w:t>APROBACIÓN DEL TUTOR ACADÉMICO</w:t>
+        <w:tab/>
+      </w:r>
+      <w:r>
+        <w:rPr>
+          <w:rFonts w:ascii="Times New Roman" w:hAnsi="Times New Roman"/>
+          <w:b w:val="0"/>
+          <w:sz w:val="24"/>
+        </w:rPr>
+        <w:fldChar w:fldCharType="begin"/>
+        <w:instrText xml:space="preserve"> PAGEREF bm_aprob_acad \h </w:instrText>
+        <w:fldChar w:fldCharType="separate"/>
+        <w:t>?</w:t>
+        <w:fldChar w:fldCharType="end"/>
       </w:r>
     </w:p>
     <w:p>
@@ -952,7 +1334,7 @@
     <w:p>
       <w:pPr>
         <w:sectPr>
-          <w:footerReference w:type="default" r:id="rId15"/>
+          <w:footerReference w:type="default" r:id="rId17"/>
           <w:type w:val="continuous"/>
           <w:pgSz w:w="12240" w:h="15840"/>
           <w:pgMar w:top="1701" w:right="1701" w:bottom="1701" w:left="2268" w:header="720" w:footer="720" w:gutter="0"/>
@@ -981,7 +1363,7 @@
     <w:p>
       <w:pPr>
         <w:sectPr>
-          <w:footerReference w:type="default" r:id="rId16"/>
+          <w:footerReference w:type="default" r:id="rId18"/>
           <w:pgSz w:w="12240" w:h="15840"/>
           <w:pgMar w:top="1701" w:right="1701" w:bottom="1701" w:left="2268" w:header="720" w:footer="720" w:gutter="0"/>
           <w:cols w:space="720"/>
@@ -1084,7 +1466,7 @@
     <w:p>
       <w:pPr>
         <w:sectPr>
-          <w:footerReference w:type="default" r:id="rId17"/>
+          <w:footerReference w:type="default" r:id="rId19"/>
           <w:type w:val="continuous"/>
           <w:pgSz w:w="12240" w:h="15840"/>
           <w:pgMar w:top="1701" w:right="1701" w:bottom="1701" w:left="2268" w:header="720" w:footer="720" w:gutter="0"/>
@@ -1113,7 +1495,7 @@
     <w:p>
       <w:pPr>
         <w:sectPr>
-          <w:footerReference w:type="default" r:id="rId18"/>
+          <w:footerReference w:type="default" r:id="rId20"/>
           <w:pgSz w:w="12240" w:h="15840"/>
           <w:pgMar w:top="1701" w:right="1701" w:bottom="1701" w:left="2268" w:header="720" w:footer="720" w:gutter="0"/>
           <w:cols w:space="720"/>
@@ -1125,7 +1507,7 @@
     <w:p>
       <w:pPr>
         <w:sectPr>
-          <w:footerReference w:type="default" r:id="rId19"/>
+          <w:footerReference w:type="default" r:id="rId21"/>
           <w:type w:val="continuous"/>
           <w:pgSz w:w="12240" w:h="15840"/>
           <w:pgMar w:top="1701" w:right="1701" w:bottom="1701" w:left="2268" w:header="720" w:footer="720" w:gutter="0"/>
@@ -1154,7 +1536,7 @@
     <w:p>
       <w:pPr>
         <w:sectPr>
-          <w:footerReference w:type="default" r:id="rId20"/>
+          <w:footerReference w:type="default" r:id="rId22"/>
           <w:pgSz w:w="12240" w:h="15840"/>
           <w:pgMar w:top="1701" w:right="1701" w:bottom="1701" w:left="2268" w:header="720" w:footer="720" w:gutter="0"/>
           <w:cols w:space="720"/>
@@ -1257,7 +1639,7 @@
     <w:p>
       <w:pPr>
         <w:sectPr>
-          <w:footerReference w:type="default" r:id="rId21"/>
+          <w:footerReference w:type="default" r:id="rId23"/>
           <w:type w:val="continuous"/>
           <w:pgSz w:w="12240" w:h="15840"/>
           <w:pgMar w:top="1701" w:right="1701" w:bottom="1701" w:left="2268" w:header="720" w:footer="720" w:gutter="0"/>
@@ -1286,7 +1668,7 @@
     <w:p>
       <w:pPr>
         <w:sectPr>
-          <w:footerReference w:type="default" r:id="rId22"/>
+          <w:footerReference w:type="default" r:id="rId24"/>
           <w:pgSz w:w="12240" w:h="15840"/>
           <w:pgMar w:top="1701" w:right="1701" w:bottom="1701" w:left="2268" w:header="720" w:footer="720" w:gutter="0"/>
           <w:cols w:space="720"/>
@@ -1325,7 +1707,7 @@
     <w:p>
       <w:pPr>
         <w:sectPr>
-          <w:footerReference w:type="default" r:id="rId23"/>
+          <w:footerReference w:type="default" r:id="rId25"/>
           <w:type w:val="continuous"/>
           <w:pgSz w:w="12240" w:h="15840"/>
           <w:pgMar w:top="1701" w:right="1701" w:bottom="1701" w:left="2268" w:header="720" w:footer="720" w:gutter="0"/>
@@ -1354,7 +1736,7 @@
     <w:p>
       <w:pPr>
         <w:sectPr>
-          <w:footerReference w:type="default" r:id="rId24"/>
+          <w:footerReference w:type="default" r:id="rId26"/>
           <w:pgSz w:w="12240" w:h="15840"/>
           <w:pgMar w:top="1701" w:right="1701" w:bottom="1701" w:left="2268" w:header="720" w:footer="720" w:gutter="0"/>
           <w:cols w:space="720"/>
@@ -1396,7 +1778,7 @@
     <w:p>
       <w:pPr>
         <w:sectPr>
-          <w:footerReference w:type="default" r:id="rId25"/>
+          <w:footerReference w:type="default" r:id="rId27"/>
           <w:type w:val="continuous"/>
           <w:pgSz w:w="12240" w:h="15840"/>
           <w:pgMar w:top="1701" w:right="1701" w:bottom="1701" w:left="2268" w:header="720" w:footer="720" w:gutter="0"/>
@@ -1425,7 +1807,7 @@
     <w:p>
       <w:pPr>
         <w:sectPr>
-          <w:footerReference w:type="default" r:id="rId26"/>
+          <w:footerReference w:type="default" r:id="rId28"/>
           <w:pgSz w:w="12240" w:h="15840"/>
           <w:pgMar w:top="1701" w:right="1701" w:bottom="1701" w:left="2268" w:header="720" w:footer="720" w:gutter="0"/>
           <w:cols w:space="720"/>
@@ -1452,7 +1834,7 @@
     <w:p>
       <w:pPr>
         <w:sectPr>
-          <w:footerReference w:type="default" r:id="rId27"/>
+          <w:footerReference w:type="default" r:id="rId29"/>
           <w:type w:val="continuous"/>
           <w:pgSz w:w="12240" w:h="15840"/>
           <w:pgMar w:top="1701" w:right="1701" w:bottom="1701" w:left="2268" w:header="720" w:footer="720" w:gutter="0"/>
@@ -1495,7 +1877,7 @@
     <w:p>
       <w:pPr>
         <w:sectPr>
-          <w:footerReference w:type="default" r:id="rId28"/>
+          <w:footerReference w:type="default" r:id="rId30"/>
           <w:pgSz w:w="12240" w:h="15840"/>
           <w:pgMar w:top="1701" w:right="1701" w:bottom="1701" w:left="2268" w:header="720" w:footer="720" w:gutter="0"/>
           <w:cols w:space="720"/>
@@ -3688,7 +4070,7 @@
     <w:p>
       <w:pPr>
         <w:sectPr>
-          <w:footerReference w:type="default" r:id="rId29"/>
+          <w:footerReference w:type="default" r:id="rId31"/>
           <w:type w:val="continuous"/>
           <w:pgSz w:w="12240" w:h="15840"/>
           <w:pgMar w:top="1701" w:right="1701" w:bottom="1701" w:left="2268" w:header="720" w:footer="720" w:gutter="0"/>
@@ -3717,7 +4099,7 @@
     <w:p>
       <w:pPr>
         <w:sectPr>
-          <w:footerReference w:type="default" r:id="rId30"/>
+          <w:footerReference w:type="default" r:id="rId32"/>
           <w:pgSz w:w="12240" w:h="15840"/>
           <w:pgMar w:top="1701" w:right="1701" w:bottom="1701" w:left="2268" w:header="720" w:footer="720" w:gutter="0"/>
           <w:cols w:space="720"/>
@@ -3818,7 +4200,7 @@
     <w:p>
       <w:pPr>
         <w:sectPr>
-          <w:footerReference w:type="default" r:id="rId31"/>
+          <w:footerReference w:type="default" r:id="rId33"/>
           <w:type w:val="continuous"/>
           <w:pgSz w:w="12240" w:h="15840"/>
           <w:pgMar w:top="1701" w:right="1701" w:bottom="1701" w:left="2268" w:header="720" w:footer="720" w:gutter="0"/>
@@ -3845,7 +4227,7 @@
       <w:bookmarkEnd w:id="bm_anexos"/>
     </w:p>
     <w:sectPr>
-      <w:footerReference w:type="default" r:id="rId32"/>
+      <w:footerReference w:type="default" r:id="rId34"/>
       <w:pgSz w:w="12240" w:h="15840"/>
       <w:pgMar w:top="1701" w:right="1701" w:bottom="1701" w:left="2268" w:header="720" w:footer="720" w:gutter="0"/>
       <w:cols w:space="720"/>
@@ -4026,7 +4408,7 @@
         <w:sz w:val="24"/>
       </w:rPr>
       <w:fldChar w:fldCharType="begin"/>
-      <w:instrText xml:space="preserve"> PAGE </w:instrText>
+      <w:instrText xml:space="preserve"> PAGE \* roman </w:instrText>
       <w:fldChar w:fldCharType="separate"/>
       <w:fldChar w:fldCharType="end"/>
     </w:r>
@@ -4047,7 +4429,7 @@
         <w:sz w:val="24"/>
       </w:rPr>
       <w:fldChar w:fldCharType="begin"/>
-      <w:instrText xml:space="preserve"> PAGE </w:instrText>
+      <w:instrText xml:space="preserve"> PAGE \* roman </w:instrText>
       <w:fldChar w:fldCharType="separate"/>
       <w:fldChar w:fldCharType="end"/>
     </w:r>
@@ -4128,7 +4510,91 @@
 </w:ftr>
 </file>
 
+<file path=word/footer22.xml><?xml version="1.0" encoding="utf-8"?>
+<w:ftr xmlns:m="http://schemas.openxmlformats.org/officeDocument/2006/math" xmlns:mc="http://schemas.openxmlformats.org/markup-compatibility/2006" xmlns:mo="http://schemas.microsoft.com/office/mac/office/2008/main" xmlns:mv="urn:schemas-microsoft-com:mac:vml" xmlns:o="urn:schemas-microsoft-com:office:office" xmlns:r="http://schemas.openxmlformats.org/officeDocument/2006/relationships" xmlns:v="urn:schemas-microsoft-com:vml" xmlns:w10="urn:schemas-microsoft-com:office:word" xmlns:w14="http://schemas.microsoft.com/office/word/2010/wordml" xmlns:w="http://schemas.openxmlformats.org/wordprocessingml/2006/main" xmlns:wne="http://schemas.microsoft.com/office/word/2006/wordml" xmlns:wp14="http://schemas.microsoft.com/office/word/2010/wordprocessingDrawing" xmlns:wp="http://schemas.openxmlformats.org/drawingml/2006/wordprocessingDrawing" xmlns:wpc="http://schemas.microsoft.com/office/word/2010/wordprocessingCanvas" xmlns:wpg="http://schemas.microsoft.com/office/word/2010/wordprocessingGroup" xmlns:wpi="http://schemas.microsoft.com/office/word/2010/wordprocessingInk" xmlns:wps="http://schemas.microsoft.com/office/word/2010/wordprocessingShape" mc:Ignorable="w14 wp14">
+  <w:p>
+    <w:pPr>
+      <w:pStyle w:val="Footer"/>
+      <w:jc w:val="center"/>
+    </w:pPr>
+    <w:r>
+      <w:rPr>
+        <w:rFonts w:ascii="Times New Roman" w:hAnsi="Times New Roman"/>
+        <w:sz w:val="24"/>
+      </w:rPr>
+      <w:fldChar w:fldCharType="begin"/>
+      <w:instrText xml:space="preserve"> PAGE </w:instrText>
+      <w:fldChar w:fldCharType="separate"/>
+      <w:fldChar w:fldCharType="end"/>
+    </w:r>
+  </w:p>
+</w:ftr>
+</file>
+
+<file path=word/footer23.xml><?xml version="1.0" encoding="utf-8"?>
+<w:ftr xmlns:m="http://schemas.openxmlformats.org/officeDocument/2006/math" xmlns:mc="http://schemas.openxmlformats.org/markup-compatibility/2006" xmlns:mo="http://schemas.microsoft.com/office/mac/office/2008/main" xmlns:mv="urn:schemas-microsoft-com:mac:vml" xmlns:o="urn:schemas-microsoft-com:office:office" xmlns:r="http://schemas.openxmlformats.org/officeDocument/2006/relationships" xmlns:v="urn:schemas-microsoft-com:vml" xmlns:w10="urn:schemas-microsoft-com:office:word" xmlns:w14="http://schemas.microsoft.com/office/word/2010/wordml" xmlns:w="http://schemas.openxmlformats.org/wordprocessingml/2006/main" xmlns:wne="http://schemas.microsoft.com/office/word/2006/wordml" xmlns:wp14="http://schemas.microsoft.com/office/word/2010/wordprocessingDrawing" xmlns:wp="http://schemas.openxmlformats.org/drawingml/2006/wordprocessingDrawing" xmlns:wpc="http://schemas.microsoft.com/office/word/2010/wordprocessingCanvas" xmlns:wpg="http://schemas.microsoft.com/office/word/2010/wordprocessingGroup" xmlns:wpi="http://schemas.microsoft.com/office/word/2010/wordprocessingInk" xmlns:wps="http://schemas.microsoft.com/office/word/2010/wordprocessingShape" mc:Ignorable="w14 wp14">
+  <w:p>
+    <w:pPr>
+      <w:pStyle w:val="Footer"/>
+      <w:jc w:val="center"/>
+    </w:pPr>
+    <w:r>
+      <w:rPr>
+        <w:rFonts w:ascii="Times New Roman" w:hAnsi="Times New Roman"/>
+        <w:sz w:val="24"/>
+      </w:rPr>
+      <w:fldChar w:fldCharType="begin"/>
+      <w:instrText xml:space="preserve"> PAGE </w:instrText>
+      <w:fldChar w:fldCharType="separate"/>
+      <w:fldChar w:fldCharType="end"/>
+    </w:r>
+  </w:p>
+</w:ftr>
+</file>
+
 <file path=word/footer3.xml><?xml version="1.0" encoding="utf-8"?>
+<w:ftr xmlns:m="http://schemas.openxmlformats.org/officeDocument/2006/math" xmlns:mc="http://schemas.openxmlformats.org/markup-compatibility/2006" xmlns:mo="http://schemas.microsoft.com/office/mac/office/2008/main" xmlns:mv="urn:schemas-microsoft-com:mac:vml" xmlns:o="urn:schemas-microsoft-com:office:office" xmlns:r="http://schemas.openxmlformats.org/officeDocument/2006/relationships" xmlns:v="urn:schemas-microsoft-com:vml" xmlns:w10="urn:schemas-microsoft-com:office:word" xmlns:w14="http://schemas.microsoft.com/office/word/2010/wordml" xmlns:w="http://schemas.openxmlformats.org/wordprocessingml/2006/main" xmlns:wne="http://schemas.microsoft.com/office/word/2006/wordml" xmlns:wp14="http://schemas.microsoft.com/office/word/2010/wordprocessingDrawing" xmlns:wp="http://schemas.openxmlformats.org/drawingml/2006/wordprocessingDrawing" xmlns:wpc="http://schemas.microsoft.com/office/word/2010/wordprocessingCanvas" xmlns:wpg="http://schemas.microsoft.com/office/word/2010/wordprocessingGroup" xmlns:wpi="http://schemas.microsoft.com/office/word/2010/wordprocessingInk" xmlns:wps="http://schemas.microsoft.com/office/word/2010/wordprocessingShape" mc:Ignorable="w14 wp14">
+  <w:p>
+    <w:pPr>
+      <w:pStyle w:val="Footer"/>
+      <w:jc w:val="center"/>
+    </w:pPr>
+    <w:r>
+      <w:rPr>
+        <w:rFonts w:ascii="Times New Roman" w:hAnsi="Times New Roman"/>
+        <w:sz w:val="24"/>
+      </w:rPr>
+      <w:fldChar w:fldCharType="begin"/>
+      <w:instrText xml:space="preserve"> PAGE \* roman </w:instrText>
+      <w:fldChar w:fldCharType="separate"/>
+      <w:fldChar w:fldCharType="end"/>
+    </w:r>
+  </w:p>
+</w:ftr>
+</file>
+
+<file path=word/footer4.xml><?xml version="1.0" encoding="utf-8"?>
+<w:ftr xmlns:m="http://schemas.openxmlformats.org/officeDocument/2006/math" xmlns:mc="http://schemas.openxmlformats.org/markup-compatibility/2006" xmlns:mo="http://schemas.microsoft.com/office/mac/office/2008/main" xmlns:mv="urn:schemas-microsoft-com:mac:vml" xmlns:o="urn:schemas-microsoft-com:office:office" xmlns:r="http://schemas.openxmlformats.org/officeDocument/2006/relationships" xmlns:v="urn:schemas-microsoft-com:vml" xmlns:w10="urn:schemas-microsoft-com:office:word" xmlns:w14="http://schemas.microsoft.com/office/word/2010/wordml" xmlns:w="http://schemas.openxmlformats.org/wordprocessingml/2006/main" xmlns:wne="http://schemas.microsoft.com/office/word/2006/wordml" xmlns:wp14="http://schemas.microsoft.com/office/word/2010/wordprocessingDrawing" xmlns:wp="http://schemas.openxmlformats.org/drawingml/2006/wordprocessingDrawing" xmlns:wpc="http://schemas.microsoft.com/office/word/2010/wordprocessingCanvas" xmlns:wpg="http://schemas.microsoft.com/office/word/2010/wordprocessingGroup" xmlns:wpi="http://schemas.microsoft.com/office/word/2010/wordprocessingInk" xmlns:wps="http://schemas.microsoft.com/office/word/2010/wordprocessingShape" mc:Ignorable="w14 wp14">
+  <w:p>
+    <w:pPr>
+      <w:pStyle w:val="Footer"/>
+      <w:jc w:val="center"/>
+    </w:pPr>
+    <w:r>
+      <w:rPr>
+        <w:rFonts w:ascii="Times New Roman" w:hAnsi="Times New Roman"/>
+        <w:sz w:val="24"/>
+      </w:rPr>
+      <w:fldChar w:fldCharType="begin"/>
+      <w:instrText xml:space="preserve"> PAGE \* roman </w:instrText>
+      <w:fldChar w:fldCharType="separate"/>
+      <w:fldChar w:fldCharType="end"/>
+    </w:r>
+  </w:p>
+</w:ftr>
+</file>
+
+<file path=word/footer5.xml><?xml version="1.0" encoding="utf-8"?>
 <w:ftr xmlns:m="http://schemas.openxmlformats.org/officeDocument/2006/math" xmlns:mc="http://schemas.openxmlformats.org/markup-compatibility/2006" xmlns:mo="http://schemas.microsoft.com/office/mac/office/2008/main" xmlns:mv="urn:schemas-microsoft-com:mac:vml" xmlns:o="urn:schemas-microsoft-com:office:office" xmlns:r="http://schemas.openxmlformats.org/officeDocument/2006/relationships" xmlns:v="urn:schemas-microsoft-com:vml" xmlns:w10="urn:schemas-microsoft-com:office:word" xmlns:w14="http://schemas.microsoft.com/office/word/2010/wordml" xmlns:w="http://schemas.openxmlformats.org/wordprocessingml/2006/main" xmlns:wne="http://schemas.microsoft.com/office/word/2006/wordml" xmlns:wp14="http://schemas.microsoft.com/office/word/2010/wordprocessingDrawing" xmlns:wp="http://schemas.openxmlformats.org/drawingml/2006/wordprocessingDrawing" xmlns:wpc="http://schemas.microsoft.com/office/word/2010/wordprocessingCanvas" xmlns:wpg="http://schemas.microsoft.com/office/word/2010/wordprocessingGroup" xmlns:wpi="http://schemas.microsoft.com/office/word/2010/wordprocessingInk" xmlns:wps="http://schemas.microsoft.com/office/word/2010/wordprocessingShape" mc:Ignorable="w14 wp14">
   <w:p>
     <w:pPr>
@@ -4138,54 +4604,12 @@
 </w:ftr>
 </file>
 
-<file path=word/footer4.xml><?xml version="1.0" encoding="utf-8"?>
+<file path=word/footer6.xml><?xml version="1.0" encoding="utf-8"?>
 <w:ftr xmlns:m="http://schemas.openxmlformats.org/officeDocument/2006/math" xmlns:mc="http://schemas.openxmlformats.org/markup-compatibility/2006" xmlns:mo="http://schemas.microsoft.com/office/mac/office/2008/main" xmlns:mv="urn:schemas-microsoft-com:mac:vml" xmlns:o="urn:schemas-microsoft-com:office:office" xmlns:r="http://schemas.openxmlformats.org/officeDocument/2006/relationships" xmlns:v="urn:schemas-microsoft-com:vml" xmlns:w10="urn:schemas-microsoft-com:office:word" xmlns:w14="http://schemas.microsoft.com/office/word/2010/wordml" xmlns:w="http://schemas.openxmlformats.org/wordprocessingml/2006/main" xmlns:wne="http://schemas.microsoft.com/office/word/2006/wordml" xmlns:wp14="http://schemas.microsoft.com/office/word/2010/wordprocessingDrawing" xmlns:wp="http://schemas.openxmlformats.org/drawingml/2006/wordprocessingDrawing" xmlns:wpc="http://schemas.microsoft.com/office/word/2010/wordprocessingCanvas" xmlns:wpg="http://schemas.microsoft.com/office/word/2010/wordprocessingGroup" xmlns:wpi="http://schemas.microsoft.com/office/word/2010/wordprocessingInk" xmlns:wps="http://schemas.microsoft.com/office/word/2010/wordprocessingShape" mc:Ignorable="w14 wp14">
   <w:p>
     <w:pPr>
       <w:pStyle w:val="Footer"/>
     </w:pPr>
-  </w:p>
-</w:ftr>
-</file>
-
-<file path=word/footer5.xml><?xml version="1.0" encoding="utf-8"?>
-<w:ftr xmlns:m="http://schemas.openxmlformats.org/officeDocument/2006/math" xmlns:mc="http://schemas.openxmlformats.org/markup-compatibility/2006" xmlns:mo="http://schemas.microsoft.com/office/mac/office/2008/main" xmlns:mv="urn:schemas-microsoft-com:mac:vml" xmlns:o="urn:schemas-microsoft-com:office:office" xmlns:r="http://schemas.openxmlformats.org/officeDocument/2006/relationships" xmlns:v="urn:schemas-microsoft-com:vml" xmlns:w10="urn:schemas-microsoft-com:office:word" xmlns:w14="http://schemas.microsoft.com/office/word/2010/wordml" xmlns:w="http://schemas.openxmlformats.org/wordprocessingml/2006/main" xmlns:wne="http://schemas.microsoft.com/office/word/2006/wordml" xmlns:wp14="http://schemas.microsoft.com/office/word/2010/wordprocessingDrawing" xmlns:wp="http://schemas.openxmlformats.org/drawingml/2006/wordprocessingDrawing" xmlns:wpc="http://schemas.microsoft.com/office/word/2010/wordprocessingCanvas" xmlns:wpg="http://schemas.microsoft.com/office/word/2010/wordprocessingGroup" xmlns:wpi="http://schemas.microsoft.com/office/word/2010/wordprocessingInk" xmlns:wps="http://schemas.microsoft.com/office/word/2010/wordprocessingShape" mc:Ignorable="w14 wp14">
-  <w:p>
-    <w:pPr>
-      <w:pStyle w:val="Footer"/>
-      <w:jc w:val="center"/>
-    </w:pPr>
-    <w:r>
-      <w:rPr>
-        <w:rFonts w:ascii="Times New Roman" w:hAnsi="Times New Roman"/>
-        <w:sz w:val="24"/>
-      </w:rPr>
-      <w:fldChar w:fldCharType="begin"/>
-      <w:instrText xml:space="preserve"> PAGE \* roman </w:instrText>
-      <w:fldChar w:fldCharType="separate"/>
-      <w:fldChar w:fldCharType="end"/>
-    </w:r>
-  </w:p>
-</w:ftr>
-</file>
-
-<file path=word/footer6.xml><?xml version="1.0" encoding="utf-8"?>
-<w:ftr xmlns:m="http://schemas.openxmlformats.org/officeDocument/2006/math" xmlns:mc="http://schemas.openxmlformats.org/markup-compatibility/2006" xmlns:mo="http://schemas.microsoft.com/office/mac/office/2008/main" xmlns:mv="urn:schemas-microsoft-com:mac:vml" xmlns:o="urn:schemas-microsoft-com:office:office" xmlns:r="http://schemas.openxmlformats.org/officeDocument/2006/relationships" xmlns:v="urn:schemas-microsoft-com:vml" xmlns:w10="urn:schemas-microsoft-com:office:word" xmlns:w14="http://schemas.microsoft.com/office/word/2010/wordml" xmlns:w="http://schemas.openxmlformats.org/wordprocessingml/2006/main" xmlns:wne="http://schemas.microsoft.com/office/word/2006/wordml" xmlns:wp14="http://schemas.microsoft.com/office/word/2010/wordprocessingDrawing" xmlns:wp="http://schemas.openxmlformats.org/drawingml/2006/wordprocessingDrawing" xmlns:wpc="http://schemas.microsoft.com/office/word/2010/wordprocessingCanvas" xmlns:wpg="http://schemas.microsoft.com/office/word/2010/wordprocessingGroup" xmlns:wpi="http://schemas.microsoft.com/office/word/2010/wordprocessingInk" xmlns:wps="http://schemas.microsoft.com/office/word/2010/wordprocessingShape" mc:Ignorable="w14 wp14">
-  <w:p>
-    <w:pPr>
-      <w:pStyle w:val="Footer"/>
-      <w:jc w:val="center"/>
-    </w:pPr>
-    <w:r>
-      <w:rPr>
-        <w:rFonts w:ascii="Times New Roman" w:hAnsi="Times New Roman"/>
-        <w:sz w:val="24"/>
-      </w:rPr>
-      <w:fldChar w:fldCharType="begin"/>
-      <w:instrText xml:space="preserve"> PAGE \* roman </w:instrText>
-      <w:fldChar w:fldCharType="separate"/>
-      <w:fldChar w:fldCharType="end"/>
-    </w:r>
   </w:p>
 </w:ftr>
 </file>

--- a/keidy/reportes/Informe_Pasantia_IUTECP_BORRADOR1.docx
+++ b/keidy/reportes/Informe_Pasantia_IUTECP_BORRADOR1.docx
@@ -506,35 +506,44 @@
     <w:p/>
     <w:p/>
     <w:p/>
-    <w:p/>
-    <w:p/>
     <w:p>
       <w:pPr>
-        <w:tabs>
-          <w:tab w:pos="10205" w:val="left"/>
-        </w:tabs>
-        <w:jc w:val="left"/>
+        <w:jc w:val="center"/>
       </w:pPr>
       <w:r>
         <w:rPr>
           <w:rFonts w:ascii="Times New Roman" w:hAnsi="Times New Roman"/>
           <w:sz w:val="24"/>
         </w:rPr>
-        <w:t>Apellidos y Nombres</w:t>
+        <w:t>_______________________________________________________</w:t>
       </w:r>
+    </w:p>
+    <w:p/>
+    <w:p>
+      <w:pPr>
+        <w:spacing w:line="360" w:lineRule="auto"/>
+        <w:jc w:val="center"/>
+      </w:pPr>
+      <w:r>
+        <w:rPr>
+          <w:rFonts w:ascii="Times New Roman" w:hAnsi="Times New Roman"/>
+          <w:b/>
+          <w:sz w:val="24"/>
+        </w:rPr>
+        <w:t>Martina Rondón</w:t>
+      </w:r>
+    </w:p>
+    <w:p>
+      <w:pPr>
+        <w:spacing w:before="0"/>
+        <w:jc w:val="center"/>
+      </w:pPr>
       <w:r>
         <w:rPr>
           <w:rFonts w:ascii="Times New Roman" w:hAnsi="Times New Roman"/>
           <w:sz w:val="24"/>
         </w:rPr>
-        <w:tab/>
-      </w:r>
-      <w:r>
-        <w:rPr>
-          <w:rFonts w:ascii="Times New Roman" w:hAnsi="Times New Roman"/>
-          <w:sz w:val="24"/>
-        </w:rPr>
-        <w:t>C.I.: _______________</w:t>
+        <w:t>C.I.: 12.208.768</w:t>
       </w:r>
     </w:p>
     <w:p>
@@ -667,35 +676,44 @@
     <w:p/>
     <w:p/>
     <w:p/>
-    <w:p/>
-    <w:p/>
     <w:p>
       <w:pPr>
-        <w:tabs>
-          <w:tab w:pos="10205" w:val="left"/>
-        </w:tabs>
-        <w:jc w:val="left"/>
+        <w:jc w:val="center"/>
       </w:pPr>
       <w:r>
         <w:rPr>
           <w:rFonts w:ascii="Times New Roman" w:hAnsi="Times New Roman"/>
           <w:sz w:val="24"/>
         </w:rPr>
-        <w:t>Apellidos y Nombres</w:t>
+        <w:t>_______________________________________________________</w:t>
       </w:r>
+    </w:p>
+    <w:p/>
+    <w:p>
+      <w:pPr>
+        <w:spacing w:line="360" w:lineRule="auto"/>
+        <w:jc w:val="center"/>
+      </w:pPr>
+      <w:r>
+        <w:rPr>
+          <w:rFonts w:ascii="Times New Roman" w:hAnsi="Times New Roman"/>
+          <w:b/>
+          <w:sz w:val="24"/>
+        </w:rPr>
+        <w:t>Dra. Carmen J. Álvarez</w:t>
+      </w:r>
+    </w:p>
+    <w:p>
+      <w:pPr>
+        <w:spacing w:before="0"/>
+        <w:jc w:val="center"/>
+      </w:pPr>
       <w:r>
         <w:rPr>
           <w:rFonts w:ascii="Times New Roman" w:hAnsi="Times New Roman"/>
           <w:sz w:val="24"/>
         </w:rPr>
-        <w:tab/>
-      </w:r>
-      <w:r>
-        <w:rPr>
-          <w:rFonts w:ascii="Times New Roman" w:hAnsi="Times New Roman"/>
-          <w:sz w:val="24"/>
-        </w:rPr>
-        <w:t>C.I.: _______________</w:t>
+        <w:t>C.I.: 14.452.956</w:t>
       </w:r>
     </w:p>
     <w:p>

--- a/keidy/reportes/Informe_Pasantia_IUTECP_BORRADOR1.docx
+++ b/keidy/reportes/Informe_Pasantia_IUTECP_BORRADOR1.docx
@@ -126,7 +126,7 @@
           <w:b/>
           <w:sz w:val="24"/>
         </w:rPr>
-        <w:t>Keidy Guzmán</w:t>
+        <w:t>Guzmán, Keidy</w:t>
         <w:br/>
       </w:r>
       <w:r>
@@ -275,7 +275,7 @@
                 <w:b/>
                 <w:sz w:val="24"/>
               </w:rPr>
-              <w:t>Martina Rondón</w:t>
+              <w:t>Rondón, Martina</w:t>
               <w:br/>
             </w:r>
             <w:r>
@@ -310,7 +310,7 @@
                 <w:b/>
                 <w:sz w:val="24"/>
               </w:rPr>
-              <w:t>Dra. Carmen J. Álvarez</w:t>
+              <w:t>Dra. Álvarez, Carmen</w:t>
               <w:br/>
             </w:r>
             <w:r>
@@ -348,7 +348,7 @@
                 <w:b/>
                 <w:sz w:val="24"/>
               </w:rPr>
-              <w:t>Keidy Guzmán</w:t>
+              <w:t>Guzmán, Keidy</w:t>
               <w:br/>
             </w:r>
             <w:r>
@@ -484,7 +484,7 @@
           <w:rFonts w:ascii="Times New Roman" w:hAnsi="Times New Roman"/>
           <w:sz w:val="24"/>
         </w:rPr>
-        <w:t>En mi carácter de tutor industrial del informe de pasantías presentado por: Keidy Guzmán, de Cédula de Identidad V-28.706.352; para optar al grado de Técnico Superior Universitario en la especialidad de: Administración, cuyo título es; “PROPUESTA DE SIMPLIFICACIÓN ADMINISTRATIVA DE LA PROCURA EN LUBRICANTES Y EQUIPOS VARYNA, C.A.”, manifiesto que cumple con los requisitos exigidos por el Instituto Universitario de Tecnología “Elías Calixto Pompa” (IUTECP); y que, por lo tanto, considero que reúne los méritos suficientes para ser evaluado por el jurado que se decida designar a tal fin.</w:t>
+        <w:t>En mi carácter de tutor industrial del informe de pasantías presentado por: Guzmán, Keidy, de Cédula de Identidad V-28.706.352; para optar al grado de Técnico Superior Universitario en la especialidad de: Administración, cuyo título es; “PROPUESTA DE SIMPLIFICACIÓN ADMINISTRATIVA DE LA PROCURA EN LUBRICANTES Y EQUIPOS VARYNA, C.A.”, manifiesto que cumple con los requisitos exigidos por el Instituto Universitario de Tecnología “Elías Calixto Pompa” (IUTECP); y que, por lo tanto, considero que reúne los méritos suficientes para ser evaluado por el jurado que se decida designar a tal fin.</w:t>
       </w:r>
     </w:p>
     <w:p/>
@@ -503,9 +503,6 @@
       </w:r>
     </w:p>
     <w:p/>
-    <w:p/>
-    <w:p/>
-    <w:p/>
     <w:p>
       <w:pPr>
         <w:jc w:val="center"/>
@@ -515,7 +512,7 @@
           <w:rFonts w:ascii="Times New Roman" w:hAnsi="Times New Roman"/>
           <w:sz w:val="24"/>
         </w:rPr>
-        <w:t>_______________________________________________________</w:t>
+        <w:t>___________________________________</w:t>
       </w:r>
     </w:p>
     <w:p/>
@@ -530,7 +527,7 @@
           <w:b/>
           <w:sz w:val="24"/>
         </w:rPr>
-        <w:t>Martina Rondón</w:t>
+        <w:t>Rondón, Martina</w:t>
       </w:r>
     </w:p>
     <w:p>
@@ -654,7 +651,7 @@
           <w:rFonts w:ascii="Times New Roman" w:hAnsi="Times New Roman"/>
           <w:sz w:val="24"/>
         </w:rPr>
-        <w:t>En mi carácter de tutor académico del informe de pasantías presentado por: Keidy Guzmán, de Cédula de Identidad V-28.706.352; para optar al grado de Técnico Superior Universitario en la especialidad de: Administración, cuyo título es; “PROPUESTA DE SIMPLIFICACIÓN ADMINISTRATIVA DE LA PROCURA EN LUBRICANTES Y EQUIPOS VARYNA, C.A.”, manifiesto que cumple con los requisitos exigidos por el Instituto Universitario de Tecnología “Elías Calixto Pompa” (IUTECP); y que, por lo tanto, considero que reúne los méritos suficientes para ser evaluado por el jurado que se decida designar a tal fin.</w:t>
+        <w:t>En mi carácter de tutor académico del informe de pasantías presentado por: Guzmán, Keidy, de Cédula de Identidad V-28.706.352; para optar al grado de Técnico Superior Universitario en la especialidad de: Administración, cuyo título es; “PROPUESTA DE SIMPLIFICACIÓN ADMINISTRATIVA DE LA PROCURA EN LUBRICANTES Y EQUIPOS VARYNA, C.A.”, manifiesto que cumple con los requisitos exigidos por el Instituto Universitario de Tecnología “Elías Calixto Pompa” (IUTECP); y que, por lo tanto, considero que reúne los méritos suficientes para ser evaluado por el jurado que se decida designar a tal fin.</w:t>
       </w:r>
     </w:p>
     <w:p/>
@@ -673,9 +670,6 @@
       </w:r>
     </w:p>
     <w:p/>
-    <w:p/>
-    <w:p/>
-    <w:p/>
     <w:p>
       <w:pPr>
         <w:jc w:val="center"/>
@@ -685,7 +679,7 @@
           <w:rFonts w:ascii="Times New Roman" w:hAnsi="Times New Roman"/>
           <w:sz w:val="24"/>
         </w:rPr>
-        <w:t>_______________________________________________________</w:t>
+        <w:t>___________________________________</w:t>
       </w:r>
     </w:p>
     <w:p/>
@@ -700,7 +694,7 @@
           <w:b/>
           <w:sz w:val="24"/>
         </w:rPr>
-        <w:t>Dra. Carmen J. Álvarez</w:t>
+        <w:t>Dra. Álvarez, Carmen</w:t>
       </w:r>
     </w:p>
     <w:p>
@@ -1736,9 +1730,206 @@
       </w:pPr>
     </w:p>
     <w:p>
+      <w:pPr>
+        <w:spacing w:after="0"/>
+        <w:jc w:val="center"/>
+      </w:pPr>
+      <w:r>
+        <w:rPr>
+          <w:rFonts w:ascii="Times New Roman" w:hAnsi="Times New Roman"/>
+          <w:b/>
+          <w:sz w:val="24"/>
+        </w:rPr>
+        <w:t>REPÚBLICA BOLIVARIANA DE VENEZUELA</w:t>
+      </w:r>
+    </w:p>
+    <w:p>
+      <w:pPr>
+        <w:spacing w:after="0"/>
+        <w:jc w:val="center"/>
+      </w:pPr>
+      <w:r>
+        <w:rPr>
+          <w:rFonts w:ascii="Times New Roman" w:hAnsi="Times New Roman"/>
+          <w:b/>
+          <w:sz w:val="24"/>
+        </w:rPr>
+        <w:t>MINISTERIO DEL PODER POPULAR PARA LA EDUCACIÓN</w:t>
+      </w:r>
+    </w:p>
+    <w:p>
+      <w:pPr>
+        <w:spacing w:after="0"/>
+        <w:jc w:val="center"/>
+      </w:pPr>
+      <w:r>
+        <w:rPr>
+          <w:rFonts w:ascii="Times New Roman" w:hAnsi="Times New Roman"/>
+          <w:b/>
+          <w:sz w:val="24"/>
+        </w:rPr>
+        <w:t>INSTITUTO UNIVERSITARIO DE TECNOLOGÍA</w:t>
+      </w:r>
+    </w:p>
+    <w:p>
+      <w:pPr>
+        <w:spacing w:after="0"/>
+        <w:jc w:val="center"/>
+      </w:pPr>
+      <w:r>
+        <w:rPr>
+          <w:rFonts w:ascii="Times New Roman" w:hAnsi="Times New Roman"/>
+          <w:b/>
+          <w:sz w:val="24"/>
+        </w:rPr>
+        <w:t>"ELÍAS CALIXTO POMPA"</w:t>
+      </w:r>
+    </w:p>
+    <w:p>
+      <w:pPr>
+        <w:spacing w:after="0"/>
+        <w:jc w:val="center"/>
+      </w:pPr>
+      <w:r>
+        <w:rPr>
+          <w:rFonts w:ascii="Times New Roman" w:hAnsi="Times New Roman"/>
+          <w:b/>
+          <w:sz w:val="24"/>
+        </w:rPr>
+        <w:t>EL TIGRE, ESTADO ANZOÁTEGUI</w:t>
+      </w:r>
+    </w:p>
+    <w:p>
+      <w:pPr>
+        <w:spacing w:after="360"/>
+      </w:pPr>
+    </w:p>
+    <w:p>
+      <w:pPr>
+        <w:spacing w:after="480"/>
+        <w:jc w:val="center"/>
+      </w:pPr>
+      <w:r>
+        <w:rPr>
+          <w:rFonts w:ascii="Times New Roman" w:hAnsi="Times New Roman"/>
+          <w:b/>
+          <w:sz w:val="24"/>
+        </w:rPr>
+        <w:t>PROPUESTA DE SIMPLIFICACIÓN ADMINISTRATIVA DE LA PROCURA EN LUBRICANTES Y EQUIPOS VARYNA, C.A.</w:t>
+      </w:r>
+    </w:p>
+    <w:tbl>
+      <w:tblPr>
+        <w:tblStyle w:val="TableGrid"/>
+        <w:tblW w:type="auto" w:w="0"/>
+        <w:tblLook w:firstColumn="1" w:firstRow="1" w:lastColumn="0" w:lastRow="0" w:noHBand="0" w:noVBand="1" w:val="04A0"/>
+      </w:tblPr>
+      <w:tblGrid>
+        <w:gridCol w:w="4135"/>
+        <w:gridCol w:w="4135"/>
+      </w:tblGrid>
+      <w:tr>
+        <w:tc>
+          <w:tcPr>
+            <w:tcW w:type="dxa" w:w="4135"/>
+          </w:tcPr>
+          <w:p>
+            <w:pPr>
+              <w:spacing w:before="60" w:after="60" w:line="240" w:lineRule="auto"/>
+              <w:jc w:val="center"/>
+            </w:pPr>
+            <w:r>
+              <w:rPr>
+                <w:rFonts w:ascii="Times New Roman" w:hAnsi="Times New Roman"/>
+                <w:b/>
+                <w:color w:val="000000"/>
+                <w:sz w:val="20"/>
+              </w:rPr>
+              <w:t>Autor</w:t>
+            </w:r>
+          </w:p>
+        </w:tc>
+        <w:tc>
+          <w:tcPr>
+            <w:tcW w:type="dxa" w:w="4135"/>
+          </w:tcPr>
+          <w:p>
+            <w:pPr>
+              <w:spacing w:before="60" w:after="60" w:line="240" w:lineRule="auto"/>
+              <w:jc w:val="both"/>
+            </w:pPr>
+            <w:r>
+              <w:rPr>
+                <w:rFonts w:ascii="Times New Roman" w:hAnsi="Times New Roman"/>
+                <w:b w:val="0"/>
+                <w:color w:val="000000"/>
+                <w:sz w:val="20"/>
+              </w:rPr>
+              <w:t>Guzmán, Keidy</w:t>
+            </w:r>
+          </w:p>
+        </w:tc>
+      </w:tr>
+      <w:tr>
+        <w:tc>
+          <w:tcPr>
+            <w:tcW w:type="dxa" w:w="4135"/>
+          </w:tcPr>
+          <w:p>
+            <w:pPr>
+              <w:spacing w:before="60" w:after="60" w:line="240" w:lineRule="auto"/>
+              <w:jc w:val="center"/>
+            </w:pPr>
+            <w:r>
+              <w:rPr>
+                <w:rFonts w:ascii="Times New Roman" w:hAnsi="Times New Roman"/>
+                <w:b/>
+                <w:color w:val="000000"/>
+                <w:sz w:val="20"/>
+              </w:rPr>
+              <w:t>C.I.</w:t>
+            </w:r>
+          </w:p>
+        </w:tc>
+        <w:tc>
+          <w:tcPr>
+            <w:tcW w:type="dxa" w:w="4135"/>
+          </w:tcPr>
+          <w:p>
+            <w:pPr>
+              <w:spacing w:before="60" w:after="60" w:line="240" w:lineRule="auto"/>
+              <w:jc w:val="both"/>
+            </w:pPr>
+            <w:r>
+              <w:rPr>
+                <w:rFonts w:ascii="Times New Roman" w:hAnsi="Times New Roman"/>
+                <w:b w:val="0"/>
+                <w:color w:val="000000"/>
+                <w:sz w:val="20"/>
+              </w:rPr>
+              <w:t>28.706.352</w:t>
+            </w:r>
+          </w:p>
+        </w:tc>
+      </w:tr>
+    </w:tbl>
+    <w:p>
+      <w:pPr>
+        <w:spacing w:before="240" w:after="480"/>
+        <w:jc w:val="center"/>
+      </w:pPr>
+      <w:r>
+        <w:rPr>
+          <w:rFonts w:ascii="Times New Roman" w:hAnsi="Times New Roman"/>
+          <w:sz w:val="24"/>
+        </w:rPr>
+        <w:t>julio de 2026</w:t>
+      </w:r>
+    </w:p>
+    <w:p>
       <w:bookmarkStart w:id="bm_resumen" w:name="bm_resumen"/>
       <w:pPr>
-        <w:spacing w:before="1140" w:after="480"/>
+        <w:spacing w:before="480" w:after="480"/>
         <w:jc w:val="center"/>
       </w:pPr>
       <w:r>

--- a/keidy/reportes/Informe_Pasantia_IUTECP_BORRADOR1.docx
+++ b/keidy/reportes/Informe_Pasantia_IUTECP_BORRADOR1.docx
@@ -1818,106 +1818,38 @@
         <w:t>PROPUESTA DE SIMPLIFICACIÓN ADMINISTRATIVA DE LA PROCURA EN LUBRICANTES Y EQUIPOS VARYNA, C.A.</w:t>
       </w:r>
     </w:p>
-    <w:tbl>
-      <w:tblPr>
-        <w:tblStyle w:val="TableGrid"/>
-        <w:tblW w:type="auto" w:w="0"/>
-        <w:tblLook w:firstColumn="1" w:firstRow="1" w:lastColumn="0" w:lastRow="0" w:noHBand="0" w:noVBand="1" w:val="04A0"/>
-      </w:tblPr>
-      <w:tblGrid>
-        <w:gridCol w:w="4135"/>
-        <w:gridCol w:w="4135"/>
-      </w:tblGrid>
-      <w:tr>
-        <w:tc>
-          <w:tcPr>
-            <w:tcW w:type="dxa" w:w="4135"/>
-          </w:tcPr>
-          <w:p>
-            <w:pPr>
-              <w:spacing w:before="60" w:after="60" w:line="240" w:lineRule="auto"/>
-              <w:jc w:val="center"/>
-            </w:pPr>
-            <w:r>
-              <w:rPr>
-                <w:rFonts w:ascii="Times New Roman" w:hAnsi="Times New Roman"/>
-                <w:b/>
-                <w:color w:val="000000"/>
-                <w:sz w:val="20"/>
-              </w:rPr>
-              <w:t>Autor</w:t>
-            </w:r>
-          </w:p>
-        </w:tc>
-        <w:tc>
-          <w:tcPr>
-            <w:tcW w:type="dxa" w:w="4135"/>
-          </w:tcPr>
-          <w:p>
-            <w:pPr>
-              <w:spacing w:before="60" w:after="60" w:line="240" w:lineRule="auto"/>
-              <w:jc w:val="both"/>
-            </w:pPr>
-            <w:r>
-              <w:rPr>
-                <w:rFonts w:ascii="Times New Roman" w:hAnsi="Times New Roman"/>
-                <w:b w:val="0"/>
-                <w:color w:val="000000"/>
-                <w:sz w:val="20"/>
-              </w:rPr>
-              <w:t>Guzmán, Keidy</w:t>
-            </w:r>
-          </w:p>
-        </w:tc>
-      </w:tr>
-      <w:tr>
-        <w:tc>
-          <w:tcPr>
-            <w:tcW w:type="dxa" w:w="4135"/>
-          </w:tcPr>
-          <w:p>
-            <w:pPr>
-              <w:spacing w:before="60" w:after="60" w:line="240" w:lineRule="auto"/>
-              <w:jc w:val="center"/>
-            </w:pPr>
-            <w:r>
-              <w:rPr>
-                <w:rFonts w:ascii="Times New Roman" w:hAnsi="Times New Roman"/>
-                <w:b/>
-                <w:color w:val="000000"/>
-                <w:sz w:val="20"/>
-              </w:rPr>
-              <w:t>C.I.</w:t>
-            </w:r>
-          </w:p>
-        </w:tc>
-        <w:tc>
-          <w:tcPr>
-            <w:tcW w:type="dxa" w:w="4135"/>
-          </w:tcPr>
-          <w:p>
-            <w:pPr>
-              <w:spacing w:before="60" w:after="60" w:line="240" w:lineRule="auto"/>
-              <w:jc w:val="both"/>
-            </w:pPr>
-            <w:r>
-              <w:rPr>
-                <w:rFonts w:ascii="Times New Roman" w:hAnsi="Times New Roman"/>
-                <w:b w:val="0"/>
-                <w:color w:val="000000"/>
-                <w:sz w:val="20"/>
-              </w:rPr>
-              <w:t>28.706.352</w:t>
-            </w:r>
-          </w:p>
-        </w:tc>
-      </w:tr>
-    </w:tbl>
     <w:p>
       <w:pPr>
-        <w:spacing w:before="240" w:after="480"/>
-        <w:jc w:val="center"/>
-      </w:pPr>
+        <w:spacing w:after="480"/>
+        <w:ind w:left="0"/>
+        <w:jc w:val="left"/>
+      </w:pPr>
+      <w:r>
+        <w:rPr>
+          <w:rFonts w:ascii="Times New Roman" w:hAnsi="Times New Roman"/>
+          <w:b/>
+          <w:sz w:val="24"/>
+        </w:rPr>
+        <w:t>Autor:</w:t>
+        <w:br/>
+      </w:r>
+      <w:r>
+        <w:rPr>
+          <w:rFonts w:ascii="Times New Roman" w:hAnsi="Times New Roman"/>
+          <w:sz w:val="24"/>
+        </w:rPr>
+        <w:t>Guzmán, Keidy</w:t>
+        <w:br/>
+      </w:r>
+      <w:r>
+        <w:rPr>
+          <w:rFonts w:ascii="Times New Roman" w:hAnsi="Times New Roman"/>
+          <w:b/>
+          <w:sz w:val="24"/>
+        </w:rPr>
+        <w:t>C.I.: 28.706.352</w:t>
+        <w:br/>
+      </w:r>
       <w:r>
         <w:rPr>
           <w:rFonts w:ascii="Times New Roman" w:hAnsi="Times New Roman"/>

--- a/keidy/reportes/Informe_Pasantia_IUTECP_BORRADOR1.docx
+++ b/keidy/reportes/Informe_Pasantia_IUTECP_BORRADOR1.docx
@@ -1822,7 +1822,7 @@
       <w:pPr>
         <w:spacing w:after="480"/>
         <w:ind w:left="0"/>
-        <w:jc w:val="left"/>
+        <w:jc w:val="right"/>
       </w:pPr>
       <w:r>
         <w:rPr>

--- a/keidy/reportes/Informe_Pasantia_IUTECP_BORRADOR1.docx
+++ b/keidy/reportes/Informe_Pasantia_IUTECP_BORRADOR1.docx
@@ -1844,7 +1844,6 @@
       <w:r>
         <w:rPr>
           <w:rFonts w:ascii="Times New Roman" w:hAnsi="Times New Roman"/>
-          <w:b/>
           <w:sz w:val="24"/>
         </w:rPr>
         <w:t>C.I.: 28.706.352</w:t>

--- a/keidy/reportes/Informe_Pasantia_IUTECP_BORRADOR1.docx
+++ b/keidy/reportes/Informe_Pasantia_IUTECP_BORRADOR1.docx
@@ -460,6 +460,7 @@
     </w:p>
     <w:p/>
     <w:p>
+      <w:bookmarkStart w:id="bm_aprob_ind" w:name="bm_aprob_ind"/>
       <w:pPr>
         <w:spacing w:before="480" w:after="480"/>
         <w:jc w:val="center"/>
@@ -472,6 +473,7 @@
         </w:rPr>
         <w:t>APROBACIÓN DEL TUTOR INDUSTRIAL</w:t>
       </w:r>
+      <w:bookmarkEnd w:id="bm_aprob_ind"/>
     </w:p>
     <w:p>
       <w:pPr>
@@ -627,6 +629,7 @@
     </w:p>
     <w:p/>
     <w:p>
+      <w:bookmarkStart w:id="bm_aprob_acad" w:name="bm_aprob_acad"/>
       <w:pPr>
         <w:spacing w:before="480" w:after="480"/>
         <w:jc w:val="center"/>
@@ -639,6 +642,7 @@
         </w:rPr>
         <w:t>APROBACIÓN DEL TUTOR ACADÉMICO</w:t>
       </w:r>
+      <w:bookmarkEnd w:id="bm_aprob_acad"/>
     </w:p>
     <w:p>
       <w:pPr>
@@ -1409,70 +1413,6 @@
           <w:sz w:val="24"/>
         </w:rPr>
         <w:t>pp.</w:t>
-      </w:r>
-    </w:p>
-    <w:p>
-      <w:pPr>
-        <w:tabs>
-          <w:tab w:pos="1020" w:val="left"/>
-          <w:tab w:pos="8271" w:val="right" w:leader="dot"/>
-        </w:tabs>
-        <w:spacing w:line="360" w:lineRule="auto" w:before="0" w:after="80"/>
-        <w:ind w:left="1020" w:hanging="1020"/>
-      </w:pPr>
-      <w:r>
-        <w:rPr>
-          <w:rFonts w:ascii="Times New Roman" w:hAnsi="Times New Roman"/>
-          <w:sz w:val="24"/>
-        </w:rPr>
-        <w:t>1</w:t>
-        <w:tab/>
-        <w:t>Planificación integral de objetivos específicos</w:t>
-        <w:tab/>
-      </w:r>
-      <w:r>
-        <w:rPr>
-          <w:rFonts w:ascii="Times New Roman" w:hAnsi="Times New Roman"/>
-          <w:b w:val="0"/>
-          <w:sz w:val="24"/>
-        </w:rPr>
-        <w:fldChar w:fldCharType="begin"/>
-        <w:instrText xml:space="preserve"> PAGEREF bm_cuadro1 \h </w:instrText>
-        <w:fldChar w:fldCharType="separate"/>
-        <w:t>?</w:t>
-        <w:fldChar w:fldCharType="end"/>
-      </w:r>
-    </w:p>
-    <w:p>
-      <w:pPr>
-        <w:tabs>
-          <w:tab w:pos="1020" w:val="left"/>
-          <w:tab w:pos="8271" w:val="right" w:leader="dot"/>
-        </w:tabs>
-        <w:spacing w:line="360" w:lineRule="auto" w:before="0" w:after="80"/>
-        <w:ind w:left="1020" w:hanging="1020"/>
-      </w:pPr>
-      <w:r>
-        <w:rPr>
-          <w:rFonts w:ascii="Times New Roman" w:hAnsi="Times New Roman"/>
-          <w:sz w:val="24"/>
-        </w:rPr>
-        <w:t>2</w:t>
-        <w:tab/>
-        <w:t>Cronograma de actividades del proyecto</w:t>
-        <w:tab/>
-      </w:r>
-      <w:r>
-        <w:rPr>
-          <w:rFonts w:ascii="Times New Roman" w:hAnsi="Times New Roman"/>
-          <w:b w:val="0"/>
-          <w:sz w:val="24"/>
-        </w:rPr>
-        <w:fldChar w:fldCharType="begin"/>
-        <w:instrText xml:space="preserve"> PAGEREF bm_cuadro2 \h </w:instrText>
-        <w:fldChar w:fldCharType="separate"/>
-        <w:t>?</w:t>
-        <w:fldChar w:fldCharType="end"/>
       </w:r>
     </w:p>
     <w:p>

--- a/keidy/reportes/Informe_Pasantia_IUTECP_BORRADOR1.docx
+++ b/keidy/reportes/Informe_Pasantia_IUTECP_BORRADOR1.docx
@@ -22,7 +22,7 @@
           <w:b/>
           <w:sz w:val="24"/>
         </w:rPr>
-        <w:t>MINISTERIO DEL PODER POPULAR PARA LA EDUCACIÓN</w:t>
+        <w:t>MINISTERIO DEL PODER POPULAR PARA LA EDUCACIÓN UNIVERSITARIA</w:t>
         <w:br/>
       </w:r>
       <w:r>
@@ -148,7 +148,7 @@
           <w:rFonts w:ascii="Times New Roman" w:hAnsi="Times New Roman"/>
           <w:sz w:val="24"/>
         </w:rPr>
-        <w:t>El Tigre, julio de 2026</w:t>
+        <w:t>El Tigre, agosto de 2026</w:t>
       </w:r>
     </w:p>
     <w:p>
@@ -182,7 +182,7 @@
           <w:b/>
           <w:sz w:val="24"/>
         </w:rPr>
-        <w:t>MINISTERIO DEL PODER POPULAR PARA LA EDUCACIÓN</w:t>
+        <w:t>MINISTERIO DEL PODER POPULAR PARA LA EDUCACIÓN UNIVERSITARIA</w:t>
         <w:br/>
       </w:r>
       <w:r>
@@ -373,7 +373,7 @@
           <w:rFonts w:ascii="Times New Roman" w:hAnsi="Times New Roman"/>
           <w:sz w:val="24"/>
         </w:rPr>
-        <w:t>El Tigre, julio de 2026</w:t>
+        <w:t>El Tigre, agosto de 2026</w:t>
       </w:r>
     </w:p>
     <w:p>
@@ -413,7 +413,7 @@
           <w:b/>
           <w:sz w:val="24"/>
         </w:rPr>
-        <w:t>MINISTERIO DEL PODER POPULAR PARA LA EDUCACIÓN</w:t>
+        <w:t>MINISTERIO DEL PODER POPULAR PARA LA EDUCACIÓN UNIVERSITARIA</w:t>
       </w:r>
     </w:p>
     <w:p>
@@ -582,7 +582,7 @@
           <w:b/>
           <w:sz w:val="24"/>
         </w:rPr>
-        <w:t>MINISTERIO DEL PODER POPULAR PARA LA EDUCACIÓN</w:t>
+        <w:t>MINISTERIO DEL PODER POPULAR PARA LA EDUCACIÓN UNIVERSITARIA</w:t>
       </w:r>
     </w:p>
     <w:p>
@@ -911,6 +911,36 @@
         </w:rPr>
         <w:fldChar w:fldCharType="begin"/>
         <w:instrText xml:space="preserve"> PAGEREF bm_lista_graficos \h </w:instrText>
+        <w:fldChar w:fldCharType="separate"/>
+        <w:t>?</w:t>
+        <w:fldChar w:fldCharType="end"/>
+      </w:r>
+    </w:p>
+    <w:p>
+      <w:pPr>
+        <w:tabs>
+          <w:tab w:pos="8271" w:val="right" w:leader="dot"/>
+        </w:tabs>
+        <w:spacing w:line="360" w:lineRule="auto" w:before="0" w:after="80"/>
+        <w:ind w:left="0"/>
+      </w:pPr>
+      <w:r>
+        <w:rPr>
+          <w:rFonts w:ascii="Times New Roman" w:hAnsi="Times New Roman"/>
+          <w:b w:val="0"/>
+          <w:sz w:val="24"/>
+        </w:rPr>
+        <w:t>LISTA DE ANEXOS</w:t>
+        <w:tab/>
+      </w:r>
+      <w:r>
+        <w:rPr>
+          <w:rFonts w:ascii="Times New Roman" w:hAnsi="Times New Roman"/>
+          <w:b w:val="0"/>
+          <w:sz w:val="24"/>
+        </w:rPr>
+        <w:fldChar w:fldCharType="begin"/>
+        <w:instrText xml:space="preserve"> PAGEREF bm_lista_anexos \h </w:instrText>
         <w:fldChar w:fldCharType="separate"/>
         <w:t>?</w:t>
         <w:fldChar w:fldCharType="end"/>
@@ -1658,6 +1688,38 @@
     </w:p>
     <w:p>
       <w:pPr>
+        <w:tabs>
+          <w:tab w:pos="1020" w:val="left"/>
+          <w:tab w:pos="8271" w:val="right" w:leader="dot"/>
+        </w:tabs>
+        <w:spacing w:line="360" w:lineRule="auto" w:before="0" w:after="80"/>
+        <w:ind w:left="1020" w:hanging="1020"/>
+      </w:pPr>
+      <w:r>
+        <w:rPr>
+          <w:rFonts w:ascii="Times New Roman" w:hAnsi="Times New Roman"/>
+          <w:sz w:val="24"/>
+        </w:rPr>
+        <w:t>A</w:t>
+        <w:tab/>
+        <w:t>Diagrama de Ishikawa de las causas asociadas a las demoras del proceso de procura</w:t>
+        <w:tab/>
+      </w:r>
+      <w:r>
+        <w:rPr>
+          <w:rFonts w:ascii="Times New Roman" w:hAnsi="Times New Roman"/>
+          <w:b w:val="0"/>
+          <w:sz w:val="24"/>
+        </w:rPr>
+        <w:fldChar w:fldCharType="begin"/>
+        <w:instrText xml:space="preserve"> PAGEREF bm_anexoA \h </w:instrText>
+        <w:fldChar w:fldCharType="separate"/>
+        <w:t>?</w:t>
+        <w:fldChar w:fldCharType="end"/>
+      </w:r>
+    </w:p>
+    <w:p>
+      <w:pPr>
         <w:sectPr>
           <w:footerReference w:type="default" r:id="rId25"/>
           <w:type w:val="continuous"/>
@@ -1694,7 +1756,7 @@
           <w:b/>
           <w:sz w:val="24"/>
         </w:rPr>
-        <w:t>MINISTERIO DEL PODER POPULAR PARA LA EDUCACIÓN</w:t>
+        <w:t>MINISTERIO DEL PODER POPULAR PARA LA EDUCACIÓN UNIVERSITARIA</w:t>
       </w:r>
     </w:p>
     <w:p>
@@ -1794,7 +1856,7 @@
           <w:rFonts w:ascii="Times New Roman" w:hAnsi="Times New Roman"/>
           <w:sz w:val="24"/>
         </w:rPr>
-        <w:t>julio de 2026</w:t>
+        <w:t>agosto de 2026</w:t>
       </w:r>
     </w:p>
     <w:p>
@@ -1837,7 +1899,7 @@
           <w:i w:val="0"/>
           <w:sz w:val="24"/>
         </w:rPr>
-        <w:t>El presente informe describe la propuesta de simplificación administrativa del proceso de procura en el departamento administrativo de Lubricantes y Equipos Varyna, C.A. La investigación se enmarca en la modalidad de proyecto factible apoyado en un diagnóstico de campo. Durante el estudio se identificó la ausencia de canales formalizados de recepción de requisiciones, tiempos de respuesta prolongados en las fases de cotización y aprobación, y la inexistencia de formatos estandarizados de control. La propuesta contempla un nuevo flujo de trabajo procedimental simplificado, plantillas estandarizadas de solicitud y orden de compra, y una matriz de autorización por monto, orientadas a fortalecer el control interno y agilizar el ciclo de adquisición de insumos y materiales.</w:t>
+        <w:t>El presente informe corresponde a las pasantías profesionales realizadas durante diez (10) semanas en el Departamento Administrativo de Lubricantes y Equipos Varyna, C.A., con participación directa en actividades relacionadas con la procura de materiales e insumos. Durante la práctica se observó que las requisiciones de compra no siempre siguen un canal único y formalizado desde su recepción hasta la emisión y seguimiento de la orden de compra. También se evidenció la ausencia de formatos uniformes para algunas solicitudes, dificultades para conocer oportunamente el estado de las cotizaciones y falta de criterios visibles que faciliten el seguimiento de las aprobaciones. Estas condiciones pueden producir demoras, pérdida de trazabilidad y mayor carga administrativa para el personal encargado. El objetivo general fue proponer la simplificación administrativa del proceso de procura en el departamento, con la finalidad de reducir pasos innecesarios, agilizar los tiempos de adquisición y fortalecer el control interno. Para ello se realizaron observaciones del flujo de compras, entrevistas al personal, revisión de expedientes históricos, análisis de tiempos y un diagrama de causa-efecto para organizar los factores asociados a los retrasos. Como resultado se formuló una propuesta compuesta por un flujo simplificado con responsables definidos, formatos estandarizados de solicitud de cotización y orden de compra, una matriz de autorización por monto y criterios de seguimiento mediante indicadores de gestión. Se concluye que la formalización de estas herramientas puede facilitar el control y reducir la dispersión del proceso. Se recomienda implementar la propuesta de manera gradual, socializarla con el personal involucrado y revisar periódicamente sus resultados para realizar los ajustes necesarios.</w:t>
       </w:r>
     </w:p>
     <w:p/>
@@ -1852,7 +1914,7 @@
         <w:t xml:space="preserve">Palabras claves: </w:t>
       </w:r>
       <w:r>
-        <w:t>procura, simplificación administrativa, proceso administrativo, proyecto factible, pasantías.</w:t>
+        <w:t>procura, simplificación administrativa, control interno, requisiciones, pasantías</w:t>
       </w:r>
     </w:p>
     <w:p>
@@ -1908,7 +1970,52 @@
           <w:i w:val="0"/>
           <w:sz w:val="24"/>
         </w:rPr>
-        <w:t>La presente pasantía, desarrollada como requisito para optar al título de Técnico Superior Universitario en Administración, tiene como propósito proponer la simplificación administrativa del proceso de procura en el departamento administrativo de Lubricantes y Equipos Varyna, C.A. La investigación parte del diagnóstico de las deficiencias actuales en el ciclo de adquisición de insumos y materiales, identificando los factores que generan retrasos operativos y complejidades innecesarias en el control interno del departamento. El informe se estructura en cinco capítulos: el Capítulo I presenta la realidad organizacional de la empresa; el Capítulo II desarrolla el diagnóstico situacional y la planificación del proyecto; el Capítulo III sustenta las bases teóricas que orientan la propuesta; el Capítulo IV describe las actividades ejecutadas durante las diez semanas de pasantía; y el Capítulo V presenta las conclusiones y recomendaciones derivadas del proceso investigativo.</w:t>
+        <w:t>Las pasantías profesionales permiten vincular los conocimientos adquiridos durante la formación en Administración con situaciones reales de funcionamiento organizacional. En el área administrativa, la procura representa un proceso de apoyo indispensable porque articula la recepción de requerimientos, búsqueda de cotizaciones, evaluación de alternativas, aprobación y adquisición de bienes o servicios necesarios para la continuidad de las operaciones.</w:t>
+      </w:r>
+    </w:p>
+    <w:p>
+      <w:pPr>
+        <w:spacing w:line="360" w:lineRule="auto" w:after="0" w:before="0"/>
+        <w:ind w:firstLine="709"/>
+        <w:jc w:val="both"/>
+      </w:pPr>
+      <w:r>
+        <w:rPr>
+          <w:rFonts w:ascii="Times New Roman" w:hAnsi="Times New Roman"/>
+          <w:i w:val="0"/>
+          <w:sz w:val="24"/>
+        </w:rPr>
+        <w:t>En Lubricantes y Equipos Varyna, C.A., las actividades de pasantía se desarrollaron en el Departamento Administrativo con énfasis en el área de procura. Durante la práctica se identificaron oportunidades de mejora relacionadas con la recepción de requisiciones, el seguimiento de cotizaciones, la estandarización de formatos y la definición del recorrido que debe seguir cada solicitud de compra. Estas condiciones justificaron la formulación de una propuesta de simplificación administrativa adaptada a la dinámica del departamento.</w:t>
+      </w:r>
+    </w:p>
+    <w:p>
+      <w:pPr>
+        <w:spacing w:line="360" w:lineRule="auto" w:after="0" w:before="0"/>
+        <w:ind w:firstLine="709"/>
+        <w:jc w:val="both"/>
+      </w:pPr>
+      <w:r>
+        <w:rPr>
+          <w:rFonts w:ascii="Times New Roman" w:hAnsi="Times New Roman"/>
+          <w:i w:val="0"/>
+          <w:sz w:val="24"/>
+        </w:rPr>
+        <w:t>El propósito del informe es presentar el diagnóstico realizado, los objetivos definidos, la planificación de las actividades y la propuesta formulada. Como soporte conceptual se abordan la procura, el proceso administrativo, el control interno y la simplificación de procedimientos, complementados con un marco legal general relacionado con la actividad económica y el orden de los registros mercantiles.</w:t>
+      </w:r>
+    </w:p>
+    <w:p>
+      <w:pPr>
+        <w:spacing w:line="360" w:lineRule="auto" w:after="0" w:before="0"/>
+        <w:ind w:firstLine="709"/>
+        <w:jc w:val="both"/>
+      </w:pPr>
+      <w:r>
+        <w:rPr>
+          <w:rFonts w:ascii="Times New Roman" w:hAnsi="Times New Roman"/>
+          <w:i w:val="0"/>
+          <w:sz w:val="24"/>
+        </w:rPr>
+        <w:t>El informe se organiza en cinco capítulos. El Capítulo I describe la realidad organizacional de Lubricantes y Equipos Varyna, C.A.; el Capítulo II presenta la situación problemática, los objetivos, la planificación integral y el cronograma; el Capítulo III desarrolla los fundamentos teóricos y legales; el Capítulo IV describe las actividades operativas y de análisis realizadas durante las diez semanas; y el Capítulo V contiene las conclusiones y recomendaciones derivadas de la experiencia de pasantía.</w:t>
       </w:r>
     </w:p>
     <w:p>
@@ -3929,7 +4036,7 @@
           <w:i/>
           <w:sz w:val="16"/>
         </w:rPr>
-        <w:t>Fuente: Departamento Administrativo de Lubricantes y Equipos Varyna, C.A. (2026).</w:t>
+        <w:t>Fuente: Información suministrada por Lubricantes y Equipos Varyna, C.A. (2026).</w:t>
       </w:r>
     </w:p>
     <w:p>
@@ -4218,7 +4325,35 @@
           <w:rFonts w:ascii="Times New Roman" w:hAnsi="Times New Roman"/>
           <w:sz w:val="24"/>
         </w:rPr>
+        <w:t>Asamblea Nacional Constituyente. (1999). Constitución de la República Bolivariana de Venezuela. Gaceta Oficial de la República Bolivariana de Venezuela.</w:t>
+      </w:r>
+    </w:p>
+    <w:p>
+      <w:pPr>
+        <w:spacing w:line="240" w:lineRule="auto" w:after="480" w:before="0"/>
+        <w:ind w:left="425" w:hanging="425"/>
+        <w:jc w:val="both"/>
+      </w:pPr>
+      <w:r>
+        <w:rPr>
+          <w:rFonts w:ascii="Times New Roman" w:hAnsi="Times New Roman"/>
+          <w:sz w:val="24"/>
+        </w:rPr>
         <w:t>Chiavenato, I. (2006). Introducción a la teoría general de la administración (7ma ed.). McGraw-Hill, México.</w:t>
+      </w:r>
+    </w:p>
+    <w:p>
+      <w:pPr>
+        <w:spacing w:line="240" w:lineRule="auto" w:after="480" w:before="0"/>
+        <w:ind w:left="425" w:hanging="425"/>
+        <w:jc w:val="both"/>
+      </w:pPr>
+      <w:r>
+        <w:rPr>
+          <w:rFonts w:ascii="Times New Roman" w:hAnsi="Times New Roman"/>
+          <w:sz w:val="24"/>
+        </w:rPr>
+        <w:t>Congreso de la República de Venezuela. (1955). Código de Comercio. Gaceta Oficial Extraordinaria N.º 475.</w:t>
       </w:r>
     </w:p>
     <w:p>
@@ -4261,20 +4396,6 @@
           <w:sz w:val="24"/>
         </w:rPr>
         <w:t>Monterroso, E. (2002). El proceso de abastecimiento: El aprovisionamiento. Universidad Nacional de Luján, Argentina.</w:t>
-      </w:r>
-    </w:p>
-    <w:p>
-      <w:pPr>
-        <w:spacing w:line="240" w:lineRule="auto" w:after="480" w:before="0"/>
-        <w:ind w:left="425" w:hanging="425"/>
-        <w:jc w:val="both"/>
-      </w:pPr>
-      <w:r>
-        <w:rPr>
-          <w:rFonts w:ascii="Times New Roman" w:hAnsi="Times New Roman"/>
-          <w:sz w:val="24"/>
-        </w:rPr>
-        <w:t>Universidad Pedagógica Experimental Libertador. (2016). Manual de trabajos de grado de especialización y maestría y tesis doctorales (5ta ed.). FEDUPEL, Venezuela.</w:t>
       </w:r>
     </w:p>
     <w:p>
@@ -4306,8 +4427,125 @@
       </w:r>
       <w:bookmarkEnd w:id="bm_anexos"/>
     </w:p>
+    <w:p>
+      <w:pPr>
+        <w:sectPr>
+          <w:footerReference w:type="default" r:id="rId34"/>
+          <w:pgSz w:w="12240" w:h="15840"/>
+          <w:pgMar w:top="1701" w:right="1701" w:bottom="1701" w:left="2268" w:header="720" w:footer="720" w:gutter="0"/>
+          <w:cols w:space="720"/>
+          <w:titlePg/>
+          <w:docGrid w:linePitch="360"/>
+        </w:sectPr>
+      </w:pPr>
+    </w:p>
+    <w:p>
+      <w:bookmarkStart w:id="bm_anexoA" w:name="bm_anexoA"/>
+      <w:pPr>
+        <w:spacing w:before="0" w:after="480"/>
+        <w:jc w:val="center"/>
+      </w:pPr>
+      <w:bookmarkEnd w:id="bm_anexoA"/>
+      <w:r>
+        <w:rPr>
+          <w:rFonts w:ascii="Times New Roman" w:hAnsi="Times New Roman"/>
+          <w:b/>
+          <w:sz w:val="24"/>
+        </w:rPr>
+        <w:t>ANEXO A</w:t>
+      </w:r>
+    </w:p>
+    <w:p>
+      <w:pPr>
+        <w:spacing w:before="240" w:after="480"/>
+        <w:jc w:val="center"/>
+      </w:pPr>
+      <w:r>
+        <w:rPr>
+          <w:rFonts w:ascii="Times New Roman" w:hAnsi="Times New Roman"/>
+          <w:b/>
+          <w:sz w:val="24"/>
+        </w:rPr>
+        <w:t>[Diagrama de Ishikawa de las causas asociadas a las demoras del proceso de procura]</w:t>
+      </w:r>
+    </w:p>
+    <w:p>
+      <w:pPr>
+        <w:spacing w:line="360" w:lineRule="auto" w:after="0" w:before="0"/>
+        <w:ind w:firstLine="709"/>
+        <w:jc w:val="both"/>
+      </w:pPr>
+      <w:r>
+        <w:rPr>
+          <w:rFonts w:ascii="Times New Roman" w:hAnsi="Times New Roman"/>
+          <w:i w:val="0"/>
+          <w:sz w:val="24"/>
+        </w:rPr>
+        <w:t>Problema analizado: demoras y pérdida de trazabilidad en el proceso de procura.</w:t>
+      </w:r>
+    </w:p>
+    <w:p>
+      <w:pPr>
+        <w:spacing w:line="360" w:lineRule="auto" w:after="0" w:before="0"/>
+        <w:ind w:firstLine="709"/>
+        <w:jc w:val="both"/>
+      </w:pPr>
+      <w:r>
+        <w:rPr>
+          <w:rFonts w:ascii="Times New Roman" w:hAnsi="Times New Roman"/>
+          <w:i w:val="0"/>
+          <w:sz w:val="24"/>
+        </w:rPr>
+        <w:t>Procedimientos: ausencia de un canal único de recepción y recorrido no estandarizado de las requisiciones.</w:t>
+      </w:r>
+    </w:p>
+    <w:p>
+      <w:pPr>
+        <w:spacing w:line="360" w:lineRule="auto" w:after="0" w:before="0"/>
+        <w:ind w:firstLine="709"/>
+        <w:jc w:val="both"/>
+      </w:pPr>
+      <w:r>
+        <w:rPr>
+          <w:rFonts w:ascii="Times New Roman" w:hAnsi="Times New Roman"/>
+          <w:i w:val="0"/>
+          <w:sz w:val="24"/>
+        </w:rPr>
+        <w:t>Documentación: formatos no uniformes para solicitudes, cotizaciones, órdenes y seguimiento.</w:t>
+      </w:r>
+    </w:p>
+    <w:p>
+      <w:pPr>
+        <w:spacing w:line="360" w:lineRule="auto" w:after="0" w:before="0"/>
+        <w:ind w:firstLine="709"/>
+        <w:jc w:val="both"/>
+      </w:pPr>
+      <w:r>
+        <w:rPr>
+          <w:rFonts w:ascii="Times New Roman" w:hAnsi="Times New Roman"/>
+          <w:i w:val="0"/>
+          <w:sz w:val="24"/>
+        </w:rPr>
+        <w:t>Responsabilidades y autorización: criterios de aprobación y niveles de autorización susceptibles de formalización.</w:t>
+      </w:r>
+    </w:p>
+    <w:p>
+      <w:pPr>
+        <w:spacing w:line="360" w:lineRule="auto" w:after="0" w:before="0"/>
+        <w:ind w:firstLine="709"/>
+        <w:jc w:val="both"/>
+      </w:pPr>
+      <w:r>
+        <w:rPr>
+          <w:rFonts w:ascii="Times New Roman" w:hAnsi="Times New Roman"/>
+          <w:i w:val="0"/>
+          <w:sz w:val="24"/>
+        </w:rPr>
+        <w:t>Seguimiento: control manual del estatus de cotizaciones y ausencia de indicadores básicos de gestión.</w:t>
+      </w:r>
+    </w:p>
     <w:sectPr>
-      <w:footerReference w:type="default" r:id="rId34"/>
+      <w:footerReference w:type="default" r:id="rId35"/>
       <w:pgSz w:w="12240" w:h="15840"/>
       <w:pgMar w:top="1701" w:right="1701" w:bottom="1701" w:left="2268" w:header="720" w:footer="720" w:gutter="0"/>
       <w:cols w:space="720"/>
@@ -4612,6 +4850,27 @@
 </file>
 
 <file path=word/footer23.xml><?xml version="1.0" encoding="utf-8"?>
+<w:ftr xmlns:m="http://schemas.openxmlformats.org/officeDocument/2006/math" xmlns:mc="http://schemas.openxmlformats.org/markup-compatibility/2006" xmlns:mo="http://schemas.microsoft.com/office/mac/office/2008/main" xmlns:mv="urn:schemas-microsoft-com:mac:vml" xmlns:o="urn:schemas-microsoft-com:office:office" xmlns:r="http://schemas.openxmlformats.org/officeDocument/2006/relationships" xmlns:v="urn:schemas-microsoft-com:vml" xmlns:w10="urn:schemas-microsoft-com:office:word" xmlns:w14="http://schemas.microsoft.com/office/word/2010/wordml" xmlns:w="http://schemas.openxmlformats.org/wordprocessingml/2006/main" xmlns:wne="http://schemas.microsoft.com/office/word/2006/wordml" xmlns:wp14="http://schemas.microsoft.com/office/word/2010/wordprocessingDrawing" xmlns:wp="http://schemas.openxmlformats.org/drawingml/2006/wordprocessingDrawing" xmlns:wpc="http://schemas.microsoft.com/office/word/2010/wordprocessingCanvas" xmlns:wpg="http://schemas.microsoft.com/office/word/2010/wordprocessingGroup" xmlns:wpi="http://schemas.microsoft.com/office/word/2010/wordprocessingInk" xmlns:wps="http://schemas.microsoft.com/office/word/2010/wordprocessingShape" mc:Ignorable="w14 wp14">
+  <w:p>
+    <w:pPr>
+      <w:pStyle w:val="Footer"/>
+      <w:jc w:val="center"/>
+    </w:pPr>
+    <w:r>
+      <w:rPr>
+        <w:rFonts w:ascii="Times New Roman" w:hAnsi="Times New Roman"/>
+        <w:sz w:val="24"/>
+      </w:rPr>
+      <w:fldChar w:fldCharType="begin"/>
+      <w:instrText xml:space="preserve"> PAGE </w:instrText>
+      <w:fldChar w:fldCharType="separate"/>
+      <w:fldChar w:fldCharType="end"/>
+    </w:r>
+  </w:p>
+</w:ftr>
+</file>
+
+<file path=word/footer24.xml><?xml version="1.0" encoding="utf-8"?>
 <w:ftr xmlns:m="http://schemas.openxmlformats.org/officeDocument/2006/math" xmlns:mc="http://schemas.openxmlformats.org/markup-compatibility/2006" xmlns:mo="http://schemas.microsoft.com/office/mac/office/2008/main" xmlns:mv="urn:schemas-microsoft-com:mac:vml" xmlns:o="urn:schemas-microsoft-com:office:office" xmlns:r="http://schemas.openxmlformats.org/officeDocument/2006/relationships" xmlns:v="urn:schemas-microsoft-com:vml" xmlns:w10="urn:schemas-microsoft-com:office:word" xmlns:w14="http://schemas.microsoft.com/office/word/2010/wordml" xmlns:w="http://schemas.openxmlformats.org/wordprocessingml/2006/main" xmlns:wne="http://schemas.microsoft.com/office/word/2006/wordml" xmlns:wp14="http://schemas.microsoft.com/office/word/2010/wordprocessingDrawing" xmlns:wp="http://schemas.openxmlformats.org/drawingml/2006/wordprocessingDrawing" xmlns:wpc="http://schemas.microsoft.com/office/word/2010/wordprocessingCanvas" xmlns:wpg="http://schemas.microsoft.com/office/word/2010/wordprocessingGroup" xmlns:wpi="http://schemas.microsoft.com/office/word/2010/wordprocessingInk" xmlns:wps="http://schemas.microsoft.com/office/word/2010/wordprocessingShape" mc:Ignorable="w14 wp14">
   <w:p>
     <w:pPr>

--- a/keidy/reportes/Informe_Pasantia_IUTECP_BORRADOR1.docx
+++ b/keidy/reportes/Informe_Pasantia_IUTECP_BORRADOR1.docx
@@ -4,7 +4,7 @@
   <w:body>
     <w:p>
       <w:pPr>
-        <w:spacing w:line="276" w:lineRule="auto" w:before="0" w:after="0"/>
+        <w:spacing w:line="240" w:lineRule="auto" w:before="0" w:after="0"/>
         <w:jc w:val="center"/>
       </w:pPr>
       <w:r>
@@ -54,7 +54,7 @@
     </w:p>
     <w:p>
       <w:pPr>
-        <w:spacing w:before="978" w:after="1334"/>
+        <w:spacing w:before="400" w:after="240"/>
         <w:jc w:val="center"/>
       </w:pPr>
       <w:r>
@@ -94,7 +94,7 @@
     </w:p>
     <w:p>
       <w:pPr>
-        <w:spacing w:line="276" w:lineRule="auto" w:before="0" w:after="0"/>
+        <w:spacing w:line="360" w:lineRule="auto" w:before="1080" w:after="0"/>
         <w:jc w:val="center"/>
       </w:pPr>
       <w:r>
@@ -108,7 +108,7 @@
     </w:p>
     <w:p>
       <w:pPr>
-        <w:spacing w:line="276" w:lineRule="auto" w:before="3260" w:after="0"/>
+        <w:spacing w:line="240" w:lineRule="auto" w:before="2100"/>
         <w:jc w:val="right"/>
       </w:pPr>
       <w:r>
@@ -123,7 +123,7 @@
       <w:r>
         <w:rPr>
           <w:rFonts w:ascii="Times New Roman" w:hAnsi="Times New Roman"/>
-          <w:b/>
+          <w:b w:val="0"/>
           <w:sz w:val="24"/>
         </w:rPr>
         <w:t>Guzmán, Keidy</w:t>
@@ -132,7 +132,7 @@
       <w:r>
         <w:rPr>
           <w:rFonts w:ascii="Times New Roman" w:hAnsi="Times New Roman"/>
-          <w:b/>
+          <w:b w:val="0"/>
           <w:sz w:val="24"/>
         </w:rPr>
         <w:t>C.I.: 28.706.352</w:t>
@@ -140,7 +140,7 @@
     </w:p>
     <w:p>
       <w:pPr>
-        <w:spacing w:line="276" w:lineRule="auto" w:before="1630" w:after="0"/>
+        <w:spacing w:before="1240"/>
         <w:jc w:val="center"/>
       </w:pPr>
       <w:r>
@@ -155,6 +155,7 @@
       <w:pPr>
         <w:sectPr>
           <w:footerReference w:type="default" r:id="rId12"/>
+          <w:footerReference w:type="first" r:id="rId13"/>
           <w:pgSz w:w="12240" w:h="15840"/>
           <w:pgMar w:top="1701" w:right="1701" w:bottom="1701" w:left="2268" w:header="720" w:footer="720" w:gutter="0"/>
           <w:cols w:space="720"/>
@@ -164,7 +165,7 @@
     </w:p>
     <w:p>
       <w:pPr>
-        <w:spacing w:line="276" w:lineRule="auto" w:before="0" w:after="0"/>
+        <w:spacing w:line="240" w:lineRule="auto" w:before="0" w:after="0"/>
         <w:jc w:val="center"/>
       </w:pPr>
       <w:r>
@@ -214,7 +215,7 @@
     </w:p>
     <w:p>
       <w:pPr>
-        <w:spacing w:line="276" w:lineRule="auto" w:before="3176" w:after="0"/>
+        <w:spacing w:line="360" w:lineRule="auto" w:before="1280" w:after="0"/>
         <w:jc w:val="center"/>
       </w:pPr>
       <w:r>
@@ -228,7 +229,21 @@
     </w:p>
     <w:p>
       <w:pPr>
-        <w:spacing w:before="2647" w:after="0" w:line="20" w:lineRule="exact"/>
+        <w:spacing w:line="360" w:lineRule="auto" w:before="440" w:after="0"/>
+        <w:jc w:val="center"/>
+      </w:pPr>
+      <w:r>
+        <w:rPr>
+          <w:rFonts w:ascii="Times New Roman" w:hAnsi="Times New Roman"/>
+          <w:b/>
+          <w:sz w:val="24"/>
+        </w:rPr>
+        <w:t>Informe de pasantías para obtener el título de Técnico Superior Universitario en la especialidad de: Administración</w:t>
+      </w:r>
+    </w:p>
+    <w:p>
+      <w:pPr>
+        <w:spacing w:before="2100" w:after="0" w:line="20" w:lineRule="exact"/>
       </w:pPr>
     </w:p>
     <w:tbl>
@@ -253,11 +268,10 @@
         <w:tc>
           <w:tcPr>
             <w:tcW w:type="dxa" w:w="4133"/>
-            <w:vAlign w:val="top"/>
           </w:tcPr>
           <w:p>
             <w:pPr>
-              <w:spacing w:line="276" w:lineRule="auto"/>
+              <w:spacing w:line="240" w:lineRule="auto"/>
               <w:jc w:val="left"/>
             </w:pPr>
             <w:r>
@@ -272,7 +286,7 @@
             <w:r>
               <w:rPr>
                 <w:rFonts w:ascii="Times New Roman" w:hAnsi="Times New Roman"/>
-                <w:b/>
+                <w:b w:val="0"/>
                 <w:sz w:val="24"/>
               </w:rPr>
               <w:t>Rondón, Martina</w:t>
@@ -281,7 +295,7 @@
             <w:r>
               <w:rPr>
                 <w:rFonts w:ascii="Times New Roman" w:hAnsi="Times New Roman"/>
-                <w:b/>
+                <w:b w:val="0"/>
                 <w:sz w:val="24"/>
               </w:rPr>
               <w:t>C.I.: 12.208.768</w:t>
@@ -290,7 +304,7 @@
             <w:r>
               <w:rPr>
                 <w:rFonts w:ascii="Times New Roman" w:hAnsi="Times New Roman"/>
-                <w:b/>
+                <w:b w:val="0"/>
                 <w:sz w:val="24"/>
               </w:rPr>
               <w:br/>
@@ -307,7 +321,7 @@
             <w:r>
               <w:rPr>
                 <w:rFonts w:ascii="Times New Roman" w:hAnsi="Times New Roman"/>
-                <w:b/>
+                <w:b w:val="0"/>
                 <w:sz w:val="24"/>
               </w:rPr>
               <w:t>Dra. Álvarez, Carmen</w:t>
@@ -316,7 +330,7 @@
             <w:r>
               <w:rPr>
                 <w:rFonts w:ascii="Times New Roman" w:hAnsi="Times New Roman"/>
-                <w:b/>
+                <w:b w:val="0"/>
                 <w:sz w:val="24"/>
               </w:rPr>
               <w:t>C.I.: 14.452.956</w:t>
@@ -326,11 +340,10 @@
         <w:tc>
           <w:tcPr>
             <w:tcW w:type="dxa" w:w="4139"/>
-            <w:vAlign w:val="top"/>
           </w:tcPr>
           <w:p>
             <w:pPr>
-              <w:spacing w:line="276" w:lineRule="auto"/>
+              <w:spacing w:line="240" w:lineRule="auto"/>
               <w:jc w:val="right"/>
             </w:pPr>
             <w:r>
@@ -345,7 +358,7 @@
             <w:r>
               <w:rPr>
                 <w:rFonts w:ascii="Times New Roman" w:hAnsi="Times New Roman"/>
-                <w:b/>
+                <w:b w:val="0"/>
                 <w:sz w:val="24"/>
               </w:rPr>
               <w:t>Guzmán, Keidy</w:t>
@@ -354,7 +367,7 @@
             <w:r>
               <w:rPr>
                 <w:rFonts w:ascii="Times New Roman" w:hAnsi="Times New Roman"/>
-                <w:b/>
+                <w:b w:val="0"/>
                 <w:sz w:val="24"/>
               </w:rPr>
               <w:t>C.I.: 28.706.352</w:t>
@@ -365,7 +378,7 @@
     </w:tbl>
     <w:p>
       <w:pPr>
-        <w:spacing w:line="276" w:lineRule="auto" w:before="1323" w:after="0"/>
+        <w:spacing w:before="800"/>
         <w:jc w:val="center"/>
       </w:pPr>
       <w:r>
@@ -379,12 +392,13 @@
     <w:p>
       <w:pPr>
         <w:sectPr>
-          <w:footerReference w:type="default" r:id="rId13"/>
+          <w:footerReference w:type="default" r:id="rId14"/>
+          <w:footerReference w:type="first" r:id="rId15"/>
           <w:pgSz w:w="12240" w:h="15840"/>
           <w:pgMar w:top="1701" w:right="1701" w:bottom="1701" w:left="2268" w:header="720" w:footer="720" w:gutter="0"/>
           <w:cols w:space="720"/>
-          <w:titlePg/>
           <w:docGrid w:linePitch="360"/>
+          <w:pgNumType w:start="2" w:fmt="lowerRoman"/>
         </w:sectPr>
       </w:pPr>
     </w:p>
@@ -548,12 +562,13 @@
     <w:p>
       <w:pPr>
         <w:sectPr>
-          <w:footerReference w:type="default" r:id="rId14"/>
+          <w:footerReference w:type="default" r:id="rId16"/>
+          <w:footerReference w:type="first" r:id="rId17"/>
           <w:pgSz w:w="12240" w:h="15840"/>
           <w:pgMar w:top="1701" w:right="1701" w:bottom="1701" w:left="2268" w:header="720" w:footer="720" w:gutter="0"/>
           <w:cols w:space="720"/>
-          <w:titlePg/>
           <w:docGrid w:linePitch="360"/>
+          <w:pgNumType w:fmt="lowerRoman"/>
         </w:sectPr>
       </w:pPr>
     </w:p>
@@ -717,18 +732,20 @@
     <w:p>
       <w:pPr>
         <w:sectPr>
-          <w:footerReference w:type="default" r:id="rId15"/>
+          <w:footerReference w:type="default" r:id="rId18"/>
+          <w:footerReference w:type="first" r:id="rId19"/>
           <w:pgSz w:w="12240" w:h="15840"/>
           <w:pgMar w:top="1701" w:right="1701" w:bottom="1701" w:left="2268" w:header="720" w:footer="720" w:gutter="0"/>
           <w:cols w:space="720"/>
-          <w:titlePg/>
           <w:docGrid w:linePitch="360"/>
+          <w:pgNumType w:fmt="lowerRoman"/>
         </w:sectPr>
       </w:pPr>
     </w:p>
     <w:p>
-      <w:pPr>
-        <w:spacing w:before="1140" w:after="480"/>
+      <w:bookmarkStart w:id="bm_indice" w:name="bm_indice"/>
+      <w:pPr>
+        <w:spacing w:before="1140" w:after="480" w:line="360" w:lineRule="auto"/>
         <w:jc w:val="center"/>
       </w:pPr>
       <w:r>
@@ -739,22 +756,11 @@
         </w:rPr>
         <w:t>ÍNDICE DE CONTENIDO</w:t>
       </w:r>
+      <w:bookmarkEnd w:id="bm_indice"/>
     </w:p>
     <w:p>
       <w:pPr>
-        <w:sectPr>
-          <w:footerReference w:type="default" r:id="rId16"/>
-          <w:pgSz w:w="12240" w:h="15840"/>
-          <w:pgMar w:top="1701" w:right="1701" w:bottom="1701" w:left="2268" w:header="720" w:footer="720" w:gutter="0"/>
-          <w:cols w:space="720"/>
-          <w:titlePg/>
-          <w:docGrid w:linePitch="360"/>
-        </w:sectPr>
-      </w:pPr>
-    </w:p>
-    <w:p>
-      <w:pPr>
-        <w:spacing w:after="240"/>
+        <w:spacing w:after="80"/>
         <w:jc w:val="right"/>
       </w:pPr>
       <w:r>
@@ -771,7 +777,33 @@
         <w:tabs>
           <w:tab w:pos="8271" w:val="right" w:leader="dot"/>
         </w:tabs>
-        <w:spacing w:line="360" w:lineRule="auto" w:before="0" w:after="80"/>
+        <w:spacing w:line="240" w:lineRule="auto" w:before="0" w:after="0"/>
+        <w:ind w:left="0"/>
+      </w:pPr>
+      <w:r>
+        <w:rPr>
+          <w:rFonts w:ascii="Times New Roman" w:hAnsi="Times New Roman"/>
+          <w:b w:val="0"/>
+          <w:sz w:val="24"/>
+        </w:rPr>
+        <w:t>CONTRAPORTADA</w:t>
+        <w:tab/>
+      </w:r>
+      <w:r>
+        <w:rPr>
+          <w:rFonts w:ascii="Times New Roman" w:hAnsi="Times New Roman"/>
+          <w:b w:val="0"/>
+          <w:sz w:val="24"/>
+        </w:rPr>
+        <w:t>ii</w:t>
+      </w:r>
+    </w:p>
+    <w:p>
+      <w:pPr>
+        <w:tabs>
+          <w:tab w:pos="8271" w:val="right" w:leader="dot"/>
+        </w:tabs>
+        <w:spacing w:line="240" w:lineRule="auto" w:before="0" w:after="0"/>
         <w:ind w:left="0"/>
       </w:pPr>
       <w:r>
@@ -789,11 +821,7 @@
           <w:b w:val="0"/>
           <w:sz w:val="24"/>
         </w:rPr>
-        <w:fldChar w:fldCharType="begin"/>
-        <w:instrText xml:space="preserve"> PAGEREF bm_aprob_ind \h </w:instrText>
-        <w:fldChar w:fldCharType="separate"/>
-        <w:t>?</w:t>
-        <w:fldChar w:fldCharType="end"/>
+        <w:t>iii</w:t>
       </w:r>
     </w:p>
     <w:p>
@@ -801,7 +829,7 @@
         <w:tabs>
           <w:tab w:pos="8271" w:val="right" w:leader="dot"/>
         </w:tabs>
-        <w:spacing w:line="360" w:lineRule="auto" w:before="0" w:after="80"/>
+        <w:spacing w:line="240" w:lineRule="auto" w:before="0" w:after="0"/>
         <w:ind w:left="0"/>
       </w:pPr>
       <w:r>
@@ -819,11 +847,7 @@
           <w:b w:val="0"/>
           <w:sz w:val="24"/>
         </w:rPr>
-        <w:fldChar w:fldCharType="begin"/>
-        <w:instrText xml:space="preserve"> PAGEREF bm_aprob_acad \h </w:instrText>
-        <w:fldChar w:fldCharType="separate"/>
-        <w:t>?</w:t>
-        <w:fldChar w:fldCharType="end"/>
+        <w:t>iv</w:t>
       </w:r>
     </w:p>
     <w:p>
@@ -831,7 +855,33 @@
         <w:tabs>
           <w:tab w:pos="8271" w:val="right" w:leader="dot"/>
         </w:tabs>
-        <w:spacing w:line="360" w:lineRule="auto" w:before="0" w:after="80"/>
+        <w:spacing w:line="240" w:lineRule="auto" w:before="0" w:after="0"/>
+        <w:ind w:left="0"/>
+      </w:pPr>
+      <w:r>
+        <w:rPr>
+          <w:rFonts w:ascii="Times New Roman" w:hAnsi="Times New Roman"/>
+          <w:b w:val="0"/>
+          <w:sz w:val="24"/>
+        </w:rPr>
+        <w:t>ÍNDICE DE CONTENIDO</w:t>
+        <w:tab/>
+      </w:r>
+      <w:r>
+        <w:rPr>
+          <w:rFonts w:ascii="Times New Roman" w:hAnsi="Times New Roman"/>
+          <w:b w:val="0"/>
+          <w:sz w:val="24"/>
+        </w:rPr>
+        <w:t>v</w:t>
+      </w:r>
+    </w:p>
+    <w:p>
+      <w:pPr>
+        <w:tabs>
+          <w:tab w:pos="8271" w:val="right" w:leader="dot"/>
+        </w:tabs>
+        <w:spacing w:line="240" w:lineRule="auto" w:before="0" w:after="0"/>
         <w:ind w:left="0"/>
       </w:pPr>
       <w:r>
@@ -849,11 +899,7 @@
           <w:b w:val="0"/>
           <w:sz w:val="24"/>
         </w:rPr>
-        <w:fldChar w:fldCharType="begin"/>
-        <w:instrText xml:space="preserve"> PAGEREF bm_lista_cuadros \h </w:instrText>
-        <w:fldChar w:fldCharType="separate"/>
-        <w:t>?</w:t>
-        <w:fldChar w:fldCharType="end"/>
+        <w:t>vi</w:t>
       </w:r>
     </w:p>
     <w:p>
@@ -861,37 +907,7 @@
         <w:tabs>
           <w:tab w:pos="8271" w:val="right" w:leader="dot"/>
         </w:tabs>
-        <w:spacing w:line="360" w:lineRule="auto" w:before="0" w:after="80"/>
-        <w:ind w:left="0"/>
-      </w:pPr>
-      <w:r>
-        <w:rPr>
-          <w:rFonts w:ascii="Times New Roman" w:hAnsi="Times New Roman"/>
-          <w:b w:val="0"/>
-          <w:sz w:val="24"/>
-        </w:rPr>
-        <w:t>LISTA DE FIGURAS</w:t>
-        <w:tab/>
-      </w:r>
-      <w:r>
-        <w:rPr>
-          <w:rFonts w:ascii="Times New Roman" w:hAnsi="Times New Roman"/>
-          <w:b w:val="0"/>
-          <w:sz w:val="24"/>
-        </w:rPr>
-        <w:fldChar w:fldCharType="begin"/>
-        <w:instrText xml:space="preserve"> PAGEREF bm_lista_figuras \h </w:instrText>
-        <w:fldChar w:fldCharType="separate"/>
-        <w:t>?</w:t>
-        <w:fldChar w:fldCharType="end"/>
-      </w:r>
-    </w:p>
-    <w:p>
-      <w:pPr>
-        <w:tabs>
-          <w:tab w:pos="8271" w:val="right" w:leader="dot"/>
-        </w:tabs>
-        <w:spacing w:line="360" w:lineRule="auto" w:before="0" w:after="80"/>
+        <w:spacing w:line="240" w:lineRule="auto" w:before="0" w:after="0"/>
         <w:ind w:left="0"/>
       </w:pPr>
       <w:r>
@@ -909,11 +925,7 @@
           <w:b w:val="0"/>
           <w:sz w:val="24"/>
         </w:rPr>
-        <w:fldChar w:fldCharType="begin"/>
-        <w:instrText xml:space="preserve"> PAGEREF bm_lista_graficos \h </w:instrText>
-        <w:fldChar w:fldCharType="separate"/>
-        <w:t>?</w:t>
-        <w:fldChar w:fldCharType="end"/>
+        <w:t>vii</w:t>
       </w:r>
     </w:p>
     <w:p>
@@ -921,7 +933,7 @@
         <w:tabs>
           <w:tab w:pos="8271" w:val="right" w:leader="dot"/>
         </w:tabs>
-        <w:spacing w:line="360" w:lineRule="auto" w:before="0" w:after="80"/>
+        <w:spacing w:line="240" w:lineRule="auto" w:before="0" w:after="0"/>
         <w:ind w:left="0"/>
       </w:pPr>
       <w:r>
@@ -939,11 +951,7 @@
           <w:b w:val="0"/>
           <w:sz w:val="24"/>
         </w:rPr>
-        <w:fldChar w:fldCharType="begin"/>
-        <w:instrText xml:space="preserve"> PAGEREF bm_lista_anexos \h </w:instrText>
-        <w:fldChar w:fldCharType="separate"/>
-        <w:t>?</w:t>
-        <w:fldChar w:fldCharType="end"/>
+        <w:t>viii</w:t>
       </w:r>
     </w:p>
     <w:p>
@@ -951,7 +959,7 @@
         <w:tabs>
           <w:tab w:pos="8271" w:val="right" w:leader="dot"/>
         </w:tabs>
-        <w:spacing w:line="360" w:lineRule="auto" w:before="0" w:after="80"/>
+        <w:spacing w:line="240" w:lineRule="auto" w:before="0" w:after="0"/>
         <w:ind w:left="0"/>
       </w:pPr>
       <w:r>
@@ -969,11 +977,7 @@
           <w:b w:val="0"/>
           <w:sz w:val="24"/>
         </w:rPr>
-        <w:fldChar w:fldCharType="begin"/>
-        <w:instrText xml:space="preserve"> PAGEREF bm_resumen \h </w:instrText>
-        <w:fldChar w:fldCharType="separate"/>
-        <w:t>?</w:t>
-        <w:fldChar w:fldCharType="end"/>
+        <w:t>ix</w:t>
       </w:r>
     </w:p>
     <w:p>
@@ -981,7 +985,7 @@
         <w:tabs>
           <w:tab w:pos="8271" w:val="right" w:leader="dot"/>
         </w:tabs>
-        <w:spacing w:line="360" w:lineRule="auto" w:before="0" w:after="80"/>
+        <w:spacing w:line="240" w:lineRule="auto" w:before="0" w:after="0"/>
         <w:ind w:left="0"/>
       </w:pPr>
       <w:r>
@@ -999,16 +1003,12 @@
           <w:b w:val="0"/>
           <w:sz w:val="24"/>
         </w:rPr>
-        <w:fldChar w:fldCharType="begin"/>
-        <w:instrText xml:space="preserve"> PAGEREF bm_introduccion \h </w:instrText>
-        <w:fldChar w:fldCharType="separate"/>
-        <w:t>?</w:t>
-        <w:fldChar w:fldCharType="end"/>
+        <w:t>1</w:t>
       </w:r>
     </w:p>
     <w:p>
       <w:pPr>
-        <w:spacing w:before="240" w:after="120"/>
+        <w:spacing w:before="80" w:after="0"/>
       </w:pPr>
       <w:r>
         <w:rPr>
@@ -1022,7 +1022,7 @@
         <w:tabs>
           <w:tab w:pos="8271" w:val="right" w:leader="dot"/>
         </w:tabs>
-        <w:spacing w:line="360" w:lineRule="auto" w:before="0" w:after="80"/>
+        <w:spacing w:line="240" w:lineRule="auto" w:before="0" w:after="0"/>
         <w:ind w:left="0"/>
       </w:pPr>
       <w:r>
@@ -1052,7 +1052,7 @@
         <w:tabs>
           <w:tab w:pos="8271" w:val="right" w:leader="dot"/>
         </w:tabs>
-        <w:spacing w:line="360" w:lineRule="auto" w:before="0" w:after="80"/>
+        <w:spacing w:line="240" w:lineRule="auto" w:before="0" w:after="0"/>
         <w:ind w:left="283"/>
       </w:pPr>
       <w:r>
@@ -1082,7 +1082,7 @@
         <w:tabs>
           <w:tab w:pos="8271" w:val="right" w:leader="dot"/>
         </w:tabs>
-        <w:spacing w:line="360" w:lineRule="auto" w:before="0" w:after="80"/>
+        <w:spacing w:line="240" w:lineRule="auto" w:before="0" w:after="0"/>
         <w:ind w:left="283"/>
       </w:pPr>
       <w:r>
@@ -1112,7 +1112,7 @@
         <w:tabs>
           <w:tab w:pos="8271" w:val="right" w:leader="dot"/>
         </w:tabs>
-        <w:spacing w:line="360" w:lineRule="auto" w:before="0" w:after="80"/>
+        <w:spacing w:line="240" w:lineRule="auto" w:before="0" w:after="0"/>
         <w:ind w:left="283"/>
       </w:pPr>
       <w:r>
@@ -1142,7 +1142,7 @@
         <w:tabs>
           <w:tab w:pos="8271" w:val="right" w:leader="dot"/>
         </w:tabs>
-        <w:spacing w:line="360" w:lineRule="auto" w:before="0" w:after="80"/>
+        <w:spacing w:line="240" w:lineRule="auto" w:before="0" w:after="0"/>
         <w:ind w:left="283"/>
       </w:pPr>
       <w:r>
@@ -1172,7 +1172,7 @@
         <w:tabs>
           <w:tab w:pos="8271" w:val="right" w:leader="dot"/>
         </w:tabs>
-        <w:spacing w:line="360" w:lineRule="auto" w:before="0" w:after="80"/>
+        <w:spacing w:line="240" w:lineRule="auto" w:before="0" w:after="0"/>
         <w:ind w:left="283"/>
       </w:pPr>
       <w:r>
@@ -1202,7 +1202,7 @@
         <w:tabs>
           <w:tab w:pos="8271" w:val="right" w:leader="dot"/>
         </w:tabs>
-        <w:spacing w:line="360" w:lineRule="auto" w:before="0" w:after="80"/>
+        <w:spacing w:line="240" w:lineRule="auto" w:before="0" w:after="0"/>
         <w:ind w:left="283"/>
       </w:pPr>
       <w:r>
@@ -1232,7 +1232,7 @@
         <w:tabs>
           <w:tab w:pos="8271" w:val="right" w:leader="dot"/>
         </w:tabs>
-        <w:spacing w:line="360" w:lineRule="auto" w:before="0" w:after="80"/>
+        <w:spacing w:line="240" w:lineRule="auto" w:before="0" w:after="0"/>
         <w:ind w:left="283"/>
       </w:pPr>
       <w:r>
@@ -1262,7 +1262,7 @@
         <w:tabs>
           <w:tab w:pos="8271" w:val="right" w:leader="dot"/>
         </w:tabs>
-        <w:spacing w:line="360" w:lineRule="auto" w:before="0" w:after="80"/>
+        <w:spacing w:line="240" w:lineRule="auto" w:before="0" w:after="0"/>
         <w:ind w:left="283"/>
       </w:pPr>
       <w:r>
@@ -1292,7 +1292,7 @@
         <w:tabs>
           <w:tab w:pos="8271" w:val="right" w:leader="dot"/>
         </w:tabs>
-        <w:spacing w:line="360" w:lineRule="auto" w:before="0" w:after="80"/>
+        <w:spacing w:line="240" w:lineRule="auto" w:before="0" w:after="0"/>
         <w:ind w:left="283"/>
       </w:pPr>
       <w:r>
@@ -1322,7 +1322,37 @@
         <w:tabs>
           <w:tab w:pos="8271" w:val="right" w:leader="dot"/>
         </w:tabs>
-        <w:spacing w:line="360" w:lineRule="auto" w:before="0" w:after="80"/>
+        <w:spacing w:line="240" w:lineRule="auto" w:before="0" w:after="0"/>
+        <w:ind w:left="283"/>
+      </w:pPr>
+      <w:r>
+        <w:rPr>
+          <w:rFonts w:ascii="Times New Roman" w:hAnsi="Times New Roman"/>
+          <w:b w:val="0"/>
+          <w:sz w:val="24"/>
+        </w:rPr>
+        <w:t>Descripción del departamento donde realizó la pasantía</w:t>
+        <w:tab/>
+      </w:r>
+      <w:r>
+        <w:rPr>
+          <w:rFonts w:ascii="Times New Roman" w:hAnsi="Times New Roman"/>
+          <w:b w:val="0"/>
+          <w:sz w:val="24"/>
+        </w:rPr>
+        <w:fldChar w:fldCharType="begin"/>
+        <w:instrText xml:space="preserve"> PAGEREF bm_cap1_depto \h </w:instrText>
+        <w:fldChar w:fldCharType="separate"/>
+        <w:t>?</w:t>
+        <w:fldChar w:fldCharType="end"/>
+      </w:r>
+    </w:p>
+    <w:p>
+      <w:pPr>
+        <w:tabs>
+          <w:tab w:pos="8271" w:val="right" w:leader="dot"/>
+        </w:tabs>
+        <w:spacing w:line="240" w:lineRule="auto" w:before="0" w:after="0"/>
         <w:ind w:left="0"/>
       </w:pPr>
       <w:r>
@@ -1352,7 +1382,7 @@
         <w:tabs>
           <w:tab w:pos="8271" w:val="right" w:leader="dot"/>
         </w:tabs>
-        <w:spacing w:line="360" w:lineRule="auto" w:before="0" w:after="80"/>
+        <w:spacing w:line="240" w:lineRule="auto" w:before="0" w:after="0"/>
         <w:ind w:left="0"/>
       </w:pPr>
       <w:r>
@@ -1380,20 +1410,20 @@
     <w:p>
       <w:pPr>
         <w:sectPr>
-          <w:footerReference w:type="default" r:id="rId17"/>
-          <w:type w:val="continuous"/>
+          <w:footerReference w:type="default" r:id="rId20"/>
+          <w:footerReference w:type="first" r:id="rId21"/>
           <w:pgSz w:w="12240" w:h="15840"/>
           <w:pgMar w:top="1701" w:right="1701" w:bottom="1701" w:left="2268" w:header="720" w:footer="720" w:gutter="0"/>
           <w:cols w:space="720"/>
-          <w:titlePg/>
           <w:docGrid w:linePitch="360"/>
+          <w:pgNumType w:fmt="lowerRoman"/>
         </w:sectPr>
       </w:pPr>
     </w:p>
     <w:p>
       <w:bookmarkStart w:id="bm_lista_cuadros" w:name="bm_lista_cuadros"/>
       <w:pPr>
-        <w:spacing w:before="1140" w:after="480"/>
+        <w:spacing w:before="1140" w:after="480" w:line="360" w:lineRule="auto"/>
         <w:jc w:val="center"/>
       </w:pPr>
       <w:r>
@@ -1405,18 +1435,6 @@
         <w:t>LISTA DE CUADROS</w:t>
       </w:r>
       <w:bookmarkEnd w:id="bm_lista_cuadros"/>
-    </w:p>
-    <w:p>
-      <w:pPr>
-        <w:sectPr>
-          <w:footerReference w:type="default" r:id="rId18"/>
-          <w:pgSz w:w="12240" w:h="15840"/>
-          <w:pgMar w:top="1701" w:right="1701" w:bottom="1701" w:left="2268" w:header="720" w:footer="720" w:gutter="0"/>
-          <w:cols w:space="720"/>
-          <w:titlePg/>
-          <w:docGrid w:linePitch="360"/>
-        </w:sectPr>
-      </w:pPr>
     </w:p>
     <w:p>
       <w:pPr>
@@ -1448,61 +1466,20 @@
     <w:p>
       <w:pPr>
         <w:sectPr>
-          <w:footerReference w:type="default" r:id="rId19"/>
-          <w:type w:val="continuous"/>
+          <w:footerReference w:type="default" r:id="rId22"/>
+          <w:footerReference w:type="first" r:id="rId23"/>
           <w:pgSz w:w="12240" w:h="15840"/>
           <w:pgMar w:top="1701" w:right="1701" w:bottom="1701" w:left="2268" w:header="720" w:footer="720" w:gutter="0"/>
           <w:cols w:space="720"/>
-          <w:titlePg/>
           <w:docGrid w:linePitch="360"/>
-        </w:sectPr>
-      </w:pPr>
-    </w:p>
-    <w:p>
-      <w:bookmarkStart w:id="bm_lista_figuras" w:name="bm_lista_figuras"/>
-      <w:pPr>
-        <w:spacing w:before="1140" w:after="480"/>
-        <w:jc w:val="center"/>
-      </w:pPr>
-      <w:r>
-        <w:rPr>
-          <w:rFonts w:ascii="Times New Roman" w:hAnsi="Times New Roman"/>
-          <w:b/>
-          <w:sz w:val="24"/>
-        </w:rPr>
-        <w:t>LISTA DE FIGURAS</w:t>
-      </w:r>
-      <w:bookmarkEnd w:id="bm_lista_figuras"/>
-    </w:p>
-    <w:p>
-      <w:pPr>
-        <w:sectPr>
-          <w:footerReference w:type="default" r:id="rId20"/>
-          <w:pgSz w:w="12240" w:h="15840"/>
-          <w:pgMar w:top="1701" w:right="1701" w:bottom="1701" w:left="2268" w:header="720" w:footer="720" w:gutter="0"/>
-          <w:cols w:space="720"/>
-          <w:titlePg/>
-          <w:docGrid w:linePitch="360"/>
-        </w:sectPr>
-      </w:pPr>
-    </w:p>
-    <w:p>
-      <w:pPr>
-        <w:sectPr>
-          <w:footerReference w:type="default" r:id="rId21"/>
-          <w:type w:val="continuous"/>
-          <w:pgSz w:w="12240" w:h="15840"/>
-          <w:pgMar w:top="1701" w:right="1701" w:bottom="1701" w:left="2268" w:header="720" w:footer="720" w:gutter="0"/>
-          <w:cols w:space="720"/>
-          <w:titlePg/>
-          <w:docGrid w:linePitch="360"/>
+          <w:pgNumType w:fmt="lowerRoman"/>
         </w:sectPr>
       </w:pPr>
     </w:p>
     <w:p>
       <w:bookmarkStart w:id="bm_lista_graficos" w:name="bm_lista_graficos"/>
       <w:pPr>
-        <w:spacing w:before="1140" w:after="480"/>
+        <w:spacing w:before="1140" w:after="480" w:line="360" w:lineRule="auto"/>
         <w:jc w:val="center"/>
       </w:pPr>
       <w:r>
@@ -1514,18 +1491,6 @@
         <w:t>LISTA DE GRÁFICOS</w:t>
       </w:r>
       <w:bookmarkEnd w:id="bm_lista_graficos"/>
-    </w:p>
-    <w:p>
-      <w:pPr>
-        <w:sectPr>
-          <w:footerReference w:type="default" r:id="rId22"/>
-          <w:pgSz w:w="12240" w:h="15840"/>
-          <w:pgMar w:top="1701" w:right="1701" w:bottom="1701" w:left="2268" w:header="720" w:footer="720" w:gutter="0"/>
-          <w:cols w:space="720"/>
-          <w:titlePg/>
-          <w:docGrid w:linePitch="360"/>
-        </w:sectPr>
-      </w:pPr>
     </w:p>
     <w:p>
       <w:pPr>
@@ -1621,20 +1586,20 @@
     <w:p>
       <w:pPr>
         <w:sectPr>
-          <w:footerReference w:type="default" r:id="rId23"/>
-          <w:type w:val="continuous"/>
+          <w:footerReference w:type="default" r:id="rId24"/>
+          <w:footerReference w:type="first" r:id="rId25"/>
           <w:pgSz w:w="12240" w:h="15840"/>
           <w:pgMar w:top="1701" w:right="1701" w:bottom="1701" w:left="2268" w:header="720" w:footer="720" w:gutter="0"/>
           <w:cols w:space="720"/>
-          <w:titlePg/>
           <w:docGrid w:linePitch="360"/>
+          <w:pgNumType w:fmt="lowerRoman"/>
         </w:sectPr>
       </w:pPr>
     </w:p>
     <w:p>
       <w:bookmarkStart w:id="bm_lista_anexos" w:name="bm_lista_anexos"/>
       <w:pPr>
-        <w:spacing w:before="1140" w:after="480"/>
+        <w:spacing w:before="1140" w:after="480" w:line="360" w:lineRule="auto"/>
         <w:jc w:val="center"/>
       </w:pPr>
       <w:r>
@@ -1646,18 +1611,6 @@
         <w:t>LISTA DE ANEXOS</w:t>
       </w:r>
       <w:bookmarkEnd w:id="bm_lista_anexos"/>
-    </w:p>
-    <w:p>
-      <w:pPr>
-        <w:sectPr>
-          <w:footerReference w:type="default" r:id="rId24"/>
-          <w:pgSz w:w="12240" w:h="15840"/>
-          <w:pgMar w:top="1701" w:right="1701" w:bottom="1701" w:left="2268" w:header="720" w:footer="720" w:gutter="0"/>
-          <w:cols w:space="720"/>
-          <w:titlePg/>
-          <w:docGrid w:linePitch="360"/>
-        </w:sectPr>
-      </w:pPr>
     </w:p>
     <w:p>
       <w:pPr>
@@ -1721,19 +1674,19 @@
     <w:p>
       <w:pPr>
         <w:sectPr>
-          <w:footerReference w:type="default" r:id="rId25"/>
-          <w:type w:val="continuous"/>
+          <w:footerReference w:type="default" r:id="rId26"/>
+          <w:footerReference w:type="first" r:id="rId27"/>
           <w:pgSz w:w="12240" w:h="15840"/>
           <w:pgMar w:top="1701" w:right="1701" w:bottom="1701" w:left="2268" w:header="720" w:footer="720" w:gutter="0"/>
           <w:cols w:space="720"/>
-          <w:titlePg/>
           <w:docGrid w:linePitch="360"/>
+          <w:pgNumType w:fmt="lowerRoman"/>
         </w:sectPr>
       </w:pPr>
     </w:p>
     <w:p>
       <w:pPr>
-        <w:spacing w:after="0"/>
+        <w:spacing w:line="240" w:lineRule="auto" w:after="0"/>
         <w:jc w:val="center"/>
       </w:pPr>
       <w:r>
@@ -1747,7 +1700,7 @@
     </w:p>
     <w:p>
       <w:pPr>
-        <w:spacing w:after="0"/>
+        <w:spacing w:line="240" w:lineRule="auto" w:after="0"/>
         <w:jc w:val="center"/>
       </w:pPr>
       <w:r>
@@ -1761,7 +1714,7 @@
     </w:p>
     <w:p>
       <w:pPr>
-        <w:spacing w:after="0"/>
+        <w:spacing w:line="240" w:lineRule="auto" w:after="0"/>
         <w:jc w:val="center"/>
       </w:pPr>
       <w:r>
@@ -1775,7 +1728,7 @@
     </w:p>
     <w:p>
       <w:pPr>
-        <w:spacing w:after="0"/>
+        <w:spacing w:line="240" w:lineRule="auto" w:after="0"/>
         <w:jc w:val="center"/>
       </w:pPr>
       <w:r>
@@ -1789,7 +1742,7 @@
     </w:p>
     <w:p>
       <w:pPr>
-        <w:spacing w:after="0"/>
+        <w:spacing w:line="240" w:lineRule="auto" w:after="0"/>
         <w:jc w:val="center"/>
       </w:pPr>
       <w:r>
@@ -1803,12 +1756,7 @@
     </w:p>
     <w:p>
       <w:pPr>
-        <w:spacing w:after="360"/>
-      </w:pPr>
-    </w:p>
-    <w:p>
-      <w:pPr>
-        <w:spacing w:after="480"/>
+        <w:spacing w:before="480" w:after="240" w:line="360" w:lineRule="auto"/>
         <w:jc w:val="center"/>
       </w:pPr>
       <w:r>
@@ -1822,8 +1770,7 @@
     </w:p>
     <w:p>
       <w:pPr>
-        <w:spacing w:after="480"/>
-        <w:ind w:left="0"/>
+        <w:spacing w:before="120" w:after="200" w:line="240" w:lineRule="auto"/>
         <w:jc w:val="right"/>
       </w:pPr>
       <w:r>
@@ -1838,6 +1785,7 @@
       <w:r>
         <w:rPr>
           <w:rFonts w:ascii="Times New Roman" w:hAnsi="Times New Roman"/>
+          <w:b w:val="0"/>
           <w:sz w:val="24"/>
         </w:rPr>
         <w:t>Guzmán, Keidy</w:t>
@@ -1846,23 +1794,25 @@
       <w:r>
         <w:rPr>
           <w:rFonts w:ascii="Times New Roman" w:hAnsi="Times New Roman"/>
+          <w:b w:val="0"/>
           <w:sz w:val="24"/>
         </w:rPr>
-        <w:t>C.I.: 28.706.352</w:t>
+        <w:t>C.I.: V-28.706.352</w:t>
         <w:br/>
       </w:r>
       <w:r>
         <w:rPr>
           <w:rFonts w:ascii="Times New Roman" w:hAnsi="Times New Roman"/>
+          <w:b/>
           <w:sz w:val="24"/>
         </w:rPr>
-        <w:t>agosto de 2026</w:t>
+        <w:t>2026, agosto</w:t>
       </w:r>
     </w:p>
     <w:p>
       <w:bookmarkStart w:id="bm_resumen" w:name="bm_resumen"/>
       <w:pPr>
-        <w:spacing w:before="480" w:after="480"/>
+        <w:spacing w:before="0" w:after="160"/>
         <w:jc w:val="center"/>
       </w:pPr>
       <w:r>
@@ -1877,20 +1827,8 @@
     </w:p>
     <w:p>
       <w:pPr>
-        <w:sectPr>
-          <w:footerReference w:type="default" r:id="rId26"/>
-          <w:pgSz w:w="12240" w:h="15840"/>
-          <w:pgMar w:top="1701" w:right="1701" w:bottom="1701" w:left="2268" w:header="720" w:footer="720" w:gutter="0"/>
-          <w:cols w:space="720"/>
-          <w:titlePg/>
-          <w:docGrid w:linePitch="360"/>
-        </w:sectPr>
-      </w:pPr>
-    </w:p>
-    <w:p>
-      <w:pPr>
-        <w:spacing w:line="360" w:lineRule="auto" w:after="0" w:before="0"/>
-        <w:ind w:firstLine="709"/>
+        <w:spacing w:line="240" w:lineRule="auto" w:after="0" w:before="0"/>
+        <w:ind w:firstLine="0"/>
         <w:jc w:val="both"/>
       </w:pPr>
       <w:r>
@@ -1902,38 +1840,44 @@
         <w:t>El presente informe corresponde a las pasantías profesionales realizadas durante diez (10) semanas en el Departamento Administrativo de Lubricantes y Equipos Varyna, C.A., con participación directa en actividades relacionadas con la procura de materiales e insumos. Durante la práctica se observó que las requisiciones de compra no siempre siguen un canal único y formalizado desde su recepción hasta la emisión y seguimiento de la orden de compra. También se evidenció la ausencia de formatos uniformes para algunas solicitudes, dificultades para conocer oportunamente el estado de las cotizaciones y falta de criterios visibles que faciliten el seguimiento de las aprobaciones. Estas condiciones pueden producir demoras, pérdida de trazabilidad y mayor carga administrativa para el personal encargado. El objetivo general fue proponer la simplificación administrativa del proceso de procura en el departamento, con la finalidad de reducir pasos innecesarios, agilizar los tiempos de adquisición y fortalecer el control interno. Para ello se realizaron observaciones del flujo de compras, entrevistas al personal, revisión de expedientes históricos, análisis de tiempos y un diagrama de causa-efecto para organizar los factores asociados a los retrasos. Como resultado se formuló una propuesta compuesta por un flujo simplificado con responsables definidos, formatos estandarizados de solicitud de cotización y orden de compra, una matriz de autorización por monto y criterios de seguimiento mediante indicadores de gestión. Se concluye que la formalización de estas herramientas puede facilitar el control y reducir la dispersión del proceso. Se recomienda implementar la propuesta de manera gradual, socializarla con el personal involucrado y revisar periódicamente sus resultados para realizar los ajustes necesarios.</w:t>
       </w:r>
     </w:p>
-    <w:p/>
     <w:p>
       <w:pPr>
-        <w:ind w:firstLine="709"/>
+        <w:spacing w:line="240" w:lineRule="auto" w:before="160"/>
+        <w:ind w:firstLine="0"/>
       </w:pPr>
       <w:r>
         <w:rPr>
+          <w:rFonts w:ascii="Times New Roman" w:hAnsi="Times New Roman"/>
           <w:b/>
+          <w:sz w:val="24"/>
         </w:rPr>
         <w:t xml:space="preserve">Palabras claves: </w:t>
       </w:r>
       <w:r>
+        <w:rPr>
+          <w:rFonts w:ascii="Times New Roman" w:hAnsi="Times New Roman"/>
+          <w:sz w:val="24"/>
+        </w:rPr>
         <w:t>procura, simplificación administrativa, control interno, requisiciones, pasantías</w:t>
       </w:r>
     </w:p>
     <w:p>
       <w:pPr>
         <w:sectPr>
-          <w:footerReference w:type="default" r:id="rId27"/>
-          <w:type w:val="continuous"/>
+          <w:footerReference w:type="default" r:id="rId28"/>
+          <w:footerReference w:type="first" r:id="rId29"/>
           <w:pgSz w:w="12240" w:h="15840"/>
           <w:pgMar w:top="1701" w:right="1701" w:bottom="1701" w:left="2268" w:header="720" w:footer="720" w:gutter="0"/>
           <w:cols w:space="720"/>
-          <w:titlePg/>
           <w:docGrid w:linePitch="360"/>
+          <w:pgNumType w:fmt="lowerRoman"/>
         </w:sectPr>
       </w:pPr>
     </w:p>
     <w:p>
       <w:bookmarkStart w:id="bm_introduccion" w:name="bm_introduccion"/>
       <w:pPr>
-        <w:spacing w:before="1140" w:after="480"/>
+        <w:spacing w:before="1140" w:after="480" w:line="360" w:lineRule="auto"/>
         <w:jc w:val="center"/>
       </w:pPr>
       <w:r>
@@ -1948,18 +1892,6 @@
     </w:p>
     <w:p>
       <w:pPr>
-        <w:sectPr>
-          <w:footerReference w:type="default" r:id="rId28"/>
-          <w:pgSz w:w="12240" w:h="15840"/>
-          <w:pgMar w:top="1701" w:right="1701" w:bottom="1701" w:left="2268" w:header="720" w:footer="720" w:gutter="0"/>
-          <w:cols w:space="720"/>
-          <w:titlePg/>
-          <w:docGrid w:linePitch="360"/>
-        </w:sectPr>
-      </w:pPr>
-    </w:p>
-    <w:p>
-      <w:pPr>
         <w:spacing w:line="360" w:lineRule="auto" w:after="0" w:before="0"/>
         <w:ind w:firstLine="709"/>
         <w:jc w:val="both"/>
@@ -2021,19 +1953,20 @@
     <w:p>
       <w:pPr>
         <w:sectPr>
-          <w:footerReference w:type="default" r:id="rId29"/>
-          <w:type w:val="continuous"/>
+          <w:footerReference w:type="default" r:id="rId30"/>
+          <w:footerReference w:type="first" r:id="rId31"/>
           <w:pgSz w:w="12240" w:h="15840"/>
           <w:pgMar w:top="1701" w:right="1701" w:bottom="1701" w:left="2268" w:header="720" w:footer="720" w:gutter="0"/>
           <w:cols w:space="720"/>
           <w:titlePg/>
           <w:docGrid w:linePitch="360"/>
+          <w:pgNumType w:start="1" w:fmt="decimal"/>
         </w:sectPr>
       </w:pPr>
     </w:p>
     <w:p>
       <w:pPr>
-        <w:spacing w:before="1140" w:after="480"/>
+        <w:spacing w:before="1140" w:after="480" w:line="360" w:lineRule="auto"/>
         <w:jc w:val="center"/>
       </w:pPr>
       <w:r>
@@ -2048,7 +1981,7 @@
     <w:p>
       <w:bookmarkStart w:id="bm_cap1" w:name="bm_cap1"/>
       <w:pPr>
-        <w:spacing w:before="480"/>
+        <w:spacing w:before="0" w:after="480" w:line="360" w:lineRule="auto"/>
         <w:jc w:val="center"/>
       </w:pPr>
       <w:r>
@@ -2060,18 +1993,6 @@
         <w:t>REALIDAD ORGANIZACIONAL</w:t>
       </w:r>
       <w:bookmarkEnd w:id="bm_cap1"/>
-    </w:p>
-    <w:p>
-      <w:pPr>
-        <w:sectPr>
-          <w:footerReference w:type="default" r:id="rId30"/>
-          <w:pgSz w:w="12240" w:h="15840"/>
-          <w:pgMar w:top="1701" w:right="1701" w:bottom="1701" w:left="2268" w:header="720" w:footer="720" w:gutter="0"/>
-          <w:cols w:space="720"/>
-          <w:titlePg/>
-          <w:docGrid w:linePitch="360"/>
-        </w:sectPr>
-      </w:pPr>
     </w:p>
     <w:p>
       <w:bookmarkStart w:id="bm_cap1_ident" w:name="bm_cap1_ident"/>
@@ -2591,7 +2512,7 @@
         <w:rPr>
           <w:rFonts w:ascii="Times New Roman" w:hAnsi="Times New Roman"/>
           <w:i/>
-          <w:sz w:val="24"/>
+          <w:sz w:val="20"/>
         </w:rPr>
         <w:t xml:space="preserve">Gráfico 1. </w:t>
       </w:r>
@@ -2599,7 +2520,7 @@
         <w:rPr>
           <w:rFonts w:ascii="Times New Roman" w:hAnsi="Times New Roman"/>
           <w:b/>
-          <w:sz w:val="24"/>
+          <w:sz w:val="20"/>
         </w:rPr>
         <w:t>Representación cartográfica y ubicación espacial de la empresa.</w:t>
       </w:r>
@@ -2656,7 +2577,7 @@
               <w:rPr>
                 <w:rFonts w:ascii="Times New Roman" w:hAnsi="Times New Roman"/>
                 <w:b/>
-                <w:sz w:val="16"/>
+                <w:sz w:val="20"/>
               </w:rPr>
               <w:t>Departamento / Área</w:t>
             </w:r>
@@ -2676,7 +2597,7 @@
               <w:rPr>
                 <w:rFonts w:ascii="Times New Roman" w:hAnsi="Times New Roman"/>
                 <w:b/>
-                <w:sz w:val="16"/>
+                <w:sz w:val="20"/>
               </w:rPr>
               <w:t>Cargo</w:t>
             </w:r>
@@ -2696,7 +2617,7 @@
               <w:rPr>
                 <w:rFonts w:ascii="Times New Roman" w:hAnsi="Times New Roman"/>
                 <w:b/>
-                <w:sz w:val="16"/>
+                <w:sz w:val="20"/>
               </w:rPr>
               <w:t>Femenino</w:t>
             </w:r>
@@ -2716,7 +2637,7 @@
               <w:rPr>
                 <w:rFonts w:ascii="Times New Roman" w:hAnsi="Times New Roman"/>
                 <w:b/>
-                <w:sz w:val="16"/>
+                <w:sz w:val="20"/>
               </w:rPr>
               <w:t>Masculino</w:t>
             </w:r>
@@ -2736,7 +2657,7 @@
               <w:rPr>
                 <w:rFonts w:ascii="Times New Roman" w:hAnsi="Times New Roman"/>
                 <w:b/>
-                <w:sz w:val="16"/>
+                <w:sz w:val="20"/>
               </w:rPr>
               <w:t>Total</w:t>
             </w:r>
@@ -2756,7 +2677,7 @@
             <w:r>
               <w:rPr>
                 <w:rFonts w:ascii="Times New Roman" w:hAnsi="Times New Roman"/>
-                <w:sz w:val="16"/>
+                <w:sz w:val="20"/>
               </w:rPr>
               <w:t>Alta Dirección</w:t>
             </w:r>
@@ -2774,7 +2695,7 @@
             <w:r>
               <w:rPr>
                 <w:rFonts w:ascii="Times New Roman" w:hAnsi="Times New Roman"/>
-                <w:sz w:val="16"/>
+                <w:sz w:val="20"/>
               </w:rPr>
               <w:t>Gerente General</w:t>
             </w:r>
@@ -2792,7 +2713,7 @@
             <w:r>
               <w:rPr>
                 <w:rFonts w:ascii="Times New Roman" w:hAnsi="Times New Roman"/>
-                <w:sz w:val="16"/>
+                <w:sz w:val="20"/>
               </w:rPr>
               <w:t>0</w:t>
             </w:r>
@@ -2810,7 +2731,7 @@
             <w:r>
               <w:rPr>
                 <w:rFonts w:ascii="Times New Roman" w:hAnsi="Times New Roman"/>
-                <w:sz w:val="16"/>
+                <w:sz w:val="20"/>
               </w:rPr>
               <w:t>1</w:t>
             </w:r>
@@ -2828,7 +2749,7 @@
             <w:r>
               <w:rPr>
                 <w:rFonts w:ascii="Times New Roman" w:hAnsi="Times New Roman"/>
-                <w:sz w:val="16"/>
+                <w:sz w:val="20"/>
               </w:rPr>
               <w:t>1</w:t>
             </w:r>
@@ -2848,7 +2769,7 @@
             <w:r>
               <w:rPr>
                 <w:rFonts w:ascii="Times New Roman" w:hAnsi="Times New Roman"/>
-                <w:sz w:val="16"/>
+                <w:sz w:val="20"/>
               </w:rPr>
               <w:t>Dirección Operativa</w:t>
             </w:r>
@@ -2866,7 +2787,7 @@
             <w:r>
               <w:rPr>
                 <w:rFonts w:ascii="Times New Roman" w:hAnsi="Times New Roman"/>
-                <w:sz w:val="16"/>
+                <w:sz w:val="20"/>
               </w:rPr>
               <w:t>Gerente de Operaciones</w:t>
             </w:r>
@@ -2884,7 +2805,7 @@
             <w:r>
               <w:rPr>
                 <w:rFonts w:ascii="Times New Roman" w:hAnsi="Times New Roman"/>
-                <w:sz w:val="16"/>
+                <w:sz w:val="20"/>
               </w:rPr>
               <w:t>0</w:t>
             </w:r>
@@ -2902,7 +2823,7 @@
             <w:r>
               <w:rPr>
                 <w:rFonts w:ascii="Times New Roman" w:hAnsi="Times New Roman"/>
-                <w:sz w:val="16"/>
+                <w:sz w:val="20"/>
               </w:rPr>
               <w:t>1</w:t>
             </w:r>
@@ -2920,7 +2841,7 @@
             <w:r>
               <w:rPr>
                 <w:rFonts w:ascii="Times New Roman" w:hAnsi="Times New Roman"/>
-                <w:sz w:val="16"/>
+                <w:sz w:val="20"/>
               </w:rPr>
               <w:t>1</w:t>
             </w:r>
@@ -2940,7 +2861,7 @@
             <w:r>
               <w:rPr>
                 <w:rFonts w:ascii="Times New Roman" w:hAnsi="Times New Roman"/>
-                <w:sz w:val="16"/>
+                <w:sz w:val="20"/>
               </w:rPr>
               <w:t>Control y Avance</w:t>
             </w:r>
@@ -2958,7 +2879,7 @@
             <w:r>
               <w:rPr>
                 <w:rFonts w:ascii="Times New Roman" w:hAnsi="Times New Roman"/>
-                <w:sz w:val="16"/>
+                <w:sz w:val="20"/>
               </w:rPr>
               <w:t>Gerente / Operaciones Morichal</w:t>
             </w:r>
@@ -2976,7 +2897,7 @@
             <w:r>
               <w:rPr>
                 <w:rFonts w:ascii="Times New Roman" w:hAnsi="Times New Roman"/>
-                <w:sz w:val="16"/>
+                <w:sz w:val="20"/>
               </w:rPr>
               <w:t>1</w:t>
             </w:r>
@@ -2994,7 +2915,7 @@
             <w:r>
               <w:rPr>
                 <w:rFonts w:ascii="Times New Roman" w:hAnsi="Times New Roman"/>
-                <w:sz w:val="16"/>
+                <w:sz w:val="20"/>
               </w:rPr>
               <w:t>1</w:t>
             </w:r>
@@ -3012,7 +2933,7 @@
             <w:r>
               <w:rPr>
                 <w:rFonts w:ascii="Times New Roman" w:hAnsi="Times New Roman"/>
-                <w:sz w:val="16"/>
+                <w:sz w:val="20"/>
               </w:rPr>
               <w:t>2</w:t>
             </w:r>
@@ -3032,7 +2953,7 @@
             <w:r>
               <w:rPr>
                 <w:rFonts w:ascii="Times New Roman" w:hAnsi="Times New Roman"/>
-                <w:sz w:val="16"/>
+                <w:sz w:val="20"/>
               </w:rPr>
               <w:t>Administración (Área de Pasantía)</w:t>
             </w:r>
@@ -3050,7 +2971,7 @@
             <w:r>
               <w:rPr>
                 <w:rFonts w:ascii="Times New Roman" w:hAnsi="Times New Roman"/>
-                <w:sz w:val="16"/>
+                <w:sz w:val="20"/>
               </w:rPr>
               <w:t>Administración / Asistentes Administrativos</w:t>
             </w:r>
@@ -3068,7 +2989,7 @@
             <w:r>
               <w:rPr>
                 <w:rFonts w:ascii="Times New Roman" w:hAnsi="Times New Roman"/>
-                <w:sz w:val="16"/>
+                <w:sz w:val="20"/>
               </w:rPr>
               <w:t>2</w:t>
             </w:r>
@@ -3086,7 +3007,7 @@
             <w:r>
               <w:rPr>
                 <w:rFonts w:ascii="Times New Roman" w:hAnsi="Times New Roman"/>
-                <w:sz w:val="16"/>
+                <w:sz w:val="20"/>
               </w:rPr>
               <w:t>1</w:t>
             </w:r>
@@ -3104,7 +3025,7 @@
             <w:r>
               <w:rPr>
                 <w:rFonts w:ascii="Times New Roman" w:hAnsi="Times New Roman"/>
-                <w:sz w:val="16"/>
+                <w:sz w:val="20"/>
               </w:rPr>
               <w:t>3</w:t>
             </w:r>
@@ -3124,7 +3045,7 @@
             <w:r>
               <w:rPr>
                 <w:rFonts w:ascii="Times New Roman" w:hAnsi="Times New Roman"/>
-                <w:sz w:val="16"/>
+                <w:sz w:val="20"/>
               </w:rPr>
             </w:r>
           </w:p>
@@ -3141,7 +3062,7 @@
             <w:r>
               <w:rPr>
                 <w:rFonts w:ascii="Times New Roman" w:hAnsi="Times New Roman"/>
-                <w:sz w:val="16"/>
+                <w:sz w:val="20"/>
               </w:rPr>
               <w:t>Control de Avance, Logística y Compras (Procura)</w:t>
             </w:r>
@@ -3159,7 +3080,7 @@
             <w:r>
               <w:rPr>
                 <w:rFonts w:ascii="Times New Roman" w:hAnsi="Times New Roman"/>
-                <w:sz w:val="16"/>
+                <w:sz w:val="20"/>
               </w:rPr>
               <w:t>1</w:t>
             </w:r>
@@ -3177,7 +3098,7 @@
             <w:r>
               <w:rPr>
                 <w:rFonts w:ascii="Times New Roman" w:hAnsi="Times New Roman"/>
-                <w:sz w:val="16"/>
+                <w:sz w:val="20"/>
               </w:rPr>
               <w:t>1</w:t>
             </w:r>
@@ -3195,7 +3116,7 @@
             <w:r>
               <w:rPr>
                 <w:rFonts w:ascii="Times New Roman" w:hAnsi="Times New Roman"/>
-                <w:sz w:val="16"/>
+                <w:sz w:val="20"/>
               </w:rPr>
               <w:t>2</w:t>
             </w:r>
@@ -3215,7 +3136,7 @@
             <w:r>
               <w:rPr>
                 <w:rFonts w:ascii="Times New Roman" w:hAnsi="Times New Roman"/>
-                <w:sz w:val="16"/>
+                <w:sz w:val="20"/>
               </w:rPr>
             </w:r>
           </w:p>
@@ -3232,7 +3153,7 @@
             <w:r>
               <w:rPr>
                 <w:rFonts w:ascii="Times New Roman" w:hAnsi="Times New Roman"/>
-                <w:sz w:val="16"/>
+                <w:sz w:val="20"/>
               </w:rPr>
               <w:t>Operarios, Sup. Patio, Mantenimiento y Logística</w:t>
             </w:r>
@@ -3250,7 +3171,7 @@
             <w:r>
               <w:rPr>
                 <w:rFonts w:ascii="Times New Roman" w:hAnsi="Times New Roman"/>
-                <w:sz w:val="16"/>
+                <w:sz w:val="20"/>
               </w:rPr>
               <w:t>0</w:t>
             </w:r>
@@ -3268,7 +3189,7 @@
             <w:r>
               <w:rPr>
                 <w:rFonts w:ascii="Times New Roman" w:hAnsi="Times New Roman"/>
-                <w:sz w:val="16"/>
+                <w:sz w:val="20"/>
               </w:rPr>
               <w:t>2</w:t>
             </w:r>
@@ -3286,7 +3207,7 @@
             <w:r>
               <w:rPr>
                 <w:rFonts w:ascii="Times New Roman" w:hAnsi="Times New Roman"/>
-                <w:sz w:val="16"/>
+                <w:sz w:val="20"/>
               </w:rPr>
               <w:t>2</w:t>
             </w:r>
@@ -3306,7 +3227,7 @@
             <w:r>
               <w:rPr>
                 <w:rFonts w:ascii="Times New Roman" w:hAnsi="Times New Roman"/>
-                <w:sz w:val="16"/>
+                <w:sz w:val="20"/>
               </w:rPr>
               <w:t>Contratación y Adm. Contratos</w:t>
             </w:r>
@@ -3324,7 +3245,7 @@
             <w:r>
               <w:rPr>
                 <w:rFonts w:ascii="Times New Roman" w:hAnsi="Times New Roman"/>
-                <w:sz w:val="16"/>
+                <w:sz w:val="20"/>
               </w:rPr>
               <w:t>Gerente / Estimadores, Administradores, Planificadores</w:t>
             </w:r>
@@ -3342,7 +3263,7 @@
             <w:r>
               <w:rPr>
                 <w:rFonts w:ascii="Times New Roman" w:hAnsi="Times New Roman"/>
-                <w:sz w:val="16"/>
+                <w:sz w:val="20"/>
               </w:rPr>
               <w:t>2</w:t>
             </w:r>
@@ -3360,7 +3281,7 @@
             <w:r>
               <w:rPr>
                 <w:rFonts w:ascii="Times New Roman" w:hAnsi="Times New Roman"/>
-                <w:sz w:val="16"/>
+                <w:sz w:val="20"/>
               </w:rPr>
               <w:t>1</w:t>
             </w:r>
@@ -3378,7 +3299,7 @@
             <w:r>
               <w:rPr>
                 <w:rFonts w:ascii="Times New Roman" w:hAnsi="Times New Roman"/>
-                <w:sz w:val="16"/>
+                <w:sz w:val="20"/>
               </w:rPr>
               <w:t>3</w:t>
             </w:r>
@@ -3398,7 +3319,7 @@
             <w:r>
               <w:rPr>
                 <w:rFonts w:ascii="Times New Roman" w:hAnsi="Times New Roman"/>
-                <w:sz w:val="16"/>
+                <w:sz w:val="20"/>
               </w:rPr>
               <w:t>Recursos Humanos</w:t>
             </w:r>
@@ -3416,7 +3337,7 @@
             <w:r>
               <w:rPr>
                 <w:rFonts w:ascii="Times New Roman" w:hAnsi="Times New Roman"/>
-                <w:sz w:val="16"/>
+                <w:sz w:val="20"/>
               </w:rPr>
               <w:t>Gerente de RRHH-Laborales / Asistentes</w:t>
             </w:r>
@@ -3434,7 +3355,7 @@
             <w:r>
               <w:rPr>
                 <w:rFonts w:ascii="Times New Roman" w:hAnsi="Times New Roman"/>
-                <w:sz w:val="16"/>
+                <w:sz w:val="20"/>
               </w:rPr>
               <w:t>2</w:t>
             </w:r>
@@ -3452,7 +3373,7 @@
             <w:r>
               <w:rPr>
                 <w:rFonts w:ascii="Times New Roman" w:hAnsi="Times New Roman"/>
-                <w:sz w:val="16"/>
+                <w:sz w:val="20"/>
               </w:rPr>
               <w:t>1</w:t>
             </w:r>
@@ -3470,7 +3391,7 @@
             <w:r>
               <w:rPr>
                 <w:rFonts w:ascii="Times New Roman" w:hAnsi="Times New Roman"/>
-                <w:sz w:val="16"/>
+                <w:sz w:val="20"/>
               </w:rPr>
               <w:t>3</w:t>
             </w:r>
@@ -3490,7 +3411,7 @@
             <w:r>
               <w:rPr>
                 <w:rFonts w:ascii="Times New Roman" w:hAnsi="Times New Roman"/>
-                <w:sz w:val="16"/>
+                <w:sz w:val="20"/>
               </w:rPr>
               <w:t>Proyectos y Producción</w:t>
             </w:r>
@@ -3508,7 +3429,7 @@
             <w:r>
               <w:rPr>
                 <w:rFonts w:ascii="Times New Roman" w:hAnsi="Times New Roman"/>
-                <w:sz w:val="16"/>
+                <w:sz w:val="20"/>
               </w:rPr>
               <w:t>Gerentes de Proyecto, Optimización y Servicios</w:t>
             </w:r>
@@ -3526,7 +3447,7 @@
             <w:r>
               <w:rPr>
                 <w:rFonts w:ascii="Times New Roman" w:hAnsi="Times New Roman"/>
-                <w:sz w:val="16"/>
+                <w:sz w:val="20"/>
               </w:rPr>
               <w:t>1</w:t>
             </w:r>
@@ -3544,7 +3465,7 @@
             <w:r>
               <w:rPr>
                 <w:rFonts w:ascii="Times New Roman" w:hAnsi="Times New Roman"/>
-                <w:sz w:val="16"/>
+                <w:sz w:val="20"/>
               </w:rPr>
               <w:t>2</w:t>
             </w:r>
@@ -3562,7 +3483,7 @@
             <w:r>
               <w:rPr>
                 <w:rFonts w:ascii="Times New Roman" w:hAnsi="Times New Roman"/>
-                <w:sz w:val="16"/>
+                <w:sz w:val="20"/>
               </w:rPr>
               <w:t>3</w:t>
             </w:r>
@@ -3582,7 +3503,7 @@
             <w:r>
               <w:rPr>
                 <w:rFonts w:ascii="Times New Roman" w:hAnsi="Times New Roman"/>
-                <w:sz w:val="16"/>
+                <w:sz w:val="20"/>
               </w:rPr>
             </w:r>
           </w:p>
@@ -3599,7 +3520,7 @@
             <w:r>
               <w:rPr>
                 <w:rFonts w:ascii="Times New Roman" w:hAnsi="Times New Roman"/>
-                <w:sz w:val="16"/>
+                <w:sz w:val="20"/>
               </w:rPr>
               <w:t>Gerente Metalmecánico</w:t>
             </w:r>
@@ -3617,7 +3538,7 @@
             <w:r>
               <w:rPr>
                 <w:rFonts w:ascii="Times New Roman" w:hAnsi="Times New Roman"/>
-                <w:sz w:val="16"/>
+                <w:sz w:val="20"/>
               </w:rPr>
               <w:t>0</w:t>
             </w:r>
@@ -3635,7 +3556,7 @@
             <w:r>
               <w:rPr>
                 <w:rFonts w:ascii="Times New Roman" w:hAnsi="Times New Roman"/>
-                <w:sz w:val="16"/>
+                <w:sz w:val="20"/>
               </w:rPr>
               <w:t>1</w:t>
             </w:r>
@@ -3653,7 +3574,7 @@
             <w:r>
               <w:rPr>
                 <w:rFonts w:ascii="Times New Roman" w:hAnsi="Times New Roman"/>
-                <w:sz w:val="16"/>
+                <w:sz w:val="20"/>
               </w:rPr>
               <w:t>1</w:t>
             </w:r>
@@ -3673,7 +3594,7 @@
             <w:r>
               <w:rPr>
                 <w:rFonts w:ascii="Times New Roman" w:hAnsi="Times New Roman"/>
-                <w:sz w:val="16"/>
+                <w:sz w:val="20"/>
               </w:rPr>
               <w:t>Ingeniería y Campo</w:t>
             </w:r>
@@ -3691,7 +3612,7 @@
             <w:r>
               <w:rPr>
                 <w:rFonts w:ascii="Times New Roman" w:hAnsi="Times New Roman"/>
-                <w:sz w:val="16"/>
+                <w:sz w:val="20"/>
               </w:rPr>
               <w:t>Ingenieros Residentes / Coordinadores (SIHO-A, Calidad)</w:t>
             </w:r>
@@ -3709,7 +3630,7 @@
             <w:r>
               <w:rPr>
                 <w:rFonts w:ascii="Times New Roman" w:hAnsi="Times New Roman"/>
-                <w:sz w:val="16"/>
+                <w:sz w:val="20"/>
               </w:rPr>
               <w:t>2</w:t>
             </w:r>
@@ -3727,7 +3648,7 @@
             <w:r>
               <w:rPr>
                 <w:rFonts w:ascii="Times New Roman" w:hAnsi="Times New Roman"/>
-                <w:sz w:val="16"/>
+                <w:sz w:val="20"/>
               </w:rPr>
               <w:t>3</w:t>
             </w:r>
@@ -3745,7 +3666,7 @@
             <w:r>
               <w:rPr>
                 <w:rFonts w:ascii="Times New Roman" w:hAnsi="Times New Roman"/>
-                <w:sz w:val="16"/>
+                <w:sz w:val="20"/>
               </w:rPr>
               <w:t>5</w:t>
             </w:r>
@@ -3765,7 +3686,7 @@
             <w:r>
               <w:rPr>
                 <w:rFonts w:ascii="Times New Roman" w:hAnsi="Times New Roman"/>
-                <w:sz w:val="16"/>
+                <w:sz w:val="20"/>
               </w:rPr>
             </w:r>
           </w:p>
@@ -3782,7 +3703,7 @@
             <w:r>
               <w:rPr>
                 <w:rFonts w:ascii="Times New Roman" w:hAnsi="Times New Roman"/>
-                <w:sz w:val="16"/>
+                <w:sz w:val="20"/>
               </w:rPr>
               <w:t>Inspectores (SIHO, Ambiente, Paramédicos, Calidad)</w:t>
             </w:r>
@@ -3800,7 +3721,7 @@
             <w:r>
               <w:rPr>
                 <w:rFonts w:ascii="Times New Roman" w:hAnsi="Times New Roman"/>
-                <w:sz w:val="16"/>
+                <w:sz w:val="20"/>
               </w:rPr>
               <w:t>2</w:t>
             </w:r>
@@ -3818,7 +3739,7 @@
             <w:r>
               <w:rPr>
                 <w:rFonts w:ascii="Times New Roman" w:hAnsi="Times New Roman"/>
-                <w:sz w:val="16"/>
+                <w:sz w:val="20"/>
               </w:rPr>
               <w:t>2</w:t>
             </w:r>
@@ -3836,7 +3757,7 @@
             <w:r>
               <w:rPr>
                 <w:rFonts w:ascii="Times New Roman" w:hAnsi="Times New Roman"/>
-                <w:sz w:val="16"/>
+                <w:sz w:val="20"/>
               </w:rPr>
               <w:t>4</w:t>
             </w:r>
@@ -3856,7 +3777,7 @@
             <w:r>
               <w:rPr>
                 <w:rFonts w:ascii="Times New Roman" w:hAnsi="Times New Roman"/>
-                <w:sz w:val="16"/>
+                <w:sz w:val="20"/>
               </w:rPr>
             </w:r>
           </w:p>
@@ -3873,7 +3794,7 @@
             <w:r>
               <w:rPr>
                 <w:rFonts w:ascii="Times New Roman" w:hAnsi="Times New Roman"/>
-                <w:sz w:val="16"/>
+                <w:sz w:val="20"/>
               </w:rPr>
               <w:t>Supervisor de Obras, Operadores, Chóferes, Soldadores, Obreros</w:t>
             </w:r>
@@ -3891,7 +3812,7 @@
             <w:r>
               <w:rPr>
                 <w:rFonts w:ascii="Times New Roman" w:hAnsi="Times New Roman"/>
-                <w:sz w:val="16"/>
+                <w:sz w:val="20"/>
               </w:rPr>
               <w:t>1</w:t>
             </w:r>
@@ -3909,7 +3830,7 @@
             <w:r>
               <w:rPr>
                 <w:rFonts w:ascii="Times New Roman" w:hAnsi="Times New Roman"/>
-                <w:sz w:val="16"/>
+                <w:sz w:val="20"/>
               </w:rPr>
               <w:t>10</w:t>
             </w:r>
@@ -3927,7 +3848,7 @@
             <w:r>
               <w:rPr>
                 <w:rFonts w:ascii="Times New Roman" w:hAnsi="Times New Roman"/>
-                <w:sz w:val="16"/>
+                <w:sz w:val="20"/>
               </w:rPr>
               <w:t>11</w:t>
             </w:r>
@@ -3947,7 +3868,7 @@
             <w:r>
               <w:rPr>
                 <w:rFonts w:ascii="Times New Roman" w:hAnsi="Times New Roman"/>
-                <w:sz w:val="16"/>
+                <w:sz w:val="20"/>
               </w:rPr>
               <w:t>TOTAL GENERAL</w:t>
             </w:r>
@@ -3965,7 +3886,7 @@
             <w:r>
               <w:rPr>
                 <w:rFonts w:ascii="Times New Roman" w:hAnsi="Times New Roman"/>
-                <w:sz w:val="16"/>
+                <w:sz w:val="20"/>
               </w:rPr>
             </w:r>
           </w:p>
@@ -3982,7 +3903,7 @@
             <w:r>
               <w:rPr>
                 <w:rFonts w:ascii="Times New Roman" w:hAnsi="Times New Roman"/>
-                <w:sz w:val="16"/>
+                <w:sz w:val="20"/>
               </w:rPr>
               <w:t>14</w:t>
             </w:r>
@@ -4000,7 +3921,7 @@
             <w:r>
               <w:rPr>
                 <w:rFonts w:ascii="Times New Roman" w:hAnsi="Times New Roman"/>
-                <w:sz w:val="16"/>
+                <w:sz w:val="20"/>
               </w:rPr>
               <w:t>28</w:t>
             </w:r>
@@ -4018,7 +3939,7 @@
             <w:r>
               <w:rPr>
                 <w:rFonts w:ascii="Times New Roman" w:hAnsi="Times New Roman"/>
-                <w:sz w:val="16"/>
+                <w:sz w:val="20"/>
               </w:rPr>
               <w:t>42</w:t>
             </w:r>
@@ -4034,7 +3955,7 @@
         <w:rPr>
           <w:rFonts w:ascii="Times New Roman" w:hAnsi="Times New Roman"/>
           <w:i/>
-          <w:sz w:val="16"/>
+          <w:sz w:val="20"/>
         </w:rPr>
         <w:t>Fuente: Información suministrada por Lubricantes y Equipos Varyna, C.A. (2026).</w:t>
       </w:r>
@@ -4113,21 +4034,6 @@
           <w:sz w:val="24"/>
         </w:rPr>
         <w:t>Gerencia de Control y Avance (y Operaciones Morichal): Responsable de monitorear el rendimiento, cumplimiento de metas de avance físico de obras y la logística operativa regional en el área de Morichal.</w:t>
-      </w:r>
-    </w:p>
-    <w:p>
-      <w:pPr>
-        <w:spacing w:line="360" w:lineRule="auto" w:after="0" w:before="0"/>
-        <w:ind w:firstLine="709"/>
-        <w:jc w:val="both"/>
-      </w:pPr>
-      <w:r>
-        <w:rPr>
-          <w:rFonts w:ascii="Times New Roman" w:hAnsi="Times New Roman"/>
-          <w:i w:val="0"/>
-          <w:sz w:val="24"/>
-        </w:rPr>
-        <w:t>Departamento Administrativo (Área de Pasantía): Unidad encargada de la gestión financiera, presupuestaria, logística interna, control contable e inventarios. En este departamento se desenvuelve la pasante en el rol de Asistente Administrativo, brindando apoyo operativo y de control, con énfasis en el área de Procura (Compras y Logística) mediante la recepción de requerimientos, solicitud de cotizaciones, selección de proveedores y seguimiento a la adquisición oportuna de bienes, materiales y servicios esenciales.</w:t>
       </w:r>
     </w:p>
     <w:p>
@@ -4240,7 +4146,7 @@
         <w:rPr>
           <w:rFonts w:ascii="Times New Roman" w:hAnsi="Times New Roman"/>
           <w:i/>
-          <w:sz w:val="24"/>
+          <w:sz w:val="20"/>
         </w:rPr>
         <w:t xml:space="preserve">Gráfico 2. </w:t>
       </w:r>
@@ -4248,29 +4154,76 @@
         <w:rPr>
           <w:rFonts w:ascii="Times New Roman" w:hAnsi="Times New Roman"/>
           <w:b/>
-          <w:sz w:val="24"/>
+          <w:sz w:val="20"/>
         </w:rPr>
         <w:t>Organigrama estructural y niveles jerárquicos de la organización.</w:t>
       </w:r>
       <w:bookmarkEnd w:id="bm_grafico2"/>
     </w:p>
     <w:p>
+      <w:bookmarkStart w:id="bm_cap1_depto" w:name="bm_cap1_depto"/>
+      <w:pPr>
+        <w:spacing w:before="480" w:after="480" w:line="360" w:lineRule="auto"/>
+        <w:jc w:val="left"/>
+      </w:pPr>
+      <w:r>
+        <w:rPr>
+          <w:rFonts w:ascii="Times New Roman" w:hAnsi="Times New Roman"/>
+          <w:b/>
+          <w:sz w:val="24"/>
+        </w:rPr>
+        <w:t>Descripción del departamento donde realizó la pasantía</w:t>
+      </w:r>
+      <w:bookmarkEnd w:id="bm_cap1_depto"/>
+    </w:p>
+    <w:p>
+      <w:pPr>
+        <w:spacing w:line="360" w:lineRule="auto" w:after="0" w:before="0"/>
+        <w:ind w:firstLine="709"/>
+        <w:jc w:val="both"/>
+      </w:pPr>
+      <w:r>
+        <w:rPr>
+          <w:rFonts w:ascii="Times New Roman" w:hAnsi="Times New Roman"/>
+          <w:i w:val="0"/>
+          <w:sz w:val="24"/>
+        </w:rPr>
+        <w:t>El Departamento Administrativo constituye el área donde se desarrolló la pasantía y concentra funciones de gestión financiera, presupuestaria, logística interna, control contable e inventarios. Dentro de esta unidad, la pasante se desempeñó como Asistente Administrativo con participación directa en actividades vinculadas con el área de Procura (Compras y Logística).</w:t>
+      </w:r>
+    </w:p>
+    <w:p>
+      <w:pPr>
+        <w:spacing w:line="360" w:lineRule="auto" w:after="0" w:before="0"/>
+        <w:ind w:firstLine="709"/>
+        <w:jc w:val="both"/>
+      </w:pPr>
+      <w:r>
+        <w:rPr>
+          <w:rFonts w:ascii="Times New Roman" w:hAnsi="Times New Roman"/>
+          <w:i w:val="0"/>
+          <w:sz w:val="24"/>
+        </w:rPr>
+        <w:t>En procura se reciben requerimientos internos, se gestionan solicitudes de cotización, se comparan alternativas de proveedores, se tramitan requisiciones y órdenes de compra y se realiza seguimiento al estado de las adquisiciones. Estas funciones permitieron observar el recorrido administrativo de las solicitudes y detectar oportunidades de simplificación y fortalecimiento del control interno.</w:t>
+      </w:r>
+    </w:p>
+    <w:p>
       <w:pPr>
         <w:sectPr>
-          <w:footerReference w:type="default" r:id="rId31"/>
-          <w:type w:val="continuous"/>
+          <w:footerReference w:type="default" r:id="rId32"/>
+          <w:footerReference w:type="first" r:id="rId33"/>
           <w:pgSz w:w="12240" w:h="15840"/>
           <w:pgMar w:top="1701" w:right="1701" w:bottom="1701" w:left="2268" w:header="720" w:footer="720" w:gutter="0"/>
           <w:cols w:space="720"/>
           <w:titlePg/>
           <w:docGrid w:linePitch="360"/>
+          <w:pgNumType w:fmt="decimal"/>
         </w:sectPr>
       </w:pPr>
     </w:p>
     <w:p>
       <w:bookmarkStart w:id="bm_referencias" w:name="bm_referencias"/>
       <w:pPr>
-        <w:spacing w:before="1140" w:after="480"/>
+        <w:spacing w:before="1140" w:after="480" w:line="360" w:lineRule="auto"/>
         <w:jc w:val="center"/>
       </w:pPr>
       <w:r>
@@ -4285,143 +4238,251 @@
     </w:p>
     <w:p>
       <w:pPr>
+        <w:spacing w:before="480" w:after="0"/>
+      </w:pPr>
+    </w:p>
+    <w:p>
+      <w:pPr>
+        <w:spacing w:line="240" w:lineRule="auto" w:after="480" w:before="0"/>
+        <w:ind w:left="425" w:hanging="425"/>
+        <w:jc w:val="both"/>
+      </w:pPr>
+      <w:r>
+        <w:rPr>
+          <w:rFonts w:ascii="Times New Roman" w:hAnsi="Times New Roman"/>
+          <w:b w:val="0"/>
+          <w:sz w:val="24"/>
+        </w:rPr>
+        <w:t xml:space="preserve">Arias, F. (2012). </w:t>
+      </w:r>
+      <w:r>
+        <w:rPr>
+          <w:rFonts w:ascii="Times New Roman" w:hAnsi="Times New Roman"/>
+          <w:b/>
+          <w:sz w:val="24"/>
+        </w:rPr>
+        <w:t>El proyecto de investigación: Introducción a la metodología científica (6ta ed.)</w:t>
+      </w:r>
+      <w:r>
+        <w:rPr>
+          <w:rFonts w:ascii="Times New Roman" w:hAnsi="Times New Roman"/>
+          <w:b w:val="0"/>
+          <w:sz w:val="24"/>
+        </w:rPr>
+        <w:t>. Episteme, Venezuela.</w:t>
+      </w:r>
+    </w:p>
+    <w:p>
+      <w:pPr>
+        <w:spacing w:line="240" w:lineRule="auto" w:after="480" w:before="0"/>
+        <w:ind w:left="425" w:hanging="425"/>
+        <w:jc w:val="both"/>
+      </w:pPr>
+      <w:r>
+        <w:rPr>
+          <w:rFonts w:ascii="Times New Roman" w:hAnsi="Times New Roman"/>
+          <w:b w:val="0"/>
+          <w:sz w:val="24"/>
+        </w:rPr>
+        <w:t xml:space="preserve">Asamblea Nacional Constituyente. (1999). </w:t>
+      </w:r>
+      <w:r>
+        <w:rPr>
+          <w:rFonts w:ascii="Times New Roman" w:hAnsi="Times New Roman"/>
+          <w:b/>
+          <w:sz w:val="24"/>
+        </w:rPr>
+        <w:t>Constitución de la República Bolivariana de Venezuela</w:t>
+      </w:r>
+      <w:r>
+        <w:rPr>
+          <w:rFonts w:ascii="Times New Roman" w:hAnsi="Times New Roman"/>
+          <w:b w:val="0"/>
+          <w:sz w:val="24"/>
+        </w:rPr>
+        <w:t>. Gaceta Oficial de la República Bolivariana de Venezuela.</w:t>
+      </w:r>
+    </w:p>
+    <w:p>
+      <w:pPr>
+        <w:spacing w:line="240" w:lineRule="auto" w:after="480" w:before="0"/>
+        <w:ind w:left="425" w:hanging="425"/>
+        <w:jc w:val="both"/>
+      </w:pPr>
+      <w:r>
+        <w:rPr>
+          <w:rFonts w:ascii="Times New Roman" w:hAnsi="Times New Roman"/>
+          <w:b w:val="0"/>
+          <w:sz w:val="24"/>
+        </w:rPr>
+        <w:t xml:space="preserve">Chiavenato, I. (2006). </w:t>
+      </w:r>
+      <w:r>
+        <w:rPr>
+          <w:rFonts w:ascii="Times New Roman" w:hAnsi="Times New Roman"/>
+          <w:b/>
+          <w:sz w:val="24"/>
+        </w:rPr>
+        <w:t>Introducción a la teoría general de la administración (7ma ed.)</w:t>
+      </w:r>
+      <w:r>
+        <w:rPr>
+          <w:rFonts w:ascii="Times New Roman" w:hAnsi="Times New Roman"/>
+          <w:b w:val="0"/>
+          <w:sz w:val="24"/>
+        </w:rPr>
+        <w:t>. McGraw-Hill, México.</w:t>
+      </w:r>
+    </w:p>
+    <w:p>
+      <w:pPr>
+        <w:spacing w:line="240" w:lineRule="auto" w:after="480" w:before="0"/>
+        <w:ind w:left="425" w:hanging="425"/>
+        <w:jc w:val="both"/>
+      </w:pPr>
+      <w:r>
+        <w:rPr>
+          <w:rFonts w:ascii="Times New Roman" w:hAnsi="Times New Roman"/>
+          <w:b w:val="0"/>
+          <w:sz w:val="24"/>
+        </w:rPr>
+        <w:t xml:space="preserve">Congreso de la República de Venezuela. (1955). </w:t>
+      </w:r>
+      <w:r>
+        <w:rPr>
+          <w:rFonts w:ascii="Times New Roman" w:hAnsi="Times New Roman"/>
+          <w:b/>
+          <w:sz w:val="24"/>
+        </w:rPr>
+        <w:t>Código de Comercio</w:t>
+      </w:r>
+      <w:r>
+        <w:rPr>
+          <w:rFonts w:ascii="Times New Roman" w:hAnsi="Times New Roman"/>
+          <w:b w:val="0"/>
+          <w:sz w:val="24"/>
+        </w:rPr>
+        <w:t>. Gaceta Oficial Extraordinaria N.º 475.</w:t>
+      </w:r>
+    </w:p>
+    <w:p>
+      <w:pPr>
+        <w:spacing w:line="240" w:lineRule="auto" w:after="480" w:before="0"/>
+        <w:ind w:left="425" w:hanging="425"/>
+        <w:jc w:val="both"/>
+      </w:pPr>
+      <w:r>
+        <w:rPr>
+          <w:rFonts w:ascii="Times New Roman" w:hAnsi="Times New Roman"/>
+          <w:b w:val="0"/>
+          <w:sz w:val="24"/>
+        </w:rPr>
+        <w:t xml:space="preserve">Harrington, H. J. (1993). </w:t>
+      </w:r>
+      <w:r>
+        <w:rPr>
+          <w:rFonts w:ascii="Times New Roman" w:hAnsi="Times New Roman"/>
+          <w:b/>
+          <w:sz w:val="24"/>
+        </w:rPr>
+        <w:t>Mejoramiento de los procesos de la empresa</w:t>
+      </w:r>
+      <w:r>
+        <w:rPr>
+          <w:rFonts w:ascii="Times New Roman" w:hAnsi="Times New Roman"/>
+          <w:b w:val="0"/>
+          <w:sz w:val="24"/>
+        </w:rPr>
+        <w:t>. McGraw-Hill, Colombia.</w:t>
+      </w:r>
+    </w:p>
+    <w:p>
+      <w:pPr>
+        <w:spacing w:line="240" w:lineRule="auto" w:after="480" w:before="0"/>
+        <w:ind w:left="425" w:hanging="425"/>
+        <w:jc w:val="both"/>
+      </w:pPr>
+      <w:r>
+        <w:rPr>
+          <w:rFonts w:ascii="Times New Roman" w:hAnsi="Times New Roman"/>
+          <w:b w:val="0"/>
+          <w:sz w:val="24"/>
+        </w:rPr>
+        <w:t xml:space="preserve">Mantilla, S. (2005). </w:t>
+      </w:r>
+      <w:r>
+        <w:rPr>
+          <w:rFonts w:ascii="Times New Roman" w:hAnsi="Times New Roman"/>
+          <w:b/>
+          <w:sz w:val="24"/>
+        </w:rPr>
+        <w:t>Control interno: Informe COSO (4ta ed.)</w:t>
+      </w:r>
+      <w:r>
+        <w:rPr>
+          <w:rFonts w:ascii="Times New Roman" w:hAnsi="Times New Roman"/>
+          <w:b w:val="0"/>
+          <w:sz w:val="24"/>
+        </w:rPr>
+        <w:t>. Ecoe Ediciones, Colombia.</w:t>
+      </w:r>
+    </w:p>
+    <w:p>
+      <w:pPr>
+        <w:spacing w:line="240" w:lineRule="auto" w:after="480" w:before="0"/>
+        <w:ind w:left="425" w:hanging="425"/>
+        <w:jc w:val="both"/>
+      </w:pPr>
+      <w:r>
+        <w:rPr>
+          <w:rFonts w:ascii="Times New Roman" w:hAnsi="Times New Roman"/>
+          <w:b w:val="0"/>
+          <w:sz w:val="24"/>
+        </w:rPr>
+        <w:t xml:space="preserve">Monterroso, E. (2002). </w:t>
+      </w:r>
+      <w:r>
+        <w:rPr>
+          <w:rFonts w:ascii="Times New Roman" w:hAnsi="Times New Roman"/>
+          <w:b/>
+          <w:sz w:val="24"/>
+        </w:rPr>
+        <w:t>El proceso de abastecimiento: El aprovisionamiento</w:t>
+      </w:r>
+      <w:r>
+        <w:rPr>
+          <w:rFonts w:ascii="Times New Roman" w:hAnsi="Times New Roman"/>
+          <w:b w:val="0"/>
+          <w:sz w:val="24"/>
+        </w:rPr>
+        <w:t>. Universidad Nacional de Luján, Argentina.</w:t>
+      </w:r>
+    </w:p>
+    <w:p>
+      <w:pPr>
         <w:sectPr>
-          <w:footerReference w:type="default" r:id="rId32"/>
+          <w:footerReference w:type="default" r:id="rId34"/>
+          <w:footerReference w:type="first" r:id="rId35"/>
           <w:pgSz w:w="12240" w:h="15840"/>
           <w:pgMar w:top="1701" w:right="1701" w:bottom="1701" w:left="2268" w:header="720" w:footer="720" w:gutter="0"/>
           <w:cols w:space="720"/>
           <w:titlePg/>
           <w:docGrid w:linePitch="360"/>
-        </w:sectPr>
-      </w:pPr>
-    </w:p>
-    <w:p>
-      <w:pPr>
-        <w:spacing w:before="480" w:after="0"/>
-      </w:pPr>
-    </w:p>
-    <w:p>
-      <w:pPr>
-        <w:spacing w:line="240" w:lineRule="auto" w:after="480" w:before="0"/>
-        <w:ind w:left="425" w:hanging="425"/>
-        <w:jc w:val="both"/>
-      </w:pPr>
-      <w:r>
-        <w:rPr>
-          <w:rFonts w:ascii="Times New Roman" w:hAnsi="Times New Roman"/>
-          <w:sz w:val="24"/>
-        </w:rPr>
-        <w:t>Arias, F. (2012). El proyecto de investigación: Introducción a la metodología científica (6ta ed.). Episteme, Venezuela.</w:t>
-      </w:r>
-    </w:p>
-    <w:p>
-      <w:pPr>
-        <w:spacing w:line="240" w:lineRule="auto" w:after="480" w:before="0"/>
-        <w:ind w:left="425" w:hanging="425"/>
-        <w:jc w:val="both"/>
-      </w:pPr>
-      <w:r>
-        <w:rPr>
-          <w:rFonts w:ascii="Times New Roman" w:hAnsi="Times New Roman"/>
-          <w:sz w:val="24"/>
-        </w:rPr>
-        <w:t>Asamblea Nacional Constituyente. (1999). Constitución de la República Bolivariana de Venezuela. Gaceta Oficial de la República Bolivariana de Venezuela.</w:t>
-      </w:r>
-    </w:p>
-    <w:p>
-      <w:pPr>
-        <w:spacing w:line="240" w:lineRule="auto" w:after="480" w:before="0"/>
-        <w:ind w:left="425" w:hanging="425"/>
-        <w:jc w:val="both"/>
-      </w:pPr>
-      <w:r>
-        <w:rPr>
-          <w:rFonts w:ascii="Times New Roman" w:hAnsi="Times New Roman"/>
-          <w:sz w:val="24"/>
-        </w:rPr>
-        <w:t>Chiavenato, I. (2006). Introducción a la teoría general de la administración (7ma ed.). McGraw-Hill, México.</w:t>
-      </w:r>
-    </w:p>
-    <w:p>
-      <w:pPr>
-        <w:spacing w:line="240" w:lineRule="auto" w:after="480" w:before="0"/>
-        <w:ind w:left="425" w:hanging="425"/>
-        <w:jc w:val="both"/>
-      </w:pPr>
-      <w:r>
-        <w:rPr>
-          <w:rFonts w:ascii="Times New Roman" w:hAnsi="Times New Roman"/>
-          <w:sz w:val="24"/>
-        </w:rPr>
-        <w:t>Congreso de la República de Venezuela. (1955). Código de Comercio. Gaceta Oficial Extraordinaria N.º 475.</w:t>
-      </w:r>
-    </w:p>
-    <w:p>
-      <w:pPr>
-        <w:spacing w:line="240" w:lineRule="auto" w:after="480" w:before="0"/>
-        <w:ind w:left="425" w:hanging="425"/>
-        <w:jc w:val="both"/>
-      </w:pPr>
-      <w:r>
-        <w:rPr>
-          <w:rFonts w:ascii="Times New Roman" w:hAnsi="Times New Roman"/>
-          <w:sz w:val="24"/>
-        </w:rPr>
-        <w:t>Harrington, H. J. (1993). Mejoramiento de los procesos de la empresa. McGraw-Hill, Colombia.</w:t>
-      </w:r>
-    </w:p>
-    <w:p>
-      <w:pPr>
-        <w:spacing w:line="240" w:lineRule="auto" w:after="480" w:before="0"/>
-        <w:ind w:left="425" w:hanging="425"/>
-        <w:jc w:val="both"/>
-      </w:pPr>
-      <w:r>
-        <w:rPr>
-          <w:rFonts w:ascii="Times New Roman" w:hAnsi="Times New Roman"/>
-          <w:sz w:val="24"/>
-        </w:rPr>
-        <w:t>Mantilla, S. (2005). Control interno: Informe COSO (4ta ed.). Ecoe Ediciones, Colombia.</w:t>
-      </w:r>
-    </w:p>
-    <w:p>
-      <w:pPr>
-        <w:spacing w:line="240" w:lineRule="auto" w:after="480" w:before="0"/>
-        <w:ind w:left="425" w:hanging="425"/>
-        <w:jc w:val="both"/>
-      </w:pPr>
-      <w:r>
-        <w:rPr>
-          <w:rFonts w:ascii="Times New Roman" w:hAnsi="Times New Roman"/>
-          <w:sz w:val="24"/>
-        </w:rPr>
-        <w:t>Monterroso, E. (2002). El proceso de abastecimiento: El aprovisionamiento. Universidad Nacional de Luján, Argentina.</w:t>
-      </w:r>
-    </w:p>
-    <w:p>
-      <w:pPr>
-        <w:sectPr>
-          <w:footerReference w:type="default" r:id="rId33"/>
-          <w:type w:val="continuous"/>
-          <w:pgSz w:w="12240" w:h="15840"/>
-          <w:pgMar w:top="1701" w:right="1701" w:bottom="1701" w:left="2268" w:header="720" w:footer="720" w:gutter="0"/>
-          <w:cols w:space="720"/>
-          <w:titlePg/>
-          <w:docGrid w:linePitch="360"/>
+          <w:pgNumType w:fmt="decimal"/>
         </w:sectPr>
       </w:pPr>
     </w:p>
     <w:p>
       <w:bookmarkStart w:id="bm_anexos" w:name="bm_anexos"/>
       <w:pPr>
-        <w:spacing w:before="4740"/>
+        <w:spacing w:before="4400"/>
         <w:jc w:val="center"/>
       </w:pPr>
       <w:r>
         <w:rPr>
           <w:rFonts w:ascii="Times New Roman" w:hAnsi="Times New Roman"/>
           <w:b/>
-          <w:sz w:val="32"/>
+          <w:sz w:val="24"/>
         </w:rPr>
         <w:t>ANEXOS</w:t>
       </w:r>
@@ -4430,12 +4491,13 @@
     <w:p>
       <w:pPr>
         <w:sectPr>
-          <w:footerReference w:type="default" r:id="rId34"/>
+          <w:footerReference w:type="default" r:id="rId36"/>
+          <w:footerReference w:type="first" r:id="rId37"/>
           <w:pgSz w:w="12240" w:h="15840"/>
           <w:pgMar w:top="1701" w:right="1701" w:bottom="1701" w:left="2268" w:header="720" w:footer="720" w:gutter="0"/>
           <w:cols w:space="720"/>
-          <w:titlePg/>
           <w:docGrid w:linePitch="360"/>
+          <w:pgNumType w:fmt="decimal"/>
         </w:sectPr>
       </w:pPr>
     </w:p>
@@ -4545,12 +4607,13 @@
       </w:r>
     </w:p>
     <w:sectPr>
-      <w:footerReference w:type="default" r:id="rId35"/>
+      <w:footerReference w:type="default" r:id="rId38"/>
+      <w:footerReference w:type="first" r:id="rId39"/>
       <w:pgSz w:w="12240" w:h="15840"/>
       <w:pgMar w:top="1701" w:right="1701" w:bottom="1701" w:left="2268" w:header="720" w:footer="720" w:gutter="0"/>
       <w:cols w:space="720"/>
-      <w:titlePg/>
       <w:docGrid w:linePitch="360"/>
+      <w:pgNumType w:fmt="decimal"/>
     </w:sectPr>
   </w:body>
 </w:document>
@@ -4562,6 +4625,7 @@
     <w:pPr>
       <w:pStyle w:val="Footer"/>
     </w:pPr>
+    <w:r/>
   </w:p>
 </w:ftr>
 </file>
@@ -4571,18 +4635,8 @@
   <w:p>
     <w:pPr>
       <w:pStyle w:val="Footer"/>
-      <w:jc w:val="center"/>
     </w:pPr>
-    <w:r>
-      <w:rPr>
-        <w:rFonts w:ascii="Times New Roman" w:hAnsi="Times New Roman"/>
-        <w:sz w:val="24"/>
-      </w:rPr>
-      <w:fldChar w:fldCharType="begin"/>
-      <w:instrText xml:space="preserve"> PAGE \* roman </w:instrText>
-      <w:fldChar w:fldCharType="separate"/>
-      <w:fldChar w:fldCharType="end"/>
-    </w:r>
+    <w:r/>
   </w:p>
 </w:ftr>
 </file>
@@ -4594,6 +4648,7 @@
       <w:pStyle w:val="Footer"/>
       <w:jc w:val="center"/>
     </w:pPr>
+    <w:r/>
     <w:r>
       <w:rPr>
         <w:rFonts w:ascii="Times New Roman" w:hAnsi="Times New Roman"/>
@@ -4613,18 +4668,8 @@
   <w:p>
     <w:pPr>
       <w:pStyle w:val="Footer"/>
-      <w:jc w:val="center"/>
     </w:pPr>
-    <w:r>
-      <w:rPr>
-        <w:rFonts w:ascii="Times New Roman" w:hAnsi="Times New Roman"/>
-        <w:sz w:val="24"/>
-      </w:rPr>
-      <w:fldChar w:fldCharType="begin"/>
-      <w:instrText xml:space="preserve"> PAGE \* roman </w:instrText>
-      <w:fldChar w:fldCharType="separate"/>
-      <w:fldChar w:fldCharType="end"/>
-    </w:r>
+    <w:r/>
   </w:p>
 </w:ftr>
 </file>
@@ -4636,6 +4681,7 @@
       <w:pStyle w:val="Footer"/>
       <w:jc w:val="center"/>
     </w:pPr>
+    <w:r/>
     <w:r>
       <w:rPr>
         <w:rFonts w:ascii="Times New Roman" w:hAnsi="Times New Roman"/>
@@ -4655,18 +4701,8 @@
   <w:p>
     <w:pPr>
       <w:pStyle w:val="Footer"/>
-      <w:jc w:val="center"/>
     </w:pPr>
-    <w:r>
-      <w:rPr>
-        <w:rFonts w:ascii="Times New Roman" w:hAnsi="Times New Roman"/>
-        <w:sz w:val="24"/>
-      </w:rPr>
-      <w:fldChar w:fldCharType="begin"/>
-      <w:instrText xml:space="preserve"> PAGE \* roman </w:instrText>
-      <w:fldChar w:fldCharType="separate"/>
-      <w:fldChar w:fldCharType="end"/>
-    </w:r>
+    <w:r/>
   </w:p>
 </w:ftr>
 </file>
@@ -4678,6 +4714,7 @@
       <w:pStyle w:val="Footer"/>
       <w:jc w:val="center"/>
     </w:pPr>
+    <w:r/>
     <w:r>
       <w:rPr>
         <w:rFonts w:ascii="Times New Roman" w:hAnsi="Times New Roman"/>
@@ -4697,18 +4734,8 @@
   <w:p>
     <w:pPr>
       <w:pStyle w:val="Footer"/>
-      <w:jc w:val="center"/>
     </w:pPr>
-    <w:r>
-      <w:rPr>
-        <w:rFonts w:ascii="Times New Roman" w:hAnsi="Times New Roman"/>
-        <w:sz w:val="24"/>
-      </w:rPr>
-      <w:fldChar w:fldCharType="begin"/>
-      <w:instrText xml:space="preserve"> PAGE \* roman </w:instrText>
-      <w:fldChar w:fldCharType="separate"/>
-      <w:fldChar w:fldCharType="end"/>
-    </w:r>
+    <w:r/>
   </w:p>
 </w:ftr>
 </file>
@@ -4720,6 +4747,7 @@
       <w:pStyle w:val="Footer"/>
       <w:jc w:val="center"/>
     </w:pPr>
+    <w:r/>
     <w:r>
       <w:rPr>
         <w:rFonts w:ascii="Times New Roman" w:hAnsi="Times New Roman"/>
@@ -4739,18 +4767,8 @@
   <w:p>
     <w:pPr>
       <w:pStyle w:val="Footer"/>
-      <w:jc w:val="center"/>
     </w:pPr>
-    <w:r>
-      <w:rPr>
-        <w:rFonts w:ascii="Times New Roman" w:hAnsi="Times New Roman"/>
-        <w:sz w:val="24"/>
-      </w:rPr>
-      <w:fldChar w:fldCharType="begin"/>
-      <w:instrText xml:space="preserve"> PAGE \* roman </w:instrText>
-      <w:fldChar w:fldCharType="separate"/>
-      <w:fldChar w:fldCharType="end"/>
-    </w:r>
+    <w:r/>
   </w:p>
 </w:ftr>
 </file>
@@ -4762,6 +4780,7 @@
       <w:pStyle w:val="Footer"/>
       <w:jc w:val="center"/>
     </w:pPr>
+    <w:r/>
     <w:r>
       <w:rPr>
         <w:rFonts w:ascii="Times New Roman" w:hAnsi="Times New Roman"/>
@@ -4782,6 +4801,7 @@
     <w:pPr>
       <w:pStyle w:val="Footer"/>
     </w:pPr>
+    <w:r/>
   </w:p>
 </w:ftr>
 </file>
@@ -4791,18 +4811,8 @@
   <w:p>
     <w:pPr>
       <w:pStyle w:val="Footer"/>
-      <w:jc w:val="center"/>
     </w:pPr>
-    <w:r>
-      <w:rPr>
-        <w:rFonts w:ascii="Times New Roman" w:hAnsi="Times New Roman"/>
-        <w:sz w:val="24"/>
-      </w:rPr>
-      <w:fldChar w:fldCharType="begin"/>
-      <w:instrText xml:space="preserve"> PAGE </w:instrText>
-      <w:fldChar w:fldCharType="separate"/>
-      <w:fldChar w:fldCharType="end"/>
-    </w:r>
+    <w:r/>
   </w:p>
 </w:ftr>
 </file>
@@ -4814,6 +4824,7 @@
       <w:pStyle w:val="Footer"/>
       <w:jc w:val="center"/>
     </w:pPr>
+    <w:r/>
     <w:r>
       <w:rPr>
         <w:rFonts w:ascii="Times New Roman" w:hAnsi="Times New Roman"/>
@@ -4833,18 +4844,8 @@
   <w:p>
     <w:pPr>
       <w:pStyle w:val="Footer"/>
-      <w:jc w:val="center"/>
     </w:pPr>
-    <w:r>
-      <w:rPr>
-        <w:rFonts w:ascii="Times New Roman" w:hAnsi="Times New Roman"/>
-        <w:sz w:val="24"/>
-      </w:rPr>
-      <w:fldChar w:fldCharType="begin"/>
-      <w:instrText xml:space="preserve"> PAGE </w:instrText>
-      <w:fldChar w:fldCharType="separate"/>
-      <w:fldChar w:fldCharType="end"/>
-    </w:r>
+    <w:r/>
   </w:p>
 </w:ftr>
 </file>
@@ -4856,6 +4857,7 @@
       <w:pStyle w:val="Footer"/>
       <w:jc w:val="center"/>
     </w:pPr>
+    <w:r/>
     <w:r>
       <w:rPr>
         <w:rFonts w:ascii="Times New Roman" w:hAnsi="Times New Roman"/>
@@ -4875,8 +4877,20 @@
   <w:p>
     <w:pPr>
       <w:pStyle w:val="Footer"/>
+    </w:pPr>
+    <w:r/>
+  </w:p>
+</w:ftr>
+</file>
+
+<file path=word/footer25.xml><?xml version="1.0" encoding="utf-8"?>
+<w:ftr xmlns:m="http://schemas.openxmlformats.org/officeDocument/2006/math" xmlns:mc="http://schemas.openxmlformats.org/markup-compatibility/2006" xmlns:mo="http://schemas.microsoft.com/office/mac/office/2008/main" xmlns:mv="urn:schemas-microsoft-com:mac:vml" xmlns:o="urn:schemas-microsoft-com:office:office" xmlns:r="http://schemas.openxmlformats.org/officeDocument/2006/relationships" xmlns:v="urn:schemas-microsoft-com:vml" xmlns:w10="urn:schemas-microsoft-com:office:word" xmlns:w14="http://schemas.microsoft.com/office/word/2010/wordml" xmlns:w="http://schemas.openxmlformats.org/wordprocessingml/2006/main" xmlns:wne="http://schemas.microsoft.com/office/word/2006/wordml" xmlns:wp14="http://schemas.microsoft.com/office/word/2010/wordprocessingDrawing" xmlns:wp="http://schemas.openxmlformats.org/drawingml/2006/wordprocessingDrawing" xmlns:wpc="http://schemas.microsoft.com/office/word/2010/wordprocessingCanvas" xmlns:wpg="http://schemas.microsoft.com/office/word/2010/wordprocessingGroup" xmlns:wpi="http://schemas.microsoft.com/office/word/2010/wordprocessingInk" xmlns:wps="http://schemas.microsoft.com/office/word/2010/wordprocessingShape" mc:Ignorable="w14 wp14">
+  <w:p>
+    <w:pPr>
+      <w:pStyle w:val="Footer"/>
       <w:jc w:val="center"/>
     </w:pPr>
+    <w:r/>
     <w:r>
       <w:rPr>
         <w:rFonts w:ascii="Times New Roman" w:hAnsi="Times New Roman"/>
@@ -4887,6 +4901,50 @@
       <w:fldChar w:fldCharType="separate"/>
       <w:fldChar w:fldCharType="end"/>
     </w:r>
+  </w:p>
+</w:ftr>
+</file>
+
+<file path=word/footer26.xml><?xml version="1.0" encoding="utf-8"?>
+<w:ftr xmlns:m="http://schemas.openxmlformats.org/officeDocument/2006/math" xmlns:mc="http://schemas.openxmlformats.org/markup-compatibility/2006" xmlns:mo="http://schemas.microsoft.com/office/mac/office/2008/main" xmlns:mv="urn:schemas-microsoft-com:mac:vml" xmlns:o="urn:schemas-microsoft-com:office:office" xmlns:r="http://schemas.openxmlformats.org/officeDocument/2006/relationships" xmlns:v="urn:schemas-microsoft-com:vml" xmlns:w10="urn:schemas-microsoft-com:office:word" xmlns:w14="http://schemas.microsoft.com/office/word/2010/wordml" xmlns:w="http://schemas.openxmlformats.org/wordprocessingml/2006/main" xmlns:wne="http://schemas.microsoft.com/office/word/2006/wordml" xmlns:wp14="http://schemas.microsoft.com/office/word/2010/wordprocessingDrawing" xmlns:wp="http://schemas.openxmlformats.org/drawingml/2006/wordprocessingDrawing" xmlns:wpc="http://schemas.microsoft.com/office/word/2010/wordprocessingCanvas" xmlns:wpg="http://schemas.microsoft.com/office/word/2010/wordprocessingGroup" xmlns:wpi="http://schemas.microsoft.com/office/word/2010/wordprocessingInk" xmlns:wps="http://schemas.microsoft.com/office/word/2010/wordprocessingShape" mc:Ignorable="w14 wp14">
+  <w:p>
+    <w:pPr>
+      <w:pStyle w:val="Footer"/>
+    </w:pPr>
+    <w:r/>
+  </w:p>
+</w:ftr>
+</file>
+
+<file path=word/footer27.xml><?xml version="1.0" encoding="utf-8"?>
+<w:ftr xmlns:m="http://schemas.openxmlformats.org/officeDocument/2006/math" xmlns:mc="http://schemas.openxmlformats.org/markup-compatibility/2006" xmlns:mo="http://schemas.microsoft.com/office/mac/office/2008/main" xmlns:mv="urn:schemas-microsoft-com:mac:vml" xmlns:o="urn:schemas-microsoft-com:office:office" xmlns:r="http://schemas.openxmlformats.org/officeDocument/2006/relationships" xmlns:v="urn:schemas-microsoft-com:vml" xmlns:w10="urn:schemas-microsoft-com:office:word" xmlns:w14="http://schemas.microsoft.com/office/word/2010/wordml" xmlns:w="http://schemas.openxmlformats.org/wordprocessingml/2006/main" xmlns:wne="http://schemas.microsoft.com/office/word/2006/wordml" xmlns:wp14="http://schemas.microsoft.com/office/word/2010/wordprocessingDrawing" xmlns:wp="http://schemas.openxmlformats.org/drawingml/2006/wordprocessingDrawing" xmlns:wpc="http://schemas.microsoft.com/office/word/2010/wordprocessingCanvas" xmlns:wpg="http://schemas.microsoft.com/office/word/2010/wordprocessingGroup" xmlns:wpi="http://schemas.microsoft.com/office/word/2010/wordprocessingInk" xmlns:wps="http://schemas.microsoft.com/office/word/2010/wordprocessingShape" mc:Ignorable="w14 wp14">
+  <w:p>
+    <w:pPr>
+      <w:pStyle w:val="Footer"/>
+      <w:jc w:val="center"/>
+    </w:pPr>
+    <w:r/>
+    <w:r>
+      <w:rPr>
+        <w:rFonts w:ascii="Times New Roman" w:hAnsi="Times New Roman"/>
+        <w:sz w:val="24"/>
+      </w:rPr>
+      <w:fldChar w:fldCharType="begin"/>
+      <w:instrText xml:space="preserve"> PAGE </w:instrText>
+      <w:fldChar w:fldCharType="separate"/>
+      <w:fldChar w:fldCharType="end"/>
+    </w:r>
+  </w:p>
+</w:ftr>
+</file>
+
+<file path=word/footer28.xml><?xml version="1.0" encoding="utf-8"?>
+<w:ftr xmlns:m="http://schemas.openxmlformats.org/officeDocument/2006/math" xmlns:mc="http://schemas.openxmlformats.org/markup-compatibility/2006" xmlns:mo="http://schemas.microsoft.com/office/mac/office/2008/main" xmlns:mv="urn:schemas-microsoft-com:mac:vml" xmlns:o="urn:schemas-microsoft-com:office:office" xmlns:r="http://schemas.openxmlformats.org/officeDocument/2006/relationships" xmlns:v="urn:schemas-microsoft-com:vml" xmlns:w10="urn:schemas-microsoft-com:office:word" xmlns:w14="http://schemas.microsoft.com/office/word/2010/wordml" xmlns:w="http://schemas.openxmlformats.org/wordprocessingml/2006/main" xmlns:wne="http://schemas.microsoft.com/office/word/2006/wordml" xmlns:wp14="http://schemas.microsoft.com/office/word/2010/wordprocessingDrawing" xmlns:wp="http://schemas.openxmlformats.org/drawingml/2006/wordprocessingDrawing" xmlns:wpc="http://schemas.microsoft.com/office/word/2010/wordprocessingCanvas" xmlns:wpg="http://schemas.microsoft.com/office/word/2010/wordprocessingGroup" xmlns:wpi="http://schemas.microsoft.com/office/word/2010/wordprocessingInk" xmlns:wps="http://schemas.microsoft.com/office/word/2010/wordprocessingShape" mc:Ignorable="w14 wp14">
+  <w:p>
+    <w:pPr>
+      <w:pStyle w:val="Footer"/>
+    </w:pPr>
+    <w:r/>
   </w:p>
 </w:ftr>
 </file>
@@ -4898,6 +4956,7 @@
       <w:pStyle w:val="Footer"/>
       <w:jc w:val="center"/>
     </w:pPr>
+    <w:r/>
     <w:r>
       <w:rPr>
         <w:rFonts w:ascii="Times New Roman" w:hAnsi="Times New Roman"/>
@@ -4917,18 +4976,8 @@
   <w:p>
     <w:pPr>
       <w:pStyle w:val="Footer"/>
-      <w:jc w:val="center"/>
     </w:pPr>
-    <w:r>
-      <w:rPr>
-        <w:rFonts w:ascii="Times New Roman" w:hAnsi="Times New Roman"/>
-        <w:sz w:val="24"/>
-      </w:rPr>
-      <w:fldChar w:fldCharType="begin"/>
-      <w:instrText xml:space="preserve"> PAGE \* roman </w:instrText>
-      <w:fldChar w:fldCharType="separate"/>
-      <w:fldChar w:fldCharType="end"/>
-    </w:r>
+    <w:r/>
   </w:p>
 </w:ftr>
 </file>
@@ -4938,7 +4987,19 @@
   <w:p>
     <w:pPr>
       <w:pStyle w:val="Footer"/>
+      <w:jc w:val="center"/>
     </w:pPr>
+    <w:r/>
+    <w:r>
+      <w:rPr>
+        <w:rFonts w:ascii="Times New Roman" w:hAnsi="Times New Roman"/>
+        <w:sz w:val="24"/>
+      </w:rPr>
+      <w:fldChar w:fldCharType="begin"/>
+      <w:instrText xml:space="preserve"> PAGE \* roman </w:instrText>
+      <w:fldChar w:fldCharType="separate"/>
+      <w:fldChar w:fldCharType="end"/>
+    </w:r>
   </w:p>
 </w:ftr>
 </file>
@@ -4949,6 +5010,7 @@
     <w:pPr>
       <w:pStyle w:val="Footer"/>
     </w:pPr>
+    <w:r/>
   </w:p>
 </w:ftr>
 </file>
@@ -4960,6 +5022,7 @@
       <w:pStyle w:val="Footer"/>
       <w:jc w:val="center"/>
     </w:pPr>
+    <w:r/>
     <w:r>
       <w:rPr>
         <w:rFonts w:ascii="Times New Roman" w:hAnsi="Times New Roman"/>
@@ -4979,18 +5042,8 @@
   <w:p>
     <w:pPr>
       <w:pStyle w:val="Footer"/>
-      <w:jc w:val="center"/>
     </w:pPr>
-    <w:r>
-      <w:rPr>
-        <w:rFonts w:ascii="Times New Roman" w:hAnsi="Times New Roman"/>
-        <w:sz w:val="24"/>
-      </w:rPr>
-      <w:fldChar w:fldCharType="begin"/>
-      <w:instrText xml:space="preserve"> PAGE \* roman </w:instrText>
-      <w:fldChar w:fldCharType="separate"/>
-      <w:fldChar w:fldCharType="end"/>
-    </w:r>
+    <w:r/>
   </w:p>
 </w:ftr>
 </file>
@@ -5002,6 +5055,7 @@
       <w:pStyle w:val="Footer"/>
       <w:jc w:val="center"/>
     </w:pPr>
+    <w:r/>
     <w:r>
       <w:rPr>
         <w:rFonts w:ascii="Times New Roman" w:hAnsi="Times New Roman"/>

--- a/keidy/reportes/Informe_Pasantia_IUTECP_BORRADOR1.docx
+++ b/keidy/reportes/Informe_Pasantia_IUTECP_BORRADOR1.docx
@@ -4,7 +4,7 @@
   <w:body>
     <w:p>
       <w:pPr>
-        <w:spacing w:line="240" w:lineRule="auto" w:before="0" w:after="0"/>
+        <w:spacing w:line="276" w:lineRule="auto" w:before="0" w:after="0"/>
         <w:jc w:val="center"/>
       </w:pPr>
       <w:r>
@@ -54,7 +54,7 @@
     </w:p>
     <w:p>
       <w:pPr>
-        <w:spacing w:before="400" w:after="240"/>
+        <w:spacing w:before="978" w:after="1334"/>
         <w:jc w:val="center"/>
       </w:pPr>
       <w:r>
@@ -94,7 +94,7 @@
     </w:p>
     <w:p>
       <w:pPr>
-        <w:spacing w:line="360" w:lineRule="auto" w:before="1080" w:after="0"/>
+        <w:spacing w:line="276" w:lineRule="auto" w:before="0" w:after="0"/>
         <w:jc w:val="center"/>
       </w:pPr>
       <w:r>
@@ -108,7 +108,7 @@
     </w:p>
     <w:p>
       <w:pPr>
-        <w:spacing w:line="240" w:lineRule="auto" w:before="2100"/>
+        <w:spacing w:line="276" w:lineRule="auto" w:before="3260" w:after="0"/>
         <w:jc w:val="right"/>
       </w:pPr>
       <w:r>
@@ -123,7 +123,7 @@
       <w:r>
         <w:rPr>
           <w:rFonts w:ascii="Times New Roman" w:hAnsi="Times New Roman"/>
-          <w:b w:val="0"/>
+          <w:b/>
           <w:sz w:val="24"/>
         </w:rPr>
         <w:t>Guzmán, Keidy</w:t>
@@ -132,7 +132,7 @@
       <w:r>
         <w:rPr>
           <w:rFonts w:ascii="Times New Roman" w:hAnsi="Times New Roman"/>
-          <w:b w:val="0"/>
+          <w:b/>
           <w:sz w:val="24"/>
         </w:rPr>
         <w:t>C.I.: 28.706.352</w:t>
@@ -140,7 +140,7 @@
     </w:p>
     <w:p>
       <w:pPr>
-        <w:spacing w:before="1240"/>
+        <w:spacing w:line="276" w:lineRule="auto" w:before="1630" w:after="0"/>
         <w:jc w:val="center"/>
       </w:pPr>
       <w:r>
@@ -154,8 +154,7 @@
     <w:p>
       <w:pPr>
         <w:sectPr>
-          <w:footerReference w:type="default" r:id="rId12"/>
-          <w:footerReference w:type="first" r:id="rId13"/>
+          <w:footerReference w:type="default" r:id="rId13"/>
           <w:pgSz w:w="12240" w:h="15840"/>
           <w:pgMar w:top="1701" w:right="1701" w:bottom="1701" w:left="2268" w:header="720" w:footer="720" w:gutter="0"/>
           <w:cols w:space="720"/>
@@ -165,7 +164,7 @@
     </w:p>
     <w:p>
       <w:pPr>
-        <w:spacing w:line="240" w:lineRule="auto" w:before="0" w:after="0"/>
+        <w:spacing w:line="276" w:lineRule="auto" w:before="0" w:after="0"/>
         <w:jc w:val="center"/>
       </w:pPr>
       <w:r>
@@ -215,7 +214,7 @@
     </w:p>
     <w:p>
       <w:pPr>
-        <w:spacing w:line="360" w:lineRule="auto" w:before="1280" w:after="0"/>
+        <w:spacing w:line="276" w:lineRule="auto" w:before="3176" w:after="0"/>
         <w:jc w:val="center"/>
       </w:pPr>
       <w:r>
@@ -229,21 +228,7 @@
     </w:p>
     <w:p>
       <w:pPr>
-        <w:spacing w:line="360" w:lineRule="auto" w:before="440" w:after="0"/>
-        <w:jc w:val="center"/>
-      </w:pPr>
-      <w:r>
-        <w:rPr>
-          <w:rFonts w:ascii="Times New Roman" w:hAnsi="Times New Roman"/>
-          <w:b/>
-          <w:sz w:val="24"/>
-        </w:rPr>
-        <w:t>Informe de pasantías para obtener el título de Técnico Superior Universitario en la especialidad de: Administración</w:t>
-      </w:r>
-    </w:p>
-    <w:p>
-      <w:pPr>
-        <w:spacing w:before="2100" w:after="0" w:line="20" w:lineRule="exact"/>
+        <w:spacing w:before="2647" w:after="0" w:line="20" w:lineRule="exact"/>
       </w:pPr>
     </w:p>
     <w:tbl>
@@ -268,10 +253,11 @@
         <w:tc>
           <w:tcPr>
             <w:tcW w:type="dxa" w:w="4133"/>
+            <w:vAlign w:val="top"/>
           </w:tcPr>
           <w:p>
             <w:pPr>
-              <w:spacing w:line="240" w:lineRule="auto"/>
+              <w:spacing w:line="276" w:lineRule="auto"/>
               <w:jc w:val="left"/>
             </w:pPr>
             <w:r>
@@ -286,7 +272,7 @@
             <w:r>
               <w:rPr>
                 <w:rFonts w:ascii="Times New Roman" w:hAnsi="Times New Roman"/>
-                <w:b w:val="0"/>
+                <w:b/>
                 <w:sz w:val="24"/>
               </w:rPr>
               <w:t>Rondón, Martina</w:t>
@@ -295,7 +281,7 @@
             <w:r>
               <w:rPr>
                 <w:rFonts w:ascii="Times New Roman" w:hAnsi="Times New Roman"/>
-                <w:b w:val="0"/>
+                <w:b/>
                 <w:sz w:val="24"/>
               </w:rPr>
               <w:t>C.I.: 12.208.768</w:t>
@@ -304,7 +290,7 @@
             <w:r>
               <w:rPr>
                 <w:rFonts w:ascii="Times New Roman" w:hAnsi="Times New Roman"/>
-                <w:b w:val="0"/>
+                <w:b/>
                 <w:sz w:val="24"/>
               </w:rPr>
               <w:br/>
@@ -321,7 +307,7 @@
             <w:r>
               <w:rPr>
                 <w:rFonts w:ascii="Times New Roman" w:hAnsi="Times New Roman"/>
-                <w:b w:val="0"/>
+                <w:b/>
                 <w:sz w:val="24"/>
               </w:rPr>
               <w:t>Dra. Álvarez, Carmen</w:t>
@@ -330,7 +316,7 @@
             <w:r>
               <w:rPr>
                 <w:rFonts w:ascii="Times New Roman" w:hAnsi="Times New Roman"/>
-                <w:b w:val="0"/>
+                <w:b/>
                 <w:sz w:val="24"/>
               </w:rPr>
               <w:t>C.I.: 14.452.956</w:t>
@@ -340,10 +326,11 @@
         <w:tc>
           <w:tcPr>
             <w:tcW w:type="dxa" w:w="4139"/>
+            <w:vAlign w:val="top"/>
           </w:tcPr>
           <w:p>
             <w:pPr>
-              <w:spacing w:line="240" w:lineRule="auto"/>
+              <w:spacing w:line="276" w:lineRule="auto"/>
               <w:jc w:val="right"/>
             </w:pPr>
             <w:r>
@@ -358,7 +345,7 @@
             <w:r>
               <w:rPr>
                 <w:rFonts w:ascii="Times New Roman" w:hAnsi="Times New Roman"/>
-                <w:b w:val="0"/>
+                <w:b/>
                 <w:sz w:val="24"/>
               </w:rPr>
               <w:t>Guzmán, Keidy</w:t>
@@ -367,7 +354,7 @@
             <w:r>
               <w:rPr>
                 <w:rFonts w:ascii="Times New Roman" w:hAnsi="Times New Roman"/>
-                <w:b w:val="0"/>
+                <w:b/>
                 <w:sz w:val="24"/>
               </w:rPr>
               <w:t>C.I.: 28.706.352</w:t>
@@ -378,7 +365,7 @@
     </w:tbl>
     <w:p>
       <w:pPr>
-        <w:spacing w:before="800"/>
+        <w:spacing w:line="276" w:lineRule="auto" w:before="1323" w:after="0"/>
         <w:jc w:val="center"/>
       </w:pPr>
       <w:r>
@@ -393,12 +380,11 @@
       <w:pPr>
         <w:sectPr>
           <w:footerReference w:type="default" r:id="rId14"/>
-          <w:footerReference w:type="first" r:id="rId15"/>
           <w:pgSz w:w="12240" w:h="15840"/>
           <w:pgMar w:top="1701" w:right="1701" w:bottom="1701" w:left="2268" w:header="720" w:footer="720" w:gutter="0"/>
           <w:cols w:space="720"/>
+          <w:titlePg/>
           <w:docGrid w:linePitch="360"/>
-          <w:pgNumType w:start="2" w:fmt="lowerRoman"/>
         </w:sectPr>
       </w:pPr>
     </w:p>
@@ -562,13 +548,12 @@
     <w:p>
       <w:pPr>
         <w:sectPr>
-          <w:footerReference w:type="default" r:id="rId16"/>
-          <w:footerReference w:type="first" r:id="rId17"/>
+          <w:footerReference w:type="default" r:id="rId15"/>
           <w:pgSz w:w="12240" w:h="15840"/>
           <w:pgMar w:top="1701" w:right="1701" w:bottom="1701" w:left="2268" w:header="720" w:footer="720" w:gutter="0"/>
           <w:cols w:space="720"/>
+          <w:titlePg/>
           <w:docGrid w:linePitch="360"/>
-          <w:pgNumType w:fmt="lowerRoman"/>
         </w:sectPr>
       </w:pPr>
     </w:p>
@@ -732,20 +717,18 @@
     <w:p>
       <w:pPr>
         <w:sectPr>
-          <w:footerReference w:type="default" r:id="rId18"/>
-          <w:footerReference w:type="first" r:id="rId19"/>
+          <w:footerReference w:type="default" r:id="rId16"/>
           <w:pgSz w:w="12240" w:h="15840"/>
           <w:pgMar w:top="1701" w:right="1701" w:bottom="1701" w:left="2268" w:header="720" w:footer="720" w:gutter="0"/>
           <w:cols w:space="720"/>
+          <w:titlePg/>
           <w:docGrid w:linePitch="360"/>
-          <w:pgNumType w:fmt="lowerRoman"/>
         </w:sectPr>
       </w:pPr>
     </w:p>
     <w:p>
-      <w:bookmarkStart w:id="bm_indice" w:name="bm_indice"/>
-      <w:pPr>
-        <w:spacing w:before="1140" w:after="480" w:line="360" w:lineRule="auto"/>
+      <w:pPr>
+        <w:spacing w:before="1140" w:after="480"/>
         <w:jc w:val="center"/>
       </w:pPr>
       <w:r>
@@ -756,11 +739,22 @@
         </w:rPr>
         <w:t>ÍNDICE DE CONTENIDO</w:t>
       </w:r>
-      <w:bookmarkEnd w:id="bm_indice"/>
     </w:p>
     <w:p>
       <w:pPr>
-        <w:spacing w:after="80"/>
+        <w:sectPr>
+          <w:footerReference w:type="default" r:id="rId17"/>
+          <w:pgSz w:w="12240" w:h="15840"/>
+          <w:pgMar w:top="1701" w:right="1701" w:bottom="1701" w:left="2268" w:header="720" w:footer="720" w:gutter="0"/>
+          <w:cols w:space="720"/>
+          <w:titlePg/>
+          <w:docGrid w:linePitch="360"/>
+        </w:sectPr>
+      </w:pPr>
+    </w:p>
+    <w:p>
+      <w:pPr>
+        <w:spacing w:after="240"/>
         <w:jc w:val="right"/>
       </w:pPr>
       <w:r>
@@ -777,33 +771,7 @@
         <w:tabs>
           <w:tab w:pos="8271" w:val="right" w:leader="dot"/>
         </w:tabs>
-        <w:spacing w:line="240" w:lineRule="auto" w:before="0" w:after="0"/>
-        <w:ind w:left="0"/>
-      </w:pPr>
-      <w:r>
-        <w:rPr>
-          <w:rFonts w:ascii="Times New Roman" w:hAnsi="Times New Roman"/>
-          <w:b w:val="0"/>
-          <w:sz w:val="24"/>
-        </w:rPr>
-        <w:t>CONTRAPORTADA</w:t>
-        <w:tab/>
-      </w:r>
-      <w:r>
-        <w:rPr>
-          <w:rFonts w:ascii="Times New Roman" w:hAnsi="Times New Roman"/>
-          <w:b w:val="0"/>
-          <w:sz w:val="24"/>
-        </w:rPr>
-        <w:t>ii</w:t>
-      </w:r>
-    </w:p>
-    <w:p>
-      <w:pPr>
-        <w:tabs>
-          <w:tab w:pos="8271" w:val="right" w:leader="dot"/>
-        </w:tabs>
-        <w:spacing w:line="240" w:lineRule="auto" w:before="0" w:after="0"/>
+        <w:spacing w:line="360" w:lineRule="auto" w:before="0" w:after="80"/>
         <w:ind w:left="0"/>
       </w:pPr>
       <w:r>
@@ -821,7 +789,11 @@
           <w:b w:val="0"/>
           <w:sz w:val="24"/>
         </w:rPr>
-        <w:t>iii</w:t>
+        <w:fldChar w:fldCharType="begin"/>
+        <w:instrText xml:space="preserve"> PAGEREF bm_aprob_ind \h </w:instrText>
+        <w:fldChar w:fldCharType="separate"/>
+        <w:t>?</w:t>
+        <w:fldChar w:fldCharType="end"/>
       </w:r>
     </w:p>
     <w:p>
@@ -829,7 +801,7 @@
         <w:tabs>
           <w:tab w:pos="8271" w:val="right" w:leader="dot"/>
         </w:tabs>
-        <w:spacing w:line="240" w:lineRule="auto" w:before="0" w:after="0"/>
+        <w:spacing w:line="360" w:lineRule="auto" w:before="0" w:after="80"/>
         <w:ind w:left="0"/>
       </w:pPr>
       <w:r>
@@ -847,7 +819,11 @@
           <w:b w:val="0"/>
           <w:sz w:val="24"/>
         </w:rPr>
-        <w:t>iv</w:t>
+        <w:fldChar w:fldCharType="begin"/>
+        <w:instrText xml:space="preserve"> PAGEREF bm_aprob_acad \h </w:instrText>
+        <w:fldChar w:fldCharType="separate"/>
+        <w:t>?</w:t>
+        <w:fldChar w:fldCharType="end"/>
       </w:r>
     </w:p>
     <w:p>
@@ -855,33 +831,7 @@
         <w:tabs>
           <w:tab w:pos="8271" w:val="right" w:leader="dot"/>
         </w:tabs>
-        <w:spacing w:line="240" w:lineRule="auto" w:before="0" w:after="0"/>
-        <w:ind w:left="0"/>
-      </w:pPr>
-      <w:r>
-        <w:rPr>
-          <w:rFonts w:ascii="Times New Roman" w:hAnsi="Times New Roman"/>
-          <w:b w:val="0"/>
-          <w:sz w:val="24"/>
-        </w:rPr>
-        <w:t>ÍNDICE DE CONTENIDO</w:t>
-        <w:tab/>
-      </w:r>
-      <w:r>
-        <w:rPr>
-          <w:rFonts w:ascii="Times New Roman" w:hAnsi="Times New Roman"/>
-          <w:b w:val="0"/>
-          <w:sz w:val="24"/>
-        </w:rPr>
-        <w:t>v</w:t>
-      </w:r>
-    </w:p>
-    <w:p>
-      <w:pPr>
-        <w:tabs>
-          <w:tab w:pos="8271" w:val="right" w:leader="dot"/>
-        </w:tabs>
-        <w:spacing w:line="240" w:lineRule="auto" w:before="0" w:after="0"/>
+        <w:spacing w:line="360" w:lineRule="auto" w:before="0" w:after="80"/>
         <w:ind w:left="0"/>
       </w:pPr>
       <w:r>
@@ -899,7 +849,11 @@
           <w:b w:val="0"/>
           <w:sz w:val="24"/>
         </w:rPr>
-        <w:t>vi</w:t>
+        <w:fldChar w:fldCharType="begin"/>
+        <w:instrText xml:space="preserve"> PAGEREF bm_lista_cuadros \h </w:instrText>
+        <w:fldChar w:fldCharType="separate"/>
+        <w:t>?</w:t>
+        <w:fldChar w:fldCharType="end"/>
       </w:r>
     </w:p>
     <w:p>
@@ -907,7 +861,37 @@
         <w:tabs>
           <w:tab w:pos="8271" w:val="right" w:leader="dot"/>
         </w:tabs>
-        <w:spacing w:line="240" w:lineRule="auto" w:before="0" w:after="0"/>
+        <w:spacing w:line="360" w:lineRule="auto" w:before="0" w:after="80"/>
+        <w:ind w:left="0"/>
+      </w:pPr>
+      <w:r>
+        <w:rPr>
+          <w:rFonts w:ascii="Times New Roman" w:hAnsi="Times New Roman"/>
+          <w:b w:val="0"/>
+          <w:sz w:val="24"/>
+        </w:rPr>
+        <w:t>LISTA DE FIGURAS</w:t>
+        <w:tab/>
+      </w:r>
+      <w:r>
+        <w:rPr>
+          <w:rFonts w:ascii="Times New Roman" w:hAnsi="Times New Roman"/>
+          <w:b w:val="0"/>
+          <w:sz w:val="24"/>
+        </w:rPr>
+        <w:fldChar w:fldCharType="begin"/>
+        <w:instrText xml:space="preserve"> PAGEREF bm_lista_figuras \h </w:instrText>
+        <w:fldChar w:fldCharType="separate"/>
+        <w:t>?</w:t>
+        <w:fldChar w:fldCharType="end"/>
+      </w:r>
+    </w:p>
+    <w:p>
+      <w:pPr>
+        <w:tabs>
+          <w:tab w:pos="8271" w:val="right" w:leader="dot"/>
+        </w:tabs>
+        <w:spacing w:line="360" w:lineRule="auto" w:before="0" w:after="80"/>
         <w:ind w:left="0"/>
       </w:pPr>
       <w:r>
@@ -925,7 +909,11 @@
           <w:b w:val="0"/>
           <w:sz w:val="24"/>
         </w:rPr>
-        <w:t>vii</w:t>
+        <w:fldChar w:fldCharType="begin"/>
+        <w:instrText xml:space="preserve"> PAGEREF bm_lista_graficos \h </w:instrText>
+        <w:fldChar w:fldCharType="separate"/>
+        <w:t>?</w:t>
+        <w:fldChar w:fldCharType="end"/>
       </w:r>
     </w:p>
     <w:p>
@@ -933,7 +921,7 @@
         <w:tabs>
           <w:tab w:pos="8271" w:val="right" w:leader="dot"/>
         </w:tabs>
-        <w:spacing w:line="240" w:lineRule="auto" w:before="0" w:after="0"/>
+        <w:spacing w:line="360" w:lineRule="auto" w:before="0" w:after="80"/>
         <w:ind w:left="0"/>
       </w:pPr>
       <w:r>
@@ -951,7 +939,11 @@
           <w:b w:val="0"/>
           <w:sz w:val="24"/>
         </w:rPr>
-        <w:t>viii</w:t>
+        <w:fldChar w:fldCharType="begin"/>
+        <w:instrText xml:space="preserve"> PAGEREF bm_lista_anexos \h </w:instrText>
+        <w:fldChar w:fldCharType="separate"/>
+        <w:t>?</w:t>
+        <w:fldChar w:fldCharType="end"/>
       </w:r>
     </w:p>
     <w:p>
@@ -959,7 +951,7 @@
         <w:tabs>
           <w:tab w:pos="8271" w:val="right" w:leader="dot"/>
         </w:tabs>
-        <w:spacing w:line="240" w:lineRule="auto" w:before="0" w:after="0"/>
+        <w:spacing w:line="360" w:lineRule="auto" w:before="0" w:after="80"/>
         <w:ind w:left="0"/>
       </w:pPr>
       <w:r>
@@ -977,7 +969,11 @@
           <w:b w:val="0"/>
           <w:sz w:val="24"/>
         </w:rPr>
-        <w:t>ix</w:t>
+        <w:fldChar w:fldCharType="begin"/>
+        <w:instrText xml:space="preserve"> PAGEREF bm_resumen \h </w:instrText>
+        <w:fldChar w:fldCharType="separate"/>
+        <w:t>?</w:t>
+        <w:fldChar w:fldCharType="end"/>
       </w:r>
     </w:p>
     <w:p>
@@ -985,7 +981,7 @@
         <w:tabs>
           <w:tab w:pos="8271" w:val="right" w:leader="dot"/>
         </w:tabs>
-        <w:spacing w:line="240" w:lineRule="auto" w:before="0" w:after="0"/>
+        <w:spacing w:line="360" w:lineRule="auto" w:before="0" w:after="80"/>
         <w:ind w:left="0"/>
       </w:pPr>
       <w:r>
@@ -1003,12 +999,16 @@
           <w:b w:val="0"/>
           <w:sz w:val="24"/>
         </w:rPr>
-        <w:t>1</w:t>
+        <w:fldChar w:fldCharType="begin"/>
+        <w:instrText xml:space="preserve"> PAGEREF bm_introduccion \h </w:instrText>
+        <w:fldChar w:fldCharType="separate"/>
+        <w:t>?</w:t>
+        <w:fldChar w:fldCharType="end"/>
       </w:r>
     </w:p>
     <w:p>
       <w:pPr>
-        <w:spacing w:before="80" w:after="0"/>
+        <w:spacing w:before="240" w:after="120"/>
       </w:pPr>
       <w:r>
         <w:rPr>
@@ -1022,7 +1022,7 @@
         <w:tabs>
           <w:tab w:pos="8271" w:val="right" w:leader="dot"/>
         </w:tabs>
-        <w:spacing w:line="240" w:lineRule="auto" w:before="0" w:after="0"/>
+        <w:spacing w:line="360" w:lineRule="auto" w:before="0" w:after="80"/>
         <w:ind w:left="0"/>
       </w:pPr>
       <w:r>
@@ -1052,7 +1052,7 @@
         <w:tabs>
           <w:tab w:pos="8271" w:val="right" w:leader="dot"/>
         </w:tabs>
-        <w:spacing w:line="240" w:lineRule="auto" w:before="0" w:after="0"/>
+        <w:spacing w:line="360" w:lineRule="auto" w:before="0" w:after="80"/>
         <w:ind w:left="283"/>
       </w:pPr>
       <w:r>
@@ -1082,7 +1082,7 @@
         <w:tabs>
           <w:tab w:pos="8271" w:val="right" w:leader="dot"/>
         </w:tabs>
-        <w:spacing w:line="240" w:lineRule="auto" w:before="0" w:after="0"/>
+        <w:spacing w:line="360" w:lineRule="auto" w:before="0" w:after="80"/>
         <w:ind w:left="283"/>
       </w:pPr>
       <w:r>
@@ -1112,7 +1112,7 @@
         <w:tabs>
           <w:tab w:pos="8271" w:val="right" w:leader="dot"/>
         </w:tabs>
-        <w:spacing w:line="240" w:lineRule="auto" w:before="0" w:after="0"/>
+        <w:spacing w:line="360" w:lineRule="auto" w:before="0" w:after="80"/>
         <w:ind w:left="283"/>
       </w:pPr>
       <w:r>
@@ -1142,7 +1142,7 @@
         <w:tabs>
           <w:tab w:pos="8271" w:val="right" w:leader="dot"/>
         </w:tabs>
-        <w:spacing w:line="240" w:lineRule="auto" w:before="0" w:after="0"/>
+        <w:spacing w:line="360" w:lineRule="auto" w:before="0" w:after="80"/>
         <w:ind w:left="283"/>
       </w:pPr>
       <w:r>
@@ -1172,7 +1172,7 @@
         <w:tabs>
           <w:tab w:pos="8271" w:val="right" w:leader="dot"/>
         </w:tabs>
-        <w:spacing w:line="240" w:lineRule="auto" w:before="0" w:after="0"/>
+        <w:spacing w:line="360" w:lineRule="auto" w:before="0" w:after="80"/>
         <w:ind w:left="283"/>
       </w:pPr>
       <w:r>
@@ -1202,7 +1202,7 @@
         <w:tabs>
           <w:tab w:pos="8271" w:val="right" w:leader="dot"/>
         </w:tabs>
-        <w:spacing w:line="240" w:lineRule="auto" w:before="0" w:after="0"/>
+        <w:spacing w:line="360" w:lineRule="auto" w:before="0" w:after="80"/>
         <w:ind w:left="283"/>
       </w:pPr>
       <w:r>
@@ -1232,7 +1232,7 @@
         <w:tabs>
           <w:tab w:pos="8271" w:val="right" w:leader="dot"/>
         </w:tabs>
-        <w:spacing w:line="240" w:lineRule="auto" w:before="0" w:after="0"/>
+        <w:spacing w:line="360" w:lineRule="auto" w:before="0" w:after="80"/>
         <w:ind w:left="283"/>
       </w:pPr>
       <w:r>
@@ -1262,7 +1262,7 @@
         <w:tabs>
           <w:tab w:pos="8271" w:val="right" w:leader="dot"/>
         </w:tabs>
-        <w:spacing w:line="240" w:lineRule="auto" w:before="0" w:after="0"/>
+        <w:spacing w:line="360" w:lineRule="auto" w:before="0" w:after="80"/>
         <w:ind w:left="283"/>
       </w:pPr>
       <w:r>
@@ -1292,7 +1292,7 @@
         <w:tabs>
           <w:tab w:pos="8271" w:val="right" w:leader="dot"/>
         </w:tabs>
-        <w:spacing w:line="240" w:lineRule="auto" w:before="0" w:after="0"/>
+        <w:spacing w:line="360" w:lineRule="auto" w:before="0" w:after="80"/>
         <w:ind w:left="283"/>
       </w:pPr>
       <w:r>
@@ -1322,37 +1322,7 @@
         <w:tabs>
           <w:tab w:pos="8271" w:val="right" w:leader="dot"/>
         </w:tabs>
-        <w:spacing w:line="240" w:lineRule="auto" w:before="0" w:after="0"/>
-        <w:ind w:left="283"/>
-      </w:pPr>
-      <w:r>
-        <w:rPr>
-          <w:rFonts w:ascii="Times New Roman" w:hAnsi="Times New Roman"/>
-          <w:b w:val="0"/>
-          <w:sz w:val="24"/>
-        </w:rPr>
-        <w:t>Descripción del departamento donde realizó la pasantía</w:t>
-        <w:tab/>
-      </w:r>
-      <w:r>
-        <w:rPr>
-          <w:rFonts w:ascii="Times New Roman" w:hAnsi="Times New Roman"/>
-          <w:b w:val="0"/>
-          <w:sz w:val="24"/>
-        </w:rPr>
-        <w:fldChar w:fldCharType="begin"/>
-        <w:instrText xml:space="preserve"> PAGEREF bm_cap1_depto \h </w:instrText>
-        <w:fldChar w:fldCharType="separate"/>
-        <w:t>?</w:t>
-        <w:fldChar w:fldCharType="end"/>
-      </w:r>
-    </w:p>
-    <w:p>
-      <w:pPr>
-        <w:tabs>
-          <w:tab w:pos="8271" w:val="right" w:leader="dot"/>
-        </w:tabs>
-        <w:spacing w:line="240" w:lineRule="auto" w:before="0" w:after="0"/>
+        <w:spacing w:line="360" w:lineRule="auto" w:before="0" w:after="80"/>
         <w:ind w:left="0"/>
       </w:pPr>
       <w:r>
@@ -1382,7 +1352,7 @@
         <w:tabs>
           <w:tab w:pos="8271" w:val="right" w:leader="dot"/>
         </w:tabs>
-        <w:spacing w:line="240" w:lineRule="auto" w:before="0" w:after="0"/>
+        <w:spacing w:line="360" w:lineRule="auto" w:before="0" w:after="80"/>
         <w:ind w:left="0"/>
       </w:pPr>
       <w:r>
@@ -1410,20 +1380,20 @@
     <w:p>
       <w:pPr>
         <w:sectPr>
-          <w:footerReference w:type="default" r:id="rId20"/>
-          <w:footerReference w:type="first" r:id="rId21"/>
+          <w:footerReference w:type="default" r:id="rId18"/>
+          <w:type w:val="continuous"/>
           <w:pgSz w:w="12240" w:h="15840"/>
           <w:pgMar w:top="1701" w:right="1701" w:bottom="1701" w:left="2268" w:header="720" w:footer="720" w:gutter="0"/>
           <w:cols w:space="720"/>
+          <w:titlePg/>
           <w:docGrid w:linePitch="360"/>
-          <w:pgNumType w:fmt="lowerRoman"/>
         </w:sectPr>
       </w:pPr>
     </w:p>
     <w:p>
       <w:bookmarkStart w:id="bm_lista_cuadros" w:name="bm_lista_cuadros"/>
       <w:pPr>
-        <w:spacing w:before="1140" w:after="480" w:line="360" w:lineRule="auto"/>
+        <w:spacing w:before="1140" w:after="480"/>
         <w:jc w:val="center"/>
       </w:pPr>
       <w:r>
@@ -1435,6 +1405,18 @@
         <w:t>LISTA DE CUADROS</w:t>
       </w:r>
       <w:bookmarkEnd w:id="bm_lista_cuadros"/>
+    </w:p>
+    <w:p>
+      <w:pPr>
+        <w:sectPr>
+          <w:footerReference w:type="default" r:id="rId19"/>
+          <w:pgSz w:w="12240" w:h="15840"/>
+          <w:pgMar w:top="1701" w:right="1701" w:bottom="1701" w:left="2268" w:header="720" w:footer="720" w:gutter="0"/>
+          <w:cols w:space="720"/>
+          <w:titlePg/>
+          <w:docGrid w:linePitch="360"/>
+        </w:sectPr>
+      </w:pPr>
     </w:p>
     <w:p>
       <w:pPr>
@@ -1466,20 +1448,61 @@
     <w:p>
       <w:pPr>
         <w:sectPr>
-          <w:footerReference w:type="default" r:id="rId22"/>
-          <w:footerReference w:type="first" r:id="rId23"/>
+          <w:footerReference w:type="default" r:id="rId20"/>
+          <w:type w:val="continuous"/>
           <w:pgSz w:w="12240" w:h="15840"/>
           <w:pgMar w:top="1701" w:right="1701" w:bottom="1701" w:left="2268" w:header="720" w:footer="720" w:gutter="0"/>
           <w:cols w:space="720"/>
+          <w:titlePg/>
           <w:docGrid w:linePitch="360"/>
-          <w:pgNumType w:fmt="lowerRoman"/>
+        </w:sectPr>
+      </w:pPr>
+    </w:p>
+    <w:p>
+      <w:bookmarkStart w:id="bm_lista_figuras" w:name="bm_lista_figuras"/>
+      <w:pPr>
+        <w:spacing w:before="1140" w:after="480"/>
+        <w:jc w:val="center"/>
+      </w:pPr>
+      <w:r>
+        <w:rPr>
+          <w:rFonts w:ascii="Times New Roman" w:hAnsi="Times New Roman"/>
+          <w:b/>
+          <w:sz w:val="24"/>
+        </w:rPr>
+        <w:t>LISTA DE FIGURAS</w:t>
+      </w:r>
+      <w:bookmarkEnd w:id="bm_lista_figuras"/>
+    </w:p>
+    <w:p>
+      <w:pPr>
+        <w:sectPr>
+          <w:footerReference w:type="default" r:id="rId21"/>
+          <w:pgSz w:w="12240" w:h="15840"/>
+          <w:pgMar w:top="1701" w:right="1701" w:bottom="1701" w:left="2268" w:header="720" w:footer="720" w:gutter="0"/>
+          <w:cols w:space="720"/>
+          <w:titlePg/>
+          <w:docGrid w:linePitch="360"/>
+        </w:sectPr>
+      </w:pPr>
+    </w:p>
+    <w:p>
+      <w:pPr>
+        <w:sectPr>
+          <w:footerReference w:type="default" r:id="rId22"/>
+          <w:type w:val="continuous"/>
+          <w:pgSz w:w="12240" w:h="15840"/>
+          <w:pgMar w:top="1701" w:right="1701" w:bottom="1701" w:left="2268" w:header="720" w:footer="720" w:gutter="0"/>
+          <w:cols w:space="720"/>
+          <w:titlePg/>
+          <w:docGrid w:linePitch="360"/>
         </w:sectPr>
       </w:pPr>
     </w:p>
     <w:p>
       <w:bookmarkStart w:id="bm_lista_graficos" w:name="bm_lista_graficos"/>
       <w:pPr>
-        <w:spacing w:before="1140" w:after="480" w:line="360" w:lineRule="auto"/>
+        <w:spacing w:before="1140" w:after="480"/>
         <w:jc w:val="center"/>
       </w:pPr>
       <w:r>
@@ -1491,6 +1514,18 @@
         <w:t>LISTA DE GRÁFICOS</w:t>
       </w:r>
       <w:bookmarkEnd w:id="bm_lista_graficos"/>
+    </w:p>
+    <w:p>
+      <w:pPr>
+        <w:sectPr>
+          <w:footerReference w:type="default" r:id="rId23"/>
+          <w:pgSz w:w="12240" w:h="15840"/>
+          <w:pgMar w:top="1701" w:right="1701" w:bottom="1701" w:left="2268" w:header="720" w:footer="720" w:gutter="0"/>
+          <w:cols w:space="720"/>
+          <w:titlePg/>
+          <w:docGrid w:linePitch="360"/>
+        </w:sectPr>
+      </w:pPr>
     </w:p>
     <w:p>
       <w:pPr>
@@ -1535,7 +1570,7 @@
         </w:rPr>
         <w:t>1</w:t>
         <w:tab/>
-        <w:t>Representación cartográfica y ubicación espacial de la empresa</w:t>
+        <w:t>Logotipo de Lubricantes y Equipos Varyna, C.A.</w:t>
         <w:tab/>
       </w:r>
       <w:r>
@@ -1567,7 +1602,7 @@
         </w:rPr>
         <w:t>2</w:t>
         <w:tab/>
-        <w:t>Organigrama estructural y niveles jerárquicos de la organización</w:t>
+        <w:t>Representación cartográfica y ubicación espacial de la empresa</w:t>
         <w:tab/>
       </w:r>
       <w:r>
@@ -1585,21 +1620,53 @@
     </w:p>
     <w:p>
       <w:pPr>
+        <w:tabs>
+          <w:tab w:pos="1020" w:val="left"/>
+          <w:tab w:pos="8271" w:val="right" w:leader="dot"/>
+        </w:tabs>
+        <w:spacing w:line="360" w:lineRule="auto" w:before="0" w:after="80"/>
+        <w:ind w:left="1020" w:hanging="1020"/>
+      </w:pPr>
+      <w:r>
+        <w:rPr>
+          <w:rFonts w:ascii="Times New Roman" w:hAnsi="Times New Roman"/>
+          <w:sz w:val="24"/>
+        </w:rPr>
+        <w:t>3</w:t>
+        <w:tab/>
+        <w:t>Organigrama estructural y niveles jerárquicos de la organización</w:t>
+        <w:tab/>
+      </w:r>
+      <w:r>
+        <w:rPr>
+          <w:rFonts w:ascii="Times New Roman" w:hAnsi="Times New Roman"/>
+          <w:b w:val="0"/>
+          <w:sz w:val="24"/>
+        </w:rPr>
+        <w:fldChar w:fldCharType="begin"/>
+        <w:instrText xml:space="preserve"> PAGEREF bm_grafico3 \h </w:instrText>
+        <w:fldChar w:fldCharType="separate"/>
+        <w:t>?</w:t>
+        <w:fldChar w:fldCharType="end"/>
+      </w:r>
+    </w:p>
+    <w:p>
+      <w:pPr>
         <w:sectPr>
           <w:footerReference w:type="default" r:id="rId24"/>
-          <w:footerReference w:type="first" r:id="rId25"/>
+          <w:type w:val="continuous"/>
           <w:pgSz w:w="12240" w:h="15840"/>
           <w:pgMar w:top="1701" w:right="1701" w:bottom="1701" w:left="2268" w:header="720" w:footer="720" w:gutter="0"/>
           <w:cols w:space="720"/>
+          <w:titlePg/>
           <w:docGrid w:linePitch="360"/>
-          <w:pgNumType w:fmt="lowerRoman"/>
         </w:sectPr>
       </w:pPr>
     </w:p>
     <w:p>
       <w:bookmarkStart w:id="bm_lista_anexos" w:name="bm_lista_anexos"/>
       <w:pPr>
-        <w:spacing w:before="1140" w:after="480" w:line="360" w:lineRule="auto"/>
+        <w:spacing w:before="1140" w:after="480"/>
         <w:jc w:val="center"/>
       </w:pPr>
       <w:r>
@@ -1611,6 +1678,18 @@
         <w:t>LISTA DE ANEXOS</w:t>
       </w:r>
       <w:bookmarkEnd w:id="bm_lista_anexos"/>
+    </w:p>
+    <w:p>
+      <w:pPr>
+        <w:sectPr>
+          <w:footerReference w:type="default" r:id="rId25"/>
+          <w:pgSz w:w="12240" w:h="15840"/>
+          <w:pgMar w:top="1701" w:right="1701" w:bottom="1701" w:left="2268" w:header="720" w:footer="720" w:gutter="0"/>
+          <w:cols w:space="720"/>
+          <w:titlePg/>
+          <w:docGrid w:linePitch="360"/>
+        </w:sectPr>
+      </w:pPr>
     </w:p>
     <w:p>
       <w:pPr>
@@ -1675,18 +1754,18 @@
       <w:pPr>
         <w:sectPr>
           <w:footerReference w:type="default" r:id="rId26"/>
-          <w:footerReference w:type="first" r:id="rId27"/>
+          <w:type w:val="continuous"/>
           <w:pgSz w:w="12240" w:h="15840"/>
           <w:pgMar w:top="1701" w:right="1701" w:bottom="1701" w:left="2268" w:header="720" w:footer="720" w:gutter="0"/>
           <w:cols w:space="720"/>
+          <w:titlePg/>
           <w:docGrid w:linePitch="360"/>
-          <w:pgNumType w:fmt="lowerRoman"/>
         </w:sectPr>
       </w:pPr>
     </w:p>
     <w:p>
       <w:pPr>
-        <w:spacing w:line="240" w:lineRule="auto" w:after="0"/>
+        <w:spacing w:after="0"/>
         <w:jc w:val="center"/>
       </w:pPr>
       <w:r>
@@ -1700,7 +1779,7 @@
     </w:p>
     <w:p>
       <w:pPr>
-        <w:spacing w:line="240" w:lineRule="auto" w:after="0"/>
+        <w:spacing w:after="0"/>
         <w:jc w:val="center"/>
       </w:pPr>
       <w:r>
@@ -1714,7 +1793,7 @@
     </w:p>
     <w:p>
       <w:pPr>
-        <w:spacing w:line="240" w:lineRule="auto" w:after="0"/>
+        <w:spacing w:after="0"/>
         <w:jc w:val="center"/>
       </w:pPr>
       <w:r>
@@ -1728,7 +1807,7 @@
     </w:p>
     <w:p>
       <w:pPr>
-        <w:spacing w:line="240" w:lineRule="auto" w:after="0"/>
+        <w:spacing w:after="0"/>
         <w:jc w:val="center"/>
       </w:pPr>
       <w:r>
@@ -1742,7 +1821,7 @@
     </w:p>
     <w:p>
       <w:pPr>
-        <w:spacing w:line="240" w:lineRule="auto" w:after="0"/>
+        <w:spacing w:after="0"/>
         <w:jc w:val="center"/>
       </w:pPr>
       <w:r>
@@ -1756,7 +1835,12 @@
     </w:p>
     <w:p>
       <w:pPr>
-        <w:spacing w:before="480" w:after="240" w:line="360" w:lineRule="auto"/>
+        <w:spacing w:after="360"/>
+      </w:pPr>
+    </w:p>
+    <w:p>
+      <w:pPr>
+        <w:spacing w:after="480"/>
         <w:jc w:val="center"/>
       </w:pPr>
       <w:r>
@@ -1770,7 +1854,8 @@
     </w:p>
     <w:p>
       <w:pPr>
-        <w:spacing w:before="120" w:after="200" w:line="240" w:lineRule="auto"/>
+        <w:spacing w:after="480"/>
+        <w:ind w:left="0"/>
         <w:jc w:val="right"/>
       </w:pPr>
       <w:r>
@@ -1785,7 +1870,6 @@
       <w:r>
         <w:rPr>
           <w:rFonts w:ascii="Times New Roman" w:hAnsi="Times New Roman"/>
-          <w:b w:val="0"/>
           <w:sz w:val="24"/>
         </w:rPr>
         <w:t>Guzmán, Keidy</w:t>
@@ -1794,25 +1878,23 @@
       <w:r>
         <w:rPr>
           <w:rFonts w:ascii="Times New Roman" w:hAnsi="Times New Roman"/>
-          <w:b w:val="0"/>
           <w:sz w:val="24"/>
         </w:rPr>
-        <w:t>C.I.: V-28.706.352</w:t>
+        <w:t>C.I.: 28.706.352</w:t>
         <w:br/>
       </w:r>
       <w:r>
         <w:rPr>
           <w:rFonts w:ascii="Times New Roman" w:hAnsi="Times New Roman"/>
-          <w:b/>
           <w:sz w:val="24"/>
         </w:rPr>
-        <w:t>2026, agosto</w:t>
+        <w:t>agosto de 2026</w:t>
       </w:r>
     </w:p>
     <w:p>
       <w:bookmarkStart w:id="bm_resumen" w:name="bm_resumen"/>
       <w:pPr>
-        <w:spacing w:before="0" w:after="160"/>
+        <w:spacing w:before="480" w:after="480"/>
         <w:jc w:val="center"/>
       </w:pPr>
       <w:r>
@@ -1827,8 +1909,20 @@
     </w:p>
     <w:p>
       <w:pPr>
-        <w:spacing w:line="240" w:lineRule="auto" w:after="0" w:before="0"/>
-        <w:ind w:firstLine="0"/>
+        <w:sectPr>
+          <w:footerReference w:type="default" r:id="rId27"/>
+          <w:pgSz w:w="12240" w:h="15840"/>
+          <w:pgMar w:top="1701" w:right="1701" w:bottom="1701" w:left="2268" w:header="720" w:footer="720" w:gutter="0"/>
+          <w:cols w:space="720"/>
+          <w:titlePg/>
+          <w:docGrid w:linePitch="360"/>
+        </w:sectPr>
+      </w:pPr>
+    </w:p>
+    <w:p>
+      <w:pPr>
+        <w:spacing w:line="360" w:lineRule="auto" w:after="0" w:before="0"/>
+        <w:ind w:firstLine="709"/>
         <w:jc w:val="both"/>
       </w:pPr>
       <w:r>
@@ -1840,24 +1934,18 @@
         <w:t>El presente informe corresponde a las pasantías profesionales realizadas durante diez (10) semanas en el Departamento Administrativo de Lubricantes y Equipos Varyna, C.A., con participación directa en actividades relacionadas con la procura de materiales e insumos. Durante la práctica se observó que las requisiciones de compra no siempre siguen un canal único y formalizado desde su recepción hasta la emisión y seguimiento de la orden de compra. También se evidenció la ausencia de formatos uniformes para algunas solicitudes, dificultades para conocer oportunamente el estado de las cotizaciones y falta de criterios visibles que faciliten el seguimiento de las aprobaciones. Estas condiciones pueden producir demoras, pérdida de trazabilidad y mayor carga administrativa para el personal encargado. El objetivo general fue proponer la simplificación administrativa del proceso de procura en el departamento, con la finalidad de reducir pasos innecesarios, agilizar los tiempos de adquisición y fortalecer el control interno. Para ello se realizaron observaciones del flujo de compras, entrevistas al personal, revisión de expedientes históricos, análisis de tiempos y un diagrama de causa-efecto para organizar los factores asociados a los retrasos. Como resultado se formuló una propuesta compuesta por un flujo simplificado con responsables definidos, formatos estandarizados de solicitud de cotización y orden de compra, una matriz de autorización por monto y criterios de seguimiento mediante indicadores de gestión. Se concluye que la formalización de estas herramientas puede facilitar el control y reducir la dispersión del proceso. Se recomienda implementar la propuesta de manera gradual, socializarla con el personal involucrado y revisar periódicamente sus resultados para realizar los ajustes necesarios.</w:t>
       </w:r>
     </w:p>
+    <w:p/>
     <w:p>
       <w:pPr>
-        <w:spacing w:line="240" w:lineRule="auto" w:before="160"/>
-        <w:ind w:firstLine="0"/>
+        <w:ind w:firstLine="709"/>
       </w:pPr>
       <w:r>
         <w:rPr>
-          <w:rFonts w:ascii="Times New Roman" w:hAnsi="Times New Roman"/>
           <w:b/>
-          <w:sz w:val="24"/>
         </w:rPr>
         <w:t xml:space="preserve">Palabras claves: </w:t>
       </w:r>
       <w:r>
-        <w:rPr>
-          <w:rFonts w:ascii="Times New Roman" w:hAnsi="Times New Roman"/>
-          <w:sz w:val="24"/>
-        </w:rPr>
         <w:t>procura, simplificación administrativa, control interno, requisiciones, pasantías</w:t>
       </w:r>
     </w:p>
@@ -1865,19 +1953,19 @@
       <w:pPr>
         <w:sectPr>
           <w:footerReference w:type="default" r:id="rId28"/>
-          <w:footerReference w:type="first" r:id="rId29"/>
+          <w:type w:val="continuous"/>
           <w:pgSz w:w="12240" w:h="15840"/>
           <w:pgMar w:top="1701" w:right="1701" w:bottom="1701" w:left="2268" w:header="720" w:footer="720" w:gutter="0"/>
           <w:cols w:space="720"/>
+          <w:titlePg/>
           <w:docGrid w:linePitch="360"/>
-          <w:pgNumType w:fmt="lowerRoman"/>
         </w:sectPr>
       </w:pPr>
     </w:p>
     <w:p>
       <w:bookmarkStart w:id="bm_introduccion" w:name="bm_introduccion"/>
       <w:pPr>
-        <w:spacing w:before="1140" w:after="480" w:line="360" w:lineRule="auto"/>
+        <w:spacing w:before="1140" w:after="480"/>
         <w:jc w:val="center"/>
       </w:pPr>
       <w:r>
@@ -1892,6 +1980,18 @@
     </w:p>
     <w:p>
       <w:pPr>
+        <w:sectPr>
+          <w:footerReference w:type="default" r:id="rId29"/>
+          <w:pgSz w:w="12240" w:h="15840"/>
+          <w:pgMar w:top="1701" w:right="1701" w:bottom="1701" w:left="2268" w:header="720" w:footer="720" w:gutter="0"/>
+          <w:cols w:space="720"/>
+          <w:titlePg/>
+          <w:docGrid w:linePitch="360"/>
+        </w:sectPr>
+      </w:pPr>
+    </w:p>
+    <w:p>
+      <w:pPr>
         <w:spacing w:line="360" w:lineRule="auto" w:after="0" w:before="0"/>
         <w:ind w:firstLine="709"/>
         <w:jc w:val="both"/>
@@ -1954,19 +2054,18 @@
       <w:pPr>
         <w:sectPr>
           <w:footerReference w:type="default" r:id="rId30"/>
-          <w:footerReference w:type="first" r:id="rId31"/>
+          <w:type w:val="continuous"/>
           <w:pgSz w:w="12240" w:h="15840"/>
           <w:pgMar w:top="1701" w:right="1701" w:bottom="1701" w:left="2268" w:header="720" w:footer="720" w:gutter="0"/>
           <w:cols w:space="720"/>
           <w:titlePg/>
           <w:docGrid w:linePitch="360"/>
-          <w:pgNumType w:start="1" w:fmt="decimal"/>
         </w:sectPr>
       </w:pPr>
     </w:p>
     <w:p>
       <w:pPr>
-        <w:spacing w:before="1140" w:after="480" w:line="360" w:lineRule="auto"/>
+        <w:spacing w:before="1140" w:after="480"/>
         <w:jc w:val="center"/>
       </w:pPr>
       <w:r>
@@ -1981,7 +2080,7 @@
     <w:p>
       <w:bookmarkStart w:id="bm_cap1" w:name="bm_cap1"/>
       <w:pPr>
-        <w:spacing w:before="0" w:after="480" w:line="360" w:lineRule="auto"/>
+        <w:spacing w:before="480"/>
         <w:jc w:val="center"/>
       </w:pPr>
       <w:r>
@@ -1993,6 +2092,18 @@
         <w:t>REALIDAD ORGANIZACIONAL</w:t>
       </w:r>
       <w:bookmarkEnd w:id="bm_cap1"/>
+    </w:p>
+    <w:p>
+      <w:pPr>
+        <w:sectPr>
+          <w:footerReference w:type="default" r:id="rId31"/>
+          <w:pgSz w:w="12240" w:h="15840"/>
+          <w:pgMar w:top="1701" w:right="1701" w:bottom="1701" w:left="2268" w:header="720" w:footer="720" w:gutter="0"/>
+          <w:cols w:space="720"/>
+          <w:titlePg/>
+          <w:docGrid w:linePitch="360"/>
+        </w:sectPr>
+      </w:pPr>
     </w:p>
     <w:p>
       <w:bookmarkStart w:id="bm_cap1_ident" w:name="bm_cap1_ident"/>
@@ -2432,6 +2543,106 @@
       </w:r>
     </w:p>
     <w:p>
+      <w:pPr>
+        <w:spacing w:before="480"/>
+        <w:jc w:val="center"/>
+      </w:pPr>
+      <w:r>
+        <w:drawing>
+          <wp:inline xmlns:a="http://schemas.openxmlformats.org/drawingml/2006/main" xmlns:pic="http://schemas.openxmlformats.org/drawingml/2006/picture">
+            <wp:extent cx="1512000" cy="1512000"/>
+            <wp:docPr id="2" name="Picture 2"/>
+            <wp:cNvGraphicFramePr>
+              <a:graphicFrameLocks noChangeAspect="1"/>
+            </wp:cNvGraphicFramePr>
+            <a:graphic>
+              <a:graphicData uri="http://schemas.openxmlformats.org/drawingml/2006/picture">
+                <pic:pic>
+                  <pic:nvPicPr>
+                    <pic:cNvPr id="0" name="logo.jpg"/>
+                    <pic:cNvPicPr/>
+                  </pic:nvPicPr>
+                  <pic:blipFill>
+                    <a:blip r:embed="rId10"/>
+                    <a:stretch>
+                      <a:fillRect/>
+                    </a:stretch>
+                  </pic:blipFill>
+                  <pic:spPr>
+                    <a:xfrm>
+                      <a:off x="0" y="0"/>
+                      <a:ext cx="1512000" cy="1512000"/>
+                    </a:xfrm>
+                    <a:prstGeom prst="rect"/>
+                  </pic:spPr>
+                </pic:pic>
+              </a:graphicData>
+            </a:graphic>
+          </wp:inline>
+        </w:drawing>
+      </w:r>
+    </w:p>
+    <w:p>
+      <w:bookmarkStart w:id="bm_grafico1" w:name="bm_grafico1"/>
+      <w:pPr>
+        <w:spacing w:before="120" w:after="480"/>
+        <w:jc w:val="center"/>
+      </w:pPr>
+      <w:r>
+        <w:rPr>
+          <w:rFonts w:ascii="Times New Roman" w:hAnsi="Times New Roman"/>
+          <w:i/>
+          <w:sz w:val="24"/>
+        </w:rPr>
+        <w:t xml:space="preserve">Gráfico 1. </w:t>
+      </w:r>
+      <w:r>
+        <w:rPr>
+          <w:rFonts w:ascii="Times New Roman" w:hAnsi="Times New Roman"/>
+          <w:b/>
+          <w:sz w:val="24"/>
+        </w:rPr>
+        <w:t>Logotipo de Lubricantes y Equipos Varyna, C.A.</w:t>
+      </w:r>
+      <w:bookmarkEnd w:id="bm_grafico1"/>
+    </w:p>
+    <w:p>
+      <w:pPr>
+        <w:spacing w:before="0" w:after="240"/>
+        <w:jc w:val="center"/>
+      </w:pPr>
+      <w:r>
+        <w:rPr>
+          <w:rFonts w:ascii="Times New Roman" w:hAnsi="Times New Roman"/>
+          <w:i/>
+          <w:sz w:val="24"/>
+        </w:rPr>
+        <w:t xml:space="preserve">Fuente: </w:t>
+      </w:r>
+      <w:r>
+        <w:rPr>
+          <w:rFonts w:ascii="Times New Roman" w:hAnsi="Times New Roman"/>
+          <w:sz w:val="24"/>
+        </w:rPr>
+        <w:t>Lubricantes y Equipos Varyna, C.A. (2026).</w:t>
+      </w:r>
+    </w:p>
+    <w:p>
+      <w:pPr>
+        <w:spacing w:line="360" w:lineRule="auto" w:after="0" w:before="0"/>
+        <w:ind w:firstLine="709"/>
+        <w:jc w:val="both"/>
+      </w:pPr>
+      <w:r>
+        <w:rPr>
+          <w:rFonts w:ascii="Times New Roman" w:hAnsi="Times New Roman"/>
+          <w:i w:val="0"/>
+          <w:sz w:val="24"/>
+        </w:rPr>
+        <w:t>El logotipo representa la identidad visual de Lubricantes y Equipos Varyna, C.A., organización donde se desarrolló la pasantía profesional en el área administrativa y de procura.</w:t>
+      </w:r>
+    </w:p>
+    <w:p>
       <w:bookmarkStart w:id="bm_cap1_ubic" w:name="bm_cap1_ubic"/>
       <w:pPr>
         <w:spacing w:before="480" w:after="480" w:line="360" w:lineRule="auto"/>
@@ -2471,7 +2682,7 @@
         <w:drawing>
           <wp:inline xmlns:a="http://schemas.openxmlformats.org/drawingml/2006/main" xmlns:pic="http://schemas.openxmlformats.org/drawingml/2006/picture">
             <wp:extent cx="1800000" cy="1315385"/>
-            <wp:docPr id="2" name="Picture 2"/>
+            <wp:docPr id="3" name="Picture 3"/>
             <wp:cNvGraphicFramePr>
               <a:graphicFrameLocks noChangeAspect="1"/>
             </wp:cNvGraphicFramePr>
@@ -2483,7 +2694,7 @@
                     <pic:cNvPicPr/>
                   </pic:nvPicPr>
                   <pic:blipFill>
-                    <a:blip r:embed="rId10"/>
+                    <a:blip r:embed="rId11"/>
                     <a:stretch>
                       <a:fillRect/>
                     </a:stretch>
@@ -2503,7 +2714,7 @@
       </w:r>
     </w:p>
     <w:p>
-      <w:bookmarkStart w:id="bm_grafico1" w:name="bm_grafico1"/>
+      <w:bookmarkStart w:id="bm_grafico2" w:name="bm_grafico2"/>
       <w:pPr>
         <w:spacing w:before="120" w:after="480"/>
         <w:jc w:val="center"/>
@@ -2512,19 +2723,19 @@
         <w:rPr>
           <w:rFonts w:ascii="Times New Roman" w:hAnsi="Times New Roman"/>
           <w:i/>
-          <w:sz w:val="20"/>
+          <w:sz w:val="24"/>
         </w:rPr>
-        <w:t xml:space="preserve">Gráfico 1. </w:t>
+        <w:t xml:space="preserve">Gráfico 2. </w:t>
       </w:r>
       <w:r>
         <w:rPr>
           <w:rFonts w:ascii="Times New Roman" w:hAnsi="Times New Roman"/>
           <w:b/>
-          <w:sz w:val="20"/>
+          <w:sz w:val="24"/>
         </w:rPr>
         <w:t>Representación cartográfica y ubicación espacial de la empresa.</w:t>
       </w:r>
-      <w:bookmarkEnd w:id="bm_grafico1"/>
+      <w:bookmarkEnd w:id="bm_grafico2"/>
     </w:p>
     <w:p>
       <w:bookmarkStart w:id="bm_cap1_pobla" w:name="bm_cap1_pobla"/>
@@ -2577,7 +2788,7 @@
               <w:rPr>
                 <w:rFonts w:ascii="Times New Roman" w:hAnsi="Times New Roman"/>
                 <w:b/>
-                <w:sz w:val="20"/>
+                <w:sz w:val="16"/>
               </w:rPr>
               <w:t>Departamento / Área</w:t>
             </w:r>
@@ -2597,7 +2808,7 @@
               <w:rPr>
                 <w:rFonts w:ascii="Times New Roman" w:hAnsi="Times New Roman"/>
                 <w:b/>
-                <w:sz w:val="20"/>
+                <w:sz w:val="16"/>
               </w:rPr>
               <w:t>Cargo</w:t>
             </w:r>
@@ -2617,7 +2828,7 @@
               <w:rPr>
                 <w:rFonts w:ascii="Times New Roman" w:hAnsi="Times New Roman"/>
                 <w:b/>
-                <w:sz w:val="20"/>
+                <w:sz w:val="16"/>
               </w:rPr>
               <w:t>Femenino</w:t>
             </w:r>
@@ -2637,7 +2848,7 @@
               <w:rPr>
                 <w:rFonts w:ascii="Times New Roman" w:hAnsi="Times New Roman"/>
                 <w:b/>
-                <w:sz w:val="20"/>
+                <w:sz w:val="16"/>
               </w:rPr>
               <w:t>Masculino</w:t>
             </w:r>
@@ -2657,7 +2868,7 @@
               <w:rPr>
                 <w:rFonts w:ascii="Times New Roman" w:hAnsi="Times New Roman"/>
                 <w:b/>
-                <w:sz w:val="20"/>
+                <w:sz w:val="16"/>
               </w:rPr>
               <w:t>Total</w:t>
             </w:r>
@@ -2677,7 +2888,7 @@
             <w:r>
               <w:rPr>
                 <w:rFonts w:ascii="Times New Roman" w:hAnsi="Times New Roman"/>
-                <w:sz w:val="20"/>
+                <w:sz w:val="16"/>
               </w:rPr>
               <w:t>Alta Dirección</w:t>
             </w:r>
@@ -2695,7 +2906,7 @@
             <w:r>
               <w:rPr>
                 <w:rFonts w:ascii="Times New Roman" w:hAnsi="Times New Roman"/>
-                <w:sz w:val="20"/>
+                <w:sz w:val="16"/>
               </w:rPr>
               <w:t>Gerente General</w:t>
             </w:r>
@@ -2713,7 +2924,7 @@
             <w:r>
               <w:rPr>
                 <w:rFonts w:ascii="Times New Roman" w:hAnsi="Times New Roman"/>
-                <w:sz w:val="20"/>
+                <w:sz w:val="16"/>
               </w:rPr>
               <w:t>0</w:t>
             </w:r>
@@ -2731,7 +2942,7 @@
             <w:r>
               <w:rPr>
                 <w:rFonts w:ascii="Times New Roman" w:hAnsi="Times New Roman"/>
-                <w:sz w:val="20"/>
+                <w:sz w:val="16"/>
               </w:rPr>
               <w:t>1</w:t>
             </w:r>
@@ -2749,7 +2960,7 @@
             <w:r>
               <w:rPr>
                 <w:rFonts w:ascii="Times New Roman" w:hAnsi="Times New Roman"/>
-                <w:sz w:val="20"/>
+                <w:sz w:val="16"/>
               </w:rPr>
               <w:t>1</w:t>
             </w:r>
@@ -2769,7 +2980,7 @@
             <w:r>
               <w:rPr>
                 <w:rFonts w:ascii="Times New Roman" w:hAnsi="Times New Roman"/>
-                <w:sz w:val="20"/>
+                <w:sz w:val="16"/>
               </w:rPr>
               <w:t>Dirección Operativa</w:t>
             </w:r>
@@ -2787,7 +2998,7 @@
             <w:r>
               <w:rPr>
                 <w:rFonts w:ascii="Times New Roman" w:hAnsi="Times New Roman"/>
-                <w:sz w:val="20"/>
+                <w:sz w:val="16"/>
               </w:rPr>
               <w:t>Gerente de Operaciones</w:t>
             </w:r>
@@ -2805,7 +3016,7 @@
             <w:r>
               <w:rPr>
                 <w:rFonts w:ascii="Times New Roman" w:hAnsi="Times New Roman"/>
-                <w:sz w:val="20"/>
+                <w:sz w:val="16"/>
               </w:rPr>
               <w:t>0</w:t>
             </w:r>
@@ -2823,7 +3034,7 @@
             <w:r>
               <w:rPr>
                 <w:rFonts w:ascii="Times New Roman" w:hAnsi="Times New Roman"/>
-                <w:sz w:val="20"/>
+                <w:sz w:val="16"/>
               </w:rPr>
               <w:t>1</w:t>
             </w:r>
@@ -2841,7 +3052,7 @@
             <w:r>
               <w:rPr>
                 <w:rFonts w:ascii="Times New Roman" w:hAnsi="Times New Roman"/>
-                <w:sz w:val="20"/>
+                <w:sz w:val="16"/>
               </w:rPr>
               <w:t>1</w:t>
             </w:r>
@@ -2861,7 +3072,7 @@
             <w:r>
               <w:rPr>
                 <w:rFonts w:ascii="Times New Roman" w:hAnsi="Times New Roman"/>
-                <w:sz w:val="20"/>
+                <w:sz w:val="16"/>
               </w:rPr>
               <w:t>Control y Avance</w:t>
             </w:r>
@@ -2879,7 +3090,7 @@
             <w:r>
               <w:rPr>
                 <w:rFonts w:ascii="Times New Roman" w:hAnsi="Times New Roman"/>
-                <w:sz w:val="20"/>
+                <w:sz w:val="16"/>
               </w:rPr>
               <w:t>Gerente / Operaciones Morichal</w:t>
             </w:r>
@@ -2897,7 +3108,7 @@
             <w:r>
               <w:rPr>
                 <w:rFonts w:ascii="Times New Roman" w:hAnsi="Times New Roman"/>
-                <w:sz w:val="20"/>
+                <w:sz w:val="16"/>
               </w:rPr>
               <w:t>1</w:t>
             </w:r>
@@ -2915,7 +3126,7 @@
             <w:r>
               <w:rPr>
                 <w:rFonts w:ascii="Times New Roman" w:hAnsi="Times New Roman"/>
-                <w:sz w:val="20"/>
+                <w:sz w:val="16"/>
               </w:rPr>
               <w:t>1</w:t>
             </w:r>
@@ -2933,7 +3144,7 @@
             <w:r>
               <w:rPr>
                 <w:rFonts w:ascii="Times New Roman" w:hAnsi="Times New Roman"/>
-                <w:sz w:val="20"/>
+                <w:sz w:val="16"/>
               </w:rPr>
               <w:t>2</w:t>
             </w:r>
@@ -2953,7 +3164,7 @@
             <w:r>
               <w:rPr>
                 <w:rFonts w:ascii="Times New Roman" w:hAnsi="Times New Roman"/>
-                <w:sz w:val="20"/>
+                <w:sz w:val="16"/>
               </w:rPr>
               <w:t>Administración (Área de Pasantía)</w:t>
             </w:r>
@@ -2971,7 +3182,7 @@
             <w:r>
               <w:rPr>
                 <w:rFonts w:ascii="Times New Roman" w:hAnsi="Times New Roman"/>
-                <w:sz w:val="20"/>
+                <w:sz w:val="16"/>
               </w:rPr>
               <w:t>Administración / Asistentes Administrativos</w:t>
             </w:r>
@@ -2989,7 +3200,7 @@
             <w:r>
               <w:rPr>
                 <w:rFonts w:ascii="Times New Roman" w:hAnsi="Times New Roman"/>
-                <w:sz w:val="20"/>
+                <w:sz w:val="16"/>
               </w:rPr>
               <w:t>2</w:t>
             </w:r>
@@ -3007,7 +3218,7 @@
             <w:r>
               <w:rPr>
                 <w:rFonts w:ascii="Times New Roman" w:hAnsi="Times New Roman"/>
-                <w:sz w:val="20"/>
+                <w:sz w:val="16"/>
               </w:rPr>
               <w:t>1</w:t>
             </w:r>
@@ -3025,7 +3236,7 @@
             <w:r>
               <w:rPr>
                 <w:rFonts w:ascii="Times New Roman" w:hAnsi="Times New Roman"/>
-                <w:sz w:val="20"/>
+                <w:sz w:val="16"/>
               </w:rPr>
               <w:t>3</w:t>
             </w:r>
@@ -3045,7 +3256,7 @@
             <w:r>
               <w:rPr>
                 <w:rFonts w:ascii="Times New Roman" w:hAnsi="Times New Roman"/>
-                <w:sz w:val="20"/>
+                <w:sz w:val="16"/>
               </w:rPr>
             </w:r>
           </w:p>
@@ -3062,7 +3273,7 @@
             <w:r>
               <w:rPr>
                 <w:rFonts w:ascii="Times New Roman" w:hAnsi="Times New Roman"/>
-                <w:sz w:val="20"/>
+                <w:sz w:val="16"/>
               </w:rPr>
               <w:t>Control de Avance, Logística y Compras (Procura)</w:t>
             </w:r>
@@ -3080,7 +3291,7 @@
             <w:r>
               <w:rPr>
                 <w:rFonts w:ascii="Times New Roman" w:hAnsi="Times New Roman"/>
-                <w:sz w:val="20"/>
+                <w:sz w:val="16"/>
               </w:rPr>
               <w:t>1</w:t>
             </w:r>
@@ -3098,7 +3309,7 @@
             <w:r>
               <w:rPr>
                 <w:rFonts w:ascii="Times New Roman" w:hAnsi="Times New Roman"/>
-                <w:sz w:val="20"/>
+                <w:sz w:val="16"/>
               </w:rPr>
               <w:t>1</w:t>
             </w:r>
@@ -3116,7 +3327,7 @@
             <w:r>
               <w:rPr>
                 <w:rFonts w:ascii="Times New Roman" w:hAnsi="Times New Roman"/>
-                <w:sz w:val="20"/>
+                <w:sz w:val="16"/>
               </w:rPr>
               <w:t>2</w:t>
             </w:r>
@@ -3136,7 +3347,7 @@
             <w:r>
               <w:rPr>
                 <w:rFonts w:ascii="Times New Roman" w:hAnsi="Times New Roman"/>
-                <w:sz w:val="20"/>
+                <w:sz w:val="16"/>
               </w:rPr>
             </w:r>
           </w:p>
@@ -3153,7 +3364,7 @@
             <w:r>
               <w:rPr>
                 <w:rFonts w:ascii="Times New Roman" w:hAnsi="Times New Roman"/>
-                <w:sz w:val="20"/>
+                <w:sz w:val="16"/>
               </w:rPr>
               <w:t>Operarios, Sup. Patio, Mantenimiento y Logística</w:t>
             </w:r>
@@ -3171,7 +3382,7 @@
             <w:r>
               <w:rPr>
                 <w:rFonts w:ascii="Times New Roman" w:hAnsi="Times New Roman"/>
-                <w:sz w:val="20"/>
+                <w:sz w:val="16"/>
               </w:rPr>
               <w:t>0</w:t>
             </w:r>
@@ -3189,7 +3400,7 @@
             <w:r>
               <w:rPr>
                 <w:rFonts w:ascii="Times New Roman" w:hAnsi="Times New Roman"/>
-                <w:sz w:val="20"/>
+                <w:sz w:val="16"/>
               </w:rPr>
               <w:t>2</w:t>
             </w:r>
@@ -3207,7 +3418,7 @@
             <w:r>
               <w:rPr>
                 <w:rFonts w:ascii="Times New Roman" w:hAnsi="Times New Roman"/>
-                <w:sz w:val="20"/>
+                <w:sz w:val="16"/>
               </w:rPr>
               <w:t>2</w:t>
             </w:r>
@@ -3227,7 +3438,7 @@
             <w:r>
               <w:rPr>
                 <w:rFonts w:ascii="Times New Roman" w:hAnsi="Times New Roman"/>
-                <w:sz w:val="20"/>
+                <w:sz w:val="16"/>
               </w:rPr>
               <w:t>Contratación y Adm. Contratos</w:t>
             </w:r>
@@ -3245,7 +3456,7 @@
             <w:r>
               <w:rPr>
                 <w:rFonts w:ascii="Times New Roman" w:hAnsi="Times New Roman"/>
-                <w:sz w:val="20"/>
+                <w:sz w:val="16"/>
               </w:rPr>
               <w:t>Gerente / Estimadores, Administradores, Planificadores</w:t>
             </w:r>
@@ -3263,7 +3474,7 @@
             <w:r>
               <w:rPr>
                 <w:rFonts w:ascii="Times New Roman" w:hAnsi="Times New Roman"/>
-                <w:sz w:val="20"/>
+                <w:sz w:val="16"/>
               </w:rPr>
               <w:t>2</w:t>
             </w:r>
@@ -3281,7 +3492,7 @@
             <w:r>
               <w:rPr>
                 <w:rFonts w:ascii="Times New Roman" w:hAnsi="Times New Roman"/>
-                <w:sz w:val="20"/>
+                <w:sz w:val="16"/>
               </w:rPr>
               <w:t>1</w:t>
             </w:r>
@@ -3299,7 +3510,7 @@
             <w:r>
               <w:rPr>
                 <w:rFonts w:ascii="Times New Roman" w:hAnsi="Times New Roman"/>
-                <w:sz w:val="20"/>
+                <w:sz w:val="16"/>
               </w:rPr>
               <w:t>3</w:t>
             </w:r>
@@ -3319,7 +3530,7 @@
             <w:r>
               <w:rPr>
                 <w:rFonts w:ascii="Times New Roman" w:hAnsi="Times New Roman"/>
-                <w:sz w:val="20"/>
+                <w:sz w:val="16"/>
               </w:rPr>
               <w:t>Recursos Humanos</w:t>
             </w:r>
@@ -3337,7 +3548,7 @@
             <w:r>
               <w:rPr>
                 <w:rFonts w:ascii="Times New Roman" w:hAnsi="Times New Roman"/>
-                <w:sz w:val="20"/>
+                <w:sz w:val="16"/>
               </w:rPr>
               <w:t>Gerente de RRHH-Laborales / Asistentes</w:t>
             </w:r>
@@ -3355,7 +3566,7 @@
             <w:r>
               <w:rPr>
                 <w:rFonts w:ascii="Times New Roman" w:hAnsi="Times New Roman"/>
-                <w:sz w:val="20"/>
+                <w:sz w:val="16"/>
               </w:rPr>
               <w:t>2</w:t>
             </w:r>
@@ -3373,7 +3584,7 @@
             <w:r>
               <w:rPr>
                 <w:rFonts w:ascii="Times New Roman" w:hAnsi="Times New Roman"/>
-                <w:sz w:val="20"/>
+                <w:sz w:val="16"/>
               </w:rPr>
               <w:t>1</w:t>
             </w:r>
@@ -3391,7 +3602,7 @@
             <w:r>
               <w:rPr>
                 <w:rFonts w:ascii="Times New Roman" w:hAnsi="Times New Roman"/>
-                <w:sz w:val="20"/>
+                <w:sz w:val="16"/>
               </w:rPr>
               <w:t>3</w:t>
             </w:r>
@@ -3411,7 +3622,7 @@
             <w:r>
               <w:rPr>
                 <w:rFonts w:ascii="Times New Roman" w:hAnsi="Times New Roman"/>
-                <w:sz w:val="20"/>
+                <w:sz w:val="16"/>
               </w:rPr>
               <w:t>Proyectos y Producción</w:t>
             </w:r>
@@ -3429,7 +3640,7 @@
             <w:r>
               <w:rPr>
                 <w:rFonts w:ascii="Times New Roman" w:hAnsi="Times New Roman"/>
-                <w:sz w:val="20"/>
+                <w:sz w:val="16"/>
               </w:rPr>
               <w:t>Gerentes de Proyecto, Optimización y Servicios</w:t>
             </w:r>
@@ -3447,7 +3658,7 @@
             <w:r>
               <w:rPr>
                 <w:rFonts w:ascii="Times New Roman" w:hAnsi="Times New Roman"/>
-                <w:sz w:val="20"/>
+                <w:sz w:val="16"/>
               </w:rPr>
               <w:t>1</w:t>
             </w:r>
@@ -3465,7 +3676,7 @@
             <w:r>
               <w:rPr>
                 <w:rFonts w:ascii="Times New Roman" w:hAnsi="Times New Roman"/>
-                <w:sz w:val="20"/>
+                <w:sz w:val="16"/>
               </w:rPr>
               <w:t>2</w:t>
             </w:r>
@@ -3483,7 +3694,7 @@
             <w:r>
               <w:rPr>
                 <w:rFonts w:ascii="Times New Roman" w:hAnsi="Times New Roman"/>
-                <w:sz w:val="20"/>
+                <w:sz w:val="16"/>
               </w:rPr>
               <w:t>3</w:t>
             </w:r>
@@ -3503,7 +3714,7 @@
             <w:r>
               <w:rPr>
                 <w:rFonts w:ascii="Times New Roman" w:hAnsi="Times New Roman"/>
-                <w:sz w:val="20"/>
+                <w:sz w:val="16"/>
               </w:rPr>
             </w:r>
           </w:p>
@@ -3520,7 +3731,7 @@
             <w:r>
               <w:rPr>
                 <w:rFonts w:ascii="Times New Roman" w:hAnsi="Times New Roman"/>
-                <w:sz w:val="20"/>
+                <w:sz w:val="16"/>
               </w:rPr>
               <w:t>Gerente Metalmecánico</w:t>
             </w:r>
@@ -3538,7 +3749,7 @@
             <w:r>
               <w:rPr>
                 <w:rFonts w:ascii="Times New Roman" w:hAnsi="Times New Roman"/>
-                <w:sz w:val="20"/>
+                <w:sz w:val="16"/>
               </w:rPr>
               <w:t>0</w:t>
             </w:r>
@@ -3556,7 +3767,7 @@
             <w:r>
               <w:rPr>
                 <w:rFonts w:ascii="Times New Roman" w:hAnsi="Times New Roman"/>
-                <w:sz w:val="20"/>
+                <w:sz w:val="16"/>
               </w:rPr>
               <w:t>1</w:t>
             </w:r>
@@ -3574,7 +3785,7 @@
             <w:r>
               <w:rPr>
                 <w:rFonts w:ascii="Times New Roman" w:hAnsi="Times New Roman"/>
-                <w:sz w:val="20"/>
+                <w:sz w:val="16"/>
               </w:rPr>
               <w:t>1</w:t>
             </w:r>
@@ -3594,7 +3805,7 @@
             <w:r>
               <w:rPr>
                 <w:rFonts w:ascii="Times New Roman" w:hAnsi="Times New Roman"/>
-                <w:sz w:val="20"/>
+                <w:sz w:val="16"/>
               </w:rPr>
               <w:t>Ingeniería y Campo</w:t>
             </w:r>
@@ -3612,7 +3823,7 @@
             <w:r>
               <w:rPr>
                 <w:rFonts w:ascii="Times New Roman" w:hAnsi="Times New Roman"/>
-                <w:sz w:val="20"/>
+                <w:sz w:val="16"/>
               </w:rPr>
               <w:t>Ingenieros Residentes / Coordinadores (SIHO-A, Calidad)</w:t>
             </w:r>
@@ -3630,7 +3841,7 @@
             <w:r>
               <w:rPr>
                 <w:rFonts w:ascii="Times New Roman" w:hAnsi="Times New Roman"/>
-                <w:sz w:val="20"/>
+                <w:sz w:val="16"/>
               </w:rPr>
               <w:t>2</w:t>
             </w:r>
@@ -3648,7 +3859,7 @@
             <w:r>
               <w:rPr>
                 <w:rFonts w:ascii="Times New Roman" w:hAnsi="Times New Roman"/>
-                <w:sz w:val="20"/>
+                <w:sz w:val="16"/>
               </w:rPr>
               <w:t>3</w:t>
             </w:r>
@@ -3666,7 +3877,7 @@
             <w:r>
               <w:rPr>
                 <w:rFonts w:ascii="Times New Roman" w:hAnsi="Times New Roman"/>
-                <w:sz w:val="20"/>
+                <w:sz w:val="16"/>
               </w:rPr>
               <w:t>5</w:t>
             </w:r>
@@ -3686,7 +3897,7 @@
             <w:r>
               <w:rPr>
                 <w:rFonts w:ascii="Times New Roman" w:hAnsi="Times New Roman"/>
-                <w:sz w:val="20"/>
+                <w:sz w:val="16"/>
               </w:rPr>
             </w:r>
           </w:p>
@@ -3703,7 +3914,7 @@
             <w:r>
               <w:rPr>
                 <w:rFonts w:ascii="Times New Roman" w:hAnsi="Times New Roman"/>
-                <w:sz w:val="20"/>
+                <w:sz w:val="16"/>
               </w:rPr>
               <w:t>Inspectores (SIHO, Ambiente, Paramédicos, Calidad)</w:t>
             </w:r>
@@ -3721,7 +3932,7 @@
             <w:r>
               <w:rPr>
                 <w:rFonts w:ascii="Times New Roman" w:hAnsi="Times New Roman"/>
-                <w:sz w:val="20"/>
+                <w:sz w:val="16"/>
               </w:rPr>
               <w:t>2</w:t>
             </w:r>
@@ -3739,7 +3950,7 @@
             <w:r>
               <w:rPr>
                 <w:rFonts w:ascii="Times New Roman" w:hAnsi="Times New Roman"/>
-                <w:sz w:val="20"/>
+                <w:sz w:val="16"/>
               </w:rPr>
               <w:t>2</w:t>
             </w:r>
@@ -3757,7 +3968,7 @@
             <w:r>
               <w:rPr>
                 <w:rFonts w:ascii="Times New Roman" w:hAnsi="Times New Roman"/>
-                <w:sz w:val="20"/>
+                <w:sz w:val="16"/>
               </w:rPr>
               <w:t>4</w:t>
             </w:r>
@@ -3777,7 +3988,7 @@
             <w:r>
               <w:rPr>
                 <w:rFonts w:ascii="Times New Roman" w:hAnsi="Times New Roman"/>
-                <w:sz w:val="20"/>
+                <w:sz w:val="16"/>
               </w:rPr>
             </w:r>
           </w:p>
@@ -3794,7 +4005,7 @@
             <w:r>
               <w:rPr>
                 <w:rFonts w:ascii="Times New Roman" w:hAnsi="Times New Roman"/>
-                <w:sz w:val="20"/>
+                <w:sz w:val="16"/>
               </w:rPr>
               <w:t>Supervisor de Obras, Operadores, Chóferes, Soldadores, Obreros</w:t>
             </w:r>
@@ -3812,7 +4023,7 @@
             <w:r>
               <w:rPr>
                 <w:rFonts w:ascii="Times New Roman" w:hAnsi="Times New Roman"/>
-                <w:sz w:val="20"/>
+                <w:sz w:val="16"/>
               </w:rPr>
               <w:t>1</w:t>
             </w:r>
@@ -3830,7 +4041,7 @@
             <w:r>
               <w:rPr>
                 <w:rFonts w:ascii="Times New Roman" w:hAnsi="Times New Roman"/>
-                <w:sz w:val="20"/>
+                <w:sz w:val="16"/>
               </w:rPr>
               <w:t>10</w:t>
             </w:r>
@@ -3848,7 +4059,7 @@
             <w:r>
               <w:rPr>
                 <w:rFonts w:ascii="Times New Roman" w:hAnsi="Times New Roman"/>
-                <w:sz w:val="20"/>
+                <w:sz w:val="16"/>
               </w:rPr>
               <w:t>11</w:t>
             </w:r>
@@ -3868,7 +4079,7 @@
             <w:r>
               <w:rPr>
                 <w:rFonts w:ascii="Times New Roman" w:hAnsi="Times New Roman"/>
-                <w:sz w:val="20"/>
+                <w:sz w:val="16"/>
               </w:rPr>
               <w:t>TOTAL GENERAL</w:t>
             </w:r>
@@ -3886,7 +4097,7 @@
             <w:r>
               <w:rPr>
                 <w:rFonts w:ascii="Times New Roman" w:hAnsi="Times New Roman"/>
-                <w:sz w:val="20"/>
+                <w:sz w:val="16"/>
               </w:rPr>
             </w:r>
           </w:p>
@@ -3903,7 +4114,7 @@
             <w:r>
               <w:rPr>
                 <w:rFonts w:ascii="Times New Roman" w:hAnsi="Times New Roman"/>
-                <w:sz w:val="20"/>
+                <w:sz w:val="16"/>
               </w:rPr>
               <w:t>14</w:t>
             </w:r>
@@ -3921,7 +4132,7 @@
             <w:r>
               <w:rPr>
                 <w:rFonts w:ascii="Times New Roman" w:hAnsi="Times New Roman"/>
-                <w:sz w:val="20"/>
+                <w:sz w:val="16"/>
               </w:rPr>
               <w:t>28</w:t>
             </w:r>
@@ -3939,7 +4150,7 @@
             <w:r>
               <w:rPr>
                 <w:rFonts w:ascii="Times New Roman" w:hAnsi="Times New Roman"/>
-                <w:sz w:val="20"/>
+                <w:sz w:val="16"/>
               </w:rPr>
               <w:t>42</w:t>
             </w:r>
@@ -3955,7 +4166,7 @@
         <w:rPr>
           <w:rFonts w:ascii="Times New Roman" w:hAnsi="Times New Roman"/>
           <w:i/>
-          <w:sz w:val="20"/>
+          <w:sz w:val="16"/>
         </w:rPr>
         <w:t>Fuente: Información suministrada por Lubricantes y Equipos Varyna, C.A. (2026).</w:t>
       </w:r>
@@ -4048,6 +4259,21 @@
           <w:i w:val="0"/>
           <w:sz w:val="24"/>
         </w:rPr>
+        <w:t>Departamento Administrativo (Área de Pasantía): Unidad encargada de la gestión financiera, presupuestaria, logística interna, control contable e inventarios. En este departamento se desenvuelve la pasante en el rol de Asistente Administrativo, brindando apoyo operativo y de control, con énfasis en el área de Procura (Compras y Logística) mediante la recepción de requerimientos, solicitud de cotizaciones, selección de proveedores y seguimiento a la adquisición oportuna de bienes, materiales y servicios esenciales.</w:t>
+      </w:r>
+    </w:p>
+    <w:p>
+      <w:pPr>
+        <w:spacing w:line="360" w:lineRule="auto" w:after="0" w:before="0"/>
+        <w:ind w:firstLine="709"/>
+        <w:jc w:val="both"/>
+      </w:pPr>
+      <w:r>
+        <w:rPr>
+          <w:rFonts w:ascii="Times New Roman" w:hAnsi="Times New Roman"/>
+          <w:i w:val="0"/>
+          <w:sz w:val="24"/>
+        </w:rPr>
         <w:t>Gerencia de Contratación y Administración de Contratos: Encargada del análisis de costos, estimaciones presupuestarias, planificación y control legal y operativo de las licitaciones y contratos vigentes.</w:t>
       </w:r>
     </w:p>
@@ -4105,7 +4331,7 @@
         <w:drawing>
           <wp:inline xmlns:a="http://schemas.openxmlformats.org/drawingml/2006/main" xmlns:pic="http://schemas.openxmlformats.org/drawingml/2006/picture">
             <wp:extent cx="4320000" cy="2603179"/>
-            <wp:docPr id="3" name="Picture 3"/>
+            <wp:docPr id="4" name="Picture 4"/>
             <wp:cNvGraphicFramePr>
               <a:graphicFrameLocks noChangeAspect="1"/>
             </wp:cNvGraphicFramePr>
@@ -4117,7 +4343,7 @@
                     <pic:cNvPicPr/>
                   </pic:nvPicPr>
                   <pic:blipFill>
-                    <a:blip r:embed="rId11"/>
+                    <a:blip r:embed="rId12"/>
                     <a:stretch>
                       <a:fillRect/>
                     </a:stretch>
@@ -4137,7 +4363,7 @@
       </w:r>
     </w:p>
     <w:p>
-      <w:bookmarkStart w:id="bm_grafico2" w:name="bm_grafico2"/>
+      <w:bookmarkStart w:id="bm_grafico3" w:name="bm_grafico3"/>
       <w:pPr>
         <w:spacing w:before="120" w:after="480"/>
         <w:jc w:val="center"/>
@@ -4146,84 +4372,37 @@
         <w:rPr>
           <w:rFonts w:ascii="Times New Roman" w:hAnsi="Times New Roman"/>
           <w:i/>
-          <w:sz w:val="20"/>
+          <w:sz w:val="24"/>
         </w:rPr>
-        <w:t xml:space="preserve">Gráfico 2. </w:t>
+        <w:t xml:space="preserve">Gráfico 3. </w:t>
       </w:r>
-      <w:r>
-        <w:rPr>
-          <w:rFonts w:ascii="Times New Roman" w:hAnsi="Times New Roman"/>
-          <w:b/>
-          <w:sz w:val="20"/>
-        </w:rPr>
-        <w:t>Organigrama estructural y niveles jerárquicos de la organización.</w:t>
-      </w:r>
-      <w:bookmarkEnd w:id="bm_grafico2"/>
-    </w:p>
-    <w:p>
-      <w:bookmarkStart w:id="bm_cap1_depto" w:name="bm_cap1_depto"/>
-      <w:pPr>
-        <w:spacing w:before="480" w:after="480" w:line="360" w:lineRule="auto"/>
-        <w:jc w:val="left"/>
-      </w:pPr>
       <w:r>
         <w:rPr>
           <w:rFonts w:ascii="Times New Roman" w:hAnsi="Times New Roman"/>
           <w:b/>
           <w:sz w:val="24"/>
         </w:rPr>
-        <w:t>Descripción del departamento donde realizó la pasantía</w:t>
+        <w:t>Organigrama estructural y niveles jerárquicos de la organización.</w:t>
       </w:r>
-      <w:bookmarkEnd w:id="bm_cap1_depto"/>
+      <w:bookmarkEnd w:id="bm_grafico3"/>
     </w:p>
     <w:p>
       <w:pPr>
-        <w:spacing w:line="360" w:lineRule="auto" w:after="0" w:before="0"/>
-        <w:ind w:firstLine="709"/>
-        <w:jc w:val="both"/>
-      </w:pPr>
-      <w:r>
-        <w:rPr>
-          <w:rFonts w:ascii="Times New Roman" w:hAnsi="Times New Roman"/>
-          <w:i w:val="0"/>
-          <w:sz w:val="24"/>
-        </w:rPr>
-        <w:t>El Departamento Administrativo constituye el área donde se desarrolló la pasantía y concentra funciones de gestión financiera, presupuestaria, logística interna, control contable e inventarios. Dentro de esta unidad, la pasante se desempeñó como Asistente Administrativo con participación directa en actividades vinculadas con el área de Procura (Compras y Logística).</w:t>
-      </w:r>
-    </w:p>
-    <w:p>
-      <w:pPr>
-        <w:spacing w:line="360" w:lineRule="auto" w:after="0" w:before="0"/>
-        <w:ind w:firstLine="709"/>
-        <w:jc w:val="both"/>
-      </w:pPr>
-      <w:r>
-        <w:rPr>
-          <w:rFonts w:ascii="Times New Roman" w:hAnsi="Times New Roman"/>
-          <w:i w:val="0"/>
-          <w:sz w:val="24"/>
-        </w:rPr>
-        <w:t>En procura se reciben requerimientos internos, se gestionan solicitudes de cotización, se comparan alternativas de proveedores, se tramitan requisiciones y órdenes de compra y se realiza seguimiento al estado de las adquisiciones. Estas funciones permitieron observar el recorrido administrativo de las solicitudes y detectar oportunidades de simplificación y fortalecimiento del control interno.</w:t>
-      </w:r>
-    </w:p>
-    <w:p>
-      <w:pPr>
         <w:sectPr>
           <w:footerReference w:type="default" r:id="rId32"/>
-          <w:footerReference w:type="first" r:id="rId33"/>
+          <w:type w:val="continuous"/>
           <w:pgSz w:w="12240" w:h="15840"/>
           <w:pgMar w:top="1701" w:right="1701" w:bottom="1701" w:left="2268" w:header="720" w:footer="720" w:gutter="0"/>
           <w:cols w:space="720"/>
           <w:titlePg/>
           <w:docGrid w:linePitch="360"/>
-          <w:pgNumType w:fmt="decimal"/>
         </w:sectPr>
       </w:pPr>
     </w:p>
     <w:p>
       <w:bookmarkStart w:id="bm_referencias" w:name="bm_referencias"/>
       <w:pPr>
-        <w:spacing w:before="1140" w:after="480" w:line="360" w:lineRule="auto"/>
+        <w:spacing w:before="1140" w:after="480"/>
         <w:jc w:val="center"/>
       </w:pPr>
       <w:r>
@@ -4238,251 +4417,143 @@
     </w:p>
     <w:p>
       <w:pPr>
-        <w:spacing w:before="480" w:after="0"/>
-      </w:pPr>
-    </w:p>
-    <w:p>
-      <w:pPr>
-        <w:spacing w:line="240" w:lineRule="auto" w:after="480" w:before="0"/>
-        <w:ind w:left="425" w:hanging="425"/>
-        <w:jc w:val="both"/>
-      </w:pPr>
-      <w:r>
-        <w:rPr>
-          <w:rFonts w:ascii="Times New Roman" w:hAnsi="Times New Roman"/>
-          <w:b w:val="0"/>
-          <w:sz w:val="24"/>
-        </w:rPr>
-        <w:t xml:space="preserve">Arias, F. (2012). </w:t>
-      </w:r>
-      <w:r>
-        <w:rPr>
-          <w:rFonts w:ascii="Times New Roman" w:hAnsi="Times New Roman"/>
-          <w:b/>
-          <w:sz w:val="24"/>
-        </w:rPr>
-        <w:t>El proyecto de investigación: Introducción a la metodología científica (6ta ed.)</w:t>
-      </w:r>
-      <w:r>
-        <w:rPr>
-          <w:rFonts w:ascii="Times New Roman" w:hAnsi="Times New Roman"/>
-          <w:b w:val="0"/>
-          <w:sz w:val="24"/>
-        </w:rPr>
-        <w:t>. Episteme, Venezuela.</w:t>
-      </w:r>
-    </w:p>
-    <w:p>
-      <w:pPr>
-        <w:spacing w:line="240" w:lineRule="auto" w:after="480" w:before="0"/>
-        <w:ind w:left="425" w:hanging="425"/>
-        <w:jc w:val="both"/>
-      </w:pPr>
-      <w:r>
-        <w:rPr>
-          <w:rFonts w:ascii="Times New Roman" w:hAnsi="Times New Roman"/>
-          <w:b w:val="0"/>
-          <w:sz w:val="24"/>
-        </w:rPr>
-        <w:t xml:space="preserve">Asamblea Nacional Constituyente. (1999). </w:t>
-      </w:r>
-      <w:r>
-        <w:rPr>
-          <w:rFonts w:ascii="Times New Roman" w:hAnsi="Times New Roman"/>
-          <w:b/>
-          <w:sz w:val="24"/>
-        </w:rPr>
-        <w:t>Constitución de la República Bolivariana de Venezuela</w:t>
-      </w:r>
-      <w:r>
-        <w:rPr>
-          <w:rFonts w:ascii="Times New Roman" w:hAnsi="Times New Roman"/>
-          <w:b w:val="0"/>
-          <w:sz w:val="24"/>
-        </w:rPr>
-        <w:t>. Gaceta Oficial de la República Bolivariana de Venezuela.</w:t>
-      </w:r>
-    </w:p>
-    <w:p>
-      <w:pPr>
-        <w:spacing w:line="240" w:lineRule="auto" w:after="480" w:before="0"/>
-        <w:ind w:left="425" w:hanging="425"/>
-        <w:jc w:val="both"/>
-      </w:pPr>
-      <w:r>
-        <w:rPr>
-          <w:rFonts w:ascii="Times New Roman" w:hAnsi="Times New Roman"/>
-          <w:b w:val="0"/>
-          <w:sz w:val="24"/>
-        </w:rPr>
-        <w:t xml:space="preserve">Chiavenato, I. (2006). </w:t>
-      </w:r>
-      <w:r>
-        <w:rPr>
-          <w:rFonts w:ascii="Times New Roman" w:hAnsi="Times New Roman"/>
-          <w:b/>
-          <w:sz w:val="24"/>
-        </w:rPr>
-        <w:t>Introducción a la teoría general de la administración (7ma ed.)</w:t>
-      </w:r>
-      <w:r>
-        <w:rPr>
-          <w:rFonts w:ascii="Times New Roman" w:hAnsi="Times New Roman"/>
-          <w:b w:val="0"/>
-          <w:sz w:val="24"/>
-        </w:rPr>
-        <w:t>. McGraw-Hill, México.</w:t>
-      </w:r>
-    </w:p>
-    <w:p>
-      <w:pPr>
-        <w:spacing w:line="240" w:lineRule="auto" w:after="480" w:before="0"/>
-        <w:ind w:left="425" w:hanging="425"/>
-        <w:jc w:val="both"/>
-      </w:pPr>
-      <w:r>
-        <w:rPr>
-          <w:rFonts w:ascii="Times New Roman" w:hAnsi="Times New Roman"/>
-          <w:b w:val="0"/>
-          <w:sz w:val="24"/>
-        </w:rPr>
-        <w:t xml:space="preserve">Congreso de la República de Venezuela. (1955). </w:t>
-      </w:r>
-      <w:r>
-        <w:rPr>
-          <w:rFonts w:ascii="Times New Roman" w:hAnsi="Times New Roman"/>
-          <w:b/>
-          <w:sz w:val="24"/>
-        </w:rPr>
-        <w:t>Código de Comercio</w:t>
-      </w:r>
-      <w:r>
-        <w:rPr>
-          <w:rFonts w:ascii="Times New Roman" w:hAnsi="Times New Roman"/>
-          <w:b w:val="0"/>
-          <w:sz w:val="24"/>
-        </w:rPr>
-        <w:t>. Gaceta Oficial Extraordinaria N.º 475.</w:t>
-      </w:r>
-    </w:p>
-    <w:p>
-      <w:pPr>
-        <w:spacing w:line="240" w:lineRule="auto" w:after="480" w:before="0"/>
-        <w:ind w:left="425" w:hanging="425"/>
-        <w:jc w:val="both"/>
-      </w:pPr>
-      <w:r>
-        <w:rPr>
-          <w:rFonts w:ascii="Times New Roman" w:hAnsi="Times New Roman"/>
-          <w:b w:val="0"/>
-          <w:sz w:val="24"/>
-        </w:rPr>
-        <w:t xml:space="preserve">Harrington, H. J. (1993). </w:t>
-      </w:r>
-      <w:r>
-        <w:rPr>
-          <w:rFonts w:ascii="Times New Roman" w:hAnsi="Times New Roman"/>
-          <w:b/>
-          <w:sz w:val="24"/>
-        </w:rPr>
-        <w:t>Mejoramiento de los procesos de la empresa</w:t>
-      </w:r>
-      <w:r>
-        <w:rPr>
-          <w:rFonts w:ascii="Times New Roman" w:hAnsi="Times New Roman"/>
-          <w:b w:val="0"/>
-          <w:sz w:val="24"/>
-        </w:rPr>
-        <w:t>. McGraw-Hill, Colombia.</w:t>
-      </w:r>
-    </w:p>
-    <w:p>
-      <w:pPr>
-        <w:spacing w:line="240" w:lineRule="auto" w:after="480" w:before="0"/>
-        <w:ind w:left="425" w:hanging="425"/>
-        <w:jc w:val="both"/>
-      </w:pPr>
-      <w:r>
-        <w:rPr>
-          <w:rFonts w:ascii="Times New Roman" w:hAnsi="Times New Roman"/>
-          <w:b w:val="0"/>
-          <w:sz w:val="24"/>
-        </w:rPr>
-        <w:t xml:space="preserve">Mantilla, S. (2005). </w:t>
-      </w:r>
-      <w:r>
-        <w:rPr>
-          <w:rFonts w:ascii="Times New Roman" w:hAnsi="Times New Roman"/>
-          <w:b/>
-          <w:sz w:val="24"/>
-        </w:rPr>
-        <w:t>Control interno: Informe COSO (4ta ed.)</w:t>
-      </w:r>
-      <w:r>
-        <w:rPr>
-          <w:rFonts w:ascii="Times New Roman" w:hAnsi="Times New Roman"/>
-          <w:b w:val="0"/>
-          <w:sz w:val="24"/>
-        </w:rPr>
-        <w:t>. Ecoe Ediciones, Colombia.</w:t>
-      </w:r>
-    </w:p>
-    <w:p>
-      <w:pPr>
-        <w:spacing w:line="240" w:lineRule="auto" w:after="480" w:before="0"/>
-        <w:ind w:left="425" w:hanging="425"/>
-        <w:jc w:val="both"/>
-      </w:pPr>
-      <w:r>
-        <w:rPr>
-          <w:rFonts w:ascii="Times New Roman" w:hAnsi="Times New Roman"/>
-          <w:b w:val="0"/>
-          <w:sz w:val="24"/>
-        </w:rPr>
-        <w:t xml:space="preserve">Monterroso, E. (2002). </w:t>
-      </w:r>
-      <w:r>
-        <w:rPr>
-          <w:rFonts w:ascii="Times New Roman" w:hAnsi="Times New Roman"/>
-          <w:b/>
-          <w:sz w:val="24"/>
-        </w:rPr>
-        <w:t>El proceso de abastecimiento: El aprovisionamiento</w:t>
-      </w:r>
-      <w:r>
-        <w:rPr>
-          <w:rFonts w:ascii="Times New Roman" w:hAnsi="Times New Roman"/>
-          <w:b w:val="0"/>
-          <w:sz w:val="24"/>
-        </w:rPr>
-        <w:t>. Universidad Nacional de Luján, Argentina.</w:t>
-      </w:r>
-    </w:p>
-    <w:p>
-      <w:pPr>
         <w:sectPr>
-          <w:footerReference w:type="default" r:id="rId34"/>
-          <w:footerReference w:type="first" r:id="rId35"/>
+          <w:footerReference w:type="default" r:id="rId33"/>
           <w:pgSz w:w="12240" w:h="15840"/>
           <w:pgMar w:top="1701" w:right="1701" w:bottom="1701" w:left="2268" w:header="720" w:footer="720" w:gutter="0"/>
           <w:cols w:space="720"/>
           <w:titlePg/>
           <w:docGrid w:linePitch="360"/>
-          <w:pgNumType w:fmt="decimal"/>
+        </w:sectPr>
+      </w:pPr>
+    </w:p>
+    <w:p>
+      <w:pPr>
+        <w:spacing w:before="480" w:after="0"/>
+      </w:pPr>
+    </w:p>
+    <w:p>
+      <w:pPr>
+        <w:spacing w:line="240" w:lineRule="auto" w:after="480" w:before="0"/>
+        <w:ind w:left="425" w:hanging="425"/>
+        <w:jc w:val="both"/>
+      </w:pPr>
+      <w:r>
+        <w:rPr>
+          <w:rFonts w:ascii="Times New Roman" w:hAnsi="Times New Roman"/>
+          <w:sz w:val="24"/>
+        </w:rPr>
+        <w:t>Arias, F. (2012). El proyecto de investigación: Introducción a la metodología científica (6ta ed.). Episteme, Venezuela.</w:t>
+      </w:r>
+    </w:p>
+    <w:p>
+      <w:pPr>
+        <w:spacing w:line="240" w:lineRule="auto" w:after="480" w:before="0"/>
+        <w:ind w:left="425" w:hanging="425"/>
+        <w:jc w:val="both"/>
+      </w:pPr>
+      <w:r>
+        <w:rPr>
+          <w:rFonts w:ascii="Times New Roman" w:hAnsi="Times New Roman"/>
+          <w:sz w:val="24"/>
+        </w:rPr>
+        <w:t>Asamblea Nacional Constituyente. (1999). Constitución de la República Bolivariana de Venezuela. Gaceta Oficial de la República Bolivariana de Venezuela.</w:t>
+      </w:r>
+    </w:p>
+    <w:p>
+      <w:pPr>
+        <w:spacing w:line="240" w:lineRule="auto" w:after="480" w:before="0"/>
+        <w:ind w:left="425" w:hanging="425"/>
+        <w:jc w:val="both"/>
+      </w:pPr>
+      <w:r>
+        <w:rPr>
+          <w:rFonts w:ascii="Times New Roman" w:hAnsi="Times New Roman"/>
+          <w:sz w:val="24"/>
+        </w:rPr>
+        <w:t>Chiavenato, I. (2006). Introducción a la teoría general de la administración (7ma ed.). McGraw-Hill, México.</w:t>
+      </w:r>
+    </w:p>
+    <w:p>
+      <w:pPr>
+        <w:spacing w:line="240" w:lineRule="auto" w:after="480" w:before="0"/>
+        <w:ind w:left="425" w:hanging="425"/>
+        <w:jc w:val="both"/>
+      </w:pPr>
+      <w:r>
+        <w:rPr>
+          <w:rFonts w:ascii="Times New Roman" w:hAnsi="Times New Roman"/>
+          <w:sz w:val="24"/>
+        </w:rPr>
+        <w:t>Congreso de la República de Venezuela. (1955). Código de Comercio. Gaceta Oficial Extraordinaria N.º 475.</w:t>
+      </w:r>
+    </w:p>
+    <w:p>
+      <w:pPr>
+        <w:spacing w:line="240" w:lineRule="auto" w:after="480" w:before="0"/>
+        <w:ind w:left="425" w:hanging="425"/>
+        <w:jc w:val="both"/>
+      </w:pPr>
+      <w:r>
+        <w:rPr>
+          <w:rFonts w:ascii="Times New Roman" w:hAnsi="Times New Roman"/>
+          <w:sz w:val="24"/>
+        </w:rPr>
+        <w:t>Harrington, H. J. (1993). Mejoramiento de los procesos de la empresa. McGraw-Hill, Colombia.</w:t>
+      </w:r>
+    </w:p>
+    <w:p>
+      <w:pPr>
+        <w:spacing w:line="240" w:lineRule="auto" w:after="480" w:before="0"/>
+        <w:ind w:left="425" w:hanging="425"/>
+        <w:jc w:val="both"/>
+      </w:pPr>
+      <w:r>
+        <w:rPr>
+          <w:rFonts w:ascii="Times New Roman" w:hAnsi="Times New Roman"/>
+          <w:sz w:val="24"/>
+        </w:rPr>
+        <w:t>Mantilla, S. (2005). Control interno: Informe COSO (4ta ed.). Ecoe Ediciones, Colombia.</w:t>
+      </w:r>
+    </w:p>
+    <w:p>
+      <w:pPr>
+        <w:spacing w:line="240" w:lineRule="auto" w:after="480" w:before="0"/>
+        <w:ind w:left="425" w:hanging="425"/>
+        <w:jc w:val="both"/>
+      </w:pPr>
+      <w:r>
+        <w:rPr>
+          <w:rFonts w:ascii="Times New Roman" w:hAnsi="Times New Roman"/>
+          <w:sz w:val="24"/>
+        </w:rPr>
+        <w:t>Monterroso, E. (2002). El proceso de abastecimiento: El aprovisionamiento. Universidad Nacional de Luján, Argentina.</w:t>
+      </w:r>
+    </w:p>
+    <w:p>
+      <w:pPr>
+        <w:sectPr>
+          <w:footerReference w:type="default" r:id="rId34"/>
+          <w:type w:val="continuous"/>
+          <w:pgSz w:w="12240" w:h="15840"/>
+          <w:pgMar w:top="1701" w:right="1701" w:bottom="1701" w:left="2268" w:header="720" w:footer="720" w:gutter="0"/>
+          <w:cols w:space="720"/>
+          <w:titlePg/>
+          <w:docGrid w:linePitch="360"/>
         </w:sectPr>
       </w:pPr>
     </w:p>
     <w:p>
       <w:bookmarkStart w:id="bm_anexos" w:name="bm_anexos"/>
       <w:pPr>
-        <w:spacing w:before="4400"/>
+        <w:spacing w:before="4740"/>
         <w:jc w:val="center"/>
       </w:pPr>
       <w:r>
         <w:rPr>
           <w:rFonts w:ascii="Times New Roman" w:hAnsi="Times New Roman"/>
           <w:b/>
-          <w:sz w:val="24"/>
+          <w:sz w:val="32"/>
         </w:rPr>
         <w:t>ANEXOS</w:t>
       </w:r>
@@ -4491,13 +4562,12 @@
     <w:p>
       <w:pPr>
         <w:sectPr>
-          <w:footerReference w:type="default" r:id="rId36"/>
-          <w:footerReference w:type="first" r:id="rId37"/>
+          <w:footerReference w:type="default" r:id="rId35"/>
           <w:pgSz w:w="12240" w:h="15840"/>
           <w:pgMar w:top="1701" w:right="1701" w:bottom="1701" w:left="2268" w:header="720" w:footer="720" w:gutter="0"/>
           <w:cols w:space="720"/>
+          <w:titlePg/>
           <w:docGrid w:linePitch="360"/>
-          <w:pgNumType w:fmt="decimal"/>
         </w:sectPr>
       </w:pPr>
     </w:p>
@@ -4607,13 +4677,12 @@
       </w:r>
     </w:p>
     <w:sectPr>
-      <w:footerReference w:type="default" r:id="rId38"/>
-      <w:footerReference w:type="first" r:id="rId39"/>
+      <w:footerReference w:type="default" r:id="rId36"/>
       <w:pgSz w:w="12240" w:h="15840"/>
       <w:pgMar w:top="1701" w:right="1701" w:bottom="1701" w:left="2268" w:header="720" w:footer="720" w:gutter="0"/>
       <w:cols w:space="720"/>
+      <w:titlePg/>
       <w:docGrid w:linePitch="360"/>
-      <w:pgNumType w:fmt="decimal"/>
     </w:sectPr>
   </w:body>
 </w:document>
@@ -4625,7 +4694,6 @@
     <w:pPr>
       <w:pStyle w:val="Footer"/>
     </w:pPr>
-    <w:r/>
   </w:p>
 </w:ftr>
 </file>
@@ -4635,8 +4703,18 @@
   <w:p>
     <w:pPr>
       <w:pStyle w:val="Footer"/>
+      <w:jc w:val="center"/>
     </w:pPr>
-    <w:r/>
+    <w:r>
+      <w:rPr>
+        <w:rFonts w:ascii="Times New Roman" w:hAnsi="Times New Roman"/>
+        <w:sz w:val="24"/>
+      </w:rPr>
+      <w:fldChar w:fldCharType="begin"/>
+      <w:instrText xml:space="preserve"> PAGE \* roman </w:instrText>
+      <w:fldChar w:fldCharType="separate"/>
+      <w:fldChar w:fldCharType="end"/>
+    </w:r>
   </w:p>
 </w:ftr>
 </file>
@@ -4648,7 +4726,6 @@
       <w:pStyle w:val="Footer"/>
       <w:jc w:val="center"/>
     </w:pPr>
-    <w:r/>
     <w:r>
       <w:rPr>
         <w:rFonts w:ascii="Times New Roman" w:hAnsi="Times New Roman"/>
@@ -4668,8 +4745,18 @@
   <w:p>
     <w:pPr>
       <w:pStyle w:val="Footer"/>
+      <w:jc w:val="center"/>
     </w:pPr>
-    <w:r/>
+    <w:r>
+      <w:rPr>
+        <w:rFonts w:ascii="Times New Roman" w:hAnsi="Times New Roman"/>
+        <w:sz w:val="24"/>
+      </w:rPr>
+      <w:fldChar w:fldCharType="begin"/>
+      <w:instrText xml:space="preserve"> PAGE \* roman </w:instrText>
+      <w:fldChar w:fldCharType="separate"/>
+      <w:fldChar w:fldCharType="end"/>
+    </w:r>
   </w:p>
 </w:ftr>
 </file>
@@ -4681,7 +4768,6 @@
       <w:pStyle w:val="Footer"/>
       <w:jc w:val="center"/>
     </w:pPr>
-    <w:r/>
     <w:r>
       <w:rPr>
         <w:rFonts w:ascii="Times New Roman" w:hAnsi="Times New Roman"/>
@@ -4701,8 +4787,18 @@
   <w:p>
     <w:pPr>
       <w:pStyle w:val="Footer"/>
+      <w:jc w:val="center"/>
     </w:pPr>
-    <w:r/>
+    <w:r>
+      <w:rPr>
+        <w:rFonts w:ascii="Times New Roman" w:hAnsi="Times New Roman"/>
+        <w:sz w:val="24"/>
+      </w:rPr>
+      <w:fldChar w:fldCharType="begin"/>
+      <w:instrText xml:space="preserve"> PAGE \* roman </w:instrText>
+      <w:fldChar w:fldCharType="separate"/>
+      <w:fldChar w:fldCharType="end"/>
+    </w:r>
   </w:p>
 </w:ftr>
 </file>
@@ -4714,7 +4810,6 @@
       <w:pStyle w:val="Footer"/>
       <w:jc w:val="center"/>
     </w:pPr>
-    <w:r/>
     <w:r>
       <w:rPr>
         <w:rFonts w:ascii="Times New Roman" w:hAnsi="Times New Roman"/>
@@ -4734,8 +4829,18 @@
   <w:p>
     <w:pPr>
       <w:pStyle w:val="Footer"/>
+      <w:jc w:val="center"/>
     </w:pPr>
-    <w:r/>
+    <w:r>
+      <w:rPr>
+        <w:rFonts w:ascii="Times New Roman" w:hAnsi="Times New Roman"/>
+        <w:sz w:val="24"/>
+      </w:rPr>
+      <w:fldChar w:fldCharType="begin"/>
+      <w:instrText xml:space="preserve"> PAGE \* roman </w:instrText>
+      <w:fldChar w:fldCharType="separate"/>
+      <w:fldChar w:fldCharType="end"/>
+    </w:r>
   </w:p>
 </w:ftr>
 </file>
@@ -4747,7 +4852,6 @@
       <w:pStyle w:val="Footer"/>
       <w:jc w:val="center"/>
     </w:pPr>
-    <w:r/>
     <w:r>
       <w:rPr>
         <w:rFonts w:ascii="Times New Roman" w:hAnsi="Times New Roman"/>
@@ -4767,8 +4871,18 @@
   <w:p>
     <w:pPr>
       <w:pStyle w:val="Footer"/>
+      <w:jc w:val="center"/>
     </w:pPr>
-    <w:r/>
+    <w:r>
+      <w:rPr>
+        <w:rFonts w:ascii="Times New Roman" w:hAnsi="Times New Roman"/>
+        <w:sz w:val="24"/>
+      </w:rPr>
+      <w:fldChar w:fldCharType="begin"/>
+      <w:instrText xml:space="preserve"> PAGE \* roman </w:instrText>
+      <w:fldChar w:fldCharType="separate"/>
+      <w:fldChar w:fldCharType="end"/>
+    </w:r>
   </w:p>
 </w:ftr>
 </file>
@@ -4780,7 +4894,6 @@
       <w:pStyle w:val="Footer"/>
       <w:jc w:val="center"/>
     </w:pPr>
-    <w:r/>
     <w:r>
       <w:rPr>
         <w:rFonts w:ascii="Times New Roman" w:hAnsi="Times New Roman"/>
@@ -4801,7 +4914,6 @@
     <w:pPr>
       <w:pStyle w:val="Footer"/>
     </w:pPr>
-    <w:r/>
   </w:p>
 </w:ftr>
 </file>
@@ -4811,8 +4923,18 @@
   <w:p>
     <w:pPr>
       <w:pStyle w:val="Footer"/>
+      <w:jc w:val="center"/>
     </w:pPr>
-    <w:r/>
+    <w:r>
+      <w:rPr>
+        <w:rFonts w:ascii="Times New Roman" w:hAnsi="Times New Roman"/>
+        <w:sz w:val="24"/>
+      </w:rPr>
+      <w:fldChar w:fldCharType="begin"/>
+      <w:instrText xml:space="preserve"> PAGE </w:instrText>
+      <w:fldChar w:fldCharType="separate"/>
+      <w:fldChar w:fldCharType="end"/>
+    </w:r>
   </w:p>
 </w:ftr>
 </file>
@@ -4824,7 +4946,6 @@
       <w:pStyle w:val="Footer"/>
       <w:jc w:val="center"/>
     </w:pPr>
-    <w:r/>
     <w:r>
       <w:rPr>
         <w:rFonts w:ascii="Times New Roman" w:hAnsi="Times New Roman"/>
@@ -4844,8 +4965,18 @@
   <w:p>
     <w:pPr>
       <w:pStyle w:val="Footer"/>
+      <w:jc w:val="center"/>
     </w:pPr>
-    <w:r/>
+    <w:r>
+      <w:rPr>
+        <w:rFonts w:ascii="Times New Roman" w:hAnsi="Times New Roman"/>
+        <w:sz w:val="24"/>
+      </w:rPr>
+      <w:fldChar w:fldCharType="begin"/>
+      <w:instrText xml:space="preserve"> PAGE </w:instrText>
+      <w:fldChar w:fldCharType="separate"/>
+      <w:fldChar w:fldCharType="end"/>
+    </w:r>
   </w:p>
 </w:ftr>
 </file>
@@ -4857,7 +4988,6 @@
       <w:pStyle w:val="Footer"/>
       <w:jc w:val="center"/>
     </w:pPr>
-    <w:r/>
     <w:r>
       <w:rPr>
         <w:rFonts w:ascii="Times New Roman" w:hAnsi="Times New Roman"/>
@@ -4877,20 +5007,8 @@
   <w:p>
     <w:pPr>
       <w:pStyle w:val="Footer"/>
-    </w:pPr>
-    <w:r/>
-  </w:p>
-</w:ftr>
-</file>
-
-<file path=word/footer25.xml><?xml version="1.0" encoding="utf-8"?>
-<w:ftr xmlns:m="http://schemas.openxmlformats.org/officeDocument/2006/math" xmlns:mc="http://schemas.openxmlformats.org/markup-compatibility/2006" xmlns:mo="http://schemas.microsoft.com/office/mac/office/2008/main" xmlns:mv="urn:schemas-microsoft-com:mac:vml" xmlns:o="urn:schemas-microsoft-com:office:office" xmlns:r="http://schemas.openxmlformats.org/officeDocument/2006/relationships" xmlns:v="urn:schemas-microsoft-com:vml" xmlns:w10="urn:schemas-microsoft-com:office:word" xmlns:w14="http://schemas.microsoft.com/office/word/2010/wordml" xmlns:w="http://schemas.openxmlformats.org/wordprocessingml/2006/main" xmlns:wne="http://schemas.microsoft.com/office/word/2006/wordml" xmlns:wp14="http://schemas.microsoft.com/office/word/2010/wordprocessingDrawing" xmlns:wp="http://schemas.openxmlformats.org/drawingml/2006/wordprocessingDrawing" xmlns:wpc="http://schemas.microsoft.com/office/word/2010/wordprocessingCanvas" xmlns:wpg="http://schemas.microsoft.com/office/word/2010/wordprocessingGroup" xmlns:wpi="http://schemas.microsoft.com/office/word/2010/wordprocessingInk" xmlns:wps="http://schemas.microsoft.com/office/word/2010/wordprocessingShape" mc:Ignorable="w14 wp14">
-  <w:p>
-    <w:pPr>
-      <w:pStyle w:val="Footer"/>
       <w:jc w:val="center"/>
     </w:pPr>
-    <w:r/>
     <w:r>
       <w:rPr>
         <w:rFonts w:ascii="Times New Roman" w:hAnsi="Times New Roman"/>
@@ -4901,50 +5019,6 @@
       <w:fldChar w:fldCharType="separate"/>
       <w:fldChar w:fldCharType="end"/>
     </w:r>
-  </w:p>
-</w:ftr>
-</file>
-
-<file path=word/footer26.xml><?xml version="1.0" encoding="utf-8"?>
-<w:ftr xmlns:m="http://schemas.openxmlformats.org/officeDocument/2006/math" xmlns:mc="http://schemas.openxmlformats.org/markup-compatibility/2006" xmlns:mo="http://schemas.microsoft.com/office/mac/office/2008/main" xmlns:mv="urn:schemas-microsoft-com:mac:vml" xmlns:o="urn:schemas-microsoft-com:office:office" xmlns:r="http://schemas.openxmlformats.org/officeDocument/2006/relationships" xmlns:v="urn:schemas-microsoft-com:vml" xmlns:w10="urn:schemas-microsoft-com:office:word" xmlns:w14="http://schemas.microsoft.com/office/word/2010/wordml" xmlns:w="http://schemas.openxmlformats.org/wordprocessingml/2006/main" xmlns:wne="http://schemas.microsoft.com/office/word/2006/wordml" xmlns:wp14="http://schemas.microsoft.com/office/word/2010/wordprocessingDrawing" xmlns:wp="http://schemas.openxmlformats.org/drawingml/2006/wordprocessingDrawing" xmlns:wpc="http://schemas.microsoft.com/office/word/2010/wordprocessingCanvas" xmlns:wpg="http://schemas.microsoft.com/office/word/2010/wordprocessingGroup" xmlns:wpi="http://schemas.microsoft.com/office/word/2010/wordprocessingInk" xmlns:wps="http://schemas.microsoft.com/office/word/2010/wordprocessingShape" mc:Ignorable="w14 wp14">
-  <w:p>
-    <w:pPr>
-      <w:pStyle w:val="Footer"/>
-    </w:pPr>
-    <w:r/>
-  </w:p>
-</w:ftr>
-</file>
-
-<file path=word/footer27.xml><?xml version="1.0" encoding="utf-8"?>
-<w:ftr xmlns:m="http://schemas.openxmlformats.org/officeDocument/2006/math" xmlns:mc="http://schemas.openxmlformats.org/markup-compatibility/2006" xmlns:mo="http://schemas.microsoft.com/office/mac/office/2008/main" xmlns:mv="urn:schemas-microsoft-com:mac:vml" xmlns:o="urn:schemas-microsoft-com:office:office" xmlns:r="http://schemas.openxmlformats.org/officeDocument/2006/relationships" xmlns:v="urn:schemas-microsoft-com:vml" xmlns:w10="urn:schemas-microsoft-com:office:word" xmlns:w14="http://schemas.microsoft.com/office/word/2010/wordml" xmlns:w="http://schemas.openxmlformats.org/wordprocessingml/2006/main" xmlns:wne="http://schemas.microsoft.com/office/word/2006/wordml" xmlns:wp14="http://schemas.microsoft.com/office/word/2010/wordprocessingDrawing" xmlns:wp="http://schemas.openxmlformats.org/drawingml/2006/wordprocessingDrawing" xmlns:wpc="http://schemas.microsoft.com/office/word/2010/wordprocessingCanvas" xmlns:wpg="http://schemas.microsoft.com/office/word/2010/wordprocessingGroup" xmlns:wpi="http://schemas.microsoft.com/office/word/2010/wordprocessingInk" xmlns:wps="http://schemas.microsoft.com/office/word/2010/wordprocessingShape" mc:Ignorable="w14 wp14">
-  <w:p>
-    <w:pPr>
-      <w:pStyle w:val="Footer"/>
-      <w:jc w:val="center"/>
-    </w:pPr>
-    <w:r/>
-    <w:r>
-      <w:rPr>
-        <w:rFonts w:ascii="Times New Roman" w:hAnsi="Times New Roman"/>
-        <w:sz w:val="24"/>
-      </w:rPr>
-      <w:fldChar w:fldCharType="begin"/>
-      <w:instrText xml:space="preserve"> PAGE </w:instrText>
-      <w:fldChar w:fldCharType="separate"/>
-      <w:fldChar w:fldCharType="end"/>
-    </w:r>
-  </w:p>
-</w:ftr>
-</file>
-
-<file path=word/footer28.xml><?xml version="1.0" encoding="utf-8"?>
-<w:ftr xmlns:m="http://schemas.openxmlformats.org/officeDocument/2006/math" xmlns:mc="http://schemas.openxmlformats.org/markup-compatibility/2006" xmlns:mo="http://schemas.microsoft.com/office/mac/office/2008/main" xmlns:mv="urn:schemas-microsoft-com:mac:vml" xmlns:o="urn:schemas-microsoft-com:office:office" xmlns:r="http://schemas.openxmlformats.org/officeDocument/2006/relationships" xmlns:v="urn:schemas-microsoft-com:vml" xmlns:w10="urn:schemas-microsoft-com:office:word" xmlns:w14="http://schemas.microsoft.com/office/word/2010/wordml" xmlns:w="http://schemas.openxmlformats.org/wordprocessingml/2006/main" xmlns:wne="http://schemas.microsoft.com/office/word/2006/wordml" xmlns:wp14="http://schemas.microsoft.com/office/word/2010/wordprocessingDrawing" xmlns:wp="http://schemas.openxmlformats.org/drawingml/2006/wordprocessingDrawing" xmlns:wpc="http://schemas.microsoft.com/office/word/2010/wordprocessingCanvas" xmlns:wpg="http://schemas.microsoft.com/office/word/2010/wordprocessingGroup" xmlns:wpi="http://schemas.microsoft.com/office/word/2010/wordprocessingInk" xmlns:wps="http://schemas.microsoft.com/office/word/2010/wordprocessingShape" mc:Ignorable="w14 wp14">
-  <w:p>
-    <w:pPr>
-      <w:pStyle w:val="Footer"/>
-    </w:pPr>
-    <w:r/>
   </w:p>
 </w:ftr>
 </file>
@@ -4956,7 +5030,6 @@
       <w:pStyle w:val="Footer"/>
       <w:jc w:val="center"/>
     </w:pPr>
-    <w:r/>
     <w:r>
       <w:rPr>
         <w:rFonts w:ascii="Times New Roman" w:hAnsi="Times New Roman"/>
@@ -4976,8 +5049,18 @@
   <w:p>
     <w:pPr>
       <w:pStyle w:val="Footer"/>
+      <w:jc w:val="center"/>
     </w:pPr>
-    <w:r/>
+    <w:r>
+      <w:rPr>
+        <w:rFonts w:ascii="Times New Roman" w:hAnsi="Times New Roman"/>
+        <w:sz w:val="24"/>
+      </w:rPr>
+      <w:fldChar w:fldCharType="begin"/>
+      <w:instrText xml:space="preserve"> PAGE \* roman </w:instrText>
+      <w:fldChar w:fldCharType="separate"/>
+      <w:fldChar w:fldCharType="end"/>
+    </w:r>
   </w:p>
 </w:ftr>
 </file>
@@ -4987,19 +5070,7 @@
   <w:p>
     <w:pPr>
       <w:pStyle w:val="Footer"/>
-      <w:jc w:val="center"/>
     </w:pPr>
-    <w:r/>
-    <w:r>
-      <w:rPr>
-        <w:rFonts w:ascii="Times New Roman" w:hAnsi="Times New Roman"/>
-        <w:sz w:val="24"/>
-      </w:rPr>
-      <w:fldChar w:fldCharType="begin"/>
-      <w:instrText xml:space="preserve"> PAGE \* roman </w:instrText>
-      <w:fldChar w:fldCharType="separate"/>
-      <w:fldChar w:fldCharType="end"/>
-    </w:r>
   </w:p>
 </w:ftr>
 </file>
@@ -5010,7 +5081,6 @@
     <w:pPr>
       <w:pStyle w:val="Footer"/>
     </w:pPr>
-    <w:r/>
   </w:p>
 </w:ftr>
 </file>
@@ -5022,7 +5092,6 @@
       <w:pStyle w:val="Footer"/>
       <w:jc w:val="center"/>
     </w:pPr>
-    <w:r/>
     <w:r>
       <w:rPr>
         <w:rFonts w:ascii="Times New Roman" w:hAnsi="Times New Roman"/>
@@ -5042,8 +5111,18 @@
   <w:p>
     <w:pPr>
       <w:pStyle w:val="Footer"/>
+      <w:jc w:val="center"/>
     </w:pPr>
-    <w:r/>
+    <w:r>
+      <w:rPr>
+        <w:rFonts w:ascii="Times New Roman" w:hAnsi="Times New Roman"/>
+        <w:sz w:val="24"/>
+      </w:rPr>
+      <w:fldChar w:fldCharType="begin"/>
+      <w:instrText xml:space="preserve"> PAGE \* roman </w:instrText>
+      <w:fldChar w:fldCharType="separate"/>
+      <w:fldChar w:fldCharType="end"/>
+    </w:r>
   </w:p>
 </w:ftr>
 </file>
@@ -5055,7 +5134,6 @@
       <w:pStyle w:val="Footer"/>
       <w:jc w:val="center"/>
     </w:pPr>
-    <w:r/>
     <w:r>
       <w:rPr>
         <w:rFonts w:ascii="Times New Roman" w:hAnsi="Times New Roman"/>

--- a/keidy/reportes/Informe_Pasantia_IUTECP_BORRADOR1.docx
+++ b/keidy/reportes/Informe_Pasantia_IUTECP_BORRADOR1.docx
@@ -2625,21 +2625,6 @@
           <w:sz w:val="24"/>
         </w:rPr>
         <w:t>Lubricantes y Equipos Varyna, C.A. (2026).</w:t>
-      </w:r>
-    </w:p>
-    <w:p>
-      <w:pPr>
-        <w:spacing w:line="360" w:lineRule="auto" w:after="0" w:before="0"/>
-        <w:ind w:firstLine="709"/>
-        <w:jc w:val="both"/>
-      </w:pPr>
-      <w:r>
-        <w:rPr>
-          <w:rFonts w:ascii="Times New Roman" w:hAnsi="Times New Roman"/>
-          <w:i w:val="0"/>
-          <w:sz w:val="24"/>
-        </w:rPr>
-        <w:t>El logotipo representa la identidad visual de Lubricantes y Equipos Varyna, C.A., organización donde se desarrolló la pasantía profesional en el área administrativa y de procura.</w:t>
       </w:r>
     </w:p>
     <w:p>

--- a/keidy/reportes/Informe_Pasantia_IUTECP_BORRADOR1.docx
+++ b/keidy/reportes/Informe_Pasantia_IUTECP_BORRADOR1.docx
@@ -154,7 +154,7 @@
     <w:p>
       <w:pPr>
         <w:sectPr>
-          <w:footerReference w:type="default" r:id="rId13"/>
+          <w:footerReference w:type="default" r:id="rId12"/>
           <w:pgSz w:w="12240" w:h="15840"/>
           <w:pgMar w:top="1701" w:right="1701" w:bottom="1701" w:left="2268" w:header="720" w:footer="720" w:gutter="0"/>
           <w:cols w:space="720"/>
@@ -379,7 +379,7 @@
     <w:p>
       <w:pPr>
         <w:sectPr>
-          <w:footerReference w:type="default" r:id="rId14"/>
+          <w:footerReference w:type="default" r:id="rId13"/>
           <w:pgSz w:w="12240" w:h="15840"/>
           <w:pgMar w:top="1701" w:right="1701" w:bottom="1701" w:left="2268" w:header="720" w:footer="720" w:gutter="0"/>
           <w:cols w:space="720"/>
@@ -548,7 +548,7 @@
     <w:p>
       <w:pPr>
         <w:sectPr>
-          <w:footerReference w:type="default" r:id="rId15"/>
+          <w:footerReference w:type="default" r:id="rId14"/>
           <w:pgSz w:w="12240" w:h="15840"/>
           <w:pgMar w:top="1701" w:right="1701" w:bottom="1701" w:left="2268" w:header="720" w:footer="720" w:gutter="0"/>
           <w:cols w:space="720"/>
@@ -717,7 +717,7 @@
     <w:p>
       <w:pPr>
         <w:sectPr>
-          <w:footerReference w:type="default" r:id="rId16"/>
+          <w:footerReference w:type="default" r:id="rId15"/>
           <w:pgSz w:w="12240" w:h="15840"/>
           <w:pgMar w:top="1701" w:right="1701" w:bottom="1701" w:left="2268" w:header="720" w:footer="720" w:gutter="0"/>
           <w:cols w:space="720"/>
@@ -743,7 +743,7 @@
     <w:p>
       <w:pPr>
         <w:sectPr>
-          <w:footerReference w:type="default" r:id="rId17"/>
+          <w:footerReference w:type="default" r:id="rId16"/>
           <w:pgSz w:w="12240" w:h="15840"/>
           <w:pgMar w:top="1701" w:right="1701" w:bottom="1701" w:left="2268" w:header="720" w:footer="720" w:gutter="0"/>
           <w:cols w:space="720"/>
@@ -1380,7 +1380,7 @@
     <w:p>
       <w:pPr>
         <w:sectPr>
-          <w:footerReference w:type="default" r:id="rId18"/>
+          <w:footerReference w:type="default" r:id="rId17"/>
           <w:type w:val="continuous"/>
           <w:pgSz w:w="12240" w:h="15840"/>
           <w:pgMar w:top="1701" w:right="1701" w:bottom="1701" w:left="2268" w:header="720" w:footer="720" w:gutter="0"/>
@@ -1409,7 +1409,7 @@
     <w:p>
       <w:pPr>
         <w:sectPr>
-          <w:footerReference w:type="default" r:id="rId19"/>
+          <w:footerReference w:type="default" r:id="rId18"/>
           <w:pgSz w:w="12240" w:h="15840"/>
           <w:pgMar w:top="1701" w:right="1701" w:bottom="1701" w:left="2268" w:header="720" w:footer="720" w:gutter="0"/>
           <w:cols w:space="720"/>
@@ -1448,7 +1448,7 @@
     <w:p>
       <w:pPr>
         <w:sectPr>
-          <w:footerReference w:type="default" r:id="rId20"/>
+          <w:footerReference w:type="default" r:id="rId19"/>
           <w:type w:val="continuous"/>
           <w:pgSz w:w="12240" w:h="15840"/>
           <w:pgMar w:top="1701" w:right="1701" w:bottom="1701" w:left="2268" w:header="720" w:footer="720" w:gutter="0"/>
@@ -1477,7 +1477,7 @@
     <w:p>
       <w:pPr>
         <w:sectPr>
-          <w:footerReference w:type="default" r:id="rId21"/>
+          <w:footerReference w:type="default" r:id="rId20"/>
           <w:pgSz w:w="12240" w:h="15840"/>
           <w:pgMar w:top="1701" w:right="1701" w:bottom="1701" w:left="2268" w:header="720" w:footer="720" w:gutter="0"/>
           <w:cols w:space="720"/>
@@ -1489,7 +1489,7 @@
     <w:p>
       <w:pPr>
         <w:sectPr>
-          <w:footerReference w:type="default" r:id="rId22"/>
+          <w:footerReference w:type="default" r:id="rId21"/>
           <w:type w:val="continuous"/>
           <w:pgSz w:w="12240" w:h="15840"/>
           <w:pgMar w:top="1701" w:right="1701" w:bottom="1701" w:left="2268" w:header="720" w:footer="720" w:gutter="0"/>
@@ -1518,7 +1518,7 @@
     <w:p>
       <w:pPr>
         <w:sectPr>
-          <w:footerReference w:type="default" r:id="rId23"/>
+          <w:footerReference w:type="default" r:id="rId22"/>
           <w:pgSz w:w="12240" w:h="15840"/>
           <w:pgMar w:top="1701" w:right="1701" w:bottom="1701" w:left="2268" w:header="720" w:footer="720" w:gutter="0"/>
           <w:cols w:space="720"/>
@@ -1653,7 +1653,7 @@
     <w:p>
       <w:pPr>
         <w:sectPr>
-          <w:footerReference w:type="default" r:id="rId24"/>
+          <w:footerReference w:type="default" r:id="rId23"/>
           <w:type w:val="continuous"/>
           <w:pgSz w:w="12240" w:h="15840"/>
           <w:pgMar w:top="1701" w:right="1701" w:bottom="1701" w:left="2268" w:header="720" w:footer="720" w:gutter="0"/>
@@ -1682,7 +1682,7 @@
     <w:p>
       <w:pPr>
         <w:sectPr>
-          <w:footerReference w:type="default" r:id="rId25"/>
+          <w:footerReference w:type="default" r:id="rId24"/>
           <w:pgSz w:w="12240" w:h="15840"/>
           <w:pgMar w:top="1701" w:right="1701" w:bottom="1701" w:left="2268" w:header="720" w:footer="720" w:gutter="0"/>
           <w:cols w:space="720"/>
@@ -1753,7 +1753,7 @@
     <w:p>
       <w:pPr>
         <w:sectPr>
-          <w:footerReference w:type="default" r:id="rId26"/>
+          <w:footerReference w:type="default" r:id="rId25"/>
           <w:type w:val="continuous"/>
           <w:pgSz w:w="12240" w:h="15840"/>
           <w:pgMar w:top="1701" w:right="1701" w:bottom="1701" w:left="2268" w:header="720" w:footer="720" w:gutter="0"/>
@@ -1910,7 +1910,7 @@
     <w:p>
       <w:pPr>
         <w:sectPr>
-          <w:footerReference w:type="default" r:id="rId27"/>
+          <w:footerReference w:type="default" r:id="rId26"/>
           <w:pgSz w:w="12240" w:h="15840"/>
           <w:pgMar w:top="1701" w:right="1701" w:bottom="1701" w:left="2268" w:header="720" w:footer="720" w:gutter="0"/>
           <w:cols w:space="720"/>
@@ -1952,7 +1952,7 @@
     <w:p>
       <w:pPr>
         <w:sectPr>
-          <w:footerReference w:type="default" r:id="rId28"/>
+          <w:footerReference w:type="default" r:id="rId27"/>
           <w:type w:val="continuous"/>
           <w:pgSz w:w="12240" w:h="15840"/>
           <w:pgMar w:top="1701" w:right="1701" w:bottom="1701" w:left="2268" w:header="720" w:footer="720" w:gutter="0"/>
@@ -1981,7 +1981,7 @@
     <w:p>
       <w:pPr>
         <w:sectPr>
-          <w:footerReference w:type="default" r:id="rId29"/>
+          <w:footerReference w:type="default" r:id="rId28"/>
           <w:pgSz w:w="12240" w:h="15840"/>
           <w:pgMar w:top="1701" w:right="1701" w:bottom="1701" w:left="2268" w:header="720" w:footer="720" w:gutter="0"/>
           <w:cols w:space="720"/>
@@ -2053,7 +2053,7 @@
     <w:p>
       <w:pPr>
         <w:sectPr>
-          <w:footerReference w:type="default" r:id="rId30"/>
+          <w:footerReference w:type="default" r:id="rId29"/>
           <w:type w:val="continuous"/>
           <w:pgSz w:w="12240" w:h="15840"/>
           <w:pgMar w:top="1701" w:right="1701" w:bottom="1701" w:left="2268" w:header="720" w:footer="720" w:gutter="0"/>
@@ -2096,7 +2096,7 @@
     <w:p>
       <w:pPr>
         <w:sectPr>
-          <w:footerReference w:type="default" r:id="rId31"/>
+          <w:footerReference w:type="default" r:id="rId30"/>
           <w:pgSz w:w="12240" w:h="15840"/>
           <w:pgMar w:top="1701" w:right="1701" w:bottom="1701" w:left="2268" w:header="720" w:footer="720" w:gutter="0"/>
           <w:cols w:space="720"/>
@@ -2543,91 +2543,6 @@
       </w:r>
     </w:p>
     <w:p>
-      <w:pPr>
-        <w:spacing w:before="480"/>
-        <w:jc w:val="center"/>
-      </w:pPr>
-      <w:r>
-        <w:drawing>
-          <wp:inline xmlns:a="http://schemas.openxmlformats.org/drawingml/2006/main" xmlns:pic="http://schemas.openxmlformats.org/drawingml/2006/picture">
-            <wp:extent cx="1512000" cy="1512000"/>
-            <wp:docPr id="2" name="Picture 2"/>
-            <wp:cNvGraphicFramePr>
-              <a:graphicFrameLocks noChangeAspect="1"/>
-            </wp:cNvGraphicFramePr>
-            <a:graphic>
-              <a:graphicData uri="http://schemas.openxmlformats.org/drawingml/2006/picture">
-                <pic:pic>
-                  <pic:nvPicPr>
-                    <pic:cNvPr id="0" name="logo.jpg"/>
-                    <pic:cNvPicPr/>
-                  </pic:nvPicPr>
-                  <pic:blipFill>
-                    <a:blip r:embed="rId10"/>
-                    <a:stretch>
-                      <a:fillRect/>
-                    </a:stretch>
-                  </pic:blipFill>
-                  <pic:spPr>
-                    <a:xfrm>
-                      <a:off x="0" y="0"/>
-                      <a:ext cx="1512000" cy="1512000"/>
-                    </a:xfrm>
-                    <a:prstGeom prst="rect"/>
-                  </pic:spPr>
-                </pic:pic>
-              </a:graphicData>
-            </a:graphic>
-          </wp:inline>
-        </w:drawing>
-      </w:r>
-    </w:p>
-    <w:p>
-      <w:bookmarkStart w:id="bm_grafico1" w:name="bm_grafico1"/>
-      <w:pPr>
-        <w:spacing w:before="120" w:after="480"/>
-        <w:jc w:val="center"/>
-      </w:pPr>
-      <w:r>
-        <w:rPr>
-          <w:rFonts w:ascii="Times New Roman" w:hAnsi="Times New Roman"/>
-          <w:i/>
-          <w:sz w:val="24"/>
-        </w:rPr>
-        <w:t xml:space="preserve">Gráfico 1. </w:t>
-      </w:r>
-      <w:r>
-        <w:rPr>
-          <w:rFonts w:ascii="Times New Roman" w:hAnsi="Times New Roman"/>
-          <w:b/>
-          <w:sz w:val="24"/>
-        </w:rPr>
-        <w:t>Logotipo de Lubricantes y Equipos Varyna, C.A.</w:t>
-      </w:r>
-      <w:bookmarkEnd w:id="bm_grafico1"/>
-    </w:p>
-    <w:p>
-      <w:pPr>
-        <w:spacing w:before="0" w:after="240"/>
-        <w:jc w:val="center"/>
-      </w:pPr>
-      <w:r>
-        <w:rPr>
-          <w:rFonts w:ascii="Times New Roman" w:hAnsi="Times New Roman"/>
-          <w:i/>
-          <w:sz w:val="24"/>
-        </w:rPr>
-        <w:t xml:space="preserve">Fuente: </w:t>
-      </w:r>
-      <w:r>
-        <w:rPr>
-          <w:rFonts w:ascii="Times New Roman" w:hAnsi="Times New Roman"/>
-          <w:sz w:val="24"/>
-        </w:rPr>
-        <w:t>Lubricantes y Equipos Varyna, C.A. (2026).</w:t>
-      </w:r>
-    </w:p>
-    <w:p>
       <w:bookmarkStart w:id="bm_cap1_ubic" w:name="bm_cap1_ubic"/>
       <w:pPr>
         <w:spacing w:before="480" w:after="480" w:line="360" w:lineRule="auto"/>
@@ -2667,7 +2582,7 @@
         <w:drawing>
           <wp:inline xmlns:a="http://schemas.openxmlformats.org/drawingml/2006/main" xmlns:pic="http://schemas.openxmlformats.org/drawingml/2006/picture">
             <wp:extent cx="1800000" cy="1315385"/>
-            <wp:docPr id="3" name="Picture 3"/>
+            <wp:docPr id="2" name="Picture 2"/>
             <wp:cNvGraphicFramePr>
               <a:graphicFrameLocks noChangeAspect="1"/>
             </wp:cNvGraphicFramePr>
@@ -2679,7 +2594,7 @@
                     <pic:cNvPicPr/>
                   </pic:nvPicPr>
                   <pic:blipFill>
-                    <a:blip r:embed="rId11"/>
+                    <a:blip r:embed="rId10"/>
                     <a:stretch>
                       <a:fillRect/>
                     </a:stretch>
@@ -4316,7 +4231,7 @@
         <w:drawing>
           <wp:inline xmlns:a="http://schemas.openxmlformats.org/drawingml/2006/main" xmlns:pic="http://schemas.openxmlformats.org/drawingml/2006/picture">
             <wp:extent cx="4320000" cy="2603179"/>
-            <wp:docPr id="4" name="Picture 4"/>
+            <wp:docPr id="3" name="Picture 3"/>
             <wp:cNvGraphicFramePr>
               <a:graphicFrameLocks noChangeAspect="1"/>
             </wp:cNvGraphicFramePr>
@@ -4328,7 +4243,7 @@
                     <pic:cNvPicPr/>
                   </pic:nvPicPr>
                   <pic:blipFill>
-                    <a:blip r:embed="rId12"/>
+                    <a:blip r:embed="rId11"/>
                     <a:stretch>
                       <a:fillRect/>
                     </a:stretch>
@@ -4374,7 +4289,7 @@
     <w:p>
       <w:pPr>
         <w:sectPr>
-          <w:footerReference w:type="default" r:id="rId32"/>
+          <w:footerReference w:type="default" r:id="rId31"/>
           <w:type w:val="continuous"/>
           <w:pgSz w:w="12240" w:h="15840"/>
           <w:pgMar w:top="1701" w:right="1701" w:bottom="1701" w:left="2268" w:header="720" w:footer="720" w:gutter="0"/>
@@ -4403,7 +4318,7 @@
     <w:p>
       <w:pPr>
         <w:sectPr>
-          <w:footerReference w:type="default" r:id="rId33"/>
+          <w:footerReference w:type="default" r:id="rId32"/>
           <w:pgSz w:w="12240" w:h="15840"/>
           <w:pgMar w:top="1701" w:right="1701" w:bottom="1701" w:left="2268" w:header="720" w:footer="720" w:gutter="0"/>
           <w:cols w:space="720"/>
@@ -4518,7 +4433,7 @@
     <w:p>
       <w:pPr>
         <w:sectPr>
-          <w:footerReference w:type="default" r:id="rId34"/>
+          <w:footerReference w:type="default" r:id="rId33"/>
           <w:type w:val="continuous"/>
           <w:pgSz w:w="12240" w:h="15840"/>
           <w:pgMar w:top="1701" w:right="1701" w:bottom="1701" w:left="2268" w:header="720" w:footer="720" w:gutter="0"/>
@@ -4547,7 +4462,7 @@
     <w:p>
       <w:pPr>
         <w:sectPr>
-          <w:footerReference w:type="default" r:id="rId35"/>
+          <w:footerReference w:type="default" r:id="rId34"/>
           <w:pgSz w:w="12240" w:h="15840"/>
           <w:pgMar w:top="1701" w:right="1701" w:bottom="1701" w:left="2268" w:header="720" w:footer="720" w:gutter="0"/>
           <w:cols w:space="720"/>
@@ -4662,7 +4577,7 @@
       </w:r>
     </w:p>
     <w:sectPr>
-      <w:footerReference w:type="default" r:id="rId36"/>
+      <w:footerReference w:type="default" r:id="rId35"/>
       <w:pgSz w:w="12240" w:h="15840"/>
       <w:pgMar w:top="1701" w:right="1701" w:bottom="1701" w:left="2268" w:header="720" w:footer="720" w:gutter="0"/>
       <w:cols w:space="720"/>

--- a/keidy/reportes/Informe_Pasantia_IUTECP_BORRADOR1.docx
+++ b/keidy/reportes/Informe_Pasantia_IUTECP_BORRADOR1.docx
@@ -164,7 +164,7 @@
     </w:p>
     <w:p>
       <w:pPr>
-        <w:spacing w:line="276" w:lineRule="auto" w:before="0" w:after="0"/>
+        <w:spacing w:line="240" w:lineRule="auto" w:before="0" w:after="0"/>
         <w:jc w:val="center"/>
       </w:pPr>
       <w:r>
@@ -214,7 +214,7 @@
     </w:p>
     <w:p>
       <w:pPr>
-        <w:spacing w:line="276" w:lineRule="auto" w:before="3176" w:after="0"/>
+        <w:spacing w:line="276" w:lineRule="auto" w:before="1280" w:after="0"/>
         <w:jc w:val="center"/>
       </w:pPr>
       <w:r>
@@ -228,7 +228,21 @@
     </w:p>
     <w:p>
       <w:pPr>
-        <w:spacing w:before="2647" w:after="0" w:line="20" w:lineRule="exact"/>
+        <w:spacing w:line="276" w:lineRule="auto" w:before="440" w:after="0"/>
+        <w:jc w:val="center"/>
+      </w:pPr>
+      <w:r>
+        <w:rPr>
+          <w:rFonts w:ascii="Times New Roman" w:hAnsi="Times New Roman"/>
+          <w:b/>
+          <w:sz w:val="24"/>
+        </w:rPr>
+        <w:t>Informe de pasantías para obtener el título de Técnico Superior Universitario en la especialidad de: Administración</w:t>
+      </w:r>
+    </w:p>
+    <w:p>
+      <w:pPr>
+        <w:spacing w:before="2100" w:after="0" w:line="20" w:lineRule="exact"/>
       </w:pPr>
     </w:p>
     <w:tbl>
@@ -257,7 +271,7 @@
           </w:tcPr>
           <w:p>
             <w:pPr>
-              <w:spacing w:line="276" w:lineRule="auto"/>
+              <w:spacing w:line="240" w:lineRule="auto"/>
               <w:jc w:val="left"/>
             </w:pPr>
             <w:r>
@@ -330,7 +344,7 @@
           </w:tcPr>
           <w:p>
             <w:pPr>
-              <w:spacing w:line="276" w:lineRule="auto"/>
+              <w:spacing w:line="240" w:lineRule="auto"/>
               <w:jc w:val="right"/>
             </w:pPr>
             <w:r>
@@ -365,7 +379,7 @@
     </w:tbl>
     <w:p>
       <w:pPr>
-        <w:spacing w:line="276" w:lineRule="auto" w:before="1323" w:after="0"/>
+        <w:spacing w:line="276" w:lineRule="auto" w:before="800" w:after="0"/>
         <w:jc w:val="center"/>
       </w:pPr>
       <w:r>
@@ -870,36 +884,6 @@
           <w:b w:val="0"/>
           <w:sz w:val="24"/>
         </w:rPr>
-        <w:t>LISTA DE FIGURAS</w:t>
-        <w:tab/>
-      </w:r>
-      <w:r>
-        <w:rPr>
-          <w:rFonts w:ascii="Times New Roman" w:hAnsi="Times New Roman"/>
-          <w:b w:val="0"/>
-          <w:sz w:val="24"/>
-        </w:rPr>
-        <w:fldChar w:fldCharType="begin"/>
-        <w:instrText xml:space="preserve"> PAGEREF bm_lista_figuras \h </w:instrText>
-        <w:fldChar w:fldCharType="separate"/>
-        <w:t>?</w:t>
-        <w:fldChar w:fldCharType="end"/>
-      </w:r>
-    </w:p>
-    <w:p>
-      <w:pPr>
-        <w:tabs>
-          <w:tab w:pos="8271" w:val="right" w:leader="dot"/>
-        </w:tabs>
-        <w:spacing w:line="360" w:lineRule="auto" w:before="0" w:after="80"/>
-        <w:ind w:left="0"/>
-      </w:pPr>
-      <w:r>
-        <w:rPr>
-          <w:rFonts w:ascii="Times New Roman" w:hAnsi="Times New Roman"/>
-          <w:b w:val="0"/>
-          <w:sz w:val="24"/>
-        </w:rPr>
         <w:t>LISTA DE GRÁFICOS</w:t>
         <w:tab/>
       </w:r>
@@ -1459,47 +1443,6 @@
       </w:pPr>
     </w:p>
     <w:p>
-      <w:bookmarkStart w:id="bm_lista_figuras" w:name="bm_lista_figuras"/>
-      <w:pPr>
-        <w:spacing w:before="1140" w:after="480"/>
-        <w:jc w:val="center"/>
-      </w:pPr>
-      <w:r>
-        <w:rPr>
-          <w:rFonts w:ascii="Times New Roman" w:hAnsi="Times New Roman"/>
-          <w:b/>
-          <w:sz w:val="24"/>
-        </w:rPr>
-        <w:t>LISTA DE FIGURAS</w:t>
-      </w:r>
-      <w:bookmarkEnd w:id="bm_lista_figuras"/>
-    </w:p>
-    <w:p>
-      <w:pPr>
-        <w:sectPr>
-          <w:footerReference w:type="default" r:id="rId20"/>
-          <w:pgSz w:w="12240" w:h="15840"/>
-          <w:pgMar w:top="1701" w:right="1701" w:bottom="1701" w:left="2268" w:header="720" w:footer="720" w:gutter="0"/>
-          <w:cols w:space="720"/>
-          <w:titlePg/>
-          <w:docGrid w:linePitch="360"/>
-        </w:sectPr>
-      </w:pPr>
-    </w:p>
-    <w:p>
-      <w:pPr>
-        <w:sectPr>
-          <w:footerReference w:type="default" r:id="rId21"/>
-          <w:type w:val="continuous"/>
-          <w:pgSz w:w="12240" w:h="15840"/>
-          <w:pgMar w:top="1701" w:right="1701" w:bottom="1701" w:left="2268" w:header="720" w:footer="720" w:gutter="0"/>
-          <w:cols w:space="720"/>
-          <w:titlePg/>
-          <w:docGrid w:linePitch="360"/>
-        </w:sectPr>
-      </w:pPr>
-    </w:p>
-    <w:p>
       <w:bookmarkStart w:id="bm_lista_graficos" w:name="bm_lista_graficos"/>
       <w:pPr>
         <w:spacing w:before="1140" w:after="480"/>
@@ -1518,7 +1461,7 @@
     <w:p>
       <w:pPr>
         <w:sectPr>
-          <w:footerReference w:type="default" r:id="rId22"/>
+          <w:footerReference w:type="default" r:id="rId20"/>
           <w:pgSz w:w="12240" w:h="15840"/>
           <w:pgMar w:top="1701" w:right="1701" w:bottom="1701" w:left="2268" w:header="720" w:footer="720" w:gutter="0"/>
           <w:cols w:space="720"/>
@@ -1653,7 +1596,7 @@
     <w:p>
       <w:pPr>
         <w:sectPr>
-          <w:footerReference w:type="default" r:id="rId23"/>
+          <w:footerReference w:type="default" r:id="rId21"/>
           <w:type w:val="continuous"/>
           <w:pgSz w:w="12240" w:h="15840"/>
           <w:pgMar w:top="1701" w:right="1701" w:bottom="1701" w:left="2268" w:header="720" w:footer="720" w:gutter="0"/>
@@ -1682,7 +1625,7 @@
     <w:p>
       <w:pPr>
         <w:sectPr>
-          <w:footerReference w:type="default" r:id="rId24"/>
+          <w:footerReference w:type="default" r:id="rId22"/>
           <w:pgSz w:w="12240" w:h="15840"/>
           <w:pgMar w:top="1701" w:right="1701" w:bottom="1701" w:left="2268" w:header="720" w:footer="720" w:gutter="0"/>
           <w:cols w:space="720"/>
@@ -1753,7 +1696,7 @@
     <w:p>
       <w:pPr>
         <w:sectPr>
-          <w:footerReference w:type="default" r:id="rId25"/>
+          <w:footerReference w:type="default" r:id="rId23"/>
           <w:type w:val="continuous"/>
           <w:pgSz w:w="12240" w:h="15840"/>
           <w:pgMar w:top="1701" w:right="1701" w:bottom="1701" w:left="2268" w:header="720" w:footer="720" w:gutter="0"/>
@@ -1910,7 +1853,7 @@
     <w:p>
       <w:pPr>
         <w:sectPr>
-          <w:footerReference w:type="default" r:id="rId26"/>
+          <w:footerReference w:type="default" r:id="rId24"/>
           <w:pgSz w:w="12240" w:h="15840"/>
           <w:pgMar w:top="1701" w:right="1701" w:bottom="1701" w:left="2268" w:header="720" w:footer="720" w:gutter="0"/>
           <w:cols w:space="720"/>
@@ -1952,7 +1895,7 @@
     <w:p>
       <w:pPr>
         <w:sectPr>
-          <w:footerReference w:type="default" r:id="rId27"/>
+          <w:footerReference w:type="default" r:id="rId25"/>
           <w:type w:val="continuous"/>
           <w:pgSz w:w="12240" w:h="15840"/>
           <w:pgMar w:top="1701" w:right="1701" w:bottom="1701" w:left="2268" w:header="720" w:footer="720" w:gutter="0"/>
@@ -1981,7 +1924,7 @@
     <w:p>
       <w:pPr>
         <w:sectPr>
-          <w:footerReference w:type="default" r:id="rId28"/>
+          <w:footerReference w:type="default" r:id="rId26"/>
           <w:pgSz w:w="12240" w:h="15840"/>
           <w:pgMar w:top="1701" w:right="1701" w:bottom="1701" w:left="2268" w:header="720" w:footer="720" w:gutter="0"/>
           <w:cols w:space="720"/>
@@ -2053,7 +1996,7 @@
     <w:p>
       <w:pPr>
         <w:sectPr>
-          <w:footerReference w:type="default" r:id="rId29"/>
+          <w:footerReference w:type="default" r:id="rId27"/>
           <w:type w:val="continuous"/>
           <w:pgSz w:w="12240" w:h="15840"/>
           <w:pgMar w:top="1701" w:right="1701" w:bottom="1701" w:left="2268" w:header="720" w:footer="720" w:gutter="0"/>
@@ -2096,7 +2039,7 @@
     <w:p>
       <w:pPr>
         <w:sectPr>
-          <w:footerReference w:type="default" r:id="rId30"/>
+          <w:footerReference w:type="default" r:id="rId28"/>
           <w:pgSz w:w="12240" w:h="15840"/>
           <w:pgMar w:top="1701" w:right="1701" w:bottom="1701" w:left="2268" w:header="720" w:footer="720" w:gutter="0"/>
           <w:cols w:space="720"/>
@@ -4289,7 +4232,7 @@
     <w:p>
       <w:pPr>
         <w:sectPr>
-          <w:footerReference w:type="default" r:id="rId31"/>
+          <w:footerReference w:type="default" r:id="rId29"/>
           <w:type w:val="continuous"/>
           <w:pgSz w:w="12240" w:h="15840"/>
           <w:pgMar w:top="1701" w:right="1701" w:bottom="1701" w:left="2268" w:header="720" w:footer="720" w:gutter="0"/>
@@ -4318,7 +4261,7 @@
     <w:p>
       <w:pPr>
         <w:sectPr>
-          <w:footerReference w:type="default" r:id="rId32"/>
+          <w:footerReference w:type="default" r:id="rId30"/>
           <w:pgSz w:w="12240" w:h="15840"/>
           <w:pgMar w:top="1701" w:right="1701" w:bottom="1701" w:left="2268" w:header="720" w:footer="720" w:gutter="0"/>
           <w:cols w:space="720"/>
@@ -4433,7 +4376,7 @@
     <w:p>
       <w:pPr>
         <w:sectPr>
-          <w:footerReference w:type="default" r:id="rId33"/>
+          <w:footerReference w:type="default" r:id="rId31"/>
           <w:type w:val="continuous"/>
           <w:pgSz w:w="12240" w:h="15840"/>
           <w:pgMar w:top="1701" w:right="1701" w:bottom="1701" w:left="2268" w:header="720" w:footer="720" w:gutter="0"/>
@@ -4462,7 +4405,7 @@
     <w:p>
       <w:pPr>
         <w:sectPr>
-          <w:footerReference w:type="default" r:id="rId34"/>
+          <w:footerReference w:type="default" r:id="rId32"/>
           <w:pgSz w:w="12240" w:h="15840"/>
           <w:pgMar w:top="1701" w:right="1701" w:bottom="1701" w:left="2268" w:header="720" w:footer="720" w:gutter="0"/>
           <w:cols w:space="720"/>
@@ -4577,7 +4520,7 @@
       </w:r>
     </w:p>
     <w:sectPr>
-      <w:footerReference w:type="default" r:id="rId35"/>
+      <w:footerReference w:type="default" r:id="rId33"/>
       <w:pgSz w:w="12240" w:h="15840"/>
       <w:pgMar w:top="1701" w:right="1701" w:bottom="1701" w:left="2268" w:header="720" w:footer="720" w:gutter="0"/>
       <w:cols w:space="720"/>
@@ -4758,7 +4701,7 @@
         <w:sz w:val="24"/>
       </w:rPr>
       <w:fldChar w:fldCharType="begin"/>
-      <w:instrText xml:space="preserve"> PAGE \* roman </w:instrText>
+      <w:instrText xml:space="preserve"> PAGE </w:instrText>
       <w:fldChar w:fldCharType="separate"/>
       <w:fldChar w:fldCharType="end"/>
     </w:r>
@@ -4779,7 +4722,7 @@
         <w:sz w:val="24"/>
       </w:rPr>
       <w:fldChar w:fldCharType="begin"/>
-      <w:instrText xml:space="preserve"> PAGE \* roman </w:instrText>
+      <w:instrText xml:space="preserve"> PAGE </w:instrText>
       <w:fldChar w:fldCharType="separate"/>
       <w:fldChar w:fldCharType="end"/>
     </w:r>
@@ -4861,48 +4804,6 @@
 </file>
 
 <file path=word/footer22.xml><?xml version="1.0" encoding="utf-8"?>
-<w:ftr xmlns:m="http://schemas.openxmlformats.org/officeDocument/2006/math" xmlns:mc="http://schemas.openxmlformats.org/markup-compatibility/2006" xmlns:mo="http://schemas.microsoft.com/office/mac/office/2008/main" xmlns:mv="urn:schemas-microsoft-com:mac:vml" xmlns:o="urn:schemas-microsoft-com:office:office" xmlns:r="http://schemas.openxmlformats.org/officeDocument/2006/relationships" xmlns:v="urn:schemas-microsoft-com:vml" xmlns:w10="urn:schemas-microsoft-com:office:word" xmlns:w14="http://schemas.microsoft.com/office/word/2010/wordml" xmlns:w="http://schemas.openxmlformats.org/wordprocessingml/2006/main" xmlns:wne="http://schemas.microsoft.com/office/word/2006/wordml" xmlns:wp14="http://schemas.microsoft.com/office/word/2010/wordprocessingDrawing" xmlns:wp="http://schemas.openxmlformats.org/drawingml/2006/wordprocessingDrawing" xmlns:wpc="http://schemas.microsoft.com/office/word/2010/wordprocessingCanvas" xmlns:wpg="http://schemas.microsoft.com/office/word/2010/wordprocessingGroup" xmlns:wpi="http://schemas.microsoft.com/office/word/2010/wordprocessingInk" xmlns:wps="http://schemas.microsoft.com/office/word/2010/wordprocessingShape" mc:Ignorable="w14 wp14">
-  <w:p>
-    <w:pPr>
-      <w:pStyle w:val="Footer"/>
-      <w:jc w:val="center"/>
-    </w:pPr>
-    <w:r>
-      <w:rPr>
-        <w:rFonts w:ascii="Times New Roman" w:hAnsi="Times New Roman"/>
-        <w:sz w:val="24"/>
-      </w:rPr>
-      <w:fldChar w:fldCharType="begin"/>
-      <w:instrText xml:space="preserve"> PAGE </w:instrText>
-      <w:fldChar w:fldCharType="separate"/>
-      <w:fldChar w:fldCharType="end"/>
-    </w:r>
-  </w:p>
-</w:ftr>
-</file>
-
-<file path=word/footer23.xml><?xml version="1.0" encoding="utf-8"?>
-<w:ftr xmlns:m="http://schemas.openxmlformats.org/officeDocument/2006/math" xmlns:mc="http://schemas.openxmlformats.org/markup-compatibility/2006" xmlns:mo="http://schemas.microsoft.com/office/mac/office/2008/main" xmlns:mv="urn:schemas-microsoft-com:mac:vml" xmlns:o="urn:schemas-microsoft-com:office:office" xmlns:r="http://schemas.openxmlformats.org/officeDocument/2006/relationships" xmlns:v="urn:schemas-microsoft-com:vml" xmlns:w10="urn:schemas-microsoft-com:office:word" xmlns:w14="http://schemas.microsoft.com/office/word/2010/wordml" xmlns:w="http://schemas.openxmlformats.org/wordprocessingml/2006/main" xmlns:wne="http://schemas.microsoft.com/office/word/2006/wordml" xmlns:wp14="http://schemas.microsoft.com/office/word/2010/wordprocessingDrawing" xmlns:wp="http://schemas.openxmlformats.org/drawingml/2006/wordprocessingDrawing" xmlns:wpc="http://schemas.microsoft.com/office/word/2010/wordprocessingCanvas" xmlns:wpg="http://schemas.microsoft.com/office/word/2010/wordprocessingGroup" xmlns:wpi="http://schemas.microsoft.com/office/word/2010/wordprocessingInk" xmlns:wps="http://schemas.microsoft.com/office/word/2010/wordprocessingShape" mc:Ignorable="w14 wp14">
-  <w:p>
-    <w:pPr>
-      <w:pStyle w:val="Footer"/>
-      <w:jc w:val="center"/>
-    </w:pPr>
-    <w:r>
-      <w:rPr>
-        <w:rFonts w:ascii="Times New Roman" w:hAnsi="Times New Roman"/>
-        <w:sz w:val="24"/>
-      </w:rPr>
-      <w:fldChar w:fldCharType="begin"/>
-      <w:instrText xml:space="preserve"> PAGE </w:instrText>
-      <w:fldChar w:fldCharType="separate"/>
-      <w:fldChar w:fldCharType="end"/>
-    </w:r>
-  </w:p>
-</w:ftr>
-</file>
-
-<file path=word/footer24.xml><?xml version="1.0" encoding="utf-8"?>
 <w:ftr xmlns:m="http://schemas.openxmlformats.org/officeDocument/2006/math" xmlns:mc="http://schemas.openxmlformats.org/markup-compatibility/2006" xmlns:mo="http://schemas.microsoft.com/office/mac/office/2008/main" xmlns:mv="urn:schemas-microsoft-com:mac:vml" xmlns:o="urn:schemas-microsoft-com:office:office" xmlns:r="http://schemas.openxmlformats.org/officeDocument/2006/relationships" xmlns:v="urn:schemas-microsoft-com:vml" xmlns:w10="urn:schemas-microsoft-com:office:word" xmlns:w14="http://schemas.microsoft.com/office/word/2010/wordml" xmlns:w="http://schemas.openxmlformats.org/wordprocessingml/2006/main" xmlns:wne="http://schemas.microsoft.com/office/word/2006/wordml" xmlns:wp14="http://schemas.microsoft.com/office/word/2010/wordprocessingDrawing" xmlns:wp="http://schemas.openxmlformats.org/drawingml/2006/wordprocessingDrawing" xmlns:wpc="http://schemas.microsoft.com/office/word/2010/wordprocessingCanvas" xmlns:wpg="http://schemas.microsoft.com/office/word/2010/wordprocessingGroup" xmlns:wpi="http://schemas.microsoft.com/office/word/2010/wordprocessingInk" xmlns:wps="http://schemas.microsoft.com/office/word/2010/wordprocessingShape" mc:Ignorable="w14 wp14">
   <w:p>
     <w:pPr>

--- a/keidy/reportes/Informe_Pasantia_IUTECP_BORRADOR1.docx
+++ b/keidy/reportes/Informe_Pasantia_IUTECP_BORRADOR1.docx
@@ -154,15 +154,17 @@
     <w:p>
       <w:pPr>
         <w:sectPr>
-          <w:footerReference w:type="default" r:id="rId12"/>
+          <w:footerReference w:type="default" r:id="rId22"/>
           <w:pgSz w:w="12240" w:h="15840"/>
           <w:pgMar w:top="1701" w:right="1701" w:bottom="1701" w:left="2268" w:header="720" w:footer="720" w:gutter="0"/>
           <w:cols w:space="720"/>
           <w:docGrid w:linePitch="360"/>
+          <w:pgNumType w:fmt="lowerRoman" w:start="1"/>
         </w:sectPr>
       </w:pPr>
     </w:p>
     <w:p>
+      <w:bookmarkStart w:id="0" w:name="bm_contraportada"/>
       <w:pPr>
         <w:spacing w:line="240" w:lineRule="auto" w:before="0" w:after="0"/>
         <w:jc w:val="center"/>
@@ -211,6 +213,7 @@
         </w:rPr>
         <w:t>EL TIGRE, ESTADO ANZOÁTEGUI</w:t>
       </w:r>
+      <w:bookmarkEnd w:id="0"/>
     </w:p>
     <w:p>
       <w:pPr>
@@ -324,7 +327,7 @@
                 <w:b/>
                 <w:sz w:val="24"/>
               </w:rPr>
-              <w:t>Dra. Álvarez, Carmen</w:t>
+              <w:t>Dra. Carmen J. Álvarez</w:t>
               <w:br/>
             </w:r>
             <w:r>
@@ -393,12 +396,12 @@
     <w:p>
       <w:pPr>
         <w:sectPr>
-          <w:footerReference w:type="default" r:id="rId13"/>
+          <w:footerReference w:type="default" r:id="rId23"/>
           <w:pgSz w:w="12240" w:h="15840"/>
           <w:pgMar w:top="1701" w:right="1701" w:bottom="1701" w:left="2268" w:header="720" w:footer="720" w:gutter="0"/>
           <w:cols w:space="720"/>
-          <w:titlePg/>
           <w:docGrid w:linePitch="360"/>
+          <w:pgNumType w:fmt="lowerRoman"/>
         </w:sectPr>
       </w:pPr>
     </w:p>
@@ -474,7 +477,7 @@
     </w:p>
     <w:p/>
     <w:p>
-      <w:bookmarkStart w:id="bm_aprob_ind" w:name="bm_aprob_ind"/>
+      <w:bookmarkStart w:id="1" w:name="bm_aprob_ind"/>
       <w:pPr>
         <w:spacing w:before="480" w:after="480"/>
         <w:jc w:val="center"/>
@@ -487,35 +490,84 @@
         </w:rPr>
         <w:t>APROBACIÓN DEL TUTOR INDUSTRIAL</w:t>
       </w:r>
-      <w:bookmarkEnd w:id="bm_aprob_ind"/>
+      <w:bookmarkEnd w:id="1"/>
     </w:p>
     <w:p>
       <w:pPr>
         <w:spacing w:line="360" w:lineRule="auto"/>
         <w:ind w:firstLine="0"/>
         <w:jc w:val="both"/>
+      </w:pPr>
+      <w:r>
+        <w:rPr>
+          <w:rFonts w:ascii="Times New Roman" w:hAnsi="Times New Roman"/>
+          <w:b w:val="0"/>
+          <w:sz w:val="24"/>
+        </w:rPr>
+        <w:t xml:space="preserve">En mi carácter de tutor industrial del informe de pasantías presentado por: </w:t>
+      </w:r>
+      <w:r>
+        <w:rPr>
+          <w:rFonts w:ascii="Times New Roman" w:hAnsi="Times New Roman"/>
+          <w:b/>
+          <w:sz w:val="24"/>
+        </w:rPr>
+        <w:t>GUZMÁN, KEIDY</w:t>
+      </w:r>
+      <w:r>
+        <w:rPr>
+          <w:rFonts w:ascii="Times New Roman" w:hAnsi="Times New Roman"/>
+          <w:b w:val="0"/>
+          <w:sz w:val="24"/>
+        </w:rPr>
+        <w:t>, de Cédula de Identidad V-28.706.352; para optar al grado de Técnico Superior Universitario en la especialidad de: Administración, cuyo título es; “</w:t>
+      </w:r>
+      <w:r>
+        <w:rPr>
+          <w:rFonts w:ascii="Times New Roman" w:hAnsi="Times New Roman"/>
+          <w:b/>
+          <w:sz w:val="24"/>
+        </w:rPr>
+        <w:t>PROPUESTA DE SIMPLIFICACIÓN ADMINISTRATIVA DE LA PROCURA EN LUBRICANTES Y EQUIPOS VARYNA, C.A.</w:t>
+      </w:r>
+      <w:r>
+        <w:rPr>
+          <w:rFonts w:ascii="Times New Roman" w:hAnsi="Times New Roman"/>
+          <w:b w:val="0"/>
+          <w:sz w:val="24"/>
+        </w:rPr>
+        <w:t xml:space="preserve">”, manifiesto que cumple con los requisitos exigidos por el </w:t>
+      </w:r>
+      <w:r>
+        <w:rPr>
+          <w:rFonts w:ascii="Times New Roman" w:hAnsi="Times New Roman"/>
+          <w:b/>
+          <w:sz w:val="24"/>
+        </w:rPr>
+        <w:t>INSTITUTO UNIVERSITARIO DE TECNOLOGÍA “ELÍAS CALIXTO POMPA” (IUTECP)</w:t>
+      </w:r>
+      <w:r>
+        <w:rPr>
+          <w:rFonts w:ascii="Times New Roman" w:hAnsi="Times New Roman"/>
+          <w:b w:val="0"/>
+          <w:sz w:val="24"/>
+        </w:rPr>
+        <w:t>; y que, por lo tanto, considero que reúne los méritos suficientes para ser evaluado por el jurado que se decida designar a tal fin.</w:t>
+      </w:r>
+    </w:p>
+    <w:p/>
+    <w:p/>
+    <w:p>
+      <w:pPr>
+        <w:spacing w:line="360" w:lineRule="auto"/>
+        <w:jc w:val="left"/>
       </w:pPr>
       <w:r>
         <w:rPr>
           <w:rFonts w:ascii="Times New Roman" w:hAnsi="Times New Roman"/>
           <w:sz w:val="24"/>
         </w:rPr>
-        <w:t>En mi carácter de tutor industrial del informe de pasantías presentado por: Guzmán, Keidy, de Cédula de Identidad V-28.706.352; para optar al grado de Técnico Superior Universitario en la especialidad de: Administración, cuyo título es; “PROPUESTA DE SIMPLIFICACIÓN ADMINISTRATIVA DE LA PROCURA EN LUBRICANTES Y EQUIPOS VARYNA, C.A.”, manifiesto que cumple con los requisitos exigidos por el Instituto Universitario de Tecnología “Elías Calixto Pompa” (IUTECP); y que, por lo tanto, considero que reúne los méritos suficientes para ser evaluado por el jurado que se decida designar a tal fin.</w:t>
-      </w:r>
-    </w:p>
-    <w:p/>
-    <w:p/>
-    <w:p>
-      <w:pPr>
-        <w:spacing w:line="360" w:lineRule="auto"/>
-        <w:jc w:val="left"/>
-      </w:pPr>
-      <w:r>
-        <w:rPr>
-          <w:rFonts w:ascii="Times New Roman" w:hAnsi="Times New Roman"/>
-          <w:sz w:val="24"/>
-        </w:rPr>
-        <w:t>En la Ciudad de El Tigre, a los ___ días del mes de _______ de 2026</w:t>
+        <w:t>En la Ciudad de El Tigre, a los 14 días del mes de agosto de 2026</w:t>
       </w:r>
     </w:p>
     <w:p/>
@@ -524,11 +576,38 @@
         <w:jc w:val="center"/>
       </w:pPr>
       <w:r>
-        <w:rPr>
-          <w:rFonts w:ascii="Times New Roman" w:hAnsi="Times New Roman"/>
-          <w:sz w:val="24"/>
-        </w:rPr>
-        <w:t>___________________________________</w:t>
+        <w:drawing>
+          <wp:inline xmlns:a="http://schemas.openxmlformats.org/drawingml/2006/main" xmlns:pic="http://schemas.openxmlformats.org/drawingml/2006/picture">
+            <wp:extent cx="1440000" cy="853254"/>
+            <wp:docPr id="2" name="Picture 2"/>
+            <wp:cNvGraphicFramePr>
+              <a:graphicFrameLocks noChangeAspect="1"/>
+            </wp:cNvGraphicFramePr>
+            <a:graphic>
+              <a:graphicData uri="http://schemas.openxmlformats.org/drawingml/2006/picture">
+                <pic:pic>
+                  <pic:nvPicPr>
+                    <pic:cNvPr id="0" name="firma_tutor_keidy.png"/>
+                    <pic:cNvPicPr/>
+                  </pic:nvPicPr>
+                  <pic:blipFill>
+                    <a:blip r:embed="rId10"/>
+                    <a:stretch>
+                      <a:fillRect/>
+                    </a:stretch>
+                  </pic:blipFill>
+                  <pic:spPr>
+                    <a:xfrm>
+                      <a:off x="0" y="0"/>
+                      <a:ext cx="1440000" cy="853254"/>
+                    </a:xfrm>
+                    <a:prstGeom prst="rect"/>
+                  </pic:spPr>
+                </pic:pic>
+              </a:graphicData>
+            </a:graphic>
+          </wp:inline>
+        </w:drawing>
       </w:r>
     </w:p>
     <w:p/>
@@ -562,12 +641,12 @@
     <w:p>
       <w:pPr>
         <w:sectPr>
-          <w:footerReference w:type="default" r:id="rId14"/>
+          <w:footerReference w:type="default" r:id="rId24"/>
           <w:pgSz w:w="12240" w:h="15840"/>
           <w:pgMar w:top="1701" w:right="1701" w:bottom="1701" w:left="2268" w:header="720" w:footer="720" w:gutter="0"/>
           <w:cols w:space="720"/>
-          <w:titlePg/>
           <w:docGrid w:linePitch="360"/>
+          <w:pgNumType w:fmt="lowerRoman"/>
         </w:sectPr>
       </w:pPr>
     </w:p>
@@ -643,7 +722,7 @@
     </w:p>
     <w:p/>
     <w:p>
-      <w:bookmarkStart w:id="bm_aprob_acad" w:name="bm_aprob_acad"/>
+      <w:bookmarkStart w:id="2" w:name="bm_aprob_acad"/>
       <w:pPr>
         <w:spacing w:before="480" w:after="480"/>
         <w:jc w:val="center"/>
@@ -656,7 +735,7 @@
         </w:rPr>
         <w:t>APROBACIÓN DEL TUTOR ACADÉMICO</w:t>
       </w:r>
-      <w:bookmarkEnd w:id="bm_aprob_acad"/>
+      <w:bookmarkEnd w:id="2"/>
     </w:p>
     <w:p>
       <w:pPr>
@@ -667,9 +746,58 @@
       <w:r>
         <w:rPr>
           <w:rFonts w:ascii="Times New Roman" w:hAnsi="Times New Roman"/>
+          <w:b w:val="0"/>
           <w:sz w:val="24"/>
         </w:rPr>
-        <w:t>En mi carácter de tutor académico del informe de pasantías presentado por: Guzmán, Keidy, de Cédula de Identidad V-28.706.352; para optar al grado de Técnico Superior Universitario en la especialidad de: Administración, cuyo título es; “PROPUESTA DE SIMPLIFICACIÓN ADMINISTRATIVA DE LA PROCURA EN LUBRICANTES Y EQUIPOS VARYNA, C.A.”, manifiesto que cumple con los requisitos exigidos por el Instituto Universitario de Tecnología “Elías Calixto Pompa” (IUTECP); y que, por lo tanto, considero que reúne los méritos suficientes para ser evaluado por el jurado que se decida designar a tal fin.</w:t>
+        <w:t xml:space="preserve">En mi carácter de tutor académico del informe de pasantías presentado por: </w:t>
+      </w:r>
+      <w:r>
+        <w:rPr>
+          <w:rFonts w:ascii="Times New Roman" w:hAnsi="Times New Roman"/>
+          <w:b/>
+          <w:sz w:val="24"/>
+        </w:rPr>
+        <w:t>GUZMÁN, KEIDY</w:t>
+      </w:r>
+      <w:r>
+        <w:rPr>
+          <w:rFonts w:ascii="Times New Roman" w:hAnsi="Times New Roman"/>
+          <w:b w:val="0"/>
+          <w:sz w:val="24"/>
+        </w:rPr>
+        <w:t>, de Cédula de Identidad V-28.706.352; para optar al grado de Técnico Superior Universitario en la especialidad de: Administración, cuyo título es; “</w:t>
+      </w:r>
+      <w:r>
+        <w:rPr>
+          <w:rFonts w:ascii="Times New Roman" w:hAnsi="Times New Roman"/>
+          <w:b/>
+          <w:sz w:val="24"/>
+        </w:rPr>
+        <w:t>PROPUESTA DE SIMPLIFICACIÓN ADMINISTRATIVA DE LA PROCURA EN LUBRICANTES Y EQUIPOS VARYNA, C.A.</w:t>
+      </w:r>
+      <w:r>
+        <w:rPr>
+          <w:rFonts w:ascii="Times New Roman" w:hAnsi="Times New Roman"/>
+          <w:b w:val="0"/>
+          <w:sz w:val="24"/>
+        </w:rPr>
+        <w:t xml:space="preserve">”, manifiesto que cumple con los requisitos exigidos por el </w:t>
+      </w:r>
+      <w:r>
+        <w:rPr>
+          <w:rFonts w:ascii="Times New Roman" w:hAnsi="Times New Roman"/>
+          <w:b/>
+          <w:sz w:val="24"/>
+        </w:rPr>
+        <w:t>INSTITUTO UNIVERSITARIO DE TECNOLOGÍA “ELÍAS CALIXTO POMPA” (IUTECP)</w:t>
+      </w:r>
+      <w:r>
+        <w:rPr>
+          <w:rFonts w:ascii="Times New Roman" w:hAnsi="Times New Roman"/>
+          <w:b w:val="0"/>
+          <w:sz w:val="24"/>
+        </w:rPr>
+        <w:t>; y que, por lo tanto, considero que reúne los méritos suficientes para ser evaluado por el jurado que se decida designar a tal fin.</w:t>
       </w:r>
     </w:p>
     <w:p/>
@@ -693,11 +821,38 @@
         <w:jc w:val="center"/>
       </w:pPr>
       <w:r>
-        <w:rPr>
-          <w:rFonts w:ascii="Times New Roman" w:hAnsi="Times New Roman"/>
-          <w:sz w:val="24"/>
-        </w:rPr>
-        <w:t>___________________________________</w:t>
+        <w:drawing>
+          <wp:inline xmlns:a="http://schemas.openxmlformats.org/drawingml/2006/main" xmlns:pic="http://schemas.openxmlformats.org/drawingml/2006/picture">
+            <wp:extent cx="1440000" cy="1077989"/>
+            <wp:docPr id="3" name="Picture 3"/>
+            <wp:cNvGraphicFramePr>
+              <a:graphicFrameLocks noChangeAspect="1"/>
+            </wp:cNvGraphicFramePr>
+            <a:graphic>
+              <a:graphicData uri="http://schemas.openxmlformats.org/drawingml/2006/picture">
+                <pic:pic>
+                  <pic:nvPicPr>
+                    <pic:cNvPr id="0" name="firma_tutor_academico.png"/>
+                    <pic:cNvPicPr/>
+                  </pic:nvPicPr>
+                  <pic:blipFill>
+                    <a:blip r:embed="rId11"/>
+                    <a:stretch>
+                      <a:fillRect/>
+                    </a:stretch>
+                  </pic:blipFill>
+                  <pic:spPr>
+                    <a:xfrm>
+                      <a:off x="0" y="0"/>
+                      <a:ext cx="1440000" cy="1077989"/>
+                    </a:xfrm>
+                    <a:prstGeom prst="rect"/>
+                  </pic:spPr>
+                </pic:pic>
+              </a:graphicData>
+            </a:graphic>
+          </wp:inline>
+        </w:drawing>
       </w:r>
     </w:p>
     <w:p/>
@@ -712,7 +867,7 @@
           <w:b/>
           <w:sz w:val="24"/>
         </w:rPr>
-        <w:t>Dra. Álvarez, Carmen</w:t>
+        <w:t>Dra. Carmen J. Álvarez</w:t>
       </w:r>
     </w:p>
     <w:p>
@@ -731,17 +886,113 @@
     <w:p>
       <w:pPr>
         <w:sectPr>
-          <w:footerReference w:type="default" r:id="rId15"/>
+          <w:footerReference w:type="default" r:id="rId25"/>
           <w:pgSz w:w="12240" w:h="15840"/>
           <w:pgMar w:top="1701" w:right="1701" w:bottom="1701" w:left="2268" w:header="720" w:footer="720" w:gutter="0"/>
           <w:cols w:space="720"/>
-          <w:titlePg/>
           <w:docGrid w:linePitch="360"/>
+          <w:pgNumType w:fmt="lowerRoman"/>
         </w:sectPr>
       </w:pPr>
     </w:p>
     <w:p>
-      <w:pPr>
+      <w:bookmarkStart w:id="3" w:name="bm_agradecimientos"/>
+      <w:pPr>
+        <w:pStyle w:val="IUTECPPreliminar"/>
+        <w:keepNext/>
+        <w:keepLines/>
+        <w:spacing w:before="1140" w:after="480"/>
+        <w:jc w:val="center"/>
+      </w:pPr>
+      <w:r>
+        <w:rPr>
+          <w:rFonts w:ascii="Times New Roman" w:hAnsi="Times New Roman"/>
+          <w:b/>
+          <w:sz w:val="24"/>
+        </w:rPr>
+        <w:t>AGRADECIMIENTOS</w:t>
+      </w:r>
+      <w:bookmarkEnd w:id="3"/>
+    </w:p>
+    <w:p>
+      <w:pPr>
+        <w:spacing w:line="360" w:lineRule="auto" w:after="0" w:before="0"/>
+        <w:ind w:firstLine="709"/>
+        <w:jc w:val="both"/>
+      </w:pPr>
+      <w:r>
+        <w:rPr>
+          <w:rFonts w:ascii="Times New Roman" w:hAnsi="Times New Roman"/>
+          <w:i w:val="0"/>
+          <w:sz w:val="24"/>
+        </w:rPr>
+        <w:t>Agradezco al Instituto Universitario de Tecnología "Elías Calixto Pompa" (IUTECP) por los conocimientos y orientaciones brindados durante mi formación; a Lubricantes y Equipos Varyna, C.A., por permitirme realizar las pasantías profesionales en su Departamento Administrativo y conocer de manera directa sus procesos de procura; a mi tutora académica, Dra. Carmen J. Álvarez, y a mi tutora industrial, Martina Rondón, por sus observaciones, acompañamiento y disposición durante el desarrollo del informe; y a todas las personas que colaboraron conmigo durante este período, por su apoyo y por los aprendizajes compartidos.</w:t>
+      </w:r>
+    </w:p>
+    <w:p>
+      <w:pPr>
+        <w:sectPr>
+          <w:footerReference w:type="default" r:id="rId26"/>
+          <w:pgSz w:w="12240" w:h="15840"/>
+          <w:pgMar w:top="1701" w:right="1701" w:bottom="1701" w:left="2268" w:header="720" w:footer="720" w:gutter="0"/>
+          <w:cols w:space="720"/>
+          <w:docGrid w:linePitch="360"/>
+          <w:pgNumType w:fmt="lowerRoman"/>
+        </w:sectPr>
+      </w:pPr>
+    </w:p>
+    <w:p>
+      <w:bookmarkStart w:id="4" w:name="bm_dedicatoria"/>
+      <w:pPr>
+        <w:pStyle w:val="IUTECPPreliminar"/>
+        <w:keepNext/>
+        <w:keepLines/>
+        <w:spacing w:before="1140" w:after="480"/>
+        <w:jc w:val="center"/>
+      </w:pPr>
+      <w:r>
+        <w:rPr>
+          <w:rFonts w:ascii="Times New Roman" w:hAnsi="Times New Roman"/>
+          <w:b/>
+          <w:sz w:val="24"/>
+        </w:rPr>
+        <w:t>DEDICATORIA</w:t>
+      </w:r>
+      <w:bookmarkEnd w:id="4"/>
+    </w:p>
+    <w:p>
+      <w:pPr>
+        <w:spacing w:line="360" w:lineRule="auto" w:after="0" w:before="0"/>
+        <w:ind w:firstLine="709"/>
+        <w:jc w:val="both"/>
+      </w:pPr>
+      <w:r>
+        <w:rPr>
+          <w:rFonts w:ascii="Times New Roman" w:hAnsi="Times New Roman"/>
+          <w:i w:val="0"/>
+          <w:sz w:val="24"/>
+        </w:rPr>
+        <w:t>A mi familia, por acompañarme con paciencia, apoyo y motivación durante mi formación académica y en cada etapa de estas pasantías. Dedico especialmente este logro a quienes han confiado en mí y me han impulsado a continuar creciendo personal y profesionalmente.</w:t>
+      </w:r>
+    </w:p>
+    <w:p>
+      <w:pPr>
+        <w:sectPr>
+          <w:footerReference w:type="default" r:id="rId27"/>
+          <w:pgSz w:w="12240" w:h="15840"/>
+          <w:pgMar w:top="1701" w:right="1701" w:bottom="1701" w:left="2268" w:header="720" w:footer="720" w:gutter="0"/>
+          <w:cols w:space="720"/>
+          <w:docGrid w:linePitch="360"/>
+          <w:pgNumType w:fmt="lowerRoman"/>
+        </w:sectPr>
+      </w:pPr>
+    </w:p>
+    <w:p>
+      <w:bookmarkStart w:id="5" w:name="bm_indice"/>
+      <w:pPr>
+        <w:pStyle w:val="IUTECPPreliminar"/>
+        <w:keepNext/>
+        <w:keepLines/>
         <w:spacing w:before="1140" w:after="480"/>
         <w:jc w:val="center"/>
       </w:pPr>
@@ -753,18 +1004,7 @@
         </w:rPr>
         <w:t>ÍNDICE DE CONTENIDO</w:t>
       </w:r>
-    </w:p>
-    <w:p>
-      <w:pPr>
-        <w:sectPr>
-          <w:footerReference w:type="default" r:id="rId16"/>
-          <w:pgSz w:w="12240" w:h="15840"/>
-          <w:pgMar w:top="1701" w:right="1701" w:bottom="1701" w:left="2268" w:header="720" w:footer="720" w:gutter="0"/>
-          <w:cols w:space="720"/>
-          <w:titlePg/>
-          <w:docGrid w:linePitch="360"/>
-        </w:sectPr>
-      </w:pPr>
+      <w:bookmarkEnd w:id="5"/>
     </w:p>
     <w:p>
       <w:pPr>
@@ -782,6 +1022,34 @@
     </w:p>
     <w:p>
       <w:pPr>
+        <w:keepLines/>
+        <w:tabs>
+          <w:tab w:pos="8271" w:val="right" w:leader="dot"/>
+        </w:tabs>
+        <w:spacing w:line="360" w:lineRule="auto" w:before="0" w:after="80"/>
+        <w:ind w:left="0"/>
+      </w:pPr>
+      <w:r>
+        <w:rPr>
+          <w:rFonts w:ascii="Times New Roman" w:hAnsi="Times New Roman"/>
+          <w:b w:val="0"/>
+          <w:sz w:val="24"/>
+        </w:rPr>
+        <w:t>CONTRAPORTADA</w:t>
+        <w:tab/>
+      </w:r>
+      <w:r>
+        <w:rPr>
+          <w:rFonts w:ascii="Times New Roman" w:hAnsi="Times New Roman"/>
+          <w:b w:val="0"/>
+          <w:sz w:val="24"/>
+        </w:rPr>
+        <w:t>ii</w:t>
+      </w:r>
+    </w:p>
+    <w:p>
+      <w:pPr>
+        <w:keepLines/>
         <w:tabs>
           <w:tab w:pos="8271" w:val="right" w:leader="dot"/>
         </w:tabs>
@@ -803,15 +1071,12 @@
           <w:b w:val="0"/>
           <w:sz w:val="24"/>
         </w:rPr>
-        <w:fldChar w:fldCharType="begin"/>
-        <w:instrText xml:space="preserve"> PAGEREF bm_aprob_ind \h </w:instrText>
-        <w:fldChar w:fldCharType="separate"/>
-        <w:t>?</w:t>
-        <w:fldChar w:fldCharType="end"/>
+        <w:t>iii</w:t>
       </w:r>
     </w:p>
     <w:p>
       <w:pPr>
+        <w:keepLines/>
         <w:tabs>
           <w:tab w:pos="8271" w:val="right" w:leader="dot"/>
         </w:tabs>
@@ -833,15 +1098,66 @@
           <w:b w:val="0"/>
           <w:sz w:val="24"/>
         </w:rPr>
-        <w:fldChar w:fldCharType="begin"/>
-        <w:instrText xml:space="preserve"> PAGEREF bm_aprob_acad \h </w:instrText>
-        <w:fldChar w:fldCharType="separate"/>
-        <w:t>?</w:t>
-        <w:fldChar w:fldCharType="end"/>
+        <w:t>iv</w:t>
       </w:r>
     </w:p>
     <w:p>
       <w:pPr>
+        <w:keepLines/>
+        <w:tabs>
+          <w:tab w:pos="8271" w:val="right" w:leader="dot"/>
+        </w:tabs>
+        <w:spacing w:line="360" w:lineRule="auto" w:before="0" w:after="80"/>
+        <w:ind w:left="0"/>
+      </w:pPr>
+      <w:r>
+        <w:rPr>
+          <w:rFonts w:ascii="Times New Roman" w:hAnsi="Times New Roman"/>
+          <w:b w:val="0"/>
+          <w:sz w:val="24"/>
+        </w:rPr>
+        <w:t>AGRADECIMIENTOS</w:t>
+        <w:tab/>
+      </w:r>
+      <w:r>
+        <w:rPr>
+          <w:rFonts w:ascii="Times New Roman" w:hAnsi="Times New Roman"/>
+          <w:b w:val="0"/>
+          <w:sz w:val="24"/>
+        </w:rPr>
+        <w:t>v</w:t>
+      </w:r>
+    </w:p>
+    <w:p>
+      <w:pPr>
+        <w:keepLines/>
+        <w:tabs>
+          <w:tab w:pos="8271" w:val="right" w:leader="dot"/>
+        </w:tabs>
+        <w:spacing w:line="360" w:lineRule="auto" w:before="0" w:after="80"/>
+        <w:ind w:left="0"/>
+      </w:pPr>
+      <w:r>
+        <w:rPr>
+          <w:rFonts w:ascii="Times New Roman" w:hAnsi="Times New Roman"/>
+          <w:b w:val="0"/>
+          <w:sz w:val="24"/>
+        </w:rPr>
+        <w:t>DEDICATORIA</w:t>
+        <w:tab/>
+      </w:r>
+      <w:r>
+        <w:rPr>
+          <w:rFonts w:ascii="Times New Roman" w:hAnsi="Times New Roman"/>
+          <w:b w:val="0"/>
+          <w:sz w:val="24"/>
+        </w:rPr>
+        <w:t>vi</w:t>
+      </w:r>
+    </w:p>
+    <w:p>
+      <w:pPr>
+        <w:keepLines/>
         <w:tabs>
           <w:tab w:pos="8271" w:val="right" w:leader="dot"/>
         </w:tabs>
@@ -863,15 +1179,12 @@
           <w:b w:val="0"/>
           <w:sz w:val="24"/>
         </w:rPr>
-        <w:fldChar w:fldCharType="begin"/>
-        <w:instrText xml:space="preserve"> PAGEREF bm_lista_cuadros \h </w:instrText>
-        <w:fldChar w:fldCharType="separate"/>
-        <w:t>?</w:t>
-        <w:fldChar w:fldCharType="end"/>
+        <w:t>viii</w:t>
       </w:r>
     </w:p>
     <w:p>
       <w:pPr>
+        <w:keepLines/>
         <w:tabs>
           <w:tab w:pos="8271" w:val="right" w:leader="dot"/>
         </w:tabs>
@@ -893,15 +1206,12 @@
           <w:b w:val="0"/>
           <w:sz w:val="24"/>
         </w:rPr>
-        <w:fldChar w:fldCharType="begin"/>
-        <w:instrText xml:space="preserve"> PAGEREF bm_lista_graficos \h </w:instrText>
-        <w:fldChar w:fldCharType="separate"/>
-        <w:t>?</w:t>
-        <w:fldChar w:fldCharType="end"/>
+        <w:t>ix</w:t>
       </w:r>
     </w:p>
     <w:p>
       <w:pPr>
+        <w:keepLines/>
         <w:tabs>
           <w:tab w:pos="8271" w:val="right" w:leader="dot"/>
         </w:tabs>
@@ -923,15 +1233,12 @@
           <w:b w:val="0"/>
           <w:sz w:val="24"/>
         </w:rPr>
-        <w:fldChar w:fldCharType="begin"/>
-        <w:instrText xml:space="preserve"> PAGEREF bm_lista_anexos \h </w:instrText>
-        <w:fldChar w:fldCharType="separate"/>
-        <w:t>?</w:t>
-        <w:fldChar w:fldCharType="end"/>
+        <w:t>x</w:t>
       </w:r>
     </w:p>
     <w:p>
       <w:pPr>
+        <w:keepLines/>
         <w:tabs>
           <w:tab w:pos="8271" w:val="right" w:leader="dot"/>
         </w:tabs>
@@ -953,15 +1260,12 @@
           <w:b w:val="0"/>
           <w:sz w:val="24"/>
         </w:rPr>
-        <w:fldChar w:fldCharType="begin"/>
-        <w:instrText xml:space="preserve"> PAGEREF bm_resumen \h </w:instrText>
-        <w:fldChar w:fldCharType="separate"/>
-        <w:t>?</w:t>
-        <w:fldChar w:fldCharType="end"/>
+        <w:t>xi</w:t>
       </w:r>
     </w:p>
     <w:p>
       <w:pPr>
+        <w:keepLines/>
         <w:tabs>
           <w:tab w:pos="8271" w:val="right" w:leader="dot"/>
         </w:tabs>
@@ -992,6 +1296,8 @@
     </w:p>
     <w:p>
       <w:pPr>
+        <w:keepNext/>
+        <w:keepLines/>
         <w:spacing w:before="240" w:after="120"/>
       </w:pPr>
       <w:r>
@@ -1003,6 +1309,7 @@
     </w:p>
     <w:p>
       <w:pPr>
+        <w:keepLines/>
         <w:tabs>
           <w:tab w:pos="8271" w:val="right" w:leader="dot"/>
         </w:tabs>
@@ -1033,6 +1340,7 @@
     </w:p>
     <w:p>
       <w:pPr>
+        <w:keepLines/>
         <w:tabs>
           <w:tab w:pos="8271" w:val="right" w:leader="dot"/>
         </w:tabs>
@@ -1063,6 +1371,7 @@
     </w:p>
     <w:p>
       <w:pPr>
+        <w:keepLines/>
         <w:tabs>
           <w:tab w:pos="8271" w:val="right" w:leader="dot"/>
         </w:tabs>
@@ -1093,6 +1402,7 @@
     </w:p>
     <w:p>
       <w:pPr>
+        <w:keepLines/>
         <w:tabs>
           <w:tab w:pos="8271" w:val="right" w:leader="dot"/>
         </w:tabs>
@@ -1123,6 +1433,7 @@
     </w:p>
     <w:p>
       <w:pPr>
+        <w:keepLines/>
         <w:tabs>
           <w:tab w:pos="8271" w:val="right" w:leader="dot"/>
         </w:tabs>
@@ -1153,6 +1464,7 @@
     </w:p>
     <w:p>
       <w:pPr>
+        <w:keepLines/>
         <w:tabs>
           <w:tab w:pos="8271" w:val="right" w:leader="dot"/>
         </w:tabs>
@@ -1183,6 +1495,7 @@
     </w:p>
     <w:p>
       <w:pPr>
+        <w:keepLines/>
         <w:tabs>
           <w:tab w:pos="8271" w:val="right" w:leader="dot"/>
         </w:tabs>
@@ -1213,6 +1526,7 @@
     </w:p>
     <w:p>
       <w:pPr>
+        <w:keepLines/>
         <w:tabs>
           <w:tab w:pos="8271" w:val="right" w:leader="dot"/>
         </w:tabs>
@@ -1243,6 +1557,7 @@
     </w:p>
     <w:p>
       <w:pPr>
+        <w:keepLines/>
         <w:tabs>
           <w:tab w:pos="8271" w:val="right" w:leader="dot"/>
         </w:tabs>
@@ -1273,6 +1588,7 @@
     </w:p>
     <w:p>
       <w:pPr>
+        <w:keepLines/>
         <w:tabs>
           <w:tab w:pos="8271" w:val="right" w:leader="dot"/>
         </w:tabs>
@@ -1285,7 +1601,7 @@
           <w:b w:val="0"/>
           <w:sz w:val="24"/>
         </w:rPr>
-        <w:t>Estructura organizacional de la empresa (organigrama)</w:t>
+        <w:t>Estructura organizativa de la empresa (Organigrama)</w:t>
         <w:tab/>
       </w:r>
       <w:r>
@@ -1303,6 +1619,38 @@
     </w:p>
     <w:p>
       <w:pPr>
+        <w:keepLines/>
+        <w:tabs>
+          <w:tab w:pos="8271" w:val="right" w:leader="dot"/>
+        </w:tabs>
+        <w:spacing w:line="360" w:lineRule="auto" w:before="0" w:after="80"/>
+        <w:ind w:left="283"/>
+      </w:pPr>
+      <w:r>
+        <w:rPr>
+          <w:rFonts w:ascii="Times New Roman" w:hAnsi="Times New Roman"/>
+          <w:b w:val="0"/>
+          <w:sz w:val="24"/>
+        </w:rPr>
+        <w:t>Descripción del departamento donde realizó la pasantía</w:t>
+        <w:tab/>
+      </w:r>
+      <w:r>
+        <w:rPr>
+          <w:rFonts w:ascii="Times New Roman" w:hAnsi="Times New Roman"/>
+          <w:b w:val="0"/>
+          <w:sz w:val="24"/>
+        </w:rPr>
+        <w:fldChar w:fldCharType="begin"/>
+        <w:instrText xml:space="preserve"> PAGEREF bm_cap1_departamento \h </w:instrText>
+        <w:fldChar w:fldCharType="separate"/>
+        <w:t>?</w:t>
+        <w:fldChar w:fldCharType="end"/>
+      </w:r>
+    </w:p>
+    <w:p>
+      <w:pPr>
+        <w:keepLines/>
         <w:tabs>
           <w:tab w:pos="8271" w:val="right" w:leader="dot"/>
         </w:tabs>
@@ -1333,6 +1681,7 @@
     </w:p>
     <w:p>
       <w:pPr>
+        <w:keepLines/>
         <w:tabs>
           <w:tab w:pos="8271" w:val="right" w:leader="dot"/>
         </w:tabs>
@@ -1364,19 +1713,21 @@
     <w:p>
       <w:pPr>
         <w:sectPr>
-          <w:footerReference w:type="default" r:id="rId17"/>
-          <w:type w:val="continuous"/>
+          <w:footerReference w:type="default" r:id="rId28"/>
           <w:pgSz w:w="12240" w:h="15840"/>
           <w:pgMar w:top="1701" w:right="1701" w:bottom="1701" w:left="2268" w:header="720" w:footer="720" w:gutter="0"/>
           <w:cols w:space="720"/>
-          <w:titlePg/>
           <w:docGrid w:linePitch="360"/>
+          <w:pgNumType w:fmt="lowerRoman"/>
         </w:sectPr>
       </w:pPr>
     </w:p>
     <w:p>
-      <w:bookmarkStart w:id="bm_lista_cuadros" w:name="bm_lista_cuadros"/>
-      <w:pPr>
+      <w:bookmarkStart w:id="6" w:name="bm_lista_cuadros"/>
+      <w:pPr>
+        <w:pStyle w:val="IUTECPPreliminar"/>
+        <w:keepNext/>
+        <w:keepLines/>
         <w:spacing w:before="1140" w:after="480"/>
         <w:jc w:val="center"/>
       </w:pPr>
@@ -1388,22 +1739,12 @@
         </w:rPr>
         <w:t>LISTA DE CUADROS</w:t>
       </w:r>
-      <w:bookmarkEnd w:id="bm_lista_cuadros"/>
+      <w:bookmarkEnd w:id="6"/>
     </w:p>
     <w:p>
       <w:pPr>
-        <w:sectPr>
-          <w:footerReference w:type="default" r:id="rId18"/>
-          <w:pgSz w:w="12240" w:h="15840"/>
-          <w:pgMar w:top="1701" w:right="1701" w:bottom="1701" w:left="2268" w:header="720" w:footer="720" w:gutter="0"/>
-          <w:cols w:space="720"/>
-          <w:titlePg/>
-          <w:docGrid w:linePitch="360"/>
-        </w:sectPr>
-      </w:pPr>
-    </w:p>
-    <w:p>
-      <w:pPr>
+        <w:keepNext/>
+        <w:keepLines/>
         <w:tabs>
           <w:tab w:pos="8271" w:val="right"/>
         </w:tabs>
@@ -1431,20 +1772,55 @@
     </w:p>
     <w:p>
       <w:pPr>
+        <w:keepLines/>
+        <w:tabs>
+          <w:tab w:pos="1020" w:val="left"/>
+          <w:tab w:pos="8271" w:val="right" w:leader="dot"/>
+        </w:tabs>
+        <w:spacing w:line="360" w:lineRule="auto" w:before="0" w:after="80"/>
+        <w:ind w:left="1020" w:hanging="1020"/>
+      </w:pPr>
+      <w:r>
+        <w:rPr>
+          <w:rFonts w:ascii="Times New Roman" w:hAnsi="Times New Roman"/>
+          <w:sz w:val="24"/>
+        </w:rPr>
+        <w:t>1</w:t>
+        <w:tab/>
+        <w:t>Población de los trabajadores de la empresa</w:t>
+        <w:tab/>
+      </w:r>
+      <w:r>
+        <w:rPr>
+          <w:rFonts w:ascii="Times New Roman" w:hAnsi="Times New Roman"/>
+          <w:b w:val="0"/>
+          <w:sz w:val="24"/>
+        </w:rPr>
+        <w:fldChar w:fldCharType="begin"/>
+        <w:instrText xml:space="preserve"> PAGEREF bm_cuadro1 \h </w:instrText>
+        <w:fldChar w:fldCharType="separate"/>
+        <w:t>?</w:t>
+        <w:fldChar w:fldCharType="end"/>
+      </w:r>
+    </w:p>
+    <w:p>
+      <w:pPr>
         <w:sectPr>
-          <w:footerReference w:type="default" r:id="rId19"/>
-          <w:type w:val="continuous"/>
+          <w:footerReference w:type="default" r:id="rId29"/>
           <w:pgSz w:w="12240" w:h="15840"/>
           <w:pgMar w:top="1701" w:right="1701" w:bottom="1701" w:left="2268" w:header="720" w:footer="720" w:gutter="0"/>
           <w:cols w:space="720"/>
-          <w:titlePg/>
           <w:docGrid w:linePitch="360"/>
+          <w:pgNumType w:fmt="lowerRoman"/>
         </w:sectPr>
       </w:pPr>
     </w:p>
     <w:p>
-      <w:bookmarkStart w:id="bm_lista_graficos" w:name="bm_lista_graficos"/>
-      <w:pPr>
+      <w:bookmarkStart w:id="7" w:name="bm_lista_graficos"/>
+      <w:pPr>
+        <w:pStyle w:val="IUTECPPreliminar"/>
+        <w:keepNext/>
+        <w:keepLines/>
         <w:spacing w:before="1140" w:after="480"/>
         <w:jc w:val="center"/>
       </w:pPr>
@@ -1456,22 +1832,12 @@
         </w:rPr>
         <w:t>LISTA DE GRÁFICOS</w:t>
       </w:r>
-      <w:bookmarkEnd w:id="bm_lista_graficos"/>
+      <w:bookmarkEnd w:id="7"/>
     </w:p>
     <w:p>
       <w:pPr>
-        <w:sectPr>
-          <w:footerReference w:type="default" r:id="rId20"/>
-          <w:pgSz w:w="12240" w:h="15840"/>
-          <w:pgMar w:top="1701" w:right="1701" w:bottom="1701" w:left="2268" w:header="720" w:footer="720" w:gutter="0"/>
-          <w:cols w:space="720"/>
-          <w:titlePg/>
-          <w:docGrid w:linePitch="360"/>
-        </w:sectPr>
-      </w:pPr>
-    </w:p>
-    <w:p>
-      <w:pPr>
+        <w:keepNext/>
+        <w:keepLines/>
         <w:tabs>
           <w:tab w:pos="8271" w:val="right"/>
         </w:tabs>
@@ -1499,6 +1865,7 @@
     </w:p>
     <w:p>
       <w:pPr>
+        <w:keepLines/>
         <w:tabs>
           <w:tab w:pos="1020" w:val="left"/>
           <w:tab w:pos="8271" w:val="right" w:leader="dot"/>
@@ -1531,6 +1898,7 @@
     </w:p>
     <w:p>
       <w:pPr>
+        <w:keepLines/>
         <w:tabs>
           <w:tab w:pos="1020" w:val="left"/>
           <w:tab w:pos="8271" w:val="right" w:leader="dot"/>
@@ -1563,6 +1931,7 @@
     </w:p>
     <w:p>
       <w:pPr>
+        <w:keepLines/>
         <w:tabs>
           <w:tab w:pos="1020" w:val="left"/>
           <w:tab w:pos="8271" w:val="right" w:leader="dot"/>
@@ -1596,19 +1965,21 @@
     <w:p>
       <w:pPr>
         <w:sectPr>
-          <w:footerReference w:type="default" r:id="rId21"/>
-          <w:type w:val="continuous"/>
+          <w:footerReference w:type="default" r:id="rId30"/>
           <w:pgSz w:w="12240" w:h="15840"/>
           <w:pgMar w:top="1701" w:right="1701" w:bottom="1701" w:left="2268" w:header="720" w:footer="720" w:gutter="0"/>
           <w:cols w:space="720"/>
-          <w:titlePg/>
           <w:docGrid w:linePitch="360"/>
+          <w:pgNumType w:fmt="lowerRoman"/>
         </w:sectPr>
       </w:pPr>
     </w:p>
     <w:p>
-      <w:bookmarkStart w:id="bm_lista_anexos" w:name="bm_lista_anexos"/>
-      <w:pPr>
+      <w:bookmarkStart w:id="8" w:name="bm_lista_anexos"/>
+      <w:pPr>
+        <w:pStyle w:val="IUTECPPreliminar"/>
+        <w:keepNext/>
+        <w:keepLines/>
         <w:spacing w:before="1140" w:after="480"/>
         <w:jc w:val="center"/>
       </w:pPr>
@@ -1620,22 +1991,12 @@
         </w:rPr>
         <w:t>LISTA DE ANEXOS</w:t>
       </w:r>
-      <w:bookmarkEnd w:id="bm_lista_anexos"/>
+      <w:bookmarkEnd w:id="8"/>
     </w:p>
     <w:p>
       <w:pPr>
-        <w:sectPr>
-          <w:footerReference w:type="default" r:id="rId22"/>
-          <w:pgSz w:w="12240" w:h="15840"/>
-          <w:pgMar w:top="1701" w:right="1701" w:bottom="1701" w:left="2268" w:header="720" w:footer="720" w:gutter="0"/>
-          <w:cols w:space="720"/>
-          <w:titlePg/>
-          <w:docGrid w:linePitch="360"/>
-        </w:sectPr>
-      </w:pPr>
-    </w:p>
-    <w:p>
-      <w:pPr>
+        <w:keepNext/>
+        <w:keepLines/>
         <w:tabs>
           <w:tab w:pos="8271" w:val="right"/>
         </w:tabs>
@@ -1663,6 +2024,7 @@
     </w:p>
     <w:p>
       <w:pPr>
+        <w:keepLines/>
         <w:tabs>
           <w:tab w:pos="1020" w:val="left"/>
           <w:tab w:pos="8271" w:val="right" w:leader="dot"/>
@@ -1695,20 +2057,217 @@
     </w:p>
     <w:p>
       <w:pPr>
+        <w:keepLines/>
+        <w:tabs>
+          <w:tab w:pos="1020" w:val="left"/>
+          <w:tab w:pos="8271" w:val="right" w:leader="dot"/>
+        </w:tabs>
+        <w:spacing w:line="360" w:lineRule="auto" w:before="0" w:after="80"/>
+        <w:ind w:left="1020" w:hanging="1020"/>
+      </w:pPr>
+      <w:r>
+        <w:rPr>
+          <w:rFonts w:ascii="Times New Roman" w:hAnsi="Times New Roman"/>
+          <w:sz w:val="24"/>
+        </w:rPr>
+        <w:t>B</w:t>
+        <w:tab/>
+        <w:t>Flujograma AS-IS del proceso actual de procura</w:t>
+        <w:tab/>
+      </w:r>
+      <w:r>
+        <w:rPr>
+          <w:rFonts w:ascii="Times New Roman" w:hAnsi="Times New Roman"/>
+          <w:b w:val="0"/>
+          <w:sz w:val="24"/>
+        </w:rPr>
+        <w:fldChar w:fldCharType="begin"/>
+        <w:instrText xml:space="preserve"> PAGEREF bm_anexoB \h </w:instrText>
+        <w:fldChar w:fldCharType="separate"/>
+        <w:t>?</w:t>
+        <w:fldChar w:fldCharType="end"/>
+      </w:r>
+    </w:p>
+    <w:p>
+      <w:pPr>
+        <w:keepLines/>
+        <w:tabs>
+          <w:tab w:pos="1020" w:val="left"/>
+          <w:tab w:pos="8271" w:val="right" w:leader="dot"/>
+        </w:tabs>
+        <w:spacing w:line="360" w:lineRule="auto" w:before="0" w:after="80"/>
+        <w:ind w:left="1020" w:hanging="1020"/>
+      </w:pPr>
+      <w:r>
+        <w:rPr>
+          <w:rFonts w:ascii="Times New Roman" w:hAnsi="Times New Roman"/>
+          <w:sz w:val="24"/>
+        </w:rPr>
+        <w:t>C</w:t>
+        <w:tab/>
+        <w:t>Flujograma TO-BE del proceso simplificado propuesto</w:t>
+        <w:tab/>
+      </w:r>
+      <w:r>
+        <w:rPr>
+          <w:rFonts w:ascii="Times New Roman" w:hAnsi="Times New Roman"/>
+          <w:b w:val="0"/>
+          <w:sz w:val="24"/>
+        </w:rPr>
+        <w:fldChar w:fldCharType="begin"/>
+        <w:instrText xml:space="preserve"> PAGEREF bm_anexoC \h </w:instrText>
+        <w:fldChar w:fldCharType="separate"/>
+        <w:t>?</w:t>
+        <w:fldChar w:fldCharType="end"/>
+      </w:r>
+    </w:p>
+    <w:p>
+      <w:pPr>
+        <w:keepLines/>
+        <w:tabs>
+          <w:tab w:pos="1020" w:val="left"/>
+          <w:tab w:pos="8271" w:val="right" w:leader="dot"/>
+        </w:tabs>
+        <w:spacing w:line="360" w:lineRule="auto" w:before="0" w:after="80"/>
+        <w:ind w:left="1020" w:hanging="1020"/>
+      </w:pPr>
+      <w:r>
+        <w:rPr>
+          <w:rFonts w:ascii="Times New Roman" w:hAnsi="Times New Roman"/>
+          <w:sz w:val="24"/>
+        </w:rPr>
+        <w:t>D</w:t>
+        <w:tab/>
+        <w:t>Swimlane del proceso propuesto de procura</w:t>
+        <w:tab/>
+      </w:r>
+      <w:r>
+        <w:rPr>
+          <w:rFonts w:ascii="Times New Roman" w:hAnsi="Times New Roman"/>
+          <w:b w:val="0"/>
+          <w:sz w:val="24"/>
+        </w:rPr>
+        <w:fldChar w:fldCharType="begin"/>
+        <w:instrText xml:space="preserve"> PAGEREF bm_anexoD \h </w:instrText>
+        <w:fldChar w:fldCharType="separate"/>
+        <w:t>?</w:t>
+        <w:fldChar w:fldCharType="end"/>
+      </w:r>
+    </w:p>
+    <w:p>
+      <w:pPr>
+        <w:keepLines/>
+        <w:tabs>
+          <w:tab w:pos="1020" w:val="left"/>
+          <w:tab w:pos="8271" w:val="right" w:leader="dot"/>
+        </w:tabs>
+        <w:spacing w:line="360" w:lineRule="auto" w:before="0" w:after="80"/>
+        <w:ind w:left="1020" w:hanging="1020"/>
+      </w:pPr>
+      <w:r>
+        <w:rPr>
+          <w:rFonts w:ascii="Times New Roman" w:hAnsi="Times New Roman"/>
+          <w:sz w:val="24"/>
+        </w:rPr>
+        <w:t>E</w:t>
+        <w:tab/>
+        <w:t>SIPOC del proceso de procura</w:t>
+        <w:tab/>
+      </w:r>
+      <w:r>
+        <w:rPr>
+          <w:rFonts w:ascii="Times New Roman" w:hAnsi="Times New Roman"/>
+          <w:b w:val="0"/>
+          <w:sz w:val="24"/>
+        </w:rPr>
+        <w:fldChar w:fldCharType="begin"/>
+        <w:instrText xml:space="preserve"> PAGEREF bm_anexoE \h </w:instrText>
+        <w:fldChar w:fldCharType="separate"/>
+        <w:t>?</w:t>
+        <w:fldChar w:fldCharType="end"/>
+      </w:r>
+    </w:p>
+    <w:p>
+      <w:pPr>
+        <w:keepLines/>
+        <w:tabs>
+          <w:tab w:pos="1020" w:val="left"/>
+          <w:tab w:pos="8271" w:val="right" w:leader="dot"/>
+        </w:tabs>
+        <w:spacing w:line="360" w:lineRule="auto" w:before="0" w:after="80"/>
+        <w:ind w:left="1020" w:hanging="1020"/>
+      </w:pPr>
+      <w:r>
+        <w:rPr>
+          <w:rFonts w:ascii="Times New Roman" w:hAnsi="Times New Roman"/>
+          <w:sz w:val="24"/>
+        </w:rPr>
+        <w:t>F</w:t>
+        <w:tab/>
+        <w:t>Matriz RACI propuesta del proceso de procura</w:t>
+        <w:tab/>
+      </w:r>
+      <w:r>
+        <w:rPr>
+          <w:rFonts w:ascii="Times New Roman" w:hAnsi="Times New Roman"/>
+          <w:b w:val="0"/>
+          <w:sz w:val="24"/>
+        </w:rPr>
+        <w:fldChar w:fldCharType="begin"/>
+        <w:instrText xml:space="preserve"> PAGEREF bm_anexoF \h </w:instrText>
+        <w:fldChar w:fldCharType="separate"/>
+        <w:t>?</w:t>
+        <w:fldChar w:fldCharType="end"/>
+      </w:r>
+    </w:p>
+    <w:p>
+      <w:pPr>
+        <w:keepLines/>
+        <w:tabs>
+          <w:tab w:pos="1020" w:val="left"/>
+          <w:tab w:pos="8271" w:val="right" w:leader="dot"/>
+        </w:tabs>
+        <w:spacing w:line="360" w:lineRule="auto" w:before="0" w:after="80"/>
+        <w:ind w:left="1020" w:hanging="1020"/>
+      </w:pPr>
+      <w:r>
+        <w:rPr>
+          <w:rFonts w:ascii="Times New Roman" w:hAnsi="Times New Roman"/>
+          <w:sz w:val="24"/>
+        </w:rPr>
+        <w:t>G</w:t>
+        <w:tab/>
+        <w:t>Diagrama de Ishikawa definitivo de las causas asociadas a las demoras y pérdida de trazabilidad del proceso de procura</w:t>
+        <w:tab/>
+      </w:r>
+      <w:r>
+        <w:rPr>
+          <w:rFonts w:ascii="Times New Roman" w:hAnsi="Times New Roman"/>
+          <w:b w:val="0"/>
+          <w:sz w:val="24"/>
+        </w:rPr>
+        <w:fldChar w:fldCharType="begin"/>
+        <w:instrText xml:space="preserve"> PAGEREF bm_anexoG \h </w:instrText>
+        <w:fldChar w:fldCharType="separate"/>
+        <w:t>?</w:t>
+        <w:fldChar w:fldCharType="end"/>
+      </w:r>
+    </w:p>
+    <w:p>
+      <w:pPr>
         <w:sectPr>
-          <w:footerReference w:type="default" r:id="rId23"/>
-          <w:type w:val="continuous"/>
+          <w:footerReference w:type="default" r:id="rId31"/>
           <w:pgSz w:w="12240" w:h="15840"/>
           <w:pgMar w:top="1701" w:right="1701" w:bottom="1701" w:left="2268" w:header="720" w:footer="720" w:gutter="0"/>
           <w:cols w:space="720"/>
-          <w:titlePg/>
           <w:docGrid w:linePitch="360"/>
+          <w:pgNumType w:fmt="lowerRoman"/>
         </w:sectPr>
       </w:pPr>
     </w:p>
     <w:p>
       <w:pPr>
-        <w:spacing w:after="0"/>
+        <w:spacing w:line="240" w:lineRule="auto" w:after="0"/>
         <w:jc w:val="center"/>
       </w:pPr>
       <w:r>
@@ -1722,7 +2281,7 @@
     </w:p>
     <w:p>
       <w:pPr>
-        <w:spacing w:after="0"/>
+        <w:spacing w:line="240" w:lineRule="auto" w:after="0"/>
         <w:jc w:val="center"/>
       </w:pPr>
       <w:r>
@@ -1736,7 +2295,7 @@
     </w:p>
     <w:p>
       <w:pPr>
-        <w:spacing w:after="0"/>
+        <w:spacing w:line="240" w:lineRule="auto" w:after="0"/>
         <w:jc w:val="center"/>
       </w:pPr>
       <w:r>
@@ -1750,7 +2309,7 @@
     </w:p>
     <w:p>
       <w:pPr>
-        <w:spacing w:after="0"/>
+        <w:spacing w:line="240" w:lineRule="auto" w:after="0"/>
         <w:jc w:val="center"/>
       </w:pPr>
       <w:r>
@@ -1764,7 +2323,7 @@
     </w:p>
     <w:p>
       <w:pPr>
-        <w:spacing w:after="0"/>
+        <w:spacing w:line="240" w:lineRule="auto" w:after="0"/>
         <w:jc w:val="center"/>
       </w:pPr>
       <w:r>
@@ -1778,12 +2337,7 @@
     </w:p>
     <w:p>
       <w:pPr>
-        <w:spacing w:after="360"/>
-      </w:pPr>
-    </w:p>
-    <w:p>
-      <w:pPr>
-        <w:spacing w:after="480"/>
+        <w:spacing w:line="240" w:lineRule="auto" w:after="120"/>
         <w:jc w:val="center"/>
       </w:pPr>
       <w:r>
@@ -1797,7 +2351,7 @@
     </w:p>
     <w:p>
       <w:pPr>
-        <w:spacing w:after="480"/>
+        <w:spacing w:line="240" w:lineRule="auto" w:after="120"/>
         <w:ind w:left="0"/>
         <w:jc w:val="right"/>
       </w:pPr>
@@ -1807,15 +2361,7 @@
           <w:b/>
           <w:sz w:val="24"/>
         </w:rPr>
-        <w:t>Autor:</w:t>
-        <w:br/>
-      </w:r>
-      <w:r>
-        <w:rPr>
-          <w:rFonts w:ascii="Times New Roman" w:hAnsi="Times New Roman"/>
-          <w:sz w:val="24"/>
-        </w:rPr>
-        <w:t>Guzmán, Keidy</w:t>
+        <w:t>Autor: Guzmán, Keidy</w:t>
         <w:br/>
       </w:r>
       <w:r>
@@ -1835,9 +2381,9 @@
       </w:r>
     </w:p>
     <w:p>
-      <w:bookmarkStart w:id="bm_resumen" w:name="bm_resumen"/>
-      <w:pPr>
-        <w:spacing w:before="480" w:after="480"/>
+      <w:bookmarkStart w:id="9" w:name="bm_resumen"/>
+      <w:pPr>
+        <w:spacing w:line="240" w:lineRule="auto" w:before="120" w:after="120"/>
         <w:jc w:val="center"/>
       </w:pPr>
       <w:r>
@@ -1848,30 +2394,17 @@
         </w:rPr>
         <w:t>RESUMEN</w:t>
       </w:r>
-      <w:bookmarkEnd w:id="bm_resumen"/>
+      <w:bookmarkEnd w:id="9"/>
     </w:p>
     <w:p>
       <w:pPr>
-        <w:sectPr>
-          <w:footerReference w:type="default" r:id="rId24"/>
-          <w:pgSz w:w="12240" w:h="15840"/>
-          <w:pgMar w:top="1701" w:right="1701" w:bottom="1701" w:left="2268" w:header="720" w:footer="720" w:gutter="0"/>
-          <w:cols w:space="720"/>
-          <w:titlePg/>
-          <w:docGrid w:linePitch="360"/>
-        </w:sectPr>
-      </w:pPr>
-    </w:p>
-    <w:p>
-      <w:pPr>
-        <w:spacing w:line="360" w:lineRule="auto" w:after="0" w:before="0"/>
+        <w:spacing w:line="240" w:lineRule="auto" w:before="0" w:after="0"/>
         <w:ind w:firstLine="709"/>
         <w:jc w:val="both"/>
       </w:pPr>
       <w:r>
         <w:rPr>
           <w:rFonts w:ascii="Times New Roman" w:hAnsi="Times New Roman"/>
-          <w:i w:val="0"/>
           <w:sz w:val="24"/>
         </w:rPr>
         <w:t>El presente informe corresponde a las pasantías profesionales realizadas durante diez (10) semanas en el Departamento Administrativo de Lubricantes y Equipos Varyna, C.A., con participación directa en actividades relacionadas con la procura de materiales e insumos. Durante la práctica se observó que las requisiciones de compra no siempre siguen un canal único y formalizado desde su recepción hasta la emisión y seguimiento de la orden de compra. También se evidenció la ausencia de formatos uniformes para algunas solicitudes, dificultades para conocer oportunamente el estado de las cotizaciones y falta de criterios visibles que faciliten el seguimiento de las aprobaciones. Estas condiciones pueden producir demoras, pérdida de trazabilidad y mayor carga administrativa para el personal encargado. El objetivo general fue proponer la simplificación administrativa del proceso de procura en el departamento, con la finalidad de reducir pasos innecesarios, agilizar los tiempos de adquisición y fortalecer el control interno. Para ello se realizaron observaciones del flujo de compras, entrevistas al personal, revisión de expedientes históricos, análisis de tiempos y un diagrama de causa-efecto para organizar los factores asociados a los retrasos. Como resultado se formuló una propuesta compuesta por un flujo simplificado con responsables definidos, formatos estandarizados de solicitud de cotización y orden de compra, una matriz de autorización por monto y criterios de seguimiento mediante indicadores de gestión. Se concluye que la formalización de estas herramientas puede facilitar el control y reducir la dispersión del proceso. Se recomienda implementar la propuesta de manera gradual, socializarla con el personal involucrado y revisar periódicamente sus resultados para realizar los ajustes necesarios.</w:t>
@@ -1880,34 +2413,43 @@
     <w:p/>
     <w:p>
       <w:pPr>
+        <w:spacing w:line="240" w:lineRule="auto" w:before="0" w:after="0"/>
         <w:ind w:firstLine="709"/>
       </w:pPr>
       <w:r>
         <w:rPr>
+          <w:rFonts w:ascii="Times New Roman" w:hAnsi="Times New Roman"/>
           <w:b/>
+          <w:sz w:val="24"/>
         </w:rPr>
         <w:t xml:space="preserve">Palabras claves: </w:t>
       </w:r>
       <w:r>
+        <w:rPr>
+          <w:rFonts w:ascii="Times New Roman" w:hAnsi="Times New Roman"/>
+          <w:sz w:val="24"/>
+        </w:rPr>
         <w:t>procura, simplificación administrativa, control interno, requisiciones, pasantías</w:t>
       </w:r>
     </w:p>
     <w:p>
       <w:pPr>
         <w:sectPr>
-          <w:footerReference w:type="default" r:id="rId25"/>
-          <w:type w:val="continuous"/>
+          <w:footerReference w:type="default" r:id="rId32"/>
           <w:pgSz w:w="12240" w:h="15840"/>
           <w:pgMar w:top="1701" w:right="1701" w:bottom="1701" w:left="2268" w:header="720" w:footer="720" w:gutter="0"/>
           <w:cols w:space="720"/>
-          <w:titlePg/>
           <w:docGrid w:linePitch="360"/>
+          <w:pgNumType w:fmt="lowerRoman"/>
         </w:sectPr>
       </w:pPr>
     </w:p>
     <w:p>
-      <w:bookmarkStart w:id="bm_introduccion" w:name="bm_introduccion"/>
-      <w:pPr>
+      <w:bookmarkStart w:id="10" w:name="bm_introduccion"/>
+      <w:pPr>
+        <w:pStyle w:val="IUTECPPreliminar"/>
+        <w:keepNext/>
+        <w:keepLines/>
         <w:spacing w:before="1140" w:after="480"/>
         <w:jc w:val="center"/>
       </w:pPr>
@@ -1919,19 +2461,7 @@
         </w:rPr>
         <w:t>INTRODUCCIÓN</w:t>
       </w:r>
-      <w:bookmarkEnd w:id="bm_introduccion"/>
-    </w:p>
-    <w:p>
-      <w:pPr>
-        <w:sectPr>
-          <w:footerReference w:type="default" r:id="rId26"/>
-          <w:pgSz w:w="12240" w:h="15840"/>
-          <w:pgMar w:top="1701" w:right="1701" w:bottom="1701" w:left="2268" w:header="720" w:footer="720" w:gutter="0"/>
-          <w:cols w:space="720"/>
-          <w:titlePg/>
-          <w:docGrid w:linePitch="360"/>
-        </w:sectPr>
-      </w:pPr>
+      <w:bookmarkEnd w:id="10"/>
     </w:p>
     <w:p>
       <w:pPr>
@@ -1996,18 +2526,21 @@
     <w:p>
       <w:pPr>
         <w:sectPr>
-          <w:footerReference w:type="default" r:id="rId27"/>
-          <w:type w:val="continuous"/>
+          <w:footerReference w:type="default" r:id="rId33"/>
+          <w:footerReference w:type="first" r:id="rId34"/>
           <w:pgSz w:w="12240" w:h="15840"/>
           <w:pgMar w:top="1701" w:right="1701" w:bottom="1701" w:left="2268" w:header="720" w:footer="720" w:gutter="0"/>
           <w:cols w:space="720"/>
           <w:titlePg/>
           <w:docGrid w:linePitch="360"/>
+          <w:pgNumType w:fmt="decimal" w:start="1"/>
         </w:sectPr>
       </w:pPr>
     </w:p>
     <w:p>
       <w:pPr>
+        <w:keepNext/>
+        <w:keepLines/>
         <w:spacing w:before="1140" w:after="480"/>
         <w:jc w:val="center"/>
       </w:pPr>
@@ -2021,8 +2554,9 @@
       </w:r>
     </w:p>
     <w:p>
-      <w:bookmarkStart w:id="bm_cap1" w:name="bm_cap1"/>
-      <w:pPr>
+      <w:bookmarkStart w:id="11" w:name="bm_cap1"/>
+      <w:pPr>
+        <w:pStyle w:val="IUTECPCapítulo"/>
         <w:spacing w:before="480"/>
         <w:jc w:val="center"/>
       </w:pPr>
@@ -2034,23 +2568,12 @@
         </w:rPr>
         <w:t>REALIDAD ORGANIZACIONAL</w:t>
       </w:r>
-      <w:bookmarkEnd w:id="bm_cap1"/>
+      <w:bookmarkEnd w:id="11"/>
     </w:p>
     <w:p>
-      <w:pPr>
-        <w:sectPr>
-          <w:footerReference w:type="default" r:id="rId28"/>
-          <w:pgSz w:w="12240" w:h="15840"/>
-          <w:pgMar w:top="1701" w:right="1701" w:bottom="1701" w:left="2268" w:header="720" w:footer="720" w:gutter="0"/>
-          <w:cols w:space="720"/>
-          <w:titlePg/>
-          <w:docGrid w:linePitch="360"/>
-        </w:sectPr>
-      </w:pPr>
-    </w:p>
-    <w:p>
-      <w:bookmarkStart w:id="bm_cap1_ident" w:name="bm_cap1_ident"/>
-      <w:pPr>
+      <w:bookmarkStart w:id="12" w:name="bm_cap1_ident"/>
+      <w:pPr>
+        <w:pStyle w:val="IUTECPSubtítulocentrado"/>
         <w:spacing w:before="480" w:after="480" w:line="360" w:lineRule="auto"/>
         <w:jc w:val="center"/>
       </w:pPr>
@@ -2062,10 +2585,13 @@
         </w:rPr>
         <w:t>Identificación de la empresa</w:t>
       </w:r>
-      <w:bookmarkEnd w:id="bm_cap1_ident"/>
+      <w:bookmarkEnd w:id="12"/>
     </w:p>
     <w:p>
       <w:pPr>
+        <w:pStyle w:val="IUTECPTítulo2"/>
+        <w:keepNext/>
+        <w:keepLines/>
         <w:spacing w:before="480" w:after="480" w:line="360" w:lineRule="auto"/>
         <w:jc w:val="left"/>
       </w:pPr>
@@ -2094,8 +2620,11 @@
       </w:r>
     </w:p>
     <w:p>
-      <w:bookmarkStart w:id="bm_cap1_resena" w:name="bm_cap1_resena"/>
-      <w:pPr>
+      <w:bookmarkStart w:id="13" w:name="bm_cap1_resena"/>
+      <w:pPr>
+        <w:pStyle w:val="IUTECPTítulo2"/>
+        <w:keepNext/>
+        <w:keepLines/>
         <w:spacing w:before="480" w:after="480" w:line="360" w:lineRule="auto"/>
         <w:jc w:val="left"/>
       </w:pPr>
@@ -2107,7 +2636,7 @@
         </w:rPr>
         <w:t>Reseña histórica</w:t>
       </w:r>
-      <w:bookmarkEnd w:id="bm_cap1_resena"/>
+      <w:bookmarkEnd w:id="13"/>
     </w:p>
     <w:p>
       <w:pPr>
@@ -2121,7 +2650,7 @@
           <w:i w:val="0"/>
           <w:sz w:val="24"/>
         </w:rPr>
-        <w:t>Lubricantes y Equipos Varyná, C.A. es una empresa venezolana fundada con la visión de responder a las crecientes demandas operativas e industriales del país. A lo largo de más de treinta y seis (36) años de trayectoria ininterrumpida, la organización se ha consolidado en el sector petrolero, industrial y de construcción, posicionándose como un aliado estratégico de alta confiabilidad en el mercado nacional gracias a su capacidad de respuesta y solvencia técnica.</w:t>
+        <w:t>Lubricantes y Equipos Varyna, C.A. es una empresa venezolana fundada con la visión de responder a las crecientes demandas operativas e industriales del país. A lo largo de más de treinta y seis (36) años de trayectoria ininterrumpida, la organización se ha consolidado en el sector petrolero, industrial y de construcción, posicionándose como un aliado estratégico de alta confiabilidad en el mercado nacional gracias a su capacidad de respuesta y solvencia técnica.</w:t>
       </w:r>
     </w:p>
     <w:p>
@@ -2151,12 +2680,15 @@
           <w:i w:val="0"/>
           <w:sz w:val="24"/>
         </w:rPr>
-        <w:t>Su integración como parte fundamental del Grupo Corporativo VTC marcó un hito en su madurez organizacional, impulsando un crecimiento sostenido mediante la profesionalización de sus procesos, la adopción de tecnologías de vanguardia y la consolidación de alianzas comerciales de largo alcance. Hoy en día, Lubricantes y Equipos Varyná, C.A. mantiene su compromiso con el desarrollo productivo del país, sustentando su liderazgo en la innovación continua, la calidad de servicio y el fortalecimiento constante de su capital humano y capacidad logística.</w:t>
+        <w:t>Su integración como parte fundamental del Grupo Corporativo VTC marcó un hito en su madurez organizacional, impulsando un crecimiento sostenido mediante la profesionalización de sus procesos, la adopción de tecnologías de vanguardia y la consolidación de alianzas comerciales de largo alcance. Hoy en día, Lubricantes y Equipos Varyna, C.A. mantiene su compromiso con el desarrollo productivo del país, sustentando su liderazgo en la innovación continua, la calidad de servicio y el fortalecimiento constante de su capital humano y capacidad logística.</w:t>
       </w:r>
     </w:p>
     <w:p>
-      <w:bookmarkStart w:id="bm_cap1_mision" w:name="bm_cap1_mision"/>
-      <w:pPr>
+      <w:bookmarkStart w:id="14" w:name="bm_cap1_mision"/>
+      <w:pPr>
+        <w:pStyle w:val="IUTECPTítulo2"/>
+        <w:keepNext/>
+        <w:keepLines/>
         <w:spacing w:before="480" w:after="480" w:line="360" w:lineRule="auto"/>
         <w:jc w:val="left"/>
       </w:pPr>
@@ -2168,7 +2700,7 @@
         </w:rPr>
         <w:t>Misión</w:t>
       </w:r>
-      <w:bookmarkEnd w:id="bm_cap1_mision"/>
+      <w:bookmarkEnd w:id="14"/>
     </w:p>
     <w:p>
       <w:pPr>
@@ -2186,8 +2718,11 @@
       </w:r>
     </w:p>
     <w:p>
-      <w:bookmarkStart w:id="bm_cap1_vision" w:name="bm_cap1_vision"/>
-      <w:pPr>
+      <w:bookmarkStart w:id="15" w:name="bm_cap1_vision"/>
+      <w:pPr>
+        <w:pStyle w:val="IUTECPTítulo2"/>
+        <w:keepNext/>
+        <w:keepLines/>
         <w:spacing w:before="480" w:after="480" w:line="360" w:lineRule="auto"/>
         <w:jc w:val="left"/>
       </w:pPr>
@@ -2199,7 +2734,7 @@
         </w:rPr>
         <w:t>Visión</w:t>
       </w:r>
-      <w:bookmarkEnd w:id="bm_cap1_vision"/>
+      <w:bookmarkEnd w:id="15"/>
     </w:p>
     <w:p>
       <w:pPr>
@@ -2217,8 +2752,11 @@
       </w:r>
     </w:p>
     <w:p>
-      <w:bookmarkStart w:id="bm_cap1_valores" w:name="bm_cap1_valores"/>
-      <w:pPr>
+      <w:bookmarkStart w:id="16" w:name="bm_cap1_valores"/>
+      <w:pPr>
+        <w:pStyle w:val="IUTECPTítulo2"/>
+        <w:keepNext/>
+        <w:keepLines/>
         <w:spacing w:before="480" w:after="480" w:line="360" w:lineRule="auto"/>
         <w:jc w:val="left"/>
       </w:pPr>
@@ -2230,7 +2768,7 @@
         </w:rPr>
         <w:t>Valores</w:t>
       </w:r>
-      <w:bookmarkEnd w:id="bm_cap1_valores"/>
+      <w:bookmarkEnd w:id="16"/>
     </w:p>
     <w:p>
       <w:pPr>
@@ -2364,8 +2902,11 @@
       </w:r>
     </w:p>
     <w:p>
-      <w:bookmarkStart w:id="bm_cap1_obj" w:name="bm_cap1_obj"/>
-      <w:pPr>
+      <w:bookmarkStart w:id="17" w:name="bm_cap1_obj"/>
+      <w:pPr>
+        <w:pStyle w:val="IUTECPTítulo2"/>
+        <w:keepNext/>
+        <w:keepLines/>
         <w:spacing w:before="480" w:after="480" w:line="360" w:lineRule="auto"/>
         <w:jc w:val="left"/>
       </w:pPr>
@@ -2377,10 +2918,13 @@
         </w:rPr>
         <w:t>Objetivos Organizacionales</w:t>
       </w:r>
-      <w:bookmarkEnd w:id="bm_cap1_obj"/>
+      <w:bookmarkEnd w:id="17"/>
     </w:p>
     <w:p>
       <w:pPr>
+        <w:pStyle w:val="IUTECPTítulo2"/>
+        <w:keepNext/>
+        <w:keepLines/>
         <w:spacing w:before="480" w:after="480" w:line="360" w:lineRule="auto"/>
         <w:jc w:val="left"/>
       </w:pPr>
@@ -2410,6 +2954,9 @@
     </w:p>
     <w:p>
       <w:pPr>
+        <w:pStyle w:val="IUTECPTítulo2"/>
+        <w:keepNext/>
+        <w:keepLines/>
         <w:spacing w:before="480" w:after="480" w:line="360" w:lineRule="auto"/>
         <w:jc w:val="left"/>
       </w:pPr>
@@ -2486,8 +3033,101 @@
       </w:r>
     </w:p>
     <w:p>
-      <w:bookmarkStart w:id="bm_cap1_ubic" w:name="bm_cap1_ubic"/>
-      <w:pPr>
+      <w:pPr>
+        <w:keepNext/>
+        <w:keepLines/>
+        <w:spacing w:before="480"/>
+        <w:jc w:val="center"/>
+      </w:pPr>
+      <w:r>
+        <w:drawing>
+          <wp:inline xmlns:a="http://schemas.openxmlformats.org/drawingml/2006/main" xmlns:pic="http://schemas.openxmlformats.org/drawingml/2006/picture">
+            <wp:extent cx="1512000" cy="1512000"/>
+            <wp:docPr id="4" name="Picture 4"/>
+            <wp:cNvGraphicFramePr>
+              <a:graphicFrameLocks noChangeAspect="1"/>
+            </wp:cNvGraphicFramePr>
+            <a:graphic>
+              <a:graphicData uri="http://schemas.openxmlformats.org/drawingml/2006/picture">
+                <pic:pic>
+                  <pic:nvPicPr>
+                    <pic:cNvPr id="0" name="logo.jpg"/>
+                    <pic:cNvPicPr/>
+                  </pic:nvPicPr>
+                  <pic:blipFill>
+                    <a:blip r:embed="rId12"/>
+                    <a:stretch>
+                      <a:fillRect/>
+                    </a:stretch>
+                  </pic:blipFill>
+                  <pic:spPr>
+                    <a:xfrm>
+                      <a:off x="0" y="0"/>
+                      <a:ext cx="1512000" cy="1512000"/>
+                    </a:xfrm>
+                    <a:prstGeom prst="rect"/>
+                  </pic:spPr>
+                </pic:pic>
+              </a:graphicData>
+            </a:graphic>
+          </wp:inline>
+        </w:drawing>
+      </w:r>
+    </w:p>
+    <w:p>
+      <w:bookmarkStart w:id="18" w:name="bm_grafico1"/>
+      <w:pPr>
+        <w:keepNext/>
+        <w:keepLines/>
+        <w:spacing w:before="120" w:after="480"/>
+        <w:jc w:val="center"/>
+      </w:pPr>
+      <w:r>
+        <w:rPr>
+          <w:rFonts w:ascii="Times New Roman" w:hAnsi="Times New Roman"/>
+          <w:i/>
+          <w:sz w:val="20"/>
+        </w:rPr>
+        <w:t xml:space="preserve">Gráfico 1. </w:t>
+      </w:r>
+      <w:r>
+        <w:rPr>
+          <w:rFonts w:ascii="Times New Roman" w:hAnsi="Times New Roman"/>
+          <w:b/>
+          <w:sz w:val="20"/>
+        </w:rPr>
+        <w:t>Logotipo de Lubricantes y Equipos Varyna, C.A.</w:t>
+      </w:r>
+      <w:bookmarkEnd w:id="18"/>
+    </w:p>
+    <w:p>
+      <w:pPr>
+        <w:spacing w:line="240" w:lineRule="auto" w:before="0" w:after="240"/>
+        <w:ind w:firstLine="0"/>
+        <w:jc w:val="center"/>
+      </w:pPr>
+      <w:r>
+        <w:rPr>
+          <w:rFonts w:ascii="Times New Roman" w:hAnsi="Times New Roman"/>
+          <w:i/>
+          <w:sz w:val="20"/>
+        </w:rPr>
+        <w:t xml:space="preserve">Fuente: </w:t>
+      </w:r>
+      <w:r>
+        <w:rPr>
+          <w:rFonts w:ascii="Times New Roman" w:hAnsi="Times New Roman"/>
+          <w:sz w:val="20"/>
+        </w:rPr>
+        <w:t>Lubricantes y Equipos Varyna, C.A. (2026).</w:t>
+      </w:r>
+    </w:p>
+    <w:p>
+      <w:bookmarkStart w:id="19" w:name="bm_cap1_ubic"/>
+      <w:pPr>
+        <w:pStyle w:val="IUTECPTítulo2"/>
+        <w:keepNext/>
+        <w:keepLines/>
         <w:spacing w:before="480" w:after="480" w:line="360" w:lineRule="auto"/>
         <w:jc w:val="left"/>
       </w:pPr>
@@ -2499,7 +3139,7 @@
         </w:rPr>
         <w:t>Ubicación geográfica</w:t>
       </w:r>
-      <w:bookmarkEnd w:id="bm_cap1_ubic"/>
+      <w:bookmarkEnd w:id="19"/>
     </w:p>
     <w:p>
       <w:pPr>
@@ -2518,6 +3158,8 @@
     </w:p>
     <w:p>
       <w:pPr>
+        <w:keepNext/>
+        <w:keepLines/>
         <w:spacing w:before="480"/>
         <w:jc w:val="center"/>
       </w:pPr>
@@ -2525,7 +3167,7 @@
         <w:drawing>
           <wp:inline xmlns:a="http://schemas.openxmlformats.org/drawingml/2006/main" xmlns:pic="http://schemas.openxmlformats.org/drawingml/2006/picture">
             <wp:extent cx="1800000" cy="1315385"/>
-            <wp:docPr id="2" name="Picture 2"/>
+            <wp:docPr id="5" name="Picture 5"/>
             <wp:cNvGraphicFramePr>
               <a:graphicFrameLocks noChangeAspect="1"/>
             </wp:cNvGraphicFramePr>
@@ -2537,7 +3179,7 @@
                     <pic:cNvPicPr/>
                   </pic:nvPicPr>
                   <pic:blipFill>
-                    <a:blip r:embed="rId10"/>
+                    <a:blip r:embed="rId13"/>
                     <a:stretch>
                       <a:fillRect/>
                     </a:stretch>
@@ -2557,8 +3199,10 @@
       </w:r>
     </w:p>
     <w:p>
-      <w:bookmarkStart w:id="bm_grafico2" w:name="bm_grafico2"/>
-      <w:pPr>
+      <w:bookmarkStart w:id="20" w:name="bm_grafico2"/>
+      <w:pPr>
+        <w:keepNext/>
+        <w:keepLines/>
         <w:spacing w:before="120" w:after="480"/>
         <w:jc w:val="center"/>
       </w:pPr>
@@ -2566,7 +3210,7 @@
         <w:rPr>
           <w:rFonts w:ascii="Times New Roman" w:hAnsi="Times New Roman"/>
           <w:i/>
-          <w:sz w:val="24"/>
+          <w:sz w:val="20"/>
         </w:rPr>
         <w:t xml:space="preserve">Gráfico 2. </w:t>
       </w:r>
@@ -2574,15 +3218,40 @@
         <w:rPr>
           <w:rFonts w:ascii="Times New Roman" w:hAnsi="Times New Roman"/>
           <w:b/>
-          <w:sz w:val="24"/>
+          <w:sz w:val="20"/>
         </w:rPr>
         <w:t>Representación cartográfica y ubicación espacial de la empresa.</w:t>
       </w:r>
-      <w:bookmarkEnd w:id="bm_grafico2"/>
+      <w:bookmarkEnd w:id="20"/>
     </w:p>
     <w:p>
-      <w:bookmarkStart w:id="bm_cap1_pobla" w:name="bm_cap1_pobla"/>
-      <w:pPr>
+      <w:pPr>
+        <w:spacing w:line="240" w:lineRule="auto" w:before="0" w:after="240"/>
+        <w:ind w:firstLine="0"/>
+        <w:jc w:val="center"/>
+      </w:pPr>
+      <w:r>
+        <w:rPr>
+          <w:rFonts w:ascii="Times New Roman" w:hAnsi="Times New Roman"/>
+          <w:i/>
+          <w:sz w:val="20"/>
+        </w:rPr>
+        <w:t xml:space="preserve">Fuente: </w:t>
+      </w:r>
+      <w:r>
+        <w:rPr>
+          <w:rFonts w:ascii="Times New Roman" w:hAnsi="Times New Roman"/>
+          <w:sz w:val="20"/>
+        </w:rPr>
+        <w:t>Google Maps (2026).</w:t>
+      </w:r>
+    </w:p>
+    <w:p>
+      <w:bookmarkStart w:id="21" w:name="bm_cap1_pobla"/>
+      <w:pPr>
+        <w:pStyle w:val="IUTECPTítulo2"/>
+        <w:keepNext/>
+        <w:keepLines/>
         <w:spacing w:before="480" w:after="480" w:line="360" w:lineRule="auto"/>
         <w:jc w:val="left"/>
       </w:pPr>
@@ -2594,12 +3263,33 @@
         </w:rPr>
         <w:t>Población de los trabajadores de la empresa</w:t>
       </w:r>
-      <w:bookmarkEnd w:id="bm_cap1_pobla"/>
+      <w:bookmarkEnd w:id="21"/>
     </w:p>
     <w:p>
-      <w:pPr>
-        <w:spacing w:after="120"/>
-      </w:pPr>
+      <w:bookmarkStart w:id="22" w:name="bm_cuadro1"/>
+      <w:pPr>
+        <w:keepNext/>
+        <w:keepLines/>
+        <w:spacing w:before="480" w:after="240" w:line="360" w:lineRule="auto"/>
+        <w:jc w:val="left"/>
+      </w:pPr>
+      <w:r>
+        <w:rPr>
+          <w:rFonts w:ascii="Times New Roman" w:hAnsi="Times New Roman"/>
+          <w:b/>
+          <w:sz w:val="20"/>
+        </w:rPr>
+        <w:t xml:space="preserve">Cuadro 1. </w:t>
+      </w:r>
+      <w:r>
+        <w:rPr>
+          <w:rFonts w:ascii="Times New Roman" w:hAnsi="Times New Roman"/>
+          <w:i/>
+          <w:sz w:val="20"/>
+        </w:rPr>
+        <w:t>Población de los trabajadores de la empresa.</w:t>
+      </w:r>
+      <w:bookmarkEnd w:id="22"/>
     </w:p>
     <w:tbl>
       <w:tblPr>
@@ -2617,6 +3307,9 @@
         <w:gridCol w:w="1134"/>
       </w:tblGrid>
       <w:tr>
+        <w:trPr>
+          <w:tblHeader/>
+        </w:trPr>
         <w:tc>
           <w:tcPr>
             <w:tcW w:w="1984" w:type="dxa"/>
@@ -2624,6 +3317,7 @@
           </w:tcPr>
           <w:p>
             <w:pPr>
+              <w:spacing w:line="240" w:lineRule="auto" w:before="40" w:after="40"/>
               <w:jc w:val="center"/>
             </w:pPr>
             <w:r/>
@@ -2631,7 +3325,7 @@
               <w:rPr>
                 <w:rFonts w:ascii="Times New Roman" w:hAnsi="Times New Roman"/>
                 <w:b/>
-                <w:sz w:val="16"/>
+                <w:sz w:val="20"/>
               </w:rPr>
               <w:t>Departamento / Área</w:t>
             </w:r>
@@ -2644,6 +3338,7 @@
           </w:tcPr>
           <w:p>
             <w:pPr>
+              <w:spacing w:line="240" w:lineRule="auto" w:before="40" w:after="40"/>
               <w:jc w:val="center"/>
             </w:pPr>
             <w:r/>
@@ -2651,7 +3346,7 @@
               <w:rPr>
                 <w:rFonts w:ascii="Times New Roman" w:hAnsi="Times New Roman"/>
                 <w:b/>
-                <w:sz w:val="16"/>
+                <w:sz w:val="20"/>
               </w:rPr>
               <w:t>Cargo</w:t>
             </w:r>
@@ -2664,6 +3359,7 @@
           </w:tcPr>
           <w:p>
             <w:pPr>
+              <w:spacing w:line="240" w:lineRule="auto" w:before="40" w:after="40"/>
               <w:jc w:val="center"/>
             </w:pPr>
             <w:r/>
@@ -2671,7 +3367,7 @@
               <w:rPr>
                 <w:rFonts w:ascii="Times New Roman" w:hAnsi="Times New Roman"/>
                 <w:b/>
-                <w:sz w:val="16"/>
+                <w:sz w:val="20"/>
               </w:rPr>
               <w:t>Femenino</w:t>
             </w:r>
@@ -2684,6 +3380,7 @@
           </w:tcPr>
           <w:p>
             <w:pPr>
+              <w:spacing w:line="240" w:lineRule="auto" w:before="40" w:after="40"/>
               <w:jc w:val="center"/>
             </w:pPr>
             <w:r/>
@@ -2691,7 +3388,7 @@
               <w:rPr>
                 <w:rFonts w:ascii="Times New Roman" w:hAnsi="Times New Roman"/>
                 <w:b/>
-                <w:sz w:val="16"/>
+                <w:sz w:val="20"/>
               </w:rPr>
               <w:t>Masculino</w:t>
             </w:r>
@@ -2704,6 +3401,7 @@
           </w:tcPr>
           <w:p>
             <w:pPr>
+              <w:spacing w:line="240" w:lineRule="auto" w:before="40" w:after="40"/>
               <w:jc w:val="center"/>
             </w:pPr>
             <w:r/>
@@ -2711,7 +3409,7 @@
               <w:rPr>
                 <w:rFonts w:ascii="Times New Roman" w:hAnsi="Times New Roman"/>
                 <w:b/>
-                <w:sz w:val="16"/>
+                <w:sz w:val="20"/>
               </w:rPr>
               <w:t>Total</w:t>
             </w:r>
@@ -2725,13 +3423,14 @@
           </w:tcPr>
           <w:p>
             <w:pPr>
+              <w:spacing w:line="240" w:lineRule="auto" w:before="40" w:after="40"/>
               <w:jc w:val="left"/>
             </w:pPr>
             <w:r/>
             <w:r>
               <w:rPr>
                 <w:rFonts w:ascii="Times New Roman" w:hAnsi="Times New Roman"/>
-                <w:sz w:val="16"/>
+                <w:sz w:val="20"/>
               </w:rPr>
               <w:t>Alta Dirección</w:t>
             </w:r>
@@ -2743,13 +3442,14 @@
           </w:tcPr>
           <w:p>
             <w:pPr>
+              <w:spacing w:line="240" w:lineRule="auto" w:before="40" w:after="40"/>
               <w:jc w:val="left"/>
             </w:pPr>
             <w:r/>
             <w:r>
               <w:rPr>
                 <w:rFonts w:ascii="Times New Roman" w:hAnsi="Times New Roman"/>
-                <w:sz w:val="16"/>
+                <w:sz w:val="20"/>
               </w:rPr>
               <w:t>Gerente General</w:t>
             </w:r>
@@ -2761,13 +3461,14 @@
           </w:tcPr>
           <w:p>
             <w:pPr>
+              <w:spacing w:line="240" w:lineRule="auto" w:before="40" w:after="40"/>
               <w:jc w:val="center"/>
             </w:pPr>
             <w:r/>
             <w:r>
               <w:rPr>
                 <w:rFonts w:ascii="Times New Roman" w:hAnsi="Times New Roman"/>
-                <w:sz w:val="16"/>
+                <w:sz w:val="20"/>
               </w:rPr>
               <w:t>0</w:t>
             </w:r>
@@ -2779,13 +3480,14 @@
           </w:tcPr>
           <w:p>
             <w:pPr>
+              <w:spacing w:line="240" w:lineRule="auto" w:before="40" w:after="40"/>
               <w:jc w:val="center"/>
             </w:pPr>
             <w:r/>
             <w:r>
               <w:rPr>
                 <w:rFonts w:ascii="Times New Roman" w:hAnsi="Times New Roman"/>
-                <w:sz w:val="16"/>
+                <w:sz w:val="20"/>
               </w:rPr>
               <w:t>1</w:t>
             </w:r>
@@ -2797,13 +3499,14 @@
           </w:tcPr>
           <w:p>
             <w:pPr>
+              <w:spacing w:line="240" w:lineRule="auto" w:before="40" w:after="40"/>
               <w:jc w:val="center"/>
             </w:pPr>
             <w:r/>
             <w:r>
               <w:rPr>
                 <w:rFonts w:ascii="Times New Roman" w:hAnsi="Times New Roman"/>
-                <w:sz w:val="16"/>
+                <w:sz w:val="20"/>
               </w:rPr>
               <w:t>1</w:t>
             </w:r>
@@ -2817,13 +3520,14 @@
           </w:tcPr>
           <w:p>
             <w:pPr>
+              <w:spacing w:line="240" w:lineRule="auto" w:before="40" w:after="40"/>
               <w:jc w:val="left"/>
             </w:pPr>
             <w:r/>
             <w:r>
               <w:rPr>
                 <w:rFonts w:ascii="Times New Roman" w:hAnsi="Times New Roman"/>
-                <w:sz w:val="16"/>
+                <w:sz w:val="20"/>
               </w:rPr>
               <w:t>Dirección Operativa</w:t>
             </w:r>
@@ -2835,13 +3539,14 @@
           </w:tcPr>
           <w:p>
             <w:pPr>
+              <w:spacing w:line="240" w:lineRule="auto" w:before="40" w:after="40"/>
               <w:jc w:val="left"/>
             </w:pPr>
             <w:r/>
             <w:r>
               <w:rPr>
                 <w:rFonts w:ascii="Times New Roman" w:hAnsi="Times New Roman"/>
-                <w:sz w:val="16"/>
+                <w:sz w:val="20"/>
               </w:rPr>
               <w:t>Gerente de Operaciones</w:t>
             </w:r>
@@ -2853,13 +3558,14 @@
           </w:tcPr>
           <w:p>
             <w:pPr>
+              <w:spacing w:line="240" w:lineRule="auto" w:before="40" w:after="40"/>
               <w:jc w:val="center"/>
             </w:pPr>
             <w:r/>
             <w:r>
               <w:rPr>
                 <w:rFonts w:ascii="Times New Roman" w:hAnsi="Times New Roman"/>
-                <w:sz w:val="16"/>
+                <w:sz w:val="20"/>
               </w:rPr>
               <w:t>0</w:t>
             </w:r>
@@ -2871,13 +3577,14 @@
           </w:tcPr>
           <w:p>
             <w:pPr>
+              <w:spacing w:line="240" w:lineRule="auto" w:before="40" w:after="40"/>
               <w:jc w:val="center"/>
             </w:pPr>
             <w:r/>
             <w:r>
               <w:rPr>
                 <w:rFonts w:ascii="Times New Roman" w:hAnsi="Times New Roman"/>
-                <w:sz w:val="16"/>
+                <w:sz w:val="20"/>
               </w:rPr>
               <w:t>1</w:t>
             </w:r>
@@ -2889,13 +3596,14 @@
           </w:tcPr>
           <w:p>
             <w:pPr>
+              <w:spacing w:line="240" w:lineRule="auto" w:before="40" w:after="40"/>
               <w:jc w:val="center"/>
             </w:pPr>
             <w:r/>
             <w:r>
               <w:rPr>
                 <w:rFonts w:ascii="Times New Roman" w:hAnsi="Times New Roman"/>
-                <w:sz w:val="16"/>
+                <w:sz w:val="20"/>
               </w:rPr>
               <w:t>1</w:t>
             </w:r>
@@ -2909,13 +3617,14 @@
           </w:tcPr>
           <w:p>
             <w:pPr>
+              <w:spacing w:line="240" w:lineRule="auto" w:before="40" w:after="40"/>
               <w:jc w:val="left"/>
             </w:pPr>
             <w:r/>
             <w:r>
               <w:rPr>
                 <w:rFonts w:ascii="Times New Roman" w:hAnsi="Times New Roman"/>
-                <w:sz w:val="16"/>
+                <w:sz w:val="20"/>
               </w:rPr>
               <w:t>Control y Avance</w:t>
             </w:r>
@@ -2927,13 +3636,14 @@
           </w:tcPr>
           <w:p>
             <w:pPr>
+              <w:spacing w:line="240" w:lineRule="auto" w:before="40" w:after="40"/>
               <w:jc w:val="left"/>
             </w:pPr>
             <w:r/>
             <w:r>
               <w:rPr>
                 <w:rFonts w:ascii="Times New Roman" w:hAnsi="Times New Roman"/>
-                <w:sz w:val="16"/>
+                <w:sz w:val="20"/>
               </w:rPr>
               <w:t>Gerente / Operaciones Morichal</w:t>
             </w:r>
@@ -2945,13 +3655,14 @@
           </w:tcPr>
           <w:p>
             <w:pPr>
+              <w:spacing w:line="240" w:lineRule="auto" w:before="40" w:after="40"/>
               <w:jc w:val="center"/>
             </w:pPr>
             <w:r/>
             <w:r>
               <w:rPr>
                 <w:rFonts w:ascii="Times New Roman" w:hAnsi="Times New Roman"/>
-                <w:sz w:val="16"/>
+                <w:sz w:val="20"/>
               </w:rPr>
               <w:t>1</w:t>
             </w:r>
@@ -2963,13 +3674,14 @@
           </w:tcPr>
           <w:p>
             <w:pPr>
+              <w:spacing w:line="240" w:lineRule="auto" w:before="40" w:after="40"/>
               <w:jc w:val="center"/>
             </w:pPr>
             <w:r/>
             <w:r>
               <w:rPr>
                 <w:rFonts w:ascii="Times New Roman" w:hAnsi="Times New Roman"/>
-                <w:sz w:val="16"/>
+                <w:sz w:val="20"/>
               </w:rPr>
               <w:t>1</w:t>
             </w:r>
@@ -2981,13 +3693,14 @@
           </w:tcPr>
           <w:p>
             <w:pPr>
+              <w:spacing w:line="240" w:lineRule="auto" w:before="40" w:after="40"/>
               <w:jc w:val="center"/>
             </w:pPr>
             <w:r/>
             <w:r>
               <w:rPr>
                 <w:rFonts w:ascii="Times New Roman" w:hAnsi="Times New Roman"/>
-                <w:sz w:val="16"/>
+                <w:sz w:val="20"/>
               </w:rPr>
               <w:t>2</w:t>
             </w:r>
@@ -3001,13 +3714,14 @@
           </w:tcPr>
           <w:p>
             <w:pPr>
+              <w:spacing w:line="240" w:lineRule="auto" w:before="40" w:after="40"/>
               <w:jc w:val="left"/>
             </w:pPr>
             <w:r/>
             <w:r>
               <w:rPr>
                 <w:rFonts w:ascii="Times New Roman" w:hAnsi="Times New Roman"/>
-                <w:sz w:val="16"/>
+                <w:sz w:val="20"/>
               </w:rPr>
               <w:t>Administración (Área de Pasantía)</w:t>
             </w:r>
@@ -3019,13 +3733,14 @@
           </w:tcPr>
           <w:p>
             <w:pPr>
+              <w:spacing w:line="240" w:lineRule="auto" w:before="40" w:after="40"/>
               <w:jc w:val="left"/>
             </w:pPr>
             <w:r/>
             <w:r>
               <w:rPr>
                 <w:rFonts w:ascii="Times New Roman" w:hAnsi="Times New Roman"/>
-                <w:sz w:val="16"/>
+                <w:sz w:val="20"/>
               </w:rPr>
               <w:t>Administración / Asistentes Administrativos</w:t>
             </w:r>
@@ -3037,13 +3752,14 @@
           </w:tcPr>
           <w:p>
             <w:pPr>
+              <w:spacing w:line="240" w:lineRule="auto" w:before="40" w:after="40"/>
               <w:jc w:val="center"/>
             </w:pPr>
             <w:r/>
             <w:r>
               <w:rPr>
                 <w:rFonts w:ascii="Times New Roman" w:hAnsi="Times New Roman"/>
-                <w:sz w:val="16"/>
+                <w:sz w:val="20"/>
               </w:rPr>
               <w:t>2</w:t>
             </w:r>
@@ -3055,13 +3771,14 @@
           </w:tcPr>
           <w:p>
             <w:pPr>
+              <w:spacing w:line="240" w:lineRule="auto" w:before="40" w:after="40"/>
               <w:jc w:val="center"/>
             </w:pPr>
             <w:r/>
             <w:r>
               <w:rPr>
                 <w:rFonts w:ascii="Times New Roman" w:hAnsi="Times New Roman"/>
-                <w:sz w:val="16"/>
+                <w:sz w:val="20"/>
               </w:rPr>
               <w:t>1</w:t>
             </w:r>
@@ -3073,13 +3790,14 @@
           </w:tcPr>
           <w:p>
             <w:pPr>
+              <w:spacing w:line="240" w:lineRule="auto" w:before="40" w:after="40"/>
               <w:jc w:val="center"/>
             </w:pPr>
             <w:r/>
             <w:r>
               <w:rPr>
                 <w:rFonts w:ascii="Times New Roman" w:hAnsi="Times New Roman"/>
-                <w:sz w:val="16"/>
+                <w:sz w:val="20"/>
               </w:rPr>
               <w:t>3</w:t>
             </w:r>
@@ -3093,13 +3811,14 @@
           </w:tcPr>
           <w:p>
             <w:pPr>
+              <w:spacing w:line="240" w:lineRule="auto" w:before="40" w:after="40"/>
               <w:jc w:val="left"/>
             </w:pPr>
             <w:r/>
             <w:r>
               <w:rPr>
                 <w:rFonts w:ascii="Times New Roman" w:hAnsi="Times New Roman"/>
-                <w:sz w:val="16"/>
+                <w:sz w:val="20"/>
               </w:rPr>
             </w:r>
           </w:p>
@@ -3110,13 +3829,14 @@
           </w:tcPr>
           <w:p>
             <w:pPr>
+              <w:spacing w:line="240" w:lineRule="auto" w:before="40" w:after="40"/>
               <w:jc w:val="left"/>
             </w:pPr>
             <w:r/>
             <w:r>
               <w:rPr>
                 <w:rFonts w:ascii="Times New Roman" w:hAnsi="Times New Roman"/>
-                <w:sz w:val="16"/>
+                <w:sz w:val="20"/>
               </w:rPr>
               <w:t>Control de Avance, Logística y Compras (Procura)</w:t>
             </w:r>
@@ -3128,13 +3848,14 @@
           </w:tcPr>
           <w:p>
             <w:pPr>
+              <w:spacing w:line="240" w:lineRule="auto" w:before="40" w:after="40"/>
               <w:jc w:val="center"/>
             </w:pPr>
             <w:r/>
             <w:r>
               <w:rPr>
                 <w:rFonts w:ascii="Times New Roman" w:hAnsi="Times New Roman"/>
-                <w:sz w:val="16"/>
+                <w:sz w:val="20"/>
               </w:rPr>
               <w:t>1</w:t>
             </w:r>
@@ -3146,13 +3867,14 @@
           </w:tcPr>
           <w:p>
             <w:pPr>
+              <w:spacing w:line="240" w:lineRule="auto" w:before="40" w:after="40"/>
               <w:jc w:val="center"/>
             </w:pPr>
             <w:r/>
             <w:r>
               <w:rPr>
                 <w:rFonts w:ascii="Times New Roman" w:hAnsi="Times New Roman"/>
-                <w:sz w:val="16"/>
+                <w:sz w:val="20"/>
               </w:rPr>
               <w:t>1</w:t>
             </w:r>
@@ -3164,13 +3886,14 @@
           </w:tcPr>
           <w:p>
             <w:pPr>
+              <w:spacing w:line="240" w:lineRule="auto" w:before="40" w:after="40"/>
               <w:jc w:val="center"/>
             </w:pPr>
             <w:r/>
             <w:r>
               <w:rPr>
                 <w:rFonts w:ascii="Times New Roman" w:hAnsi="Times New Roman"/>
-                <w:sz w:val="16"/>
+                <w:sz w:val="20"/>
               </w:rPr>
               <w:t>2</w:t>
             </w:r>
@@ -3184,13 +3907,14 @@
           </w:tcPr>
           <w:p>
             <w:pPr>
+              <w:spacing w:line="240" w:lineRule="auto" w:before="40" w:after="40"/>
               <w:jc w:val="left"/>
             </w:pPr>
             <w:r/>
             <w:r>
               <w:rPr>
                 <w:rFonts w:ascii="Times New Roman" w:hAnsi="Times New Roman"/>
-                <w:sz w:val="16"/>
+                <w:sz w:val="20"/>
               </w:rPr>
             </w:r>
           </w:p>
@@ -3201,13 +3925,14 @@
           </w:tcPr>
           <w:p>
             <w:pPr>
+              <w:spacing w:line="240" w:lineRule="auto" w:before="40" w:after="40"/>
               <w:jc w:val="left"/>
             </w:pPr>
             <w:r/>
             <w:r>
               <w:rPr>
                 <w:rFonts w:ascii="Times New Roman" w:hAnsi="Times New Roman"/>
-                <w:sz w:val="16"/>
+                <w:sz w:val="20"/>
               </w:rPr>
               <w:t>Operarios, Sup. Patio, Mantenimiento y Logística</w:t>
             </w:r>
@@ -3219,13 +3944,14 @@
           </w:tcPr>
           <w:p>
             <w:pPr>
+              <w:spacing w:line="240" w:lineRule="auto" w:before="40" w:after="40"/>
               <w:jc w:val="center"/>
             </w:pPr>
             <w:r/>
             <w:r>
               <w:rPr>
                 <w:rFonts w:ascii="Times New Roman" w:hAnsi="Times New Roman"/>
-                <w:sz w:val="16"/>
+                <w:sz w:val="20"/>
               </w:rPr>
               <w:t>0</w:t>
             </w:r>
@@ -3237,13 +3963,14 @@
           </w:tcPr>
           <w:p>
             <w:pPr>
+              <w:spacing w:line="240" w:lineRule="auto" w:before="40" w:after="40"/>
               <w:jc w:val="center"/>
             </w:pPr>
             <w:r/>
             <w:r>
               <w:rPr>
                 <w:rFonts w:ascii="Times New Roman" w:hAnsi="Times New Roman"/>
-                <w:sz w:val="16"/>
+                <w:sz w:val="20"/>
               </w:rPr>
               <w:t>2</w:t>
             </w:r>
@@ -3255,13 +3982,14 @@
           </w:tcPr>
           <w:p>
             <w:pPr>
+              <w:spacing w:line="240" w:lineRule="auto" w:before="40" w:after="40"/>
               <w:jc w:val="center"/>
             </w:pPr>
             <w:r/>
             <w:r>
               <w:rPr>
                 <w:rFonts w:ascii="Times New Roman" w:hAnsi="Times New Roman"/>
-                <w:sz w:val="16"/>
+                <w:sz w:val="20"/>
               </w:rPr>
               <w:t>2</w:t>
             </w:r>
@@ -3275,13 +4003,14 @@
           </w:tcPr>
           <w:p>
             <w:pPr>
+              <w:spacing w:line="240" w:lineRule="auto" w:before="40" w:after="40"/>
               <w:jc w:val="left"/>
             </w:pPr>
             <w:r/>
             <w:r>
               <w:rPr>
                 <w:rFonts w:ascii="Times New Roman" w:hAnsi="Times New Roman"/>
-                <w:sz w:val="16"/>
+                <w:sz w:val="20"/>
               </w:rPr>
               <w:t>Contratación y Adm. Contratos</w:t>
             </w:r>
@@ -3293,13 +4022,14 @@
           </w:tcPr>
           <w:p>
             <w:pPr>
+              <w:spacing w:line="240" w:lineRule="auto" w:before="40" w:after="40"/>
               <w:jc w:val="left"/>
             </w:pPr>
             <w:r/>
             <w:r>
               <w:rPr>
                 <w:rFonts w:ascii="Times New Roman" w:hAnsi="Times New Roman"/>
-                <w:sz w:val="16"/>
+                <w:sz w:val="20"/>
               </w:rPr>
               <w:t>Gerente / Estimadores, Administradores, Planificadores</w:t>
             </w:r>
@@ -3311,13 +4041,14 @@
           </w:tcPr>
           <w:p>
             <w:pPr>
+              <w:spacing w:line="240" w:lineRule="auto" w:before="40" w:after="40"/>
               <w:jc w:val="center"/>
             </w:pPr>
             <w:r/>
             <w:r>
               <w:rPr>
                 <w:rFonts w:ascii="Times New Roman" w:hAnsi="Times New Roman"/>
-                <w:sz w:val="16"/>
+                <w:sz w:val="20"/>
               </w:rPr>
               <w:t>2</w:t>
             </w:r>
@@ -3329,13 +4060,14 @@
           </w:tcPr>
           <w:p>
             <w:pPr>
+              <w:spacing w:line="240" w:lineRule="auto" w:before="40" w:after="40"/>
               <w:jc w:val="center"/>
             </w:pPr>
             <w:r/>
             <w:r>
               <w:rPr>
                 <w:rFonts w:ascii="Times New Roman" w:hAnsi="Times New Roman"/>
-                <w:sz w:val="16"/>
+                <w:sz w:val="20"/>
               </w:rPr>
               <w:t>1</w:t>
             </w:r>
@@ -3347,13 +4079,14 @@
           </w:tcPr>
           <w:p>
             <w:pPr>
+              <w:spacing w:line="240" w:lineRule="auto" w:before="40" w:after="40"/>
               <w:jc w:val="center"/>
             </w:pPr>
             <w:r/>
             <w:r>
               <w:rPr>
                 <w:rFonts w:ascii="Times New Roman" w:hAnsi="Times New Roman"/>
-                <w:sz w:val="16"/>
+                <w:sz w:val="20"/>
               </w:rPr>
               <w:t>3</w:t>
             </w:r>
@@ -3367,13 +4100,14 @@
           </w:tcPr>
           <w:p>
             <w:pPr>
+              <w:spacing w:line="240" w:lineRule="auto" w:before="40" w:after="40"/>
               <w:jc w:val="left"/>
             </w:pPr>
             <w:r/>
             <w:r>
               <w:rPr>
                 <w:rFonts w:ascii="Times New Roman" w:hAnsi="Times New Roman"/>
-                <w:sz w:val="16"/>
+                <w:sz w:val="20"/>
               </w:rPr>
               <w:t>Recursos Humanos</w:t>
             </w:r>
@@ -3385,13 +4119,14 @@
           </w:tcPr>
           <w:p>
             <w:pPr>
+              <w:spacing w:line="240" w:lineRule="auto" w:before="40" w:after="40"/>
               <w:jc w:val="left"/>
             </w:pPr>
             <w:r/>
             <w:r>
               <w:rPr>
                 <w:rFonts w:ascii="Times New Roman" w:hAnsi="Times New Roman"/>
-                <w:sz w:val="16"/>
+                <w:sz w:val="20"/>
               </w:rPr>
               <w:t>Gerente de RRHH-Laborales / Asistentes</w:t>
             </w:r>
@@ -3403,13 +4138,14 @@
           </w:tcPr>
           <w:p>
             <w:pPr>
+              <w:spacing w:line="240" w:lineRule="auto" w:before="40" w:after="40"/>
               <w:jc w:val="center"/>
             </w:pPr>
             <w:r/>
             <w:r>
               <w:rPr>
                 <w:rFonts w:ascii="Times New Roman" w:hAnsi="Times New Roman"/>
-                <w:sz w:val="16"/>
+                <w:sz w:val="20"/>
               </w:rPr>
               <w:t>2</w:t>
             </w:r>
@@ -3421,13 +4157,14 @@
           </w:tcPr>
           <w:p>
             <w:pPr>
+              <w:spacing w:line="240" w:lineRule="auto" w:before="40" w:after="40"/>
               <w:jc w:val="center"/>
             </w:pPr>
             <w:r/>
             <w:r>
               <w:rPr>
                 <w:rFonts w:ascii="Times New Roman" w:hAnsi="Times New Roman"/>
-                <w:sz w:val="16"/>
+                <w:sz w:val="20"/>
               </w:rPr>
               <w:t>1</w:t>
             </w:r>
@@ -3439,13 +4176,14 @@
           </w:tcPr>
           <w:p>
             <w:pPr>
+              <w:spacing w:line="240" w:lineRule="auto" w:before="40" w:after="40"/>
               <w:jc w:val="center"/>
             </w:pPr>
             <w:r/>
             <w:r>
               <w:rPr>
                 <w:rFonts w:ascii="Times New Roman" w:hAnsi="Times New Roman"/>
-                <w:sz w:val="16"/>
+                <w:sz w:val="20"/>
               </w:rPr>
               <w:t>3</w:t>
             </w:r>
@@ -3459,13 +4197,14 @@
           </w:tcPr>
           <w:p>
             <w:pPr>
+              <w:spacing w:line="240" w:lineRule="auto" w:before="40" w:after="40"/>
               <w:jc w:val="left"/>
             </w:pPr>
             <w:r/>
             <w:r>
               <w:rPr>
                 <w:rFonts w:ascii="Times New Roman" w:hAnsi="Times New Roman"/>
-                <w:sz w:val="16"/>
+                <w:sz w:val="20"/>
               </w:rPr>
               <w:t>Proyectos y Producción</w:t>
             </w:r>
@@ -3477,13 +4216,14 @@
           </w:tcPr>
           <w:p>
             <w:pPr>
+              <w:spacing w:line="240" w:lineRule="auto" w:before="40" w:after="40"/>
               <w:jc w:val="left"/>
             </w:pPr>
             <w:r/>
             <w:r>
               <w:rPr>
                 <w:rFonts w:ascii="Times New Roman" w:hAnsi="Times New Roman"/>
-                <w:sz w:val="16"/>
+                <w:sz w:val="20"/>
               </w:rPr>
               <w:t>Gerentes de Proyecto, Optimización y Servicios</w:t>
             </w:r>
@@ -3495,13 +4235,14 @@
           </w:tcPr>
           <w:p>
             <w:pPr>
+              <w:spacing w:line="240" w:lineRule="auto" w:before="40" w:after="40"/>
               <w:jc w:val="center"/>
             </w:pPr>
             <w:r/>
             <w:r>
               <w:rPr>
                 <w:rFonts w:ascii="Times New Roman" w:hAnsi="Times New Roman"/>
-                <w:sz w:val="16"/>
+                <w:sz w:val="20"/>
               </w:rPr>
               <w:t>1</w:t>
             </w:r>
@@ -3513,13 +4254,14 @@
           </w:tcPr>
           <w:p>
             <w:pPr>
+              <w:spacing w:line="240" w:lineRule="auto" w:before="40" w:after="40"/>
               <w:jc w:val="center"/>
             </w:pPr>
             <w:r/>
             <w:r>
               <w:rPr>
                 <w:rFonts w:ascii="Times New Roman" w:hAnsi="Times New Roman"/>
-                <w:sz w:val="16"/>
+                <w:sz w:val="20"/>
               </w:rPr>
               <w:t>2</w:t>
             </w:r>
@@ -3531,13 +4273,14 @@
           </w:tcPr>
           <w:p>
             <w:pPr>
+              <w:spacing w:line="240" w:lineRule="auto" w:before="40" w:after="40"/>
               <w:jc w:val="center"/>
             </w:pPr>
             <w:r/>
             <w:r>
               <w:rPr>
                 <w:rFonts w:ascii="Times New Roman" w:hAnsi="Times New Roman"/>
-                <w:sz w:val="16"/>
+                <w:sz w:val="20"/>
               </w:rPr>
               <w:t>3</w:t>
             </w:r>
@@ -3551,13 +4294,14 @@
           </w:tcPr>
           <w:p>
             <w:pPr>
+              <w:spacing w:line="240" w:lineRule="auto" w:before="40" w:after="40"/>
               <w:jc w:val="left"/>
             </w:pPr>
             <w:r/>
             <w:r>
               <w:rPr>
                 <w:rFonts w:ascii="Times New Roman" w:hAnsi="Times New Roman"/>
-                <w:sz w:val="16"/>
+                <w:sz w:val="20"/>
               </w:rPr>
             </w:r>
           </w:p>
@@ -3568,13 +4312,14 @@
           </w:tcPr>
           <w:p>
             <w:pPr>
+              <w:spacing w:line="240" w:lineRule="auto" w:before="40" w:after="40"/>
               <w:jc w:val="left"/>
             </w:pPr>
             <w:r/>
             <w:r>
               <w:rPr>
                 <w:rFonts w:ascii="Times New Roman" w:hAnsi="Times New Roman"/>
-                <w:sz w:val="16"/>
+                <w:sz w:val="20"/>
               </w:rPr>
               <w:t>Gerente Metalmecánico</w:t>
             </w:r>
@@ -3586,13 +4331,14 @@
           </w:tcPr>
           <w:p>
             <w:pPr>
+              <w:spacing w:line="240" w:lineRule="auto" w:before="40" w:after="40"/>
               <w:jc w:val="center"/>
             </w:pPr>
             <w:r/>
             <w:r>
               <w:rPr>
                 <w:rFonts w:ascii="Times New Roman" w:hAnsi="Times New Roman"/>
-                <w:sz w:val="16"/>
+                <w:sz w:val="20"/>
               </w:rPr>
               <w:t>0</w:t>
             </w:r>
@@ -3604,13 +4350,14 @@
           </w:tcPr>
           <w:p>
             <w:pPr>
+              <w:spacing w:line="240" w:lineRule="auto" w:before="40" w:after="40"/>
               <w:jc w:val="center"/>
             </w:pPr>
             <w:r/>
             <w:r>
               <w:rPr>
                 <w:rFonts w:ascii="Times New Roman" w:hAnsi="Times New Roman"/>
-                <w:sz w:val="16"/>
+                <w:sz w:val="20"/>
               </w:rPr>
               <w:t>1</w:t>
             </w:r>
@@ -3622,13 +4369,14 @@
           </w:tcPr>
           <w:p>
             <w:pPr>
+              <w:spacing w:line="240" w:lineRule="auto" w:before="40" w:after="40"/>
               <w:jc w:val="center"/>
             </w:pPr>
             <w:r/>
             <w:r>
               <w:rPr>
                 <w:rFonts w:ascii="Times New Roman" w:hAnsi="Times New Roman"/>
-                <w:sz w:val="16"/>
+                <w:sz w:val="20"/>
               </w:rPr>
               <w:t>1</w:t>
             </w:r>
@@ -3642,13 +4390,14 @@
           </w:tcPr>
           <w:p>
             <w:pPr>
+              <w:spacing w:line="240" w:lineRule="auto" w:before="40" w:after="40"/>
               <w:jc w:val="left"/>
             </w:pPr>
             <w:r/>
             <w:r>
               <w:rPr>
                 <w:rFonts w:ascii="Times New Roman" w:hAnsi="Times New Roman"/>
-                <w:sz w:val="16"/>
+                <w:sz w:val="20"/>
               </w:rPr>
               <w:t>Ingeniería y Campo</w:t>
             </w:r>
@@ -3660,13 +4409,14 @@
           </w:tcPr>
           <w:p>
             <w:pPr>
+              <w:spacing w:line="240" w:lineRule="auto" w:before="40" w:after="40"/>
               <w:jc w:val="left"/>
             </w:pPr>
             <w:r/>
             <w:r>
               <w:rPr>
                 <w:rFonts w:ascii="Times New Roman" w:hAnsi="Times New Roman"/>
-                <w:sz w:val="16"/>
+                <w:sz w:val="20"/>
               </w:rPr>
               <w:t>Ingenieros Residentes / Coordinadores (SIHO-A, Calidad)</w:t>
             </w:r>
@@ -3678,13 +4428,14 @@
           </w:tcPr>
           <w:p>
             <w:pPr>
+              <w:spacing w:line="240" w:lineRule="auto" w:before="40" w:after="40"/>
               <w:jc w:val="center"/>
             </w:pPr>
             <w:r/>
             <w:r>
               <w:rPr>
                 <w:rFonts w:ascii="Times New Roman" w:hAnsi="Times New Roman"/>
-                <w:sz w:val="16"/>
+                <w:sz w:val="20"/>
               </w:rPr>
               <w:t>2</w:t>
             </w:r>
@@ -3696,13 +4447,14 @@
           </w:tcPr>
           <w:p>
             <w:pPr>
+              <w:spacing w:line="240" w:lineRule="auto" w:before="40" w:after="40"/>
               <w:jc w:val="center"/>
             </w:pPr>
             <w:r/>
             <w:r>
               <w:rPr>
                 <w:rFonts w:ascii="Times New Roman" w:hAnsi="Times New Roman"/>
-                <w:sz w:val="16"/>
+                <w:sz w:val="20"/>
               </w:rPr>
               <w:t>3</w:t>
             </w:r>
@@ -3714,13 +4466,14 @@
           </w:tcPr>
           <w:p>
             <w:pPr>
+              <w:spacing w:line="240" w:lineRule="auto" w:before="40" w:after="40"/>
               <w:jc w:val="center"/>
             </w:pPr>
             <w:r/>
             <w:r>
               <w:rPr>
                 <w:rFonts w:ascii="Times New Roman" w:hAnsi="Times New Roman"/>
-                <w:sz w:val="16"/>
+                <w:sz w:val="20"/>
               </w:rPr>
               <w:t>5</w:t>
             </w:r>
@@ -3734,13 +4487,14 @@
           </w:tcPr>
           <w:p>
             <w:pPr>
+              <w:spacing w:line="240" w:lineRule="auto" w:before="40" w:after="40"/>
               <w:jc w:val="left"/>
             </w:pPr>
             <w:r/>
             <w:r>
               <w:rPr>
                 <w:rFonts w:ascii="Times New Roman" w:hAnsi="Times New Roman"/>
-                <w:sz w:val="16"/>
+                <w:sz w:val="20"/>
               </w:rPr>
             </w:r>
           </w:p>
@@ -3751,13 +4505,14 @@
           </w:tcPr>
           <w:p>
             <w:pPr>
+              <w:spacing w:line="240" w:lineRule="auto" w:before="40" w:after="40"/>
               <w:jc w:val="left"/>
             </w:pPr>
             <w:r/>
             <w:r>
               <w:rPr>
                 <w:rFonts w:ascii="Times New Roman" w:hAnsi="Times New Roman"/>
-                <w:sz w:val="16"/>
+                <w:sz w:val="20"/>
               </w:rPr>
               <w:t>Inspectores (SIHO, Ambiente, Paramédicos, Calidad)</w:t>
             </w:r>
@@ -3769,13 +4524,14 @@
           </w:tcPr>
           <w:p>
             <w:pPr>
+              <w:spacing w:line="240" w:lineRule="auto" w:before="40" w:after="40"/>
               <w:jc w:val="center"/>
             </w:pPr>
             <w:r/>
             <w:r>
               <w:rPr>
                 <w:rFonts w:ascii="Times New Roman" w:hAnsi="Times New Roman"/>
-                <w:sz w:val="16"/>
+                <w:sz w:val="20"/>
               </w:rPr>
               <w:t>2</w:t>
             </w:r>
@@ -3787,13 +4543,14 @@
           </w:tcPr>
           <w:p>
             <w:pPr>
+              <w:spacing w:line="240" w:lineRule="auto" w:before="40" w:after="40"/>
               <w:jc w:val="center"/>
             </w:pPr>
             <w:r/>
             <w:r>
               <w:rPr>
                 <w:rFonts w:ascii="Times New Roman" w:hAnsi="Times New Roman"/>
-                <w:sz w:val="16"/>
+                <w:sz w:val="20"/>
               </w:rPr>
               <w:t>2</w:t>
             </w:r>
@@ -3805,13 +4562,14 @@
           </w:tcPr>
           <w:p>
             <w:pPr>
+              <w:spacing w:line="240" w:lineRule="auto" w:before="40" w:after="40"/>
               <w:jc w:val="center"/>
             </w:pPr>
             <w:r/>
             <w:r>
               <w:rPr>
                 <w:rFonts w:ascii="Times New Roman" w:hAnsi="Times New Roman"/>
-                <w:sz w:val="16"/>
+                <w:sz w:val="20"/>
               </w:rPr>
               <w:t>4</w:t>
             </w:r>
@@ -3825,13 +4583,14 @@
           </w:tcPr>
           <w:p>
             <w:pPr>
+              <w:spacing w:line="240" w:lineRule="auto" w:before="40" w:after="40"/>
               <w:jc w:val="left"/>
             </w:pPr>
             <w:r/>
             <w:r>
               <w:rPr>
                 <w:rFonts w:ascii="Times New Roman" w:hAnsi="Times New Roman"/>
-                <w:sz w:val="16"/>
+                <w:sz w:val="20"/>
               </w:rPr>
             </w:r>
           </w:p>
@@ -3842,13 +4601,14 @@
           </w:tcPr>
           <w:p>
             <w:pPr>
+              <w:spacing w:line="240" w:lineRule="auto" w:before="40" w:after="40"/>
               <w:jc w:val="left"/>
             </w:pPr>
             <w:r/>
             <w:r>
               <w:rPr>
                 <w:rFonts w:ascii="Times New Roman" w:hAnsi="Times New Roman"/>
-                <w:sz w:val="16"/>
+                <w:sz w:val="20"/>
               </w:rPr>
               <w:t>Supervisor de Obras, Operadores, Chóferes, Soldadores, Obreros</w:t>
             </w:r>
@@ -3860,13 +4620,14 @@
           </w:tcPr>
           <w:p>
             <w:pPr>
+              <w:spacing w:line="240" w:lineRule="auto" w:before="40" w:after="40"/>
               <w:jc w:val="center"/>
             </w:pPr>
             <w:r/>
             <w:r>
               <w:rPr>
                 <w:rFonts w:ascii="Times New Roman" w:hAnsi="Times New Roman"/>
-                <w:sz w:val="16"/>
+                <w:sz w:val="20"/>
               </w:rPr>
               <w:t>1</w:t>
             </w:r>
@@ -3878,13 +4639,14 @@
           </w:tcPr>
           <w:p>
             <w:pPr>
+              <w:spacing w:line="240" w:lineRule="auto" w:before="40" w:after="40"/>
               <w:jc w:val="center"/>
             </w:pPr>
             <w:r/>
             <w:r>
               <w:rPr>
                 <w:rFonts w:ascii="Times New Roman" w:hAnsi="Times New Roman"/>
-                <w:sz w:val="16"/>
+                <w:sz w:val="20"/>
               </w:rPr>
               <w:t>10</w:t>
             </w:r>
@@ -3896,13 +4658,14 @@
           </w:tcPr>
           <w:p>
             <w:pPr>
+              <w:spacing w:line="240" w:lineRule="auto" w:before="40" w:after="40"/>
               <w:jc w:val="center"/>
             </w:pPr>
             <w:r/>
             <w:r>
               <w:rPr>
                 <w:rFonts w:ascii="Times New Roman" w:hAnsi="Times New Roman"/>
-                <w:sz w:val="16"/>
+                <w:sz w:val="20"/>
               </w:rPr>
               <w:t>11</w:t>
             </w:r>
@@ -3916,13 +4679,14 @@
           </w:tcPr>
           <w:p>
             <w:pPr>
+              <w:spacing w:line="240" w:lineRule="auto" w:before="40" w:after="40"/>
               <w:jc w:val="left"/>
             </w:pPr>
             <w:r/>
             <w:r>
               <w:rPr>
                 <w:rFonts w:ascii="Times New Roman" w:hAnsi="Times New Roman"/>
-                <w:sz w:val="16"/>
+                <w:sz w:val="20"/>
               </w:rPr>
               <w:t>TOTAL GENERAL</w:t>
             </w:r>
@@ -3934,13 +4698,14 @@
           </w:tcPr>
           <w:p>
             <w:pPr>
+              <w:spacing w:line="240" w:lineRule="auto" w:before="40" w:after="40"/>
               <w:jc w:val="left"/>
             </w:pPr>
             <w:r/>
             <w:r>
               <w:rPr>
                 <w:rFonts w:ascii="Times New Roman" w:hAnsi="Times New Roman"/>
-                <w:sz w:val="16"/>
+                <w:sz w:val="20"/>
               </w:rPr>
             </w:r>
           </w:p>
@@ -3951,13 +4716,14 @@
           </w:tcPr>
           <w:p>
             <w:pPr>
+              <w:spacing w:line="240" w:lineRule="auto" w:before="40" w:after="40"/>
               <w:jc w:val="center"/>
             </w:pPr>
             <w:r/>
             <w:r>
               <w:rPr>
                 <w:rFonts w:ascii="Times New Roman" w:hAnsi="Times New Roman"/>
-                <w:sz w:val="16"/>
+                <w:sz w:val="20"/>
               </w:rPr>
               <w:t>14</w:t>
             </w:r>
@@ -3969,13 +4735,14 @@
           </w:tcPr>
           <w:p>
             <w:pPr>
+              <w:spacing w:line="240" w:lineRule="auto" w:before="40" w:after="40"/>
               <w:jc w:val="center"/>
             </w:pPr>
             <w:r/>
             <w:r>
               <w:rPr>
                 <w:rFonts w:ascii="Times New Roman" w:hAnsi="Times New Roman"/>
-                <w:sz w:val="16"/>
+                <w:sz w:val="20"/>
               </w:rPr>
               <w:t>28</w:t>
             </w:r>
@@ -3987,13 +4754,14 @@
           </w:tcPr>
           <w:p>
             <w:pPr>
+              <w:spacing w:line="240" w:lineRule="auto" w:before="40" w:after="40"/>
               <w:jc w:val="center"/>
             </w:pPr>
             <w:r/>
             <w:r>
               <w:rPr>
                 <w:rFonts w:ascii="Times New Roman" w:hAnsi="Times New Roman"/>
-                <w:sz w:val="16"/>
+                <w:sz w:val="20"/>
               </w:rPr>
               <w:t>42</w:t>
             </w:r>
@@ -4003,20 +4771,32 @@
     </w:tbl>
     <w:p>
       <w:pPr>
-        <w:spacing w:before="120"/>
+        <w:spacing w:line="240" w:lineRule="auto" w:before="0" w:after="240"/>
+        <w:ind w:firstLine="0"/>
+        <w:jc w:val="left"/>
       </w:pPr>
       <w:r>
         <w:rPr>
           <w:rFonts w:ascii="Times New Roman" w:hAnsi="Times New Roman"/>
           <w:i/>
-          <w:sz w:val="16"/>
+          <w:sz w:val="20"/>
         </w:rPr>
-        <w:t>Fuente: Información suministrada por Lubricantes y Equipos Varyna, C.A. (2026).</w:t>
+        <w:t xml:space="preserve">Fuente: </w:t>
+      </w:r>
+      <w:r>
+        <w:rPr>
+          <w:rFonts w:ascii="Times New Roman" w:hAnsi="Times New Roman"/>
+          <w:sz w:val="20"/>
+        </w:rPr>
+        <w:t>Información suministrada por Lubricantes y Equipos Varyna, C.A. (2026).</w:t>
       </w:r>
     </w:p>
     <w:p>
-      <w:bookmarkStart w:id="bm_cap1_estruct" w:name="bm_cap1_estruct"/>
-      <w:pPr>
+      <w:bookmarkStart w:id="23" w:name="bm_cap1_estruct"/>
+      <w:pPr>
+        <w:pStyle w:val="IUTECPTítulo2"/>
+        <w:keepNext/>
+        <w:keepLines/>
         <w:spacing w:before="480" w:after="480" w:line="360" w:lineRule="auto"/>
         <w:jc w:val="left"/>
       </w:pPr>
@@ -4026,9 +4806,9 @@
           <w:b/>
           <w:sz w:val="24"/>
         </w:rPr>
-        <w:t>Estructura Organizativa</w:t>
+        <w:t>Estructura organizativa de la empresa (Organigrama)</w:t>
       </w:r>
-      <w:bookmarkEnd w:id="bm_cap1_estruct"/>
+      <w:bookmarkEnd w:id="23"/>
     </w:p>
     <w:p>
       <w:pPr>
@@ -4042,131 +4822,13 @@
           <w:i w:val="0"/>
           <w:sz w:val="24"/>
         </w:rPr>
-        <w:t>A continuación, se presenta la estructura organizativa de la empresa, reflejando las líneas de mando y la distribución de los departamentos administrativos y de procura. Los departamentos que conforman la organización son los siguientes:</w:t>
+        <w:t>La estructura organizativa de Lubricantes y Equipos Varyna, C.A. es de tipo jerárquico-funcional y está integrada por la Gerencia General, Gerencia de Operaciones, Gerencia de Control y Avance, Departamento Administrativo, Gerencia de Contratación y Administración de Contratos, Recursos Humanos, gerencias técnicas y coordinaciones de SIHO-A y Calidad. A continuación, se presenta el organigrama general de la organización y las unidades vinculadas con el área donde se desarrollaron las pasantías.</w:t>
       </w:r>
     </w:p>
     <w:p>
       <w:pPr>
-        <w:spacing w:line="360" w:lineRule="auto" w:after="0" w:before="0"/>
-        <w:ind w:firstLine="709"/>
-        <w:jc w:val="both"/>
-      </w:pPr>
-      <w:r>
-        <w:rPr>
-          <w:rFonts w:ascii="Times New Roman" w:hAnsi="Times New Roman"/>
-          <w:i w:val="0"/>
-          <w:sz w:val="24"/>
-        </w:rPr>
-        <w:t>Gerencia General: Es la máxima autoridad ejecutiva encargada de la dirección estratégica, la toma de decisiones corporativas y el cumplimiento de los objetivos globales de la organización.</w:t>
-      </w:r>
-    </w:p>
-    <w:p>
-      <w:pPr>
-        <w:spacing w:line="360" w:lineRule="auto" w:after="0" w:before="0"/>
-        <w:ind w:firstLine="709"/>
-        <w:jc w:val="both"/>
-      </w:pPr>
-      <w:r>
-        <w:rPr>
-          <w:rFonts w:ascii="Times New Roman" w:hAnsi="Times New Roman"/>
-          <w:i w:val="0"/>
-          <w:sz w:val="24"/>
-        </w:rPr>
-        <w:t>Gerencia de Operaciones: Coordina y supervisa la ejecución técnica y operativa de los proyectos, garantizando la eficiencia en el uso de recursos e infraestructura en campo.</w:t>
-      </w:r>
-    </w:p>
-    <w:p>
-      <w:pPr>
-        <w:spacing w:line="360" w:lineRule="auto" w:after="0" w:before="0"/>
-        <w:ind w:firstLine="709"/>
-        <w:jc w:val="both"/>
-      </w:pPr>
-      <w:r>
-        <w:rPr>
-          <w:rFonts w:ascii="Times New Roman" w:hAnsi="Times New Roman"/>
-          <w:i w:val="0"/>
-          <w:sz w:val="24"/>
-        </w:rPr>
-        <w:t>Gerencia de Control y Avance (y Operaciones Morichal): Responsable de monitorear el rendimiento, cumplimiento de metas de avance físico de obras y la logística operativa regional en el área de Morichal.</w:t>
-      </w:r>
-    </w:p>
-    <w:p>
-      <w:pPr>
-        <w:spacing w:line="360" w:lineRule="auto" w:after="0" w:before="0"/>
-        <w:ind w:firstLine="709"/>
-        <w:jc w:val="both"/>
-      </w:pPr>
-      <w:r>
-        <w:rPr>
-          <w:rFonts w:ascii="Times New Roman" w:hAnsi="Times New Roman"/>
-          <w:i w:val="0"/>
-          <w:sz w:val="24"/>
-        </w:rPr>
-        <w:t>Departamento Administrativo (Área de Pasantía): Unidad encargada de la gestión financiera, presupuestaria, logística interna, control contable e inventarios. En este departamento se desenvuelve la pasante en el rol de Asistente Administrativo, brindando apoyo operativo y de control, con énfasis en el área de Procura (Compras y Logística) mediante la recepción de requerimientos, solicitud de cotizaciones, selección de proveedores y seguimiento a la adquisición oportuna de bienes, materiales y servicios esenciales.</w:t>
-      </w:r>
-    </w:p>
-    <w:p>
-      <w:pPr>
-        <w:spacing w:line="360" w:lineRule="auto" w:after="0" w:before="0"/>
-        <w:ind w:firstLine="709"/>
-        <w:jc w:val="both"/>
-      </w:pPr>
-      <w:r>
-        <w:rPr>
-          <w:rFonts w:ascii="Times New Roman" w:hAnsi="Times New Roman"/>
-          <w:i w:val="0"/>
-          <w:sz w:val="24"/>
-        </w:rPr>
-        <w:t>Gerencia de Contratación y Administración de Contratos: Encargada del análisis de costos, estimaciones presupuestarias, planificación y control legal y operativo de las licitaciones y contratos vigentes.</w:t>
-      </w:r>
-    </w:p>
-    <w:p>
-      <w:pPr>
-        <w:spacing w:line="360" w:lineRule="auto" w:after="0" w:before="0"/>
-        <w:ind w:firstLine="709"/>
-        <w:jc w:val="both"/>
-      </w:pPr>
-      <w:r>
-        <w:rPr>
-          <w:rFonts w:ascii="Times New Roman" w:hAnsi="Times New Roman"/>
-          <w:i w:val="0"/>
-          <w:sz w:val="24"/>
-        </w:rPr>
-        <w:t>Gerencia de Recursos Humanos y Relaciones Laborales: Dirige el reclutamiento, selección, administración de personal, nómina y la gestión del clima laboral de la empresa.</w:t>
-      </w:r>
-    </w:p>
-    <w:p>
-      <w:pPr>
-        <w:spacing w:line="360" w:lineRule="auto" w:after="0" w:before="0"/>
-        <w:ind w:firstLine="709"/>
-        <w:jc w:val="both"/>
-      </w:pPr>
-      <w:r>
-        <w:rPr>
-          <w:rFonts w:ascii="Times New Roman" w:hAnsi="Times New Roman"/>
-          <w:i w:val="0"/>
-          <w:sz w:val="24"/>
-        </w:rPr>
-        <w:t>Gerencias Técnicas (Proyectos, Optimización, Servicios Eléctricos y Metalmecánico): Áreas especializadas dedicadas al diseño, mantenimiento, ejecución de estructuras metálicas y optimización de servicios de ingeniería en campo.</w:t>
-      </w:r>
-    </w:p>
-    <w:p>
-      <w:pPr>
-        <w:spacing w:line="360" w:lineRule="auto" w:after="0" w:before="0"/>
-        <w:ind w:firstLine="709"/>
-        <w:jc w:val="both"/>
-      </w:pPr>
-      <w:r>
-        <w:rPr>
-          <w:rFonts w:ascii="Times New Roman" w:hAnsi="Times New Roman"/>
-          <w:i w:val="0"/>
-          <w:sz w:val="24"/>
-        </w:rPr>
-        <w:t>Coordinaciones de SIHO-A y Calidad: Unidades orientadas a garantizar la Seguridad Industrial, Higiene Ocupacional y Ambiente, asegurando el cumplimiento de normas de prevención de riesgos y estándares de calidad en las operaciones.</w:t>
-      </w:r>
-    </w:p>
-    <w:p>
-      <w:pPr>
+        <w:keepNext/>
+        <w:keepLines/>
         <w:spacing w:before="480"/>
         <w:jc w:val="center"/>
       </w:pPr>
@@ -4174,7 +4836,7 @@
         <w:drawing>
           <wp:inline xmlns:a="http://schemas.openxmlformats.org/drawingml/2006/main" xmlns:pic="http://schemas.openxmlformats.org/drawingml/2006/picture">
             <wp:extent cx="4320000" cy="2603179"/>
-            <wp:docPr id="3" name="Picture 3"/>
+            <wp:docPr id="6" name="Picture 6"/>
             <wp:cNvGraphicFramePr>
               <a:graphicFrameLocks noChangeAspect="1"/>
             </wp:cNvGraphicFramePr>
@@ -4186,7 +4848,7 @@
                     <pic:cNvPicPr/>
                   </pic:nvPicPr>
                   <pic:blipFill>
-                    <a:blip r:embed="rId11"/>
+                    <a:blip r:embed="rId14"/>
                     <a:stretch>
                       <a:fillRect/>
                     </a:stretch>
@@ -4206,8 +4868,10 @@
       </w:r>
     </w:p>
     <w:p>
-      <w:bookmarkStart w:id="bm_grafico3" w:name="bm_grafico3"/>
-      <w:pPr>
+      <w:bookmarkStart w:id="24" w:name="bm_grafico3"/>
+      <w:pPr>
+        <w:keepNext/>
+        <w:keepLines/>
         <w:spacing w:before="120" w:after="480"/>
         <w:jc w:val="center"/>
       </w:pPr>
@@ -4215,7 +4879,7 @@
         <w:rPr>
           <w:rFonts w:ascii="Times New Roman" w:hAnsi="Times New Roman"/>
           <w:i/>
-          <w:sz w:val="24"/>
+          <w:sz w:val="20"/>
         </w:rPr>
         <w:t xml:space="preserve">Gráfico 3. </w:t>
       </w:r>
@@ -4223,28 +4887,88 @@
         <w:rPr>
           <w:rFonts w:ascii="Times New Roman" w:hAnsi="Times New Roman"/>
           <w:b/>
-          <w:sz w:val="24"/>
+          <w:sz w:val="20"/>
         </w:rPr>
         <w:t>Organigrama estructural y niveles jerárquicos de la organización.</w:t>
       </w:r>
-      <w:bookmarkEnd w:id="bm_grafico3"/>
+      <w:bookmarkEnd w:id="24"/>
     </w:p>
     <w:p>
       <w:pPr>
+        <w:spacing w:line="240" w:lineRule="auto" w:before="0" w:after="240"/>
+        <w:ind w:firstLine="0"/>
+        <w:jc w:val="center"/>
+      </w:pPr>
+      <w:r>
+        <w:rPr>
+          <w:rFonts w:ascii="Times New Roman" w:hAnsi="Times New Roman"/>
+          <w:i/>
+          <w:sz w:val="20"/>
+        </w:rPr>
+        <w:t xml:space="preserve">Fuente: </w:t>
+      </w:r>
+      <w:r>
+        <w:rPr>
+          <w:rFonts w:ascii="Times New Roman" w:hAnsi="Times New Roman"/>
+          <w:sz w:val="20"/>
+        </w:rPr>
+        <w:t>Lubricantes y Equipos Varyna, C.A. (2026).</w:t>
+      </w:r>
+    </w:p>
+    <w:p>
+      <w:bookmarkStart w:id="25" w:name="bm_cap1_departamento"/>
+      <w:pPr>
+        <w:pStyle w:val="IUTECPTítulo2"/>
+        <w:keepNext/>
+        <w:keepLines/>
+        <w:spacing w:before="480" w:after="480" w:line="360" w:lineRule="auto"/>
+        <w:jc w:val="left"/>
+      </w:pPr>
+      <w:r>
+        <w:rPr>
+          <w:rFonts w:ascii="Times New Roman" w:hAnsi="Times New Roman"/>
+          <w:b/>
+          <w:sz w:val="24"/>
+        </w:rPr>
+        <w:t>Descripción del departamento donde realizó la pasantía</w:t>
+      </w:r>
+      <w:bookmarkEnd w:id="25"/>
+    </w:p>
+    <w:p>
+      <w:pPr>
+        <w:spacing w:line="360" w:lineRule="auto" w:after="0" w:before="0"/>
+        <w:ind w:firstLine="709"/>
+        <w:jc w:val="both"/>
+      </w:pPr>
+      <w:r>
+        <w:rPr>
+          <w:rFonts w:ascii="Times New Roman" w:hAnsi="Times New Roman"/>
+          <w:i w:val="0"/>
+          <w:sz w:val="24"/>
+        </w:rPr>
+        <w:t>El Departamento Administrativo fue el área en la que se desarrollaron las pasantías profesionales. Dentro de esta unidad se realizan actividades relacionadas con administración, control de documentación, logística y procura. En lo relativo al proceso de compras, el departamento recibe requerimientos, gestiona solicitudes de cotización, mantiene comunicación con proveedores, prepara y tramita documentación de compra y realiza seguimiento a las adquisiciones hasta su correspondiente cierre administrativo. La pasantía se concentró especialmente en estas actividades de procura, lo que permitió observar el recorrido de las requisiciones, identificar oportunidades de simplificación y formular una propuesta ajustada a las necesidades operativas del área.</w:t>
+      </w:r>
+    </w:p>
+    <w:p>
+      <w:pPr>
         <w:sectPr>
-          <w:footerReference w:type="default" r:id="rId29"/>
-          <w:type w:val="continuous"/>
+          <w:footerReference w:type="default" r:id="rId35"/>
+          <w:footerReference w:type="first" r:id="rId36"/>
           <w:pgSz w:w="12240" w:h="15840"/>
           <w:pgMar w:top="1701" w:right="1701" w:bottom="1701" w:left="2268" w:header="720" w:footer="720" w:gutter="0"/>
           <w:cols w:space="720"/>
           <w:titlePg/>
           <w:docGrid w:linePitch="360"/>
+          <w:pgNumType w:fmt="decimal"/>
         </w:sectPr>
       </w:pPr>
     </w:p>
     <w:p>
-      <w:bookmarkStart w:id="bm_referencias" w:name="bm_referencias"/>
-      <w:pPr>
+      <w:bookmarkStart w:id="26" w:name="bm_referencias"/>
+      <w:pPr>
+        <w:pStyle w:val="IUTECPPreliminar"/>
+        <w:keepNext/>
+        <w:keepLines/>
         <w:spacing w:before="1140" w:after="480"/>
         <w:jc w:val="center"/>
       </w:pPr>
@@ -4256,19 +4980,7 @@
         </w:rPr>
         <w:t>REFERENCIAS</w:t>
       </w:r>
-      <w:bookmarkEnd w:id="bm_referencias"/>
-    </w:p>
-    <w:p>
-      <w:pPr>
-        <w:sectPr>
-          <w:footerReference w:type="default" r:id="rId30"/>
-          <w:pgSz w:w="12240" w:h="15840"/>
-          <w:pgMar w:top="1701" w:right="1701" w:bottom="1701" w:left="2268" w:header="720" w:footer="720" w:gutter="0"/>
-          <w:cols w:space="720"/>
-          <w:titlePg/>
-          <w:docGrid w:linePitch="360"/>
-        </w:sectPr>
-      </w:pPr>
+      <w:bookmarkEnd w:id="26"/>
     </w:p>
     <w:p>
       <w:pPr>
@@ -4284,248 +4996,983 @@
       <w:r>
         <w:rPr>
           <w:rFonts w:ascii="Times New Roman" w:hAnsi="Times New Roman"/>
+          <w:b w:val="0"/>
           <w:sz w:val="24"/>
         </w:rPr>
-        <w:t>Arias, F. (2012). El proyecto de investigación: Introducción a la metodología científica (6ta ed.). Episteme, Venezuela.</w:t>
+        <w:t xml:space="preserve">Asamblea Nacional Constituyente. (1999). </w:t>
       </w:r>
-    </w:p>
-    <w:p>
-      <w:pPr>
-        <w:spacing w:line="240" w:lineRule="auto" w:after="480" w:before="0"/>
-        <w:ind w:left="425" w:hanging="425"/>
-        <w:jc w:val="both"/>
-      </w:pPr>
-      <w:r>
-        <w:rPr>
-          <w:rFonts w:ascii="Times New Roman" w:hAnsi="Times New Roman"/>
-          <w:sz w:val="24"/>
-        </w:rPr>
-        <w:t>Asamblea Nacional Constituyente. (1999). Constitución de la República Bolivariana de Venezuela. Gaceta Oficial de la República Bolivariana de Venezuela.</w:t>
-      </w:r>
-    </w:p>
-    <w:p>
-      <w:pPr>
-        <w:spacing w:line="240" w:lineRule="auto" w:after="480" w:before="0"/>
-        <w:ind w:left="425" w:hanging="425"/>
-        <w:jc w:val="both"/>
-      </w:pPr>
-      <w:r>
-        <w:rPr>
-          <w:rFonts w:ascii="Times New Roman" w:hAnsi="Times New Roman"/>
-          <w:sz w:val="24"/>
-        </w:rPr>
-        <w:t>Chiavenato, I. (2006). Introducción a la teoría general de la administración (7ma ed.). McGraw-Hill, México.</w:t>
-      </w:r>
-    </w:p>
-    <w:p>
-      <w:pPr>
-        <w:spacing w:line="240" w:lineRule="auto" w:after="480" w:before="0"/>
-        <w:ind w:left="425" w:hanging="425"/>
-        <w:jc w:val="both"/>
-      </w:pPr>
-      <w:r>
-        <w:rPr>
-          <w:rFonts w:ascii="Times New Roman" w:hAnsi="Times New Roman"/>
-          <w:sz w:val="24"/>
-        </w:rPr>
-        <w:t>Congreso de la República de Venezuela. (1955). Código de Comercio. Gaceta Oficial Extraordinaria N.º 475.</w:t>
-      </w:r>
-    </w:p>
-    <w:p>
-      <w:pPr>
-        <w:spacing w:line="240" w:lineRule="auto" w:after="480" w:before="0"/>
-        <w:ind w:left="425" w:hanging="425"/>
-        <w:jc w:val="both"/>
-      </w:pPr>
-      <w:r>
-        <w:rPr>
-          <w:rFonts w:ascii="Times New Roman" w:hAnsi="Times New Roman"/>
-          <w:sz w:val="24"/>
-        </w:rPr>
-        <w:t>Harrington, H. J. (1993). Mejoramiento de los procesos de la empresa. McGraw-Hill, Colombia.</w:t>
-      </w:r>
-    </w:p>
-    <w:p>
-      <w:pPr>
-        <w:spacing w:line="240" w:lineRule="auto" w:after="480" w:before="0"/>
-        <w:ind w:left="425" w:hanging="425"/>
-        <w:jc w:val="both"/>
-      </w:pPr>
-      <w:r>
-        <w:rPr>
-          <w:rFonts w:ascii="Times New Roman" w:hAnsi="Times New Roman"/>
-          <w:sz w:val="24"/>
-        </w:rPr>
-        <w:t>Mantilla, S. (2005). Control interno: Informe COSO (4ta ed.). Ecoe Ediciones, Colombia.</w:t>
-      </w:r>
-    </w:p>
-    <w:p>
-      <w:pPr>
-        <w:spacing w:line="240" w:lineRule="auto" w:after="480" w:before="0"/>
-        <w:ind w:left="425" w:hanging="425"/>
-        <w:jc w:val="both"/>
-      </w:pPr>
-      <w:r>
-        <w:rPr>
-          <w:rFonts w:ascii="Times New Roman" w:hAnsi="Times New Roman"/>
-          <w:sz w:val="24"/>
-        </w:rPr>
-        <w:t>Monterroso, E. (2002). El proceso de abastecimiento: El aprovisionamiento. Universidad Nacional de Luján, Argentina.</w:t>
-      </w:r>
-    </w:p>
-    <w:p>
-      <w:pPr>
-        <w:sectPr>
-          <w:footerReference w:type="default" r:id="rId31"/>
-          <w:type w:val="continuous"/>
-          <w:pgSz w:w="12240" w:h="15840"/>
-          <w:pgMar w:top="1701" w:right="1701" w:bottom="1701" w:left="2268" w:header="720" w:footer="720" w:gutter="0"/>
-          <w:cols w:space="720"/>
-          <w:titlePg/>
-          <w:docGrid w:linePitch="360"/>
-        </w:sectPr>
-      </w:pPr>
-    </w:p>
-    <w:p>
-      <w:bookmarkStart w:id="bm_anexos" w:name="bm_anexos"/>
-      <w:pPr>
-        <w:spacing w:before="4740"/>
-        <w:jc w:val="center"/>
-      </w:pPr>
-      <w:r>
-        <w:rPr>
-          <w:rFonts w:ascii="Times New Roman" w:hAnsi="Times New Roman"/>
-          <w:b/>
-          <w:sz w:val="32"/>
-        </w:rPr>
-        <w:t>ANEXOS</w:t>
-      </w:r>
-      <w:bookmarkEnd w:id="bm_anexos"/>
-    </w:p>
-    <w:p>
-      <w:pPr>
-        <w:sectPr>
-          <w:footerReference w:type="default" r:id="rId32"/>
-          <w:pgSz w:w="12240" w:h="15840"/>
-          <w:pgMar w:top="1701" w:right="1701" w:bottom="1701" w:left="2268" w:header="720" w:footer="720" w:gutter="0"/>
-          <w:cols w:space="720"/>
-          <w:titlePg/>
-          <w:docGrid w:linePitch="360"/>
-        </w:sectPr>
-      </w:pPr>
-    </w:p>
-    <w:p>
-      <w:bookmarkStart w:id="bm_anexoA" w:name="bm_anexoA"/>
-      <w:pPr>
-        <w:spacing w:before="0" w:after="480"/>
-        <w:jc w:val="center"/>
-      </w:pPr>
-      <w:bookmarkEnd w:id="bm_anexoA"/>
       <w:r>
         <w:rPr>
           <w:rFonts w:ascii="Times New Roman" w:hAnsi="Times New Roman"/>
           <w:b/>
           <w:sz w:val="24"/>
         </w:rPr>
-        <w:t>ANEXO A</w:t>
+        <w:t>Constitución de la República Bolivariana de Venezuela</w:t>
+      </w:r>
+      <w:r>
+        <w:rPr>
+          <w:rFonts w:ascii="Times New Roman" w:hAnsi="Times New Roman"/>
+          <w:b w:val="0"/>
+          <w:sz w:val="24"/>
+        </w:rPr>
+        <w:t>. Gaceta Oficial de la República Bolivariana de Venezuela.</w:t>
       </w:r>
     </w:p>
     <w:p>
       <w:pPr>
-        <w:spacing w:before="240" w:after="480"/>
-        <w:jc w:val="center"/>
-      </w:pPr>
+        <w:spacing w:line="240" w:lineRule="auto" w:after="480" w:before="0"/>
+        <w:ind w:left="425" w:hanging="425"/>
+        <w:jc w:val="both"/>
+      </w:pPr>
+      <w:r>
+        <w:rPr>
+          <w:rFonts w:ascii="Times New Roman" w:hAnsi="Times New Roman"/>
+          <w:b w:val="0"/>
+          <w:sz w:val="24"/>
+        </w:rPr>
+        <w:t xml:space="preserve">Chiavenato, I. (2006). </w:t>
+      </w:r>
       <w:r>
         <w:rPr>
           <w:rFonts w:ascii="Times New Roman" w:hAnsi="Times New Roman"/>
           <w:b/>
           <w:sz w:val="24"/>
         </w:rPr>
+        <w:t>Introducción a la teoría general de la administración (7ma ed.)</w:t>
+      </w:r>
+      <w:r>
+        <w:rPr>
+          <w:rFonts w:ascii="Times New Roman" w:hAnsi="Times New Roman"/>
+          <w:b w:val="0"/>
+          <w:sz w:val="24"/>
+        </w:rPr>
+        <w:t>. McGraw-Hill, México.</w:t>
+      </w:r>
+    </w:p>
+    <w:p>
+      <w:pPr>
+        <w:spacing w:line="240" w:lineRule="auto" w:after="480" w:before="0"/>
+        <w:ind w:left="425" w:hanging="425"/>
+        <w:jc w:val="both"/>
+      </w:pPr>
+      <w:r>
+        <w:rPr>
+          <w:rFonts w:ascii="Times New Roman" w:hAnsi="Times New Roman"/>
+          <w:b w:val="0"/>
+          <w:sz w:val="24"/>
+        </w:rPr>
+        <w:t xml:space="preserve">Congreso de la República de Venezuela. (1955). </w:t>
+      </w:r>
+      <w:r>
+        <w:rPr>
+          <w:rFonts w:ascii="Times New Roman" w:hAnsi="Times New Roman"/>
+          <w:b/>
+          <w:sz w:val="24"/>
+        </w:rPr>
+        <w:t>Código de Comercio</w:t>
+      </w:r>
+      <w:r>
+        <w:rPr>
+          <w:rFonts w:ascii="Times New Roman" w:hAnsi="Times New Roman"/>
+          <w:b w:val="0"/>
+          <w:sz w:val="24"/>
+        </w:rPr>
+        <w:t>. Gaceta Oficial Extraordinaria N.º 475.</w:t>
+      </w:r>
+    </w:p>
+    <w:p>
+      <w:pPr>
+        <w:spacing w:line="240" w:lineRule="auto" w:after="480" w:before="0"/>
+        <w:ind w:left="425" w:hanging="425"/>
+        <w:jc w:val="both"/>
+      </w:pPr>
+      <w:r>
+        <w:rPr>
+          <w:rFonts w:ascii="Times New Roman" w:hAnsi="Times New Roman"/>
+          <w:b w:val="0"/>
+          <w:sz w:val="24"/>
+        </w:rPr>
+        <w:t xml:space="preserve">Harrington, H. J. (1993). </w:t>
+      </w:r>
+      <w:r>
+        <w:rPr>
+          <w:rFonts w:ascii="Times New Roman" w:hAnsi="Times New Roman"/>
+          <w:b/>
+          <w:sz w:val="24"/>
+        </w:rPr>
+        <w:t>Mejoramiento de los procesos de la empresa</w:t>
+      </w:r>
+      <w:r>
+        <w:rPr>
+          <w:rFonts w:ascii="Times New Roman" w:hAnsi="Times New Roman"/>
+          <w:b w:val="0"/>
+          <w:sz w:val="24"/>
+        </w:rPr>
+        <w:t>. McGraw-Hill, Colombia.</w:t>
+      </w:r>
+    </w:p>
+    <w:p>
+      <w:pPr>
+        <w:spacing w:line="240" w:lineRule="auto" w:after="480" w:before="0"/>
+        <w:ind w:left="425" w:hanging="425"/>
+        <w:jc w:val="both"/>
+      </w:pPr>
+      <w:r>
+        <w:rPr>
+          <w:rFonts w:ascii="Times New Roman" w:hAnsi="Times New Roman"/>
+          <w:b w:val="0"/>
+          <w:sz w:val="24"/>
+        </w:rPr>
+        <w:t xml:space="preserve">Mantilla, S. (2005). </w:t>
+      </w:r>
+      <w:r>
+        <w:rPr>
+          <w:rFonts w:ascii="Times New Roman" w:hAnsi="Times New Roman"/>
+          <w:b/>
+          <w:sz w:val="24"/>
+        </w:rPr>
+        <w:t>Control interno: Informe COSO (4ta ed.)</w:t>
+      </w:r>
+      <w:r>
+        <w:rPr>
+          <w:rFonts w:ascii="Times New Roman" w:hAnsi="Times New Roman"/>
+          <w:b w:val="0"/>
+          <w:sz w:val="24"/>
+        </w:rPr>
+        <w:t>. Ecoe Ediciones, Colombia.</w:t>
+      </w:r>
+    </w:p>
+    <w:p>
+      <w:pPr>
+        <w:spacing w:line="240" w:lineRule="auto" w:after="480" w:before="0"/>
+        <w:ind w:left="425" w:hanging="425"/>
+        <w:jc w:val="both"/>
+      </w:pPr>
+      <w:r>
+        <w:rPr>
+          <w:rFonts w:ascii="Times New Roman" w:hAnsi="Times New Roman"/>
+          <w:b w:val="0"/>
+          <w:sz w:val="24"/>
+        </w:rPr>
+        <w:t xml:space="preserve">Monterroso, E. (2002). </w:t>
+      </w:r>
+      <w:r>
+        <w:rPr>
+          <w:rFonts w:ascii="Times New Roman" w:hAnsi="Times New Roman"/>
+          <w:b/>
+          <w:sz w:val="24"/>
+        </w:rPr>
+        <w:t>El proceso de abastecimiento: El aprovisionamiento</w:t>
+      </w:r>
+      <w:r>
+        <w:rPr>
+          <w:rFonts w:ascii="Times New Roman" w:hAnsi="Times New Roman"/>
+          <w:b w:val="0"/>
+          <w:sz w:val="24"/>
+        </w:rPr>
+        <w:t>. Universidad Nacional de Luján, Argentina.</w:t>
+      </w:r>
+    </w:p>
+    <w:p>
+      <w:pPr>
+        <w:sectPr>
+          <w:footerReference w:type="default" r:id="rId37"/>
+          <w:footerReference w:type="first" r:id="rId38"/>
+          <w:pgSz w:w="12240" w:h="15840"/>
+          <w:pgMar w:top="1701" w:right="1701" w:bottom="1701" w:left="2268" w:header="720" w:footer="720" w:gutter="0"/>
+          <w:cols w:space="720"/>
+          <w:titlePg/>
+          <w:docGrid w:linePitch="360"/>
+          <w:pgNumType w:fmt="decimal"/>
+        </w:sectPr>
+      </w:pPr>
+    </w:p>
+    <w:p>
+      <w:bookmarkStart w:id="27" w:name="bm_anexos"/>
+      <w:pPr>
+        <w:spacing w:before="6075"/>
+        <w:jc w:val="center"/>
+      </w:pPr>
+      <w:r>
+        <w:rPr>
+          <w:rFonts w:ascii="Times New Roman" w:hAnsi="Times New Roman"/>
+          <w:b/>
+          <w:sz w:val="24"/>
+        </w:rPr>
+        <w:t>ANEXOS</w:t>
+      </w:r>
+      <w:bookmarkEnd w:id="27"/>
+    </w:p>
+    <w:p>
+      <w:pPr>
+        <w:sectPr>
+          <w:footerReference w:type="default" r:id="rId39"/>
+          <w:pgSz w:w="12240" w:h="15840"/>
+          <w:pgMar w:top="1701" w:right="1701" w:bottom="1701" w:left="2268" w:header="720" w:footer="720" w:gutter="0"/>
+          <w:cols w:space="720"/>
+          <w:docGrid w:linePitch="360"/>
+          <w:pgNumType w:fmt="decimal"/>
+        </w:sectPr>
+      </w:pPr>
+    </w:p>
+    <w:p>
+      <w:bookmarkStart w:id="28" w:name="bm_anexoA"/>
+      <w:pPr>
+        <w:keepNext/>
+        <w:keepLines/>
+        <w:spacing w:before="0" w:after="480"/>
+        <w:jc w:val="center"/>
+      </w:pPr>
+      <w:bookmarkEnd w:id="28"/>
+      <w:r>
+        <w:rPr>
+          <w:rFonts w:ascii="Times New Roman" w:hAnsi="Times New Roman"/>
+          <w:b/>
+          <w:sz w:val="20"/>
+        </w:rPr>
+        <w:t>ANEXO A</w:t>
+      </w:r>
+    </w:p>
+    <w:p>
+      <w:pPr>
+        <w:keepNext/>
+        <w:keepLines/>
+        <w:spacing w:before="240" w:after="480"/>
+        <w:jc w:val="center"/>
+      </w:pPr>
+      <w:r>
+        <w:rPr>
+          <w:rFonts w:ascii="Times New Roman" w:hAnsi="Times New Roman"/>
+          <w:b/>
+          <w:sz w:val="20"/>
+        </w:rPr>
         <w:t>[Diagrama de Ishikawa de las causas asociadas a las demoras del proceso de procura]</w:t>
       </w:r>
     </w:p>
     <w:p>
       <w:pPr>
-        <w:spacing w:line="360" w:lineRule="auto" w:after="0" w:before="0"/>
-        <w:ind w:firstLine="709"/>
-        <w:jc w:val="both"/>
+        <w:keepNext/>
+        <w:keepLines/>
+        <w:jc w:val="center"/>
+      </w:pPr>
+      <w:r>
+        <w:drawing>
+          <wp:inline xmlns:a="http://schemas.openxmlformats.org/drawingml/2006/main" xmlns:pic="http://schemas.openxmlformats.org/drawingml/2006/picture">
+            <wp:extent cx="4680000" cy="778671"/>
+            <wp:docPr id="7" name="Picture 7"/>
+            <wp:cNvGraphicFramePr>
+              <a:graphicFrameLocks noChangeAspect="1"/>
+            </wp:cNvGraphicFramePr>
+            <a:graphic>
+              <a:graphicData uri="http://schemas.openxmlformats.org/drawingml/2006/picture">
+                <pic:pic>
+                  <pic:nvPicPr>
+                    <pic:cNvPr id="0" name="01_ishikawa_demoras_procura.png"/>
+                    <pic:cNvPicPr/>
+                  </pic:nvPicPr>
+                  <pic:blipFill>
+                    <a:blip r:embed="rId15"/>
+                    <a:stretch>
+                      <a:fillRect/>
+                    </a:stretch>
+                  </pic:blipFill>
+                  <pic:spPr>
+                    <a:xfrm>
+                      <a:off x="0" y="0"/>
+                      <a:ext cx="4680000" cy="778671"/>
+                    </a:xfrm>
+                    <a:prstGeom prst="rect"/>
+                  </pic:spPr>
+                </pic:pic>
+              </a:graphicData>
+            </a:graphic>
+          </wp:inline>
+        </w:drawing>
+      </w:r>
+    </w:p>
+    <w:p>
+      <w:pPr>
+        <w:spacing w:line="240" w:lineRule="auto" w:before="0" w:after="240"/>
+        <w:ind w:firstLine="0"/>
+        <w:jc w:val="center"/>
       </w:pPr>
       <w:r>
         <w:rPr>
           <w:rFonts w:ascii="Times New Roman" w:hAnsi="Times New Roman"/>
-          <w:i w:val="0"/>
-          <w:sz w:val="24"/>
+          <w:i/>
+          <w:sz w:val="20"/>
         </w:rPr>
-        <w:t>Problema analizado: demoras y pérdida de trazabilidad en el proceso de procura.</w:t>
+        <w:t xml:space="preserve">Fuente: </w:t>
+      </w:r>
+      <w:r>
+        <w:rPr>
+          <w:rFonts w:ascii="Times New Roman" w:hAnsi="Times New Roman"/>
+          <w:sz w:val="20"/>
+        </w:rPr>
+        <w:t>Elaboración propia (2026).</w:t>
       </w:r>
     </w:p>
     <w:p>
       <w:pPr>
-        <w:spacing w:line="360" w:lineRule="auto" w:after="0" w:before="0"/>
-        <w:ind w:firstLine="709"/>
-        <w:jc w:val="both"/>
-      </w:pPr>
+        <w:sectPr>
+          <w:footerReference w:type="default" r:id="rId40"/>
+          <w:pgSz w:w="12240" w:h="15840"/>
+          <w:pgMar w:top="1701" w:right="1701" w:bottom="1701" w:left="2268" w:header="720" w:footer="720" w:gutter="0"/>
+          <w:cols w:space="720"/>
+          <w:docGrid w:linePitch="360"/>
+          <w:pgNumType w:fmt="decimal"/>
+        </w:sectPr>
+      </w:pPr>
+    </w:p>
+    <w:p>
+      <w:bookmarkStart w:id="29" w:name="bm_anexoB"/>
+      <w:pPr>
+        <w:keepNext/>
+        <w:keepLines/>
+        <w:spacing w:before="0" w:after="480"/>
+        <w:jc w:val="center"/>
+      </w:pPr>
+      <w:bookmarkEnd w:id="29"/>
       <w:r>
         <w:rPr>
           <w:rFonts w:ascii="Times New Roman" w:hAnsi="Times New Roman"/>
-          <w:i w:val="0"/>
-          <w:sz w:val="24"/>
+          <w:b/>
+          <w:sz w:val="20"/>
         </w:rPr>
-        <w:t>Procedimientos: ausencia de un canal único de recepción y recorrido no estandarizado de las requisiciones.</w:t>
+        <w:t>ANEXO B</w:t>
       </w:r>
     </w:p>
     <w:p>
       <w:pPr>
-        <w:spacing w:line="360" w:lineRule="auto" w:after="0" w:before="0"/>
-        <w:ind w:firstLine="709"/>
-        <w:jc w:val="both"/>
+        <w:keepNext/>
+        <w:keepLines/>
+        <w:spacing w:before="240" w:after="480"/>
+        <w:jc w:val="center"/>
       </w:pPr>
       <w:r>
         <w:rPr>
           <w:rFonts w:ascii="Times New Roman" w:hAnsi="Times New Roman"/>
-          <w:i w:val="0"/>
-          <w:sz w:val="24"/>
+          <w:b/>
+          <w:sz w:val="20"/>
         </w:rPr>
-        <w:t>Documentación: formatos no uniformes para solicitudes, cotizaciones, órdenes y seguimiento.</w:t>
+        <w:t>[Flujograma AS-IS del proceso actual de procura]</w:t>
       </w:r>
     </w:p>
     <w:p>
       <w:pPr>
-        <w:spacing w:line="360" w:lineRule="auto" w:after="0" w:before="0"/>
-        <w:ind w:firstLine="709"/>
-        <w:jc w:val="both"/>
+        <w:keepNext/>
+        <w:keepLines/>
+        <w:jc w:val="center"/>
+      </w:pPr>
+      <w:r>
+        <w:drawing>
+          <wp:inline xmlns:a="http://schemas.openxmlformats.org/drawingml/2006/main" xmlns:pic="http://schemas.openxmlformats.org/drawingml/2006/picture">
+            <wp:extent cx="2763891" cy="5400000"/>
+            <wp:docPr id="8" name="Picture 8"/>
+            <wp:cNvGraphicFramePr>
+              <a:graphicFrameLocks noChangeAspect="1"/>
+            </wp:cNvGraphicFramePr>
+            <a:graphic>
+              <a:graphicData uri="http://schemas.openxmlformats.org/drawingml/2006/picture">
+                <pic:pic>
+                  <pic:nvPicPr>
+                    <pic:cNvPr id="0" name="02_flujo_as_is_procura.png"/>
+                    <pic:cNvPicPr/>
+                  </pic:nvPicPr>
+                  <pic:blipFill>
+                    <a:blip r:embed="rId16"/>
+                    <a:stretch>
+                      <a:fillRect/>
+                    </a:stretch>
+                  </pic:blipFill>
+                  <pic:spPr>
+                    <a:xfrm>
+                      <a:off x="0" y="0"/>
+                      <a:ext cx="2763891" cy="5400000"/>
+                    </a:xfrm>
+                    <a:prstGeom prst="rect"/>
+                  </pic:spPr>
+                </pic:pic>
+              </a:graphicData>
+            </a:graphic>
+          </wp:inline>
+        </w:drawing>
+      </w:r>
+    </w:p>
+    <w:p>
+      <w:pPr>
+        <w:spacing w:line="240" w:lineRule="auto" w:before="0" w:after="240"/>
+        <w:ind w:firstLine="0"/>
+        <w:jc w:val="center"/>
       </w:pPr>
       <w:r>
         <w:rPr>
           <w:rFonts w:ascii="Times New Roman" w:hAnsi="Times New Roman"/>
-          <w:i w:val="0"/>
-          <w:sz w:val="24"/>
+          <w:i/>
+          <w:sz w:val="20"/>
         </w:rPr>
-        <w:t>Responsabilidades y autorización: criterios de aprobación y niveles de autorización susceptibles de formalización.</w:t>
+        <w:t xml:space="preserve">Fuente: </w:t>
+      </w:r>
+      <w:r>
+        <w:rPr>
+          <w:rFonts w:ascii="Times New Roman" w:hAnsi="Times New Roman"/>
+          <w:sz w:val="20"/>
+        </w:rPr>
+        <w:t>Elaboración propia (2026).</w:t>
       </w:r>
     </w:p>
     <w:p>
       <w:pPr>
-        <w:spacing w:line="360" w:lineRule="auto" w:after="0" w:before="0"/>
-        <w:ind w:firstLine="709"/>
-        <w:jc w:val="both"/>
-      </w:pPr>
+        <w:sectPr>
+          <w:footerReference w:type="default" r:id="rId41"/>
+          <w:pgSz w:w="12240" w:h="15840"/>
+          <w:pgMar w:top="1701" w:right="1701" w:bottom="1701" w:left="2268" w:header="720" w:footer="720" w:gutter="0"/>
+          <w:cols w:space="720"/>
+          <w:docGrid w:linePitch="360"/>
+          <w:pgNumType w:fmt="decimal"/>
+        </w:sectPr>
+      </w:pPr>
+    </w:p>
+    <w:p>
+      <w:bookmarkStart w:id="30" w:name="bm_anexoC"/>
+      <w:pPr>
+        <w:keepNext/>
+        <w:keepLines/>
+        <w:spacing w:before="0" w:after="480"/>
+        <w:jc w:val="center"/>
+      </w:pPr>
+      <w:bookmarkEnd w:id="30"/>
       <w:r>
         <w:rPr>
           <w:rFonts w:ascii="Times New Roman" w:hAnsi="Times New Roman"/>
-          <w:i w:val="0"/>
-          <w:sz w:val="24"/>
+          <w:b/>
+          <w:sz w:val="20"/>
         </w:rPr>
-        <w:t>Seguimiento: control manual del estatus de cotizaciones y ausencia de indicadores básicos de gestión.</w:t>
+        <w:t>ANEXO C</w:t>
+      </w:r>
+    </w:p>
+    <w:p>
+      <w:pPr>
+        <w:keepNext/>
+        <w:keepLines/>
+        <w:spacing w:before="240" w:after="480"/>
+        <w:jc w:val="center"/>
+      </w:pPr>
+      <w:r>
+        <w:rPr>
+          <w:rFonts w:ascii="Times New Roman" w:hAnsi="Times New Roman"/>
+          <w:b/>
+          <w:sz w:val="20"/>
+        </w:rPr>
+        <w:t>[Flujograma TO-BE del proceso simplificado propuesto]</w:t>
+      </w:r>
+    </w:p>
+    <w:p>
+      <w:pPr>
+        <w:keepNext/>
+        <w:keepLines/>
+        <w:jc w:val="center"/>
+      </w:pPr>
+      <w:r>
+        <w:drawing>
+          <wp:inline xmlns:a="http://schemas.openxmlformats.org/drawingml/2006/main" xmlns:pic="http://schemas.openxmlformats.org/drawingml/2006/picture">
+            <wp:extent cx="2205488" cy="5400000"/>
+            <wp:docPr id="9" name="Picture 9"/>
+            <wp:cNvGraphicFramePr>
+              <a:graphicFrameLocks noChangeAspect="1"/>
+            </wp:cNvGraphicFramePr>
+            <a:graphic>
+              <a:graphicData uri="http://schemas.openxmlformats.org/drawingml/2006/picture">
+                <pic:pic>
+                  <pic:nvPicPr>
+                    <pic:cNvPr id="0" name="03_flujo_to_be_procura.png"/>
+                    <pic:cNvPicPr/>
+                  </pic:nvPicPr>
+                  <pic:blipFill>
+                    <a:blip r:embed="rId17"/>
+                    <a:stretch>
+                      <a:fillRect/>
+                    </a:stretch>
+                  </pic:blipFill>
+                  <pic:spPr>
+                    <a:xfrm>
+                      <a:off x="0" y="0"/>
+                      <a:ext cx="2205488" cy="5400000"/>
+                    </a:xfrm>
+                    <a:prstGeom prst="rect"/>
+                  </pic:spPr>
+                </pic:pic>
+              </a:graphicData>
+            </a:graphic>
+          </wp:inline>
+        </w:drawing>
+      </w:r>
+    </w:p>
+    <w:p>
+      <w:pPr>
+        <w:spacing w:line="240" w:lineRule="auto" w:before="0" w:after="240"/>
+        <w:ind w:firstLine="0"/>
+        <w:jc w:val="center"/>
+      </w:pPr>
+      <w:r>
+        <w:rPr>
+          <w:rFonts w:ascii="Times New Roman" w:hAnsi="Times New Roman"/>
+          <w:i/>
+          <w:sz w:val="20"/>
+        </w:rPr>
+        <w:t xml:space="preserve">Fuente: </w:t>
+      </w:r>
+      <w:r>
+        <w:rPr>
+          <w:rFonts w:ascii="Times New Roman" w:hAnsi="Times New Roman"/>
+          <w:sz w:val="20"/>
+        </w:rPr>
+        <w:t>Elaboración propia (2026).</w:t>
+      </w:r>
+    </w:p>
+    <w:p>
+      <w:pPr>
+        <w:sectPr>
+          <w:footerReference w:type="default" r:id="rId42"/>
+          <w:pgSz w:w="12240" w:h="15840"/>
+          <w:pgMar w:top="1701" w:right="1701" w:bottom="1701" w:left="2268" w:header="720" w:footer="720" w:gutter="0"/>
+          <w:cols w:space="720"/>
+          <w:docGrid w:linePitch="360"/>
+          <w:pgNumType w:fmt="decimal"/>
+        </w:sectPr>
+      </w:pPr>
+    </w:p>
+    <w:p>
+      <w:bookmarkStart w:id="31" w:name="bm_anexoD"/>
+      <w:pPr>
+        <w:keepNext/>
+        <w:keepLines/>
+        <w:spacing w:before="0" w:after="480"/>
+        <w:jc w:val="center"/>
+      </w:pPr>
+      <w:bookmarkEnd w:id="31"/>
+      <w:r>
+        <w:rPr>
+          <w:rFonts w:ascii="Times New Roman" w:hAnsi="Times New Roman"/>
+          <w:b/>
+          <w:sz w:val="20"/>
+        </w:rPr>
+        <w:t>ANEXO D</w:t>
+      </w:r>
+    </w:p>
+    <w:p>
+      <w:pPr>
+        <w:keepNext/>
+        <w:keepLines/>
+        <w:spacing w:before="240" w:after="480"/>
+        <w:jc w:val="center"/>
+      </w:pPr>
+      <w:r>
+        <w:rPr>
+          <w:rFonts w:ascii="Times New Roman" w:hAnsi="Times New Roman"/>
+          <w:b/>
+          <w:sz w:val="20"/>
+        </w:rPr>
+        <w:t>[Swimlane del proceso propuesto de procura]</w:t>
+      </w:r>
+    </w:p>
+    <w:p>
+      <w:pPr>
+        <w:keepNext/>
+        <w:keepLines/>
+        <w:jc w:val="center"/>
+      </w:pPr>
+      <w:r>
+        <w:drawing>
+          <wp:inline xmlns:a="http://schemas.openxmlformats.org/drawingml/2006/main" xmlns:pic="http://schemas.openxmlformats.org/drawingml/2006/picture">
+            <wp:extent cx="5040000" cy="4543987"/>
+            <wp:docPr id="10" name="Picture 10"/>
+            <wp:cNvGraphicFramePr>
+              <a:graphicFrameLocks noChangeAspect="1"/>
+            </wp:cNvGraphicFramePr>
+            <a:graphic>
+              <a:graphicData uri="http://schemas.openxmlformats.org/drawingml/2006/picture">
+                <pic:pic>
+                  <pic:nvPicPr>
+                    <pic:cNvPr id="0" name="04_swimlane_procura.png"/>
+                    <pic:cNvPicPr/>
+                  </pic:nvPicPr>
+                  <pic:blipFill>
+                    <a:blip r:embed="rId18"/>
+                    <a:stretch>
+                      <a:fillRect/>
+                    </a:stretch>
+                  </pic:blipFill>
+                  <pic:spPr>
+                    <a:xfrm>
+                      <a:off x="0" y="0"/>
+                      <a:ext cx="5040000" cy="4543987"/>
+                    </a:xfrm>
+                    <a:prstGeom prst="rect"/>
+                  </pic:spPr>
+                </pic:pic>
+              </a:graphicData>
+            </a:graphic>
+          </wp:inline>
+        </w:drawing>
+      </w:r>
+    </w:p>
+    <w:p>
+      <w:pPr>
+        <w:spacing w:line="240" w:lineRule="auto" w:before="0" w:after="240"/>
+        <w:ind w:firstLine="0"/>
+        <w:jc w:val="center"/>
+      </w:pPr>
+      <w:r>
+        <w:rPr>
+          <w:rFonts w:ascii="Times New Roman" w:hAnsi="Times New Roman"/>
+          <w:i/>
+          <w:sz w:val="20"/>
+        </w:rPr>
+        <w:t xml:space="preserve">Fuente: </w:t>
+      </w:r>
+      <w:r>
+        <w:rPr>
+          <w:rFonts w:ascii="Times New Roman" w:hAnsi="Times New Roman"/>
+          <w:sz w:val="20"/>
+        </w:rPr>
+        <w:t>Elaboración propia (2026).</w:t>
+      </w:r>
+    </w:p>
+    <w:p>
+      <w:pPr>
+        <w:sectPr>
+          <w:footerReference w:type="default" r:id="rId43"/>
+          <w:pgSz w:w="12240" w:h="15840"/>
+          <w:pgMar w:top="1701" w:right="1701" w:bottom="1701" w:left="2268" w:header="720" w:footer="720" w:gutter="0"/>
+          <w:cols w:space="720"/>
+          <w:docGrid w:linePitch="360"/>
+          <w:pgNumType w:fmt="decimal"/>
+        </w:sectPr>
+      </w:pPr>
+    </w:p>
+    <w:p>
+      <w:bookmarkStart w:id="32" w:name="bm_anexoE"/>
+      <w:pPr>
+        <w:keepNext/>
+        <w:keepLines/>
+        <w:spacing w:before="0" w:after="480"/>
+        <w:jc w:val="center"/>
+      </w:pPr>
+      <w:bookmarkEnd w:id="32"/>
+      <w:r>
+        <w:rPr>
+          <w:rFonts w:ascii="Times New Roman" w:hAnsi="Times New Roman"/>
+          <w:b/>
+          <w:sz w:val="20"/>
+        </w:rPr>
+        <w:t>ANEXO E</w:t>
+      </w:r>
+    </w:p>
+    <w:p>
+      <w:pPr>
+        <w:keepNext/>
+        <w:keepLines/>
+        <w:spacing w:before="240" w:after="480"/>
+        <w:jc w:val="center"/>
+      </w:pPr>
+      <w:r>
+        <w:rPr>
+          <w:rFonts w:ascii="Times New Roman" w:hAnsi="Times New Roman"/>
+          <w:b/>
+          <w:sz w:val="20"/>
+        </w:rPr>
+        <w:t>[SIPOC del proceso de procura]</w:t>
+      </w:r>
+    </w:p>
+    <w:p>
+      <w:pPr>
+        <w:keepNext/>
+        <w:keepLines/>
+        <w:jc w:val="center"/>
+      </w:pPr>
+      <w:r>
+        <w:drawing>
+          <wp:inline xmlns:a="http://schemas.openxmlformats.org/drawingml/2006/main" xmlns:pic="http://schemas.openxmlformats.org/drawingml/2006/picture">
+            <wp:extent cx="4397917" cy="5040000"/>
+            <wp:docPr id="11" name="Picture 11"/>
+            <wp:cNvGraphicFramePr>
+              <a:graphicFrameLocks noChangeAspect="1"/>
+            </wp:cNvGraphicFramePr>
+            <a:graphic>
+              <a:graphicData uri="http://schemas.openxmlformats.org/drawingml/2006/picture">
+                <pic:pic>
+                  <pic:nvPicPr>
+                    <pic:cNvPr id="0" name="05_sipoc_procura.png"/>
+                    <pic:cNvPicPr/>
+                  </pic:nvPicPr>
+                  <pic:blipFill>
+                    <a:blip r:embed="rId19"/>
+                    <a:stretch>
+                      <a:fillRect/>
+                    </a:stretch>
+                  </pic:blipFill>
+                  <pic:spPr>
+                    <a:xfrm>
+                      <a:off x="0" y="0"/>
+                      <a:ext cx="4397917" cy="5040000"/>
+                    </a:xfrm>
+                    <a:prstGeom prst="rect"/>
+                  </pic:spPr>
+                </pic:pic>
+              </a:graphicData>
+            </a:graphic>
+          </wp:inline>
+        </w:drawing>
+      </w:r>
+    </w:p>
+    <w:p>
+      <w:pPr>
+        <w:spacing w:line="240" w:lineRule="auto" w:before="0" w:after="240"/>
+        <w:ind w:firstLine="0"/>
+        <w:jc w:val="center"/>
+      </w:pPr>
+      <w:r>
+        <w:rPr>
+          <w:rFonts w:ascii="Times New Roman" w:hAnsi="Times New Roman"/>
+          <w:i/>
+          <w:sz w:val="20"/>
+        </w:rPr>
+        <w:t xml:space="preserve">Fuente: </w:t>
+      </w:r>
+      <w:r>
+        <w:rPr>
+          <w:rFonts w:ascii="Times New Roman" w:hAnsi="Times New Roman"/>
+          <w:sz w:val="20"/>
+        </w:rPr>
+        <w:t>Elaboración propia (2026).</w:t>
+      </w:r>
+    </w:p>
+    <w:p>
+      <w:pPr>
+        <w:sectPr>
+          <w:footerReference w:type="default" r:id="rId44"/>
+          <w:pgSz w:w="12240" w:h="15840"/>
+          <w:pgMar w:top="1701" w:right="1701" w:bottom="1701" w:left="2268" w:header="720" w:footer="720" w:gutter="0"/>
+          <w:cols w:space="720"/>
+          <w:docGrid w:linePitch="360"/>
+          <w:pgNumType w:fmt="decimal"/>
+        </w:sectPr>
+      </w:pPr>
+    </w:p>
+    <w:p>
+      <w:bookmarkStart w:id="33" w:name="bm_anexoF"/>
+      <w:pPr>
+        <w:keepNext/>
+        <w:keepLines/>
+        <w:spacing w:before="0" w:after="480"/>
+        <w:jc w:val="center"/>
+      </w:pPr>
+      <w:bookmarkEnd w:id="33"/>
+      <w:r>
+        <w:rPr>
+          <w:rFonts w:ascii="Times New Roman" w:hAnsi="Times New Roman"/>
+          <w:b/>
+          <w:sz w:val="20"/>
+        </w:rPr>
+        <w:t>ANEXO F</w:t>
+      </w:r>
+    </w:p>
+    <w:p>
+      <w:pPr>
+        <w:keepNext/>
+        <w:keepLines/>
+        <w:spacing w:before="240" w:after="480"/>
+        <w:jc w:val="center"/>
+      </w:pPr>
+      <w:r>
+        <w:rPr>
+          <w:rFonts w:ascii="Times New Roman" w:hAnsi="Times New Roman"/>
+          <w:b/>
+          <w:sz w:val="20"/>
+        </w:rPr>
+        <w:t>[Matriz RACI propuesta del proceso de procura]</w:t>
+      </w:r>
+    </w:p>
+    <w:p>
+      <w:pPr>
+        <w:keepNext/>
+        <w:keepLines/>
+        <w:jc w:val="center"/>
+      </w:pPr>
+      <w:r>
+        <w:drawing>
+          <wp:inline xmlns:a="http://schemas.openxmlformats.org/drawingml/2006/main" xmlns:pic="http://schemas.openxmlformats.org/drawingml/2006/picture">
+            <wp:extent cx="5040000" cy="1349827"/>
+            <wp:docPr id="12" name="Picture 12"/>
+            <wp:cNvGraphicFramePr>
+              <a:graphicFrameLocks noChangeAspect="1"/>
+            </wp:cNvGraphicFramePr>
+            <a:graphic>
+              <a:graphicData uri="http://schemas.openxmlformats.org/drawingml/2006/picture">
+                <pic:pic>
+                  <pic:nvPicPr>
+                    <pic:cNvPr id="0" name="06_matriz_raci_propuesta.png"/>
+                    <pic:cNvPicPr/>
+                  </pic:nvPicPr>
+                  <pic:blipFill>
+                    <a:blip r:embed="rId20"/>
+                    <a:stretch>
+                      <a:fillRect/>
+                    </a:stretch>
+                  </pic:blipFill>
+                  <pic:spPr>
+                    <a:xfrm>
+                      <a:off x="0" y="0"/>
+                      <a:ext cx="5040000" cy="1349827"/>
+                    </a:xfrm>
+                    <a:prstGeom prst="rect"/>
+                  </pic:spPr>
+                </pic:pic>
+              </a:graphicData>
+            </a:graphic>
+          </wp:inline>
+        </w:drawing>
+      </w:r>
+    </w:p>
+    <w:p>
+      <w:pPr>
+        <w:spacing w:line="240" w:lineRule="auto" w:before="0" w:after="240"/>
+        <w:ind w:firstLine="0"/>
+        <w:jc w:val="center"/>
+      </w:pPr>
+      <w:r>
+        <w:rPr>
+          <w:rFonts w:ascii="Times New Roman" w:hAnsi="Times New Roman"/>
+          <w:i/>
+          <w:sz w:val="20"/>
+        </w:rPr>
+        <w:t xml:space="preserve">Fuente: </w:t>
+      </w:r>
+      <w:r>
+        <w:rPr>
+          <w:rFonts w:ascii="Times New Roman" w:hAnsi="Times New Roman"/>
+          <w:sz w:val="20"/>
+        </w:rPr>
+        <w:t>Elaboración propia (2026).</w:t>
+      </w:r>
+    </w:p>
+    <w:p>
+      <w:pPr>
+        <w:sectPr>
+          <w:footerReference w:type="default" r:id="rId45"/>
+          <w:pgSz w:w="12240" w:h="15840"/>
+          <w:pgMar w:top="1701" w:right="1701" w:bottom="1701" w:left="2268" w:header="720" w:footer="720" w:gutter="0"/>
+          <w:cols w:space="720"/>
+          <w:docGrid w:linePitch="360"/>
+          <w:pgNumType w:fmt="decimal"/>
+        </w:sectPr>
+      </w:pPr>
+    </w:p>
+    <w:p>
+      <w:bookmarkStart w:id="34" w:name="bm_anexoG"/>
+      <w:pPr>
+        <w:keepNext/>
+        <w:keepLines/>
+        <w:spacing w:before="0" w:after="480"/>
+        <w:jc w:val="center"/>
+      </w:pPr>
+      <w:bookmarkEnd w:id="34"/>
+      <w:r>
+        <w:rPr>
+          <w:rFonts w:ascii="Times New Roman" w:hAnsi="Times New Roman"/>
+          <w:b/>
+          <w:sz w:val="20"/>
+        </w:rPr>
+        <w:t>ANEXO G</w:t>
+      </w:r>
+    </w:p>
+    <w:p>
+      <w:pPr>
+        <w:keepNext/>
+        <w:keepLines/>
+        <w:spacing w:before="240" w:after="480"/>
+        <w:jc w:val="center"/>
+      </w:pPr>
+      <w:r>
+        <w:rPr>
+          <w:rFonts w:ascii="Times New Roman" w:hAnsi="Times New Roman"/>
+          <w:b/>
+          <w:sz w:val="20"/>
+        </w:rPr>
+        <w:t>[Diagrama de Ishikawa definitivo de las causas asociadas a las demoras y pérdida de trazabilidad del proceso de procura]</w:t>
+      </w:r>
+    </w:p>
+    <w:p>
+      <w:pPr>
+        <w:keepNext/>
+        <w:keepLines/>
+        <w:jc w:val="center"/>
+      </w:pPr>
+      <w:r>
+        <w:drawing>
+          <wp:inline xmlns:a="http://schemas.openxmlformats.org/drawingml/2006/main" xmlns:pic="http://schemas.openxmlformats.org/drawingml/2006/picture">
+            <wp:extent cx="5040000" cy="1524534"/>
+            <wp:docPr id="13" name="Picture 13"/>
+            <wp:cNvGraphicFramePr>
+              <a:graphicFrameLocks noChangeAspect="1"/>
+            </wp:cNvGraphicFramePr>
+            <a:graphic>
+              <a:graphicData uri="http://schemas.openxmlformats.org/drawingml/2006/picture">
+                <pic:pic>
+                  <pic:nvPicPr>
+                    <pic:cNvPr id="0" name="ishikawa_keidy_procura.png"/>
+                    <pic:cNvPicPr/>
+                  </pic:nvPicPr>
+                  <pic:blipFill>
+                    <a:blip r:embed="rId21"/>
+                    <a:stretch>
+                      <a:fillRect/>
+                    </a:stretch>
+                  </pic:blipFill>
+                  <pic:spPr>
+                    <a:xfrm>
+                      <a:off x="0" y="0"/>
+                      <a:ext cx="5040000" cy="1524534"/>
+                    </a:xfrm>
+                    <a:prstGeom prst="rect"/>
+                  </pic:spPr>
+                </pic:pic>
+              </a:graphicData>
+            </a:graphic>
+          </wp:inline>
+        </w:drawing>
+      </w:r>
+    </w:p>
+    <w:p>
+      <w:pPr>
+        <w:spacing w:line="240" w:lineRule="auto" w:before="0" w:after="240"/>
+        <w:ind w:firstLine="0"/>
+        <w:jc w:val="center"/>
+      </w:pPr>
+      <w:r>
+        <w:rPr>
+          <w:rFonts w:ascii="Times New Roman" w:hAnsi="Times New Roman"/>
+          <w:i/>
+          <w:sz w:val="20"/>
+        </w:rPr>
+        <w:t xml:space="preserve">Fuente: </w:t>
+      </w:r>
+      <w:r>
+        <w:rPr>
+          <w:rFonts w:ascii="Times New Roman" w:hAnsi="Times New Roman"/>
+          <w:sz w:val="20"/>
+        </w:rPr>
+        <w:t>Elaboración propia (2026).</w:t>
       </w:r>
     </w:p>
     <w:sectPr>
-      <w:footerReference w:type="default" r:id="rId33"/>
+      <w:footerReference w:type="default" r:id="rId46"/>
       <w:pgSz w:w="12240" w:h="15840"/>
       <w:pgMar w:top="1701" w:right="1701" w:bottom="1701" w:left="2268" w:header="720" w:footer="720" w:gutter="0"/>
       <w:cols w:space="720"/>
-      <w:titlePg/>
       <w:docGrid w:linePitch="360"/>
+      <w:pgNumType w:fmt="decimal"/>
     </w:sectPr>
   </w:body>
 </w:document>
@@ -4533,11 +5980,7 @@
 
 <file path=word/footer1.xml><?xml version="1.0" encoding="utf-8"?>
 <w:ftr xmlns:m="http://schemas.openxmlformats.org/officeDocument/2006/math" xmlns:mc="http://schemas.openxmlformats.org/markup-compatibility/2006" xmlns:mo="http://schemas.microsoft.com/office/mac/office/2008/main" xmlns:mv="urn:schemas-microsoft-com:mac:vml" xmlns:o="urn:schemas-microsoft-com:office:office" xmlns:r="http://schemas.openxmlformats.org/officeDocument/2006/relationships" xmlns:v="urn:schemas-microsoft-com:vml" xmlns:w10="urn:schemas-microsoft-com:office:word" xmlns:w14="http://schemas.microsoft.com/office/word/2010/wordml" xmlns:w="http://schemas.openxmlformats.org/wordprocessingml/2006/main" xmlns:wne="http://schemas.microsoft.com/office/word/2006/wordml" xmlns:wp14="http://schemas.microsoft.com/office/word/2010/wordprocessingDrawing" xmlns:wp="http://schemas.openxmlformats.org/drawingml/2006/wordprocessingDrawing" xmlns:wpc="http://schemas.microsoft.com/office/word/2010/wordprocessingCanvas" xmlns:wpg="http://schemas.microsoft.com/office/word/2010/wordprocessingGroup" xmlns:wpi="http://schemas.microsoft.com/office/word/2010/wordprocessingInk" xmlns:wps="http://schemas.microsoft.com/office/word/2010/wordprocessingShape" mc:Ignorable="w14 wp14">
-  <w:p>
-    <w:pPr>
-      <w:pStyle w:val="Footer"/>
-    </w:pPr>
-  </w:p>
+  <w:p/>
 </w:ftr>
 </file>
 
@@ -4545,7 +5988,6 @@
 <w:ftr xmlns:m="http://schemas.openxmlformats.org/officeDocument/2006/math" xmlns:mc="http://schemas.openxmlformats.org/markup-compatibility/2006" xmlns:mo="http://schemas.microsoft.com/office/mac/office/2008/main" xmlns:mv="urn:schemas-microsoft-com:mac:vml" xmlns:o="urn:schemas-microsoft-com:office:office" xmlns:r="http://schemas.openxmlformats.org/officeDocument/2006/relationships" xmlns:v="urn:schemas-microsoft-com:vml" xmlns:w10="urn:schemas-microsoft-com:office:word" xmlns:w14="http://schemas.microsoft.com/office/word/2010/wordml" xmlns:w="http://schemas.openxmlformats.org/wordprocessingml/2006/main" xmlns:wne="http://schemas.microsoft.com/office/word/2006/wordml" xmlns:wp14="http://schemas.microsoft.com/office/word/2010/wordprocessingDrawing" xmlns:wp="http://schemas.openxmlformats.org/drawingml/2006/wordprocessingDrawing" xmlns:wpc="http://schemas.microsoft.com/office/word/2010/wordprocessingCanvas" xmlns:wpg="http://schemas.microsoft.com/office/word/2010/wordprocessingGroup" xmlns:wpi="http://schemas.microsoft.com/office/word/2010/wordprocessingInk" xmlns:wps="http://schemas.microsoft.com/office/word/2010/wordprocessingShape" mc:Ignorable="w14 wp14">
   <w:p>
     <w:pPr>
-      <w:pStyle w:val="Footer"/>
       <w:jc w:val="center"/>
     </w:pPr>
     <w:r>
@@ -4554,7 +5996,7 @@
         <w:sz w:val="24"/>
       </w:rPr>
       <w:fldChar w:fldCharType="begin"/>
-      <w:instrText xml:space="preserve"> PAGE \* roman </w:instrText>
+      <w:instrText xml:space="preserve"> PAGE </w:instrText>
       <w:fldChar w:fldCharType="separate"/>
       <w:fldChar w:fldCharType="end"/>
     </w:r>
@@ -4566,7 +6008,6 @@
 <w:ftr xmlns:m="http://schemas.openxmlformats.org/officeDocument/2006/math" xmlns:mc="http://schemas.openxmlformats.org/markup-compatibility/2006" xmlns:mo="http://schemas.microsoft.com/office/mac/office/2008/main" xmlns:mv="urn:schemas-microsoft-com:mac:vml" xmlns:o="urn:schemas-microsoft-com:office:office" xmlns:r="http://schemas.openxmlformats.org/officeDocument/2006/relationships" xmlns:v="urn:schemas-microsoft-com:vml" xmlns:w10="urn:schemas-microsoft-com:office:word" xmlns:w14="http://schemas.microsoft.com/office/word/2010/wordml" xmlns:w="http://schemas.openxmlformats.org/wordprocessingml/2006/main" xmlns:wne="http://schemas.microsoft.com/office/word/2006/wordml" xmlns:wp14="http://schemas.microsoft.com/office/word/2010/wordprocessingDrawing" xmlns:wp="http://schemas.openxmlformats.org/drawingml/2006/wordprocessingDrawing" xmlns:wpc="http://schemas.microsoft.com/office/word/2010/wordprocessingCanvas" xmlns:wpg="http://schemas.microsoft.com/office/word/2010/wordprocessingGroup" xmlns:wpi="http://schemas.microsoft.com/office/word/2010/wordprocessingInk" xmlns:wps="http://schemas.microsoft.com/office/word/2010/wordprocessingShape" mc:Ignorable="w14 wp14">
   <w:p>
     <w:pPr>
-      <w:pStyle w:val="Footer"/>
       <w:jc w:val="center"/>
     </w:pPr>
     <w:r>
@@ -4575,7 +6016,7 @@
         <w:sz w:val="24"/>
       </w:rPr>
       <w:fldChar w:fldCharType="begin"/>
-      <w:instrText xml:space="preserve"> PAGE \* roman </w:instrText>
+      <w:instrText xml:space="preserve"> PAGE </w:instrText>
       <w:fldChar w:fldCharType="separate"/>
       <w:fldChar w:fldCharType="end"/>
     </w:r>
@@ -4587,7 +6028,6 @@
 <w:ftr xmlns:m="http://schemas.openxmlformats.org/officeDocument/2006/math" xmlns:mc="http://schemas.openxmlformats.org/markup-compatibility/2006" xmlns:mo="http://schemas.microsoft.com/office/mac/office/2008/main" xmlns:mv="urn:schemas-microsoft-com:mac:vml" xmlns:o="urn:schemas-microsoft-com:office:office" xmlns:r="http://schemas.openxmlformats.org/officeDocument/2006/relationships" xmlns:v="urn:schemas-microsoft-com:vml" xmlns:w10="urn:schemas-microsoft-com:office:word" xmlns:w14="http://schemas.microsoft.com/office/word/2010/wordml" xmlns:w="http://schemas.openxmlformats.org/wordprocessingml/2006/main" xmlns:wne="http://schemas.microsoft.com/office/word/2006/wordml" xmlns:wp14="http://schemas.microsoft.com/office/word/2010/wordprocessingDrawing" xmlns:wp="http://schemas.openxmlformats.org/drawingml/2006/wordprocessingDrawing" xmlns:wpc="http://schemas.microsoft.com/office/word/2010/wordprocessingCanvas" xmlns:wpg="http://schemas.microsoft.com/office/word/2010/wordprocessingGroup" xmlns:wpi="http://schemas.microsoft.com/office/word/2010/wordprocessingInk" xmlns:wps="http://schemas.microsoft.com/office/word/2010/wordprocessingShape" mc:Ignorable="w14 wp14">
   <w:p>
     <w:pPr>
-      <w:pStyle w:val="Footer"/>
       <w:jc w:val="center"/>
     </w:pPr>
     <w:r>
@@ -4596,7 +6036,7 @@
         <w:sz w:val="24"/>
       </w:rPr>
       <w:fldChar w:fldCharType="begin"/>
-      <w:instrText xml:space="preserve"> PAGE \* roman </w:instrText>
+      <w:instrText xml:space="preserve"> PAGE </w:instrText>
       <w:fldChar w:fldCharType="separate"/>
       <w:fldChar w:fldCharType="end"/>
     </w:r>
@@ -4606,22 +6046,7 @@
 
 <file path=word/footer13.xml><?xml version="1.0" encoding="utf-8"?>
 <w:ftr xmlns:m="http://schemas.openxmlformats.org/officeDocument/2006/math" xmlns:mc="http://schemas.openxmlformats.org/markup-compatibility/2006" xmlns:mo="http://schemas.microsoft.com/office/mac/office/2008/main" xmlns:mv="urn:schemas-microsoft-com:mac:vml" xmlns:o="urn:schemas-microsoft-com:office:office" xmlns:r="http://schemas.openxmlformats.org/officeDocument/2006/relationships" xmlns:v="urn:schemas-microsoft-com:vml" xmlns:w10="urn:schemas-microsoft-com:office:word" xmlns:w14="http://schemas.microsoft.com/office/word/2010/wordml" xmlns:w="http://schemas.openxmlformats.org/wordprocessingml/2006/main" xmlns:wne="http://schemas.microsoft.com/office/word/2006/wordml" xmlns:wp14="http://schemas.microsoft.com/office/word/2010/wordprocessingDrawing" xmlns:wp="http://schemas.openxmlformats.org/drawingml/2006/wordprocessingDrawing" xmlns:wpc="http://schemas.microsoft.com/office/word/2010/wordprocessingCanvas" xmlns:wpg="http://schemas.microsoft.com/office/word/2010/wordprocessingGroup" xmlns:wpi="http://schemas.microsoft.com/office/word/2010/wordprocessingInk" xmlns:wps="http://schemas.microsoft.com/office/word/2010/wordprocessingShape" mc:Ignorable="w14 wp14">
-  <w:p>
-    <w:pPr>
-      <w:pStyle w:val="Footer"/>
-      <w:jc w:val="center"/>
-    </w:pPr>
-    <w:r>
-      <w:rPr>
-        <w:rFonts w:ascii="Times New Roman" w:hAnsi="Times New Roman"/>
-        <w:sz w:val="24"/>
-      </w:rPr>
-      <w:fldChar w:fldCharType="begin"/>
-      <w:instrText xml:space="preserve"> PAGE \* roman </w:instrText>
-      <w:fldChar w:fldCharType="separate"/>
-      <w:fldChar w:fldCharType="end"/>
-    </w:r>
-  </w:p>
+  <w:p/>
 </w:ftr>
 </file>
 
@@ -4629,7 +6054,6 @@
 <w:ftr xmlns:m="http://schemas.openxmlformats.org/officeDocument/2006/math" xmlns:mc="http://schemas.openxmlformats.org/markup-compatibility/2006" xmlns:mo="http://schemas.microsoft.com/office/mac/office/2008/main" xmlns:mv="urn:schemas-microsoft-com:mac:vml" xmlns:o="urn:schemas-microsoft-com:office:office" xmlns:r="http://schemas.openxmlformats.org/officeDocument/2006/relationships" xmlns:v="urn:schemas-microsoft-com:vml" xmlns:w10="urn:schemas-microsoft-com:office:word" xmlns:w14="http://schemas.microsoft.com/office/word/2010/wordml" xmlns:w="http://schemas.openxmlformats.org/wordprocessingml/2006/main" xmlns:wne="http://schemas.microsoft.com/office/word/2006/wordml" xmlns:wp14="http://schemas.microsoft.com/office/word/2010/wordprocessingDrawing" xmlns:wp="http://schemas.openxmlformats.org/drawingml/2006/wordprocessingDrawing" xmlns:wpc="http://schemas.microsoft.com/office/word/2010/wordprocessingCanvas" xmlns:wpg="http://schemas.microsoft.com/office/word/2010/wordprocessingGroup" xmlns:wpi="http://schemas.microsoft.com/office/word/2010/wordprocessingInk" xmlns:wps="http://schemas.microsoft.com/office/word/2010/wordprocessingShape" mc:Ignorable="w14 wp14">
   <w:p>
     <w:pPr>
-      <w:pStyle w:val="Footer"/>
       <w:jc w:val="center"/>
     </w:pPr>
     <w:r>
@@ -4638,7 +6062,7 @@
         <w:sz w:val="24"/>
       </w:rPr>
       <w:fldChar w:fldCharType="begin"/>
-      <w:instrText xml:space="preserve"> PAGE \* roman </w:instrText>
+      <w:instrText xml:space="preserve"> PAGE </w:instrText>
       <w:fldChar w:fldCharType="separate"/>
       <w:fldChar w:fldCharType="end"/>
     </w:r>
@@ -4648,22 +6072,7 @@
 
 <file path=word/footer15.xml><?xml version="1.0" encoding="utf-8"?>
 <w:ftr xmlns:m="http://schemas.openxmlformats.org/officeDocument/2006/math" xmlns:mc="http://schemas.openxmlformats.org/markup-compatibility/2006" xmlns:mo="http://schemas.microsoft.com/office/mac/office/2008/main" xmlns:mv="urn:schemas-microsoft-com:mac:vml" xmlns:o="urn:schemas-microsoft-com:office:office" xmlns:r="http://schemas.openxmlformats.org/officeDocument/2006/relationships" xmlns:v="urn:schemas-microsoft-com:vml" xmlns:w10="urn:schemas-microsoft-com:office:word" xmlns:w14="http://schemas.microsoft.com/office/word/2010/wordml" xmlns:w="http://schemas.openxmlformats.org/wordprocessingml/2006/main" xmlns:wne="http://schemas.microsoft.com/office/word/2006/wordml" xmlns:wp14="http://schemas.microsoft.com/office/word/2010/wordprocessingDrawing" xmlns:wp="http://schemas.openxmlformats.org/drawingml/2006/wordprocessingDrawing" xmlns:wpc="http://schemas.microsoft.com/office/word/2010/wordprocessingCanvas" xmlns:wpg="http://schemas.microsoft.com/office/word/2010/wordprocessingGroup" xmlns:wpi="http://schemas.microsoft.com/office/word/2010/wordprocessingInk" xmlns:wps="http://schemas.microsoft.com/office/word/2010/wordprocessingShape" mc:Ignorable="w14 wp14">
-  <w:p>
-    <w:pPr>
-      <w:pStyle w:val="Footer"/>
-      <w:jc w:val="center"/>
-    </w:pPr>
-    <w:r>
-      <w:rPr>
-        <w:rFonts w:ascii="Times New Roman" w:hAnsi="Times New Roman"/>
-        <w:sz w:val="24"/>
-      </w:rPr>
-      <w:fldChar w:fldCharType="begin"/>
-      <w:instrText xml:space="preserve"> PAGE \* roman </w:instrText>
-      <w:fldChar w:fldCharType="separate"/>
-      <w:fldChar w:fldCharType="end"/>
-    </w:r>
-  </w:p>
+  <w:p/>
 </w:ftr>
 </file>
 
@@ -4671,7 +6080,6 @@
 <w:ftr xmlns:m="http://schemas.openxmlformats.org/officeDocument/2006/math" xmlns:mc="http://schemas.openxmlformats.org/markup-compatibility/2006" xmlns:mo="http://schemas.microsoft.com/office/mac/office/2008/main" xmlns:mv="urn:schemas-microsoft-com:mac:vml" xmlns:o="urn:schemas-microsoft-com:office:office" xmlns:r="http://schemas.openxmlformats.org/officeDocument/2006/relationships" xmlns:v="urn:schemas-microsoft-com:vml" xmlns:w10="urn:schemas-microsoft-com:office:word" xmlns:w14="http://schemas.microsoft.com/office/word/2010/wordml" xmlns:w="http://schemas.openxmlformats.org/wordprocessingml/2006/main" xmlns:wne="http://schemas.microsoft.com/office/word/2006/wordml" xmlns:wp14="http://schemas.microsoft.com/office/word/2010/wordprocessingDrawing" xmlns:wp="http://schemas.openxmlformats.org/drawingml/2006/wordprocessingDrawing" xmlns:wpc="http://schemas.microsoft.com/office/word/2010/wordprocessingCanvas" xmlns:wpg="http://schemas.microsoft.com/office/word/2010/wordprocessingGroup" xmlns:wpi="http://schemas.microsoft.com/office/word/2010/wordprocessingInk" xmlns:wps="http://schemas.microsoft.com/office/word/2010/wordprocessingShape" mc:Ignorable="w14 wp14">
   <w:p>
     <w:pPr>
-      <w:pStyle w:val="Footer"/>
       <w:jc w:val="center"/>
     </w:pPr>
     <w:r>
@@ -4680,7 +6088,7 @@
         <w:sz w:val="24"/>
       </w:rPr>
       <w:fldChar w:fldCharType="begin"/>
-      <w:instrText xml:space="preserve"> PAGE \* roman </w:instrText>
+      <w:instrText xml:space="preserve"> PAGE </w:instrText>
       <w:fldChar w:fldCharType="separate"/>
       <w:fldChar w:fldCharType="end"/>
     </w:r>
@@ -4690,22 +6098,7 @@
 
 <file path=word/footer17.xml><?xml version="1.0" encoding="utf-8"?>
 <w:ftr xmlns:m="http://schemas.openxmlformats.org/officeDocument/2006/math" xmlns:mc="http://schemas.openxmlformats.org/markup-compatibility/2006" xmlns:mo="http://schemas.microsoft.com/office/mac/office/2008/main" xmlns:mv="urn:schemas-microsoft-com:mac:vml" xmlns:o="urn:schemas-microsoft-com:office:office" xmlns:r="http://schemas.openxmlformats.org/officeDocument/2006/relationships" xmlns:v="urn:schemas-microsoft-com:vml" xmlns:w10="urn:schemas-microsoft-com:office:word" xmlns:w14="http://schemas.microsoft.com/office/word/2010/wordml" xmlns:w="http://schemas.openxmlformats.org/wordprocessingml/2006/main" xmlns:wne="http://schemas.microsoft.com/office/word/2006/wordml" xmlns:wp14="http://schemas.microsoft.com/office/word/2010/wordprocessingDrawing" xmlns:wp="http://schemas.openxmlformats.org/drawingml/2006/wordprocessingDrawing" xmlns:wpc="http://schemas.microsoft.com/office/word/2010/wordprocessingCanvas" xmlns:wpg="http://schemas.microsoft.com/office/word/2010/wordprocessingGroup" xmlns:wpi="http://schemas.microsoft.com/office/word/2010/wordprocessingInk" xmlns:wps="http://schemas.microsoft.com/office/word/2010/wordprocessingShape" mc:Ignorable="w14 wp14">
-  <w:p>
-    <w:pPr>
-      <w:pStyle w:val="Footer"/>
-      <w:jc w:val="center"/>
-    </w:pPr>
-    <w:r>
-      <w:rPr>
-        <w:rFonts w:ascii="Times New Roman" w:hAnsi="Times New Roman"/>
-        <w:sz w:val="24"/>
-      </w:rPr>
-      <w:fldChar w:fldCharType="begin"/>
-      <w:instrText xml:space="preserve"> PAGE </w:instrText>
-      <w:fldChar w:fldCharType="separate"/>
-      <w:fldChar w:fldCharType="end"/>
-    </w:r>
-  </w:p>
+  <w:p/>
 </w:ftr>
 </file>
 
@@ -4713,7 +6106,6 @@
 <w:ftr xmlns:m="http://schemas.openxmlformats.org/officeDocument/2006/math" xmlns:mc="http://schemas.openxmlformats.org/markup-compatibility/2006" xmlns:mo="http://schemas.microsoft.com/office/mac/office/2008/main" xmlns:mv="urn:schemas-microsoft-com:mac:vml" xmlns:o="urn:schemas-microsoft-com:office:office" xmlns:r="http://schemas.openxmlformats.org/officeDocument/2006/relationships" xmlns:v="urn:schemas-microsoft-com:vml" xmlns:w10="urn:schemas-microsoft-com:office:word" xmlns:w14="http://schemas.microsoft.com/office/word/2010/wordml" xmlns:w="http://schemas.openxmlformats.org/wordprocessingml/2006/main" xmlns:wne="http://schemas.microsoft.com/office/word/2006/wordml" xmlns:wp14="http://schemas.microsoft.com/office/word/2010/wordprocessingDrawing" xmlns:wp="http://schemas.openxmlformats.org/drawingml/2006/wordprocessingDrawing" xmlns:wpc="http://schemas.microsoft.com/office/word/2010/wordprocessingCanvas" xmlns:wpg="http://schemas.microsoft.com/office/word/2010/wordprocessingGroup" xmlns:wpi="http://schemas.microsoft.com/office/word/2010/wordprocessingInk" xmlns:wps="http://schemas.microsoft.com/office/word/2010/wordprocessingShape" mc:Ignorable="w14 wp14">
   <w:p>
     <w:pPr>
-      <w:pStyle w:val="Footer"/>
       <w:jc w:val="center"/>
     </w:pPr>
     <w:r>
@@ -4734,7 +6126,6 @@
 <w:ftr xmlns:m="http://schemas.openxmlformats.org/officeDocument/2006/math" xmlns:mc="http://schemas.openxmlformats.org/markup-compatibility/2006" xmlns:mo="http://schemas.microsoft.com/office/mac/office/2008/main" xmlns:mv="urn:schemas-microsoft-com:mac:vml" xmlns:o="urn:schemas-microsoft-com:office:office" xmlns:r="http://schemas.openxmlformats.org/officeDocument/2006/relationships" xmlns:v="urn:schemas-microsoft-com:vml" xmlns:w10="urn:schemas-microsoft-com:office:word" xmlns:w14="http://schemas.microsoft.com/office/word/2010/wordml" xmlns:w="http://schemas.openxmlformats.org/wordprocessingml/2006/main" xmlns:wne="http://schemas.microsoft.com/office/word/2006/wordml" xmlns:wp14="http://schemas.microsoft.com/office/word/2010/wordprocessingDrawing" xmlns:wp="http://schemas.openxmlformats.org/drawingml/2006/wordprocessingDrawing" xmlns:wpc="http://schemas.microsoft.com/office/word/2010/wordprocessingCanvas" xmlns:wpg="http://schemas.microsoft.com/office/word/2010/wordprocessingGroup" xmlns:wpi="http://schemas.microsoft.com/office/word/2010/wordprocessingInk" xmlns:wps="http://schemas.microsoft.com/office/word/2010/wordprocessingShape" mc:Ignorable="w14 wp14">
   <w:p>
     <w:pPr>
-      <w:pStyle w:val="Footer"/>
       <w:jc w:val="center"/>
     </w:pPr>
     <w:r>
@@ -4755,8 +6146,18 @@
 <w:ftr xmlns:m="http://schemas.openxmlformats.org/officeDocument/2006/math" xmlns:mc="http://schemas.openxmlformats.org/markup-compatibility/2006" xmlns:mo="http://schemas.microsoft.com/office/mac/office/2008/main" xmlns:mv="urn:schemas-microsoft-com:mac:vml" xmlns:o="urn:schemas-microsoft-com:office:office" xmlns:r="http://schemas.openxmlformats.org/officeDocument/2006/relationships" xmlns:v="urn:schemas-microsoft-com:vml" xmlns:w10="urn:schemas-microsoft-com:office:word" xmlns:w14="http://schemas.microsoft.com/office/word/2010/wordml" xmlns:w="http://schemas.openxmlformats.org/wordprocessingml/2006/main" xmlns:wne="http://schemas.microsoft.com/office/word/2006/wordml" xmlns:wp14="http://schemas.microsoft.com/office/word/2010/wordprocessingDrawing" xmlns:wp="http://schemas.openxmlformats.org/drawingml/2006/wordprocessingDrawing" xmlns:wpc="http://schemas.microsoft.com/office/word/2010/wordprocessingCanvas" xmlns:wpg="http://schemas.microsoft.com/office/word/2010/wordprocessingGroup" xmlns:wpi="http://schemas.microsoft.com/office/word/2010/wordprocessingInk" xmlns:wps="http://schemas.microsoft.com/office/word/2010/wordprocessingShape" mc:Ignorable="w14 wp14">
   <w:p>
     <w:pPr>
-      <w:pStyle w:val="Footer"/>
+      <w:jc w:val="center"/>
     </w:pPr>
+    <w:r>
+      <w:rPr>
+        <w:rFonts w:ascii="Times New Roman" w:hAnsi="Times New Roman"/>
+        <w:sz w:val="24"/>
+      </w:rPr>
+      <w:fldChar w:fldCharType="begin"/>
+      <w:instrText xml:space="preserve"> PAGE </w:instrText>
+      <w:fldChar w:fldCharType="separate"/>
+      <w:fldChar w:fldCharType="end"/>
+    </w:r>
   </w:p>
 </w:ftr>
 </file>
@@ -4765,7 +6166,6 @@
 <w:ftr xmlns:m="http://schemas.openxmlformats.org/officeDocument/2006/math" xmlns:mc="http://schemas.openxmlformats.org/markup-compatibility/2006" xmlns:mo="http://schemas.microsoft.com/office/mac/office/2008/main" xmlns:mv="urn:schemas-microsoft-com:mac:vml" xmlns:o="urn:schemas-microsoft-com:office:office" xmlns:r="http://schemas.openxmlformats.org/officeDocument/2006/relationships" xmlns:v="urn:schemas-microsoft-com:vml" xmlns:w10="urn:schemas-microsoft-com:office:word" xmlns:w14="http://schemas.microsoft.com/office/word/2010/wordml" xmlns:w="http://schemas.openxmlformats.org/wordprocessingml/2006/main" xmlns:wne="http://schemas.microsoft.com/office/word/2006/wordml" xmlns:wp14="http://schemas.microsoft.com/office/word/2010/wordprocessingDrawing" xmlns:wp="http://schemas.openxmlformats.org/drawingml/2006/wordprocessingDrawing" xmlns:wpc="http://schemas.microsoft.com/office/word/2010/wordprocessingCanvas" xmlns:wpg="http://schemas.microsoft.com/office/word/2010/wordprocessingGroup" xmlns:wpi="http://schemas.microsoft.com/office/word/2010/wordprocessingInk" xmlns:wps="http://schemas.microsoft.com/office/word/2010/wordprocessingShape" mc:Ignorable="w14 wp14">
   <w:p>
     <w:pPr>
-      <w:pStyle w:val="Footer"/>
       <w:jc w:val="center"/>
     </w:pPr>
     <w:r>
@@ -4786,7 +6186,6 @@
 <w:ftr xmlns:m="http://schemas.openxmlformats.org/officeDocument/2006/math" xmlns:mc="http://schemas.openxmlformats.org/markup-compatibility/2006" xmlns:mo="http://schemas.microsoft.com/office/mac/office/2008/main" xmlns:mv="urn:schemas-microsoft-com:mac:vml" xmlns:o="urn:schemas-microsoft-com:office:office" xmlns:r="http://schemas.openxmlformats.org/officeDocument/2006/relationships" xmlns:v="urn:schemas-microsoft-com:vml" xmlns:w10="urn:schemas-microsoft-com:office:word" xmlns:w14="http://schemas.microsoft.com/office/word/2010/wordml" xmlns:w="http://schemas.openxmlformats.org/wordprocessingml/2006/main" xmlns:wne="http://schemas.microsoft.com/office/word/2006/wordml" xmlns:wp14="http://schemas.microsoft.com/office/word/2010/wordprocessingDrawing" xmlns:wp="http://schemas.openxmlformats.org/drawingml/2006/wordprocessingDrawing" xmlns:wpc="http://schemas.microsoft.com/office/word/2010/wordprocessingCanvas" xmlns:wpg="http://schemas.microsoft.com/office/word/2010/wordprocessingGroup" xmlns:wpi="http://schemas.microsoft.com/office/word/2010/wordprocessingInk" xmlns:wps="http://schemas.microsoft.com/office/word/2010/wordprocessingShape" mc:Ignorable="w14 wp14">
   <w:p>
     <w:pPr>
-      <w:pStyle w:val="Footer"/>
       <w:jc w:val="center"/>
     </w:pPr>
     <w:r>
@@ -4807,7 +6206,66 @@
 <w:ftr xmlns:m="http://schemas.openxmlformats.org/officeDocument/2006/math" xmlns:mc="http://schemas.openxmlformats.org/markup-compatibility/2006" xmlns:mo="http://schemas.microsoft.com/office/mac/office/2008/main" xmlns:mv="urn:schemas-microsoft-com:mac:vml" xmlns:o="urn:schemas-microsoft-com:office:office" xmlns:r="http://schemas.openxmlformats.org/officeDocument/2006/relationships" xmlns:v="urn:schemas-microsoft-com:vml" xmlns:w10="urn:schemas-microsoft-com:office:word" xmlns:w14="http://schemas.microsoft.com/office/word/2010/wordml" xmlns:w="http://schemas.openxmlformats.org/wordprocessingml/2006/main" xmlns:wne="http://schemas.microsoft.com/office/word/2006/wordml" xmlns:wp14="http://schemas.microsoft.com/office/word/2010/wordprocessingDrawing" xmlns:wp="http://schemas.openxmlformats.org/drawingml/2006/wordprocessingDrawing" xmlns:wpc="http://schemas.microsoft.com/office/word/2010/wordprocessingCanvas" xmlns:wpg="http://schemas.microsoft.com/office/word/2010/wordprocessingGroup" xmlns:wpi="http://schemas.microsoft.com/office/word/2010/wordprocessingInk" xmlns:wps="http://schemas.microsoft.com/office/word/2010/wordprocessingShape" mc:Ignorable="w14 wp14">
   <w:p>
     <w:pPr>
-      <w:pStyle w:val="Footer"/>
+      <w:jc w:val="center"/>
+    </w:pPr>
+    <w:r>
+      <w:rPr>
+        <w:rFonts w:ascii="Times New Roman" w:hAnsi="Times New Roman"/>
+        <w:sz w:val="24"/>
+      </w:rPr>
+      <w:fldChar w:fldCharType="begin"/>
+      <w:instrText xml:space="preserve"> PAGE </w:instrText>
+      <w:fldChar w:fldCharType="separate"/>
+      <w:fldChar w:fldCharType="end"/>
+    </w:r>
+  </w:p>
+</w:ftr>
+</file>
+
+<file path=word/footer23.xml><?xml version="1.0" encoding="utf-8"?>
+<w:ftr xmlns:m="http://schemas.openxmlformats.org/officeDocument/2006/math" xmlns:mc="http://schemas.openxmlformats.org/markup-compatibility/2006" xmlns:mo="http://schemas.microsoft.com/office/mac/office/2008/main" xmlns:mv="urn:schemas-microsoft-com:mac:vml" xmlns:o="urn:schemas-microsoft-com:office:office" xmlns:r="http://schemas.openxmlformats.org/officeDocument/2006/relationships" xmlns:v="urn:schemas-microsoft-com:vml" xmlns:w10="urn:schemas-microsoft-com:office:word" xmlns:w14="http://schemas.microsoft.com/office/word/2010/wordml" xmlns:w="http://schemas.openxmlformats.org/wordprocessingml/2006/main" xmlns:wne="http://schemas.microsoft.com/office/word/2006/wordml" xmlns:wp14="http://schemas.microsoft.com/office/word/2010/wordprocessingDrawing" xmlns:wp="http://schemas.openxmlformats.org/drawingml/2006/wordprocessingDrawing" xmlns:wpc="http://schemas.microsoft.com/office/word/2010/wordprocessingCanvas" xmlns:wpg="http://schemas.microsoft.com/office/word/2010/wordprocessingGroup" xmlns:wpi="http://schemas.microsoft.com/office/word/2010/wordprocessingInk" xmlns:wps="http://schemas.microsoft.com/office/word/2010/wordprocessingShape" mc:Ignorable="w14 wp14">
+  <w:p>
+    <w:pPr>
+      <w:jc w:val="center"/>
+    </w:pPr>
+    <w:r>
+      <w:rPr>
+        <w:rFonts w:ascii="Times New Roman" w:hAnsi="Times New Roman"/>
+        <w:sz w:val="24"/>
+      </w:rPr>
+      <w:fldChar w:fldCharType="begin"/>
+      <w:instrText xml:space="preserve"> PAGE </w:instrText>
+      <w:fldChar w:fldCharType="separate"/>
+      <w:fldChar w:fldCharType="end"/>
+    </w:r>
+  </w:p>
+</w:ftr>
+</file>
+
+<file path=word/footer24.xml><?xml version="1.0" encoding="utf-8"?>
+<w:ftr xmlns:m="http://schemas.openxmlformats.org/officeDocument/2006/math" xmlns:mc="http://schemas.openxmlformats.org/markup-compatibility/2006" xmlns:mo="http://schemas.microsoft.com/office/mac/office/2008/main" xmlns:mv="urn:schemas-microsoft-com:mac:vml" xmlns:o="urn:schemas-microsoft-com:office:office" xmlns:r="http://schemas.openxmlformats.org/officeDocument/2006/relationships" xmlns:v="urn:schemas-microsoft-com:vml" xmlns:w10="urn:schemas-microsoft-com:office:word" xmlns:w14="http://schemas.microsoft.com/office/word/2010/wordml" xmlns:w="http://schemas.openxmlformats.org/wordprocessingml/2006/main" xmlns:wne="http://schemas.microsoft.com/office/word/2006/wordml" xmlns:wp14="http://schemas.microsoft.com/office/word/2010/wordprocessingDrawing" xmlns:wp="http://schemas.openxmlformats.org/drawingml/2006/wordprocessingDrawing" xmlns:wpc="http://schemas.microsoft.com/office/word/2010/wordprocessingCanvas" xmlns:wpg="http://schemas.microsoft.com/office/word/2010/wordprocessingGroup" xmlns:wpi="http://schemas.microsoft.com/office/word/2010/wordprocessingInk" xmlns:wps="http://schemas.microsoft.com/office/word/2010/wordprocessingShape" mc:Ignorable="w14 wp14">
+  <w:p>
+    <w:pPr>
+      <w:jc w:val="center"/>
+    </w:pPr>
+    <w:r>
+      <w:rPr>
+        <w:rFonts w:ascii="Times New Roman" w:hAnsi="Times New Roman"/>
+        <w:sz w:val="24"/>
+      </w:rPr>
+      <w:fldChar w:fldCharType="begin"/>
+      <w:instrText xml:space="preserve"> PAGE </w:instrText>
+      <w:fldChar w:fldCharType="separate"/>
+      <w:fldChar w:fldCharType="end"/>
+    </w:r>
+  </w:p>
+</w:ftr>
+</file>
+
+<file path=word/footer25.xml><?xml version="1.0" encoding="utf-8"?>
+<w:ftr xmlns:m="http://schemas.openxmlformats.org/officeDocument/2006/math" xmlns:mc="http://schemas.openxmlformats.org/markup-compatibility/2006" xmlns:mo="http://schemas.microsoft.com/office/mac/office/2008/main" xmlns:mv="urn:schemas-microsoft-com:mac:vml" xmlns:o="urn:schemas-microsoft-com:office:office" xmlns:r="http://schemas.openxmlformats.org/officeDocument/2006/relationships" xmlns:v="urn:schemas-microsoft-com:vml" xmlns:w10="urn:schemas-microsoft-com:office:word" xmlns:w14="http://schemas.microsoft.com/office/word/2010/wordml" xmlns:w="http://schemas.openxmlformats.org/wordprocessingml/2006/main" xmlns:wne="http://schemas.microsoft.com/office/word/2006/wordml" xmlns:wp14="http://schemas.microsoft.com/office/word/2010/wordprocessingDrawing" xmlns:wp="http://schemas.openxmlformats.org/drawingml/2006/wordprocessingDrawing" xmlns:wpc="http://schemas.microsoft.com/office/word/2010/wordprocessingCanvas" xmlns:wpg="http://schemas.microsoft.com/office/word/2010/wordprocessingGroup" xmlns:wpi="http://schemas.microsoft.com/office/word/2010/wordprocessingInk" xmlns:wps="http://schemas.microsoft.com/office/word/2010/wordprocessingShape" mc:Ignorable="w14 wp14">
+  <w:p>
+    <w:pPr>
       <w:jc w:val="center"/>
     </w:pPr>
     <w:r>
@@ -4828,7 +6286,6 @@
 <w:ftr xmlns:m="http://schemas.openxmlformats.org/officeDocument/2006/math" xmlns:mc="http://schemas.openxmlformats.org/markup-compatibility/2006" xmlns:mo="http://schemas.microsoft.com/office/mac/office/2008/main" xmlns:mv="urn:schemas-microsoft-com:mac:vml" xmlns:o="urn:schemas-microsoft-com:office:office" xmlns:r="http://schemas.openxmlformats.org/officeDocument/2006/relationships" xmlns:v="urn:schemas-microsoft-com:vml" xmlns:w10="urn:schemas-microsoft-com:office:word" xmlns:w14="http://schemas.microsoft.com/office/word/2010/wordml" xmlns:w="http://schemas.openxmlformats.org/wordprocessingml/2006/main" xmlns:wne="http://schemas.microsoft.com/office/word/2006/wordml" xmlns:wp14="http://schemas.microsoft.com/office/word/2010/wordprocessingDrawing" xmlns:wp="http://schemas.openxmlformats.org/drawingml/2006/wordprocessingDrawing" xmlns:wpc="http://schemas.microsoft.com/office/word/2010/wordprocessingCanvas" xmlns:wpg="http://schemas.microsoft.com/office/word/2010/wordprocessingGroup" xmlns:wpi="http://schemas.microsoft.com/office/word/2010/wordprocessingInk" xmlns:wps="http://schemas.microsoft.com/office/word/2010/wordprocessingShape" mc:Ignorable="w14 wp14">
   <w:p>
     <w:pPr>
-      <w:pStyle w:val="Footer"/>
       <w:jc w:val="center"/>
     </w:pPr>
     <w:r>
@@ -4837,7 +6294,7 @@
         <w:sz w:val="24"/>
       </w:rPr>
       <w:fldChar w:fldCharType="begin"/>
-      <w:instrText xml:space="preserve"> PAGE \* roman </w:instrText>
+      <w:instrText xml:space="preserve"> PAGE </w:instrText>
       <w:fldChar w:fldCharType="separate"/>
       <w:fldChar w:fldCharType="end"/>
     </w:r>
@@ -4849,7 +6306,6 @@
 <w:ftr xmlns:m="http://schemas.openxmlformats.org/officeDocument/2006/math" xmlns:mc="http://schemas.openxmlformats.org/markup-compatibility/2006" xmlns:mo="http://schemas.microsoft.com/office/mac/office/2008/main" xmlns:mv="urn:schemas-microsoft-com:mac:vml" xmlns:o="urn:schemas-microsoft-com:office:office" xmlns:r="http://schemas.openxmlformats.org/officeDocument/2006/relationships" xmlns:v="urn:schemas-microsoft-com:vml" xmlns:w10="urn:schemas-microsoft-com:office:word" xmlns:w14="http://schemas.microsoft.com/office/word/2010/wordml" xmlns:w="http://schemas.openxmlformats.org/wordprocessingml/2006/main" xmlns:wne="http://schemas.microsoft.com/office/word/2006/wordml" xmlns:wp14="http://schemas.microsoft.com/office/word/2010/wordprocessingDrawing" xmlns:wp="http://schemas.openxmlformats.org/drawingml/2006/wordprocessingDrawing" xmlns:wpc="http://schemas.microsoft.com/office/word/2010/wordprocessingCanvas" xmlns:wpg="http://schemas.microsoft.com/office/word/2010/wordprocessingGroup" xmlns:wpi="http://schemas.microsoft.com/office/word/2010/wordprocessingInk" xmlns:wps="http://schemas.microsoft.com/office/word/2010/wordprocessingShape" mc:Ignorable="w14 wp14">
   <w:p>
     <w:pPr>
-      <w:pStyle w:val="Footer"/>
       <w:jc w:val="center"/>
     </w:pPr>
     <w:r>
@@ -4858,7 +6314,7 @@
         <w:sz w:val="24"/>
       </w:rPr>
       <w:fldChar w:fldCharType="begin"/>
-      <w:instrText xml:space="preserve"> PAGE \* roman </w:instrText>
+      <w:instrText xml:space="preserve"> PAGE </w:instrText>
       <w:fldChar w:fldCharType="separate"/>
       <w:fldChar w:fldCharType="end"/>
     </w:r>
@@ -4870,8 +6326,18 @@
 <w:ftr xmlns:m="http://schemas.openxmlformats.org/officeDocument/2006/math" xmlns:mc="http://schemas.openxmlformats.org/markup-compatibility/2006" xmlns:mo="http://schemas.microsoft.com/office/mac/office/2008/main" xmlns:mv="urn:schemas-microsoft-com:mac:vml" xmlns:o="urn:schemas-microsoft-com:office:office" xmlns:r="http://schemas.openxmlformats.org/officeDocument/2006/relationships" xmlns:v="urn:schemas-microsoft-com:vml" xmlns:w10="urn:schemas-microsoft-com:office:word" xmlns:w14="http://schemas.microsoft.com/office/word/2010/wordml" xmlns:w="http://schemas.openxmlformats.org/wordprocessingml/2006/main" xmlns:wne="http://schemas.microsoft.com/office/word/2006/wordml" xmlns:wp14="http://schemas.microsoft.com/office/word/2010/wordprocessingDrawing" xmlns:wp="http://schemas.openxmlformats.org/drawingml/2006/wordprocessingDrawing" xmlns:wpc="http://schemas.microsoft.com/office/word/2010/wordprocessingCanvas" xmlns:wpg="http://schemas.microsoft.com/office/word/2010/wordprocessingGroup" xmlns:wpi="http://schemas.microsoft.com/office/word/2010/wordprocessingInk" xmlns:wps="http://schemas.microsoft.com/office/word/2010/wordprocessingShape" mc:Ignorable="w14 wp14">
   <w:p>
     <w:pPr>
-      <w:pStyle w:val="Footer"/>
+      <w:jc w:val="center"/>
     </w:pPr>
+    <w:r>
+      <w:rPr>
+        <w:rFonts w:ascii="Times New Roman" w:hAnsi="Times New Roman"/>
+        <w:sz w:val="24"/>
+      </w:rPr>
+      <w:fldChar w:fldCharType="begin"/>
+      <w:instrText xml:space="preserve"> PAGE </w:instrText>
+      <w:fldChar w:fldCharType="separate"/>
+      <w:fldChar w:fldCharType="end"/>
+    </w:r>
   </w:p>
 </w:ftr>
 </file>
@@ -4880,8 +6346,18 @@
 <w:ftr xmlns:m="http://schemas.openxmlformats.org/officeDocument/2006/math" xmlns:mc="http://schemas.openxmlformats.org/markup-compatibility/2006" xmlns:mo="http://schemas.microsoft.com/office/mac/office/2008/main" xmlns:mv="urn:schemas-microsoft-com:mac:vml" xmlns:o="urn:schemas-microsoft-com:office:office" xmlns:r="http://schemas.openxmlformats.org/officeDocument/2006/relationships" xmlns:v="urn:schemas-microsoft-com:vml" xmlns:w10="urn:schemas-microsoft-com:office:word" xmlns:w14="http://schemas.microsoft.com/office/word/2010/wordml" xmlns:w="http://schemas.openxmlformats.org/wordprocessingml/2006/main" xmlns:wne="http://schemas.microsoft.com/office/word/2006/wordml" xmlns:wp14="http://schemas.microsoft.com/office/word/2010/wordprocessingDrawing" xmlns:wp="http://schemas.openxmlformats.org/drawingml/2006/wordprocessingDrawing" xmlns:wpc="http://schemas.microsoft.com/office/word/2010/wordprocessingCanvas" xmlns:wpg="http://schemas.microsoft.com/office/word/2010/wordprocessingGroup" xmlns:wpi="http://schemas.microsoft.com/office/word/2010/wordprocessingInk" xmlns:wps="http://schemas.microsoft.com/office/word/2010/wordprocessingShape" mc:Ignorable="w14 wp14">
   <w:p>
     <w:pPr>
-      <w:pStyle w:val="Footer"/>
+      <w:jc w:val="center"/>
     </w:pPr>
+    <w:r>
+      <w:rPr>
+        <w:rFonts w:ascii="Times New Roman" w:hAnsi="Times New Roman"/>
+        <w:sz w:val="24"/>
+      </w:rPr>
+      <w:fldChar w:fldCharType="begin"/>
+      <w:instrText xml:space="preserve"> PAGE </w:instrText>
+      <w:fldChar w:fldCharType="separate"/>
+      <w:fldChar w:fldCharType="end"/>
+    </w:r>
   </w:p>
 </w:ftr>
 </file>
@@ -4890,7 +6366,6 @@
 <w:ftr xmlns:m="http://schemas.openxmlformats.org/officeDocument/2006/math" xmlns:mc="http://schemas.openxmlformats.org/markup-compatibility/2006" xmlns:mo="http://schemas.microsoft.com/office/mac/office/2008/main" xmlns:mv="urn:schemas-microsoft-com:mac:vml" xmlns:o="urn:schemas-microsoft-com:office:office" xmlns:r="http://schemas.openxmlformats.org/officeDocument/2006/relationships" xmlns:v="urn:schemas-microsoft-com:vml" xmlns:w10="urn:schemas-microsoft-com:office:word" xmlns:w14="http://schemas.microsoft.com/office/word/2010/wordml" xmlns:w="http://schemas.openxmlformats.org/wordprocessingml/2006/main" xmlns:wne="http://schemas.microsoft.com/office/word/2006/wordml" xmlns:wp14="http://schemas.microsoft.com/office/word/2010/wordprocessingDrawing" xmlns:wp="http://schemas.openxmlformats.org/drawingml/2006/wordprocessingDrawing" xmlns:wpc="http://schemas.microsoft.com/office/word/2010/wordprocessingCanvas" xmlns:wpg="http://schemas.microsoft.com/office/word/2010/wordprocessingGroup" xmlns:wpi="http://schemas.microsoft.com/office/word/2010/wordprocessingInk" xmlns:wps="http://schemas.microsoft.com/office/word/2010/wordprocessingShape" mc:Ignorable="w14 wp14">
   <w:p>
     <w:pPr>
-      <w:pStyle w:val="Footer"/>
       <w:jc w:val="center"/>
     </w:pPr>
     <w:r>
@@ -4899,7 +6374,7 @@
         <w:sz w:val="24"/>
       </w:rPr>
       <w:fldChar w:fldCharType="begin"/>
-      <w:instrText xml:space="preserve"> PAGE \* roman </w:instrText>
+      <w:instrText xml:space="preserve"> PAGE </w:instrText>
       <w:fldChar w:fldCharType="separate"/>
       <w:fldChar w:fldCharType="end"/>
     </w:r>
@@ -4911,7 +6386,6 @@
 <w:ftr xmlns:m="http://schemas.openxmlformats.org/officeDocument/2006/math" xmlns:mc="http://schemas.openxmlformats.org/markup-compatibility/2006" xmlns:mo="http://schemas.microsoft.com/office/mac/office/2008/main" xmlns:mv="urn:schemas-microsoft-com:mac:vml" xmlns:o="urn:schemas-microsoft-com:office:office" xmlns:r="http://schemas.openxmlformats.org/officeDocument/2006/relationships" xmlns:v="urn:schemas-microsoft-com:vml" xmlns:w10="urn:schemas-microsoft-com:office:word" xmlns:w14="http://schemas.microsoft.com/office/word/2010/wordml" xmlns:w="http://schemas.openxmlformats.org/wordprocessingml/2006/main" xmlns:wne="http://schemas.microsoft.com/office/word/2006/wordml" xmlns:wp14="http://schemas.microsoft.com/office/word/2010/wordprocessingDrawing" xmlns:wp="http://schemas.openxmlformats.org/drawingml/2006/wordprocessingDrawing" xmlns:wpc="http://schemas.microsoft.com/office/word/2010/wordprocessingCanvas" xmlns:wpg="http://schemas.microsoft.com/office/word/2010/wordprocessingGroup" xmlns:wpi="http://schemas.microsoft.com/office/word/2010/wordprocessingInk" xmlns:wps="http://schemas.microsoft.com/office/word/2010/wordprocessingShape" mc:Ignorable="w14 wp14">
   <w:p>
     <w:pPr>
-      <w:pStyle w:val="Footer"/>
       <w:jc w:val="center"/>
     </w:pPr>
     <w:r>
@@ -4920,7 +6394,7 @@
         <w:sz w:val="24"/>
       </w:rPr>
       <w:fldChar w:fldCharType="begin"/>
-      <w:instrText xml:space="preserve"> PAGE \* roman </w:instrText>
+      <w:instrText xml:space="preserve"> PAGE </w:instrText>
       <w:fldChar w:fldCharType="separate"/>
       <w:fldChar w:fldCharType="end"/>
     </w:r>
@@ -4932,7 +6406,6 @@
 <w:ftr xmlns:m="http://schemas.openxmlformats.org/officeDocument/2006/math" xmlns:mc="http://schemas.openxmlformats.org/markup-compatibility/2006" xmlns:mo="http://schemas.microsoft.com/office/mac/office/2008/main" xmlns:mv="urn:schemas-microsoft-com:mac:vml" xmlns:o="urn:schemas-microsoft-com:office:office" xmlns:r="http://schemas.openxmlformats.org/officeDocument/2006/relationships" xmlns:v="urn:schemas-microsoft-com:vml" xmlns:w10="urn:schemas-microsoft-com:office:word" xmlns:w14="http://schemas.microsoft.com/office/word/2010/wordml" xmlns:w="http://schemas.openxmlformats.org/wordprocessingml/2006/main" xmlns:wne="http://schemas.microsoft.com/office/word/2006/wordml" xmlns:wp14="http://schemas.microsoft.com/office/word/2010/wordprocessingDrawing" xmlns:wp="http://schemas.openxmlformats.org/drawingml/2006/wordprocessingDrawing" xmlns:wpc="http://schemas.microsoft.com/office/word/2010/wordprocessingCanvas" xmlns:wpg="http://schemas.microsoft.com/office/word/2010/wordprocessingGroup" xmlns:wpi="http://schemas.microsoft.com/office/word/2010/wordprocessingInk" xmlns:wps="http://schemas.microsoft.com/office/word/2010/wordprocessingShape" mc:Ignorable="w14 wp14">
   <w:p>
     <w:pPr>
-      <w:pStyle w:val="Footer"/>
       <w:jc w:val="center"/>
     </w:pPr>
     <w:r>
@@ -4941,7 +6414,7 @@
         <w:sz w:val="24"/>
       </w:rPr>
       <w:fldChar w:fldCharType="begin"/>
-      <w:instrText xml:space="preserve"> PAGE \* roman </w:instrText>
+      <w:instrText xml:space="preserve"> PAGE </w:instrText>
       <w:fldChar w:fldCharType="separate"/>
       <w:fldChar w:fldCharType="end"/>
     </w:r>
@@ -17001,6 +18474,81 @@
         <w:shd w:val="clear" w:color="auto" w:fill="FBCAA2" w:themeFill="accent6" w:themeFillTint="7F"/>
       </w:tcPr>
     </w:tblStylePr>
+  </w:style>
+  <w:style w:type="paragraph" w:customStyle="1" w:styleId="IUTECPCapítulo">
+    <w:name w:val="IUTECP Capítulo"/>
+    <w:basedOn w:val="Normal"/>
+    <w:pPr>
+      <w:keepNext/>
+      <w:keepLines/>
+      <w:jc w:val="center"/>
+      <w:outlineLvl w:val="0"/>
+    </w:pPr>
+    <w:rPr>
+      <w:rFonts w:ascii="Times New Roman" w:hAnsi="Times New Roman"/>
+      <w:b/>
+      <w:sz w:val="24"/>
+    </w:rPr>
+  </w:style>
+  <w:style w:type="paragraph" w:customStyle="1" w:styleId="IUTECPPreliminar">
+    <w:name w:val="IUTECP Preliminar"/>
+    <w:basedOn w:val="Normal"/>
+    <w:pPr>
+      <w:keepNext/>
+      <w:keepLines/>
+      <w:jc w:val="center"/>
+      <w:outlineLvl w:val="0"/>
+    </w:pPr>
+    <w:rPr>
+      <w:rFonts w:ascii="Times New Roman" w:hAnsi="Times New Roman"/>
+      <w:b/>
+      <w:sz w:val="24"/>
+    </w:rPr>
+  </w:style>
+  <w:style w:type="paragraph" w:customStyle="1" w:styleId="IUTECPTítulo2">
+    <w:name w:val="IUTECP Título 2"/>
+    <w:basedOn w:val="Normal"/>
+    <w:pPr>
+      <w:keepNext/>
+      <w:keepLines/>
+      <w:jc w:val="left"/>
+      <w:outlineLvl w:val="1"/>
+    </w:pPr>
+    <w:rPr>
+      <w:rFonts w:ascii="Times New Roman" w:hAnsi="Times New Roman"/>
+      <w:b/>
+      <w:sz w:val="24"/>
+    </w:rPr>
+  </w:style>
+  <w:style w:type="paragraph" w:customStyle="1" w:styleId="IUTECPTítulo3">
+    <w:name w:val="IUTECP Título 3"/>
+    <w:basedOn w:val="Normal"/>
+    <w:pPr>
+      <w:keepNext/>
+      <w:keepLines/>
+      <w:jc w:val="left"/>
+      <w:outlineLvl w:val="2"/>
+    </w:pPr>
+    <w:rPr>
+      <w:rFonts w:ascii="Times New Roman" w:hAnsi="Times New Roman"/>
+      <w:b/>
+      <w:sz w:val="24"/>
+    </w:rPr>
+  </w:style>
+  <w:style w:type="paragraph" w:customStyle="1" w:styleId="IUTECPSubtítulocentrado">
+    <w:name w:val="IUTECP Subtítulo centrado"/>
+    <w:basedOn w:val="Normal"/>
+    <w:pPr>
+      <w:keepNext/>
+      <w:keepLines/>
+      <w:jc w:val="center"/>
+      <w:outlineLvl w:val="1"/>
+    </w:pPr>
+    <w:rPr>
+      <w:rFonts w:ascii="Times New Roman" w:hAnsi="Times New Roman"/>
+      <w:b/>
+      <w:sz w:val="24"/>
+    </w:rPr>
   </w:style>
 </w:styles>
 </file>
